--- a/public/templates/photo-report.docx
+++ b/public/templates/photo-report.docx
@@ -1883,7 +1883,7 @@
         </w:rPr>
       </w:pPr>
       <w:r>
-        <w:t xml:space="preserve">Photo </w:t>
+        <w:t>Photo </w:t>
       </w:r>
       <w:r>
         <w:t>{num}</w:t>
@@ -2438,6 +2438,532 @@
       </w:pPr>
       <w:r>
         <w:t>{/photos}</w:t>
+      </w:r>
+    </w:p>
+    <w:p>
+      <w:pPr>
+        <w:pageBreakBefore/>
+        <w:pBdr>
+          <w:left w:val="single" w:sz="36" w:space="8" w:color="FFC20E"/>
+        </w:pBdr>
+        <w:spacing w:before="220" w:after="90"/>
+        <w:rPr>
+          <w:sz w:val="24"/>
+          <w:szCs w:val="24"/>
+          <w:b/>
+          <w:color w:val="130C0E"/>
+        </w:rPr>
+      </w:pPr>
+      <w:r>
+        <w:rPr>
+          <w:sz w:val="24"/>
+          <w:szCs w:val="24"/>
+          <w:b/>
+          <w:color w:val="130C0E"/>
+        </w:rPr>
+        <w:t xml:space="preserve">Service location quality</w:t>
+      </w:r>
+    </w:p>
+    <w:p>
+      <w:pPr>
+        <w:spacing w:after="0" w:line="252" w:lineRule="auto"/>
+        <w:rPr>
+          <w:sz w:val="21"/>
+          <w:szCs w:val="21"/>
+          <w:b/>
+          <w:color w:val="130C0E"/>
+        </w:rPr>
+      </w:pPr>
+      <w:r>
+        <w:rPr>
+          <w:sz w:val="21"/>
+          <w:szCs w:val="21"/>
+          <w:b/>
+          <w:color w:val="130C0E"/>
+        </w:rPr>
+        <w:t xml:space="preserve">(Category A) Direct Services Location</w:t>
+      </w:r>
+    </w:p>
+    <w:p>
+      <w:pPr>
+        <w:spacing w:after="60" w:line="252" w:lineRule="auto"/>
+        <w:ind w:left="360" w:hanging="220"/>
+        <w:rPr>
+          <w:sz w:val="19"/>
+          <w:szCs w:val="19"/>
+          <w:color w:val="333333"/>
+        </w:rPr>
+      </w:pPr>
+      <w:r>
+        <w:rPr>
+          <w:sz w:val="19"/>
+          <w:szCs w:val="19"/>
+          <w:color w:val="333333"/>
+        </w:rPr>
+        <w:t xml:space="preserve">•  Direct Service location is the highest accuracy order of service location. It refers to services which are openly visible and can be surveyed by direct measurement to the object.</w:t>
+      </w:r>
+    </w:p>
+    <w:p>
+      <w:pPr>
+        <w:spacing w:after="60" w:line="252" w:lineRule="auto"/>
+        <w:ind w:left="360" w:hanging="220"/>
+        <w:rPr>
+          <w:sz w:val="19"/>
+          <w:szCs w:val="19"/>
+          <w:color w:val="333333"/>
+        </w:rPr>
+      </w:pPr>
+      <w:r>
+        <w:rPr>
+          <w:sz w:val="19"/>
+          <w:szCs w:val="19"/>
+          <w:color w:val="333333"/>
+        </w:rPr>
+        <w:t xml:space="preserve">•  Examples include: exposed pipes, open cable trenches and exposed drainage where invert/obvert measurement is possible.</w:t>
+      </w:r>
+    </w:p>
+    <w:p>
+      <w:pPr>
+        <w:spacing w:after="0" w:line="252" w:lineRule="auto"/>
+        <w:rPr>
+          <w:sz w:val="21"/>
+          <w:szCs w:val="21"/>
+          <w:b/>
+          <w:color w:val="130C0E"/>
+        </w:rPr>
+      </w:pPr>
+      <w:r>
+        <w:rPr>
+          <w:sz w:val="21"/>
+          <w:szCs w:val="21"/>
+          <w:b/>
+          <w:color w:val="130C0E"/>
+        </w:rPr>
+        <w:t xml:space="preserve">(Category B) Active Services Location</w:t>
+      </w:r>
+    </w:p>
+    <w:p>
+      <w:pPr>
+        <w:spacing w:after="60" w:line="252" w:lineRule="auto"/>
+        <w:ind w:left="360" w:hanging="220"/>
+        <w:rPr>
+          <w:sz w:val="19"/>
+          <w:szCs w:val="19"/>
+          <w:color w:val="333333"/>
+        </w:rPr>
+      </w:pPr>
+      <w:r>
+        <w:rPr>
+          <w:sz w:val="19"/>
+          <w:szCs w:val="19"/>
+          <w:color w:val="333333"/>
+        </w:rPr>
+        <w:t xml:space="preserve">•  Active Services are to be located using Location methods whereby services are traced using an electromagnetic signal emitted from the transmitter and received by the service detection device.</w:t>
+      </w:r>
+    </w:p>
+    <w:p>
+      <w:pPr>
+        <w:spacing w:after="60" w:line="252" w:lineRule="auto"/>
+        <w:ind w:left="360" w:hanging="220"/>
+        <w:rPr>
+          <w:sz w:val="19"/>
+          <w:szCs w:val="19"/>
+          <w:color w:val="333333"/>
+        </w:rPr>
+      </w:pPr>
+      <w:r>
+        <w:rPr>
+          <w:sz w:val="19"/>
+          <w:szCs w:val="19"/>
+          <w:color w:val="333333"/>
+        </w:rPr>
+        <w:t xml:space="preserve">•  Examples of Active Location methods include using a Direct Connection or Induction Clamp. Readings are required to be marked on the ground surface.</w:t>
+      </w:r>
+    </w:p>
+    <w:p>
+      <w:pPr>
+        <w:spacing w:after="60" w:line="252" w:lineRule="auto"/>
+        <w:ind w:left="360" w:hanging="220"/>
+        <w:rPr>
+          <w:sz w:val="19"/>
+          <w:szCs w:val="19"/>
+          <w:color w:val="333333"/>
+        </w:rPr>
+      </w:pPr>
+      <w:r>
+        <w:rPr>
+          <w:sz w:val="19"/>
+          <w:szCs w:val="19"/>
+          <w:color w:val="333333"/>
+        </w:rPr>
+        <w:t xml:space="preserve">•  Active Location methods are suitable for metal conduits, cables that are welded, soldered, or braided together or where a tracing wire/cathodic protection is present. This method is mandatory for rail services.</w:t>
+      </w:r>
+    </w:p>
+    <w:p>
+      <w:pPr>
+        <w:spacing w:after="0" w:line="252" w:lineRule="auto"/>
+        <w:rPr>
+          <w:sz w:val="21"/>
+          <w:szCs w:val="21"/>
+          <w:b/>
+          <w:color w:val="130C0E"/>
+        </w:rPr>
+      </w:pPr>
+      <w:r>
+        <w:rPr>
+          <w:sz w:val="21"/>
+          <w:szCs w:val="21"/>
+          <w:b/>
+          <w:color w:val="130C0E"/>
+        </w:rPr>
+        <w:t xml:space="preserve">(Category C) Passive Services Location</w:t>
+      </w:r>
+    </w:p>
+    <w:p>
+      <w:pPr>
+        <w:spacing w:after="60" w:line="252" w:lineRule="auto"/>
+        <w:ind w:left="360" w:hanging="220"/>
+        <w:rPr>
+          <w:sz w:val="19"/>
+          <w:szCs w:val="19"/>
+          <w:color w:val="333333"/>
+        </w:rPr>
+      </w:pPr>
+      <w:r>
+        <w:rPr>
+          <w:sz w:val="19"/>
+          <w:szCs w:val="19"/>
+          <w:color w:val="333333"/>
+        </w:rPr>
+        <w:t xml:space="preserve">•  Passive Services Location uses passive methods which do not involve the use of an electromagnetic signal, transponders, or sondes. In this class the service detection device is used as a standalone.</w:t>
+      </w:r>
+    </w:p>
+    <w:p>
+      <w:pPr>
+        <w:spacing w:after="60" w:line="252" w:lineRule="auto"/>
+        <w:ind w:left="360" w:hanging="220"/>
+        <w:rPr>
+          <w:sz w:val="19"/>
+          <w:szCs w:val="19"/>
+          <w:color w:val="333333"/>
+        </w:rPr>
+      </w:pPr>
+      <w:r>
+        <w:rPr>
+          <w:sz w:val="19"/>
+          <w:szCs w:val="19"/>
+          <w:color w:val="333333"/>
+        </w:rPr>
+        <w:t xml:space="preserve">•  Examples of Passive Service Location capture include radiolocation or GPR. These methods are commonly used for materials such as cast iron or steel pipes where active induction is not possible. Readings are required to be marked on the ground surface.</w:t>
+      </w:r>
+    </w:p>
+    <w:p>
+      <w:pPr>
+        <w:spacing w:after="0" w:line="252" w:lineRule="auto"/>
+        <w:rPr>
+          <w:sz w:val="21"/>
+          <w:szCs w:val="21"/>
+          <w:b/>
+          <w:color w:val="130C0E"/>
+        </w:rPr>
+      </w:pPr>
+      <w:r>
+        <w:rPr>
+          <w:sz w:val="21"/>
+          <w:szCs w:val="21"/>
+          <w:b/>
+          <w:color w:val="130C0E"/>
+        </w:rPr>
+        <w:t xml:space="preserve">(Category D) Unverified Services Location</w:t>
+      </w:r>
+    </w:p>
+    <w:p>
+      <w:pPr>
+        <w:spacing w:after="60" w:line="252" w:lineRule="auto"/>
+        <w:ind w:left="360" w:hanging="220"/>
+        <w:rPr>
+          <w:sz w:val="19"/>
+          <w:szCs w:val="19"/>
+          <w:color w:val="333333"/>
+        </w:rPr>
+      </w:pPr>
+      <w:r>
+        <w:rPr>
+          <w:sz w:val="19"/>
+          <w:szCs w:val="19"/>
+          <w:color w:val="333333"/>
+        </w:rPr>
+        <w:t xml:space="preserve">•  Unverified Services are services that have been located without confirmation by any of the above-mentioned methods. Unverified Services can include service locations approximated from DBYD plans or by joining top stones. The resulting services will be determined as unverified services.</w:t>
+      </w:r>
+    </w:p>
+    <w:p>
+      <w:pPr>
+        <w:spacing w:after="60" w:line="252" w:lineRule="auto"/>
+        <w:ind w:left="360" w:hanging="220"/>
+        <w:rPr>
+          <w:sz w:val="19"/>
+          <w:szCs w:val="19"/>
+          <w:color w:val="333333"/>
+        </w:rPr>
+      </w:pPr>
+      <w:r>
+        <w:rPr>
+          <w:sz w:val="19"/>
+          <w:szCs w:val="19"/>
+          <w:color w:val="333333"/>
+        </w:rPr>
+        <w:t xml:space="preserve">•  Unverified location methods are commonly used for materials such as plastic poly tubing, clay, concrete, or uninsulated/rubber jointed cast iron pipes where other methods are not possible.</w:t>
+      </w:r>
+    </w:p>
+    <w:p>
+      <w:pPr>
+        <w:pBdr>
+          <w:left w:val="single" w:sz="36" w:space="8" w:color="FFC20E"/>
+        </w:pBdr>
+        <w:spacing w:before="220" w:after="90"/>
+        <w:rPr>
+          <w:sz w:val="24"/>
+          <w:szCs w:val="24"/>
+          <w:b/>
+          <w:color w:val="130C0E"/>
+        </w:rPr>
+      </w:pPr>
+      <w:r>
+        <w:rPr>
+          <w:sz w:val="24"/>
+          <w:szCs w:val="24"/>
+          <w:b/>
+          <w:color w:val="130C0E"/>
+        </w:rPr>
+        <w:t xml:space="preserve">Terms and conditions</w:t>
+      </w:r>
+    </w:p>
+    <w:p>
+      <w:pPr>
+        <w:spacing w:after="0" w:line="252" w:lineRule="auto"/>
+        <w:rPr>
+          <w:sz w:val="20"/>
+          <w:szCs w:val="20"/>
+          <w:color w:val="130C0E"/>
+        </w:rPr>
+      </w:pPr>
+      <w:r>
+        <w:rPr>
+          <w:sz w:val="20"/>
+          <w:szCs w:val="20"/>
+          <w:color w:val="130C0E"/>
+        </w:rPr>
+        <w:t xml:space="preserve">Engineering Surveys accepts no responsibility for damage occurring to Underground services, other than as a direct result of its negligence. All Engineering Surveys employees undertake regular Training and compliance with industry standards.</w:t>
+      </w:r>
+    </w:p>
+    <w:p>
+      <w:pPr>
+        <w:spacing w:after="0" w:line="252" w:lineRule="auto"/>
+        <w:rPr>
+          <w:sz w:val="20"/>
+          <w:szCs w:val="20"/>
+          <w:b/>
+          <w:color w:val="130C0E"/>
+        </w:rPr>
+      </w:pPr>
+      <w:r>
+        <w:rPr>
+          <w:sz w:val="20"/>
+          <w:szCs w:val="20"/>
+          <w:b/>
+          <w:color w:val="130C0E"/>
+        </w:rPr>
+        <w:t xml:space="preserve">Engineering Surveys will not accept responsibility for damage under the following:</w:t>
+      </w:r>
+    </w:p>
+    <w:p>
+      <w:pPr>
+        <w:spacing w:after="60" w:line="252" w:lineRule="auto"/>
+        <w:ind w:left="360" w:hanging="220"/>
+        <w:rPr>
+          <w:sz w:val="19"/>
+          <w:szCs w:val="19"/>
+          <w:color w:val="333333"/>
+        </w:rPr>
+      </w:pPr>
+      <w:r>
+        <w:rPr>
+          <w:sz w:val="19"/>
+          <w:szCs w:val="19"/>
+          <w:color w:val="333333"/>
+        </w:rPr>
+        <w:t xml:space="preserve">•  Damage to any services outside the area designated by the client, as is the entire area in which work will be carried out, and/or</w:t>
+      </w:r>
+    </w:p>
+    <w:p>
+      <w:pPr>
+        <w:spacing w:after="60" w:line="252" w:lineRule="auto"/>
+        <w:ind w:left="360" w:hanging="220"/>
+        <w:rPr>
+          <w:sz w:val="19"/>
+          <w:szCs w:val="19"/>
+          <w:color w:val="333333"/>
+        </w:rPr>
+      </w:pPr>
+      <w:r>
+        <w:rPr>
+          <w:sz w:val="19"/>
+          <w:szCs w:val="19"/>
+          <w:color w:val="333333"/>
+        </w:rPr>
+        <w:t xml:space="preserve">•  Damage to any service which has not been indicated, or incorrectly indicated on plans obtained through dial before you dig, or from any other source, and/or</w:t>
+      </w:r>
+    </w:p>
+    <w:p>
+      <w:pPr>
+        <w:spacing w:after="60" w:line="252" w:lineRule="auto"/>
+        <w:ind w:left="360" w:hanging="220"/>
+        <w:rPr>
+          <w:sz w:val="19"/>
+          <w:szCs w:val="19"/>
+          <w:color w:val="333333"/>
+        </w:rPr>
+      </w:pPr>
+      <w:r>
+        <w:rPr>
+          <w:sz w:val="19"/>
+          <w:szCs w:val="19"/>
+          <w:color w:val="333333"/>
+        </w:rPr>
+        <w:t xml:space="preserve">•  Where the spray marker is no longer visible/legible, and/or</w:t>
+      </w:r>
+    </w:p>
+    <w:p>
+      <w:pPr>
+        <w:spacing w:after="60" w:line="252" w:lineRule="auto"/>
+        <w:ind w:left="360" w:hanging="220"/>
+        <w:rPr>
+          <w:sz w:val="19"/>
+          <w:szCs w:val="19"/>
+          <w:color w:val="333333"/>
+        </w:rPr>
+      </w:pPr>
+      <w:r>
+        <w:rPr>
+          <w:sz w:val="19"/>
+          <w:szCs w:val="19"/>
+          <w:color w:val="333333"/>
+        </w:rPr>
+        <w:t xml:space="preserve">•  Failure by the client to physically expose (by non-destructive potholing methods) any marked services to confirm alignment and depth. Refer to affected asset owners ‘Duty of care’ for safe approach distance requirements, and/or</w:t>
+      </w:r>
+    </w:p>
+    <w:p>
+      <w:pPr>
+        <w:spacing w:after="60" w:line="252" w:lineRule="auto"/>
+        <w:ind w:left="360" w:hanging="220"/>
+        <w:rPr>
+          <w:sz w:val="19"/>
+          <w:szCs w:val="19"/>
+          <w:color w:val="333333"/>
+        </w:rPr>
+      </w:pPr>
+      <w:r>
+        <w:rPr>
+          <w:sz w:val="19"/>
+          <w:szCs w:val="19"/>
+          <w:color w:val="333333"/>
+        </w:rPr>
+        <w:t xml:space="preserve">•  Non-conductive services are not detectable with equipment currently available. No responsibility is taken for any damage incurred to any non-conductive services (i.e. poly, pvc, concrete, and earthenware etc.), and/or</w:t>
+      </w:r>
+    </w:p>
+    <w:p>
+      <w:pPr>
+        <w:spacing w:after="60" w:line="252" w:lineRule="auto"/>
+        <w:ind w:left="360" w:hanging="220"/>
+        <w:rPr>
+          <w:sz w:val="19"/>
+          <w:szCs w:val="19"/>
+          <w:color w:val="333333"/>
+        </w:rPr>
+      </w:pPr>
+      <w:r>
+        <w:rPr>
+          <w:sz w:val="19"/>
+          <w:szCs w:val="19"/>
+          <w:color w:val="333333"/>
+        </w:rPr>
+        <w:t xml:space="preserve">•  Where no visible signs or reasonable access to a conductive service is known, and/or</w:t>
+      </w:r>
+    </w:p>
+    <w:p>
+      <w:pPr>
+        <w:spacing w:after="60" w:line="252" w:lineRule="auto"/>
+        <w:ind w:left="360" w:hanging="220"/>
+        <w:rPr>
+          <w:sz w:val="19"/>
+          <w:szCs w:val="19"/>
+          <w:color w:val="333333"/>
+        </w:rPr>
+      </w:pPr>
+      <w:r>
+        <w:rPr>
+          <w:sz w:val="19"/>
+          <w:szCs w:val="19"/>
+          <w:color w:val="333333"/>
+        </w:rPr>
+        <w:t xml:space="preserve">•  If conductive continuity is not maintained through the service being located.</w:t>
+      </w:r>
+    </w:p>
+    <w:p>
+      <w:pPr>
+        <w:spacing w:after="60" w:line="252" w:lineRule="auto"/>
+        <w:ind w:left="360" w:hanging="220"/>
+        <w:rPr>
+          <w:sz w:val="19"/>
+          <w:szCs w:val="19"/>
+          <w:color w:val="333333"/>
+        </w:rPr>
+      </w:pPr>
+      <w:r>
+        <w:rPr>
+          <w:sz w:val="19"/>
+          <w:szCs w:val="19"/>
+          <w:color w:val="333333"/>
+        </w:rPr>
+        <w:t xml:space="preserve">•  Engineering Surveys accepts no responsibility for damage to services that have not been verified by ‘potholing’. In the event of damage to services:</w:t>
+      </w:r>
+    </w:p>
+    <w:p>
+      <w:pPr>
+        <w:spacing w:after="60" w:line="252" w:lineRule="auto"/>
+        <w:ind w:left="360" w:hanging="220"/>
+        <w:rPr>
+          <w:sz w:val="19"/>
+          <w:szCs w:val="19"/>
+          <w:color w:val="333333"/>
+        </w:rPr>
+      </w:pPr>
+      <w:r>
+        <w:rPr>
+          <w:sz w:val="19"/>
+          <w:szCs w:val="19"/>
+          <w:color w:val="333333"/>
+        </w:rPr>
+        <w:t xml:space="preserve">•  All damage must be reported to Engineering Surveys prior to any repairs occurring, and/or further earthworks being conducted.</w:t>
+      </w:r>
+    </w:p>
+    <w:p>
+      <w:pPr>
+        <w:spacing w:after="60" w:line="252" w:lineRule="auto"/>
+        <w:ind w:left="360" w:hanging="220"/>
+        <w:rPr>
+          <w:sz w:val="19"/>
+          <w:szCs w:val="19"/>
+          <w:color w:val="333333"/>
+        </w:rPr>
+      </w:pPr>
+      <w:r>
+        <w:rPr>
+          <w:sz w:val="19"/>
+          <w:szCs w:val="19"/>
+          <w:color w:val="333333"/>
+        </w:rPr>
+        <w:t xml:space="preserve">•  An Engineering Surveys representative is to carry out site inspection within a reasonable time period that will not delay necessary repair work.</w:t>
       </w:r>
     </w:p>
     <w:sectPr>

--- a/public/templates/photo-report.docx
+++ b/public/templates/photo-report.docx
@@ -24,7 +24,7 @@
           <w:b/>
           <w:color w:val="FFFFFF"/>
         </w:rPr>
-        <w:t xml:space="preserve">PHOTO REPORT</w:t>
+        <w:t xml:space="preserve">POTHOLE REPORT</w:t>
       </w:r>
     </w:p>
     <w:p>

--- a/public/templates/photo-report.docx
+++ b/public/templates/photo-report.docx
@@ -1931,41 +1931,47 @@
         <w:tblW w:w="10086" w:type="dxa"/>
         <w:jc w:val="left"/>
         <w:tblInd w:w="0" w:type="dxa"/>
-        <w:tblBorders>
-          <w:top w:val="single" w:sz="4" w:space="0" w:color="E6E3DD"/>
-          <w:left w:val="single" w:sz="4" w:space="0" w:color="E6E3DD"/>
-          <w:bottom w:val="single" w:sz="4" w:space="0" w:color="E6E3DD"/>
-          <w:right w:val="single" w:sz="4" w:space="0" w:color="E6E3DD"/>
-          <w:insideH w:val="single" w:sz="4" w:space="0" w:color="E6E3DD"/>
-          <w:insideV w:val="single" w:sz="4" w:space="0" w:color="E6E3DD"/>
-        </w:tblBorders>
       </w:tblPr>
       <w:tblGrid>
-        <w:gridCol w:w="1500"/>
-        <w:gridCol w:w="8586"/>
+        <w:gridCol w:w="2017"/>
+        <w:gridCol w:w="2017"/>
+        <w:gridCol w:w="2017"/>
+        <w:gridCol w:w="2017"/>
+        <w:gridCol w:w="2018"/>
       </w:tblGrid>
       <w:tr>
         <w:tc>
           <w:tcPr>
-            <w:tcW w:w="1500" w:type="dxa"/>
-            <w:shd w:val="clear" w:color="auto" w:fill="130C0E"/>
-            <w:tcMar>
-              <w:top w:w="40" w:type="dxa"/>
-              <w:left w:w="110" w:type="dxa"/>
-              <w:bottom w:w="40" w:type="dxa"/>
-              <w:right w:w="110" w:type="dxa"/>
-            </w:tcMar>
-            <w:vAlign w:val="center"/>
-          </w:tcPr>
-          <w:p>
-            <w:pPr>
-              <w:spacing w:after="0" w:line="252" w:lineRule="auto"/>
+            <w:tcW w:w="2017" w:type="dxa"/>
+            <w:tcMar>
+              <w:top w:w="40" w:type="dxa"/>
+              <w:left w:w="110" w:type="dxa"/>
+              <w:bottom w:w="40" w:type="dxa"/>
+              <w:right w:w="110" w:type="dxa"/>
+            </w:tcMar>
+            <w:vAlign w:val="center"/>
+          </w:tcPr>
+          <w:p>
+            <w:pPr>
+              <w:spacing w:before="40" w:after="20"/>
+              <w:jc w:val="center"/>
+            </w:pPr>
+            <w:r>
+              <w:t>{#potholeRows}</w:t>
+            </w:r>
+            <w:r>
+              <w:t xml:space="preserve">{%c0img}</w:t>
+            </w:r>
+          </w:p>
+          <w:p>
+            <w:pPr>
+              <w:spacing w:after="60"/>
               <w:jc w:val="center"/>
               <w:rPr>
                 <w:sz w:val="18"/>
                 <w:szCs w:val="18"/>
                 <w:b/>
-                <w:color w:val="FFFFFF"/>
+                <w:color w:val="130C0E"/>
               </w:rPr>
             </w:pPr>
             <w:r>
@@ -1973,139 +1979,180 @@
                 <w:sz w:val="18"/>
                 <w:szCs w:val="18"/>
                 <w:b/>
-                <w:color w:val="FFFFFF"/>
-              </w:rPr>
-              <w:t xml:space="preserve">Pothole</w:t>
-            </w:r>
-          </w:p>
-        </w:tc>
-        <w:tc>
-          <w:tcPr>
-            <w:tcW w:w="8586" w:type="dxa"/>
-            <w:shd w:val="clear" w:color="auto" w:fill="130C0E"/>
-            <w:tcMar>
-              <w:top w:w="40" w:type="dxa"/>
-              <w:left w:w="110" w:type="dxa"/>
-              <w:bottom w:w="40" w:type="dxa"/>
-              <w:right w:w="110" w:type="dxa"/>
-            </w:tcMar>
-            <w:vAlign w:val="center"/>
-          </w:tcPr>
-          <w:p>
-            <w:pPr>
-              <w:spacing w:after="0" w:line="252" w:lineRule="auto"/>
-              <w:rPr>
-                <w:sz w:val="20"/>
-                <w:szCs w:val="20"/>
-                <w:b/>
-                <w:color w:val="FFFFFF"/>
-              </w:rPr>
-            </w:pPr>
-            <w:r>
-              <w:rPr>
-                <w:sz w:val="20"/>
-                <w:szCs w:val="20"/>
-                <w:b/>
-                <w:color w:val="FFFFFF"/>
-              </w:rPr>
-              <w:t xml:space="preserve">Details</w:t>
-            </w:r>
-          </w:p>
-        </w:tc>
-      </w:tr>
-      <w:tr>
-        <w:tc>
-          <w:tcPr>
-            <w:tcW w:w="1500" w:type="dxa"/>
-            <w:tcMar>
-              <w:top w:w="40" w:type="dxa"/>
-              <w:left w:w="110" w:type="dxa"/>
-              <w:bottom w:w="40" w:type="dxa"/>
-              <w:right w:w="110" w:type="dxa"/>
-            </w:tcMar>
-            <w:vAlign w:val="center"/>
-          </w:tcPr>
-          <w:p>
-            <w:pPr>
-              <w:spacing w:after="0"/>
+                <w:color w:val="130C0E"/>
+              </w:rPr>
+              <w:t xml:space="preserve">{c0label}</w:t>
+            </w:r>
+          </w:p>
+        </w:tc>
+        <w:tc>
+          <w:tcPr>
+            <w:tcW w:w="2017" w:type="dxa"/>
+            <w:tcMar>
+              <w:top w:w="40" w:type="dxa"/>
+              <w:left w:w="110" w:type="dxa"/>
+              <w:bottom w:w="40" w:type="dxa"/>
+              <w:right w:w="110" w:type="dxa"/>
+            </w:tcMar>
+            <w:vAlign w:val="center"/>
+          </w:tcPr>
+          <w:p>
+            <w:pPr>
+              <w:spacing w:before="40" w:after="20"/>
               <w:jc w:val="center"/>
             </w:pPr>
             <w:r>
-              <w:t>{#potholes}</w:t>
-            </w:r>
-            <w:r>
-              <w:t xml:space="preserve">{%data}</w:t>
-            </w:r>
-          </w:p>
-        </w:tc>
-        <w:tc>
-          <w:tcPr>
-            <w:tcW w:w="8586" w:type="dxa"/>
-            <w:tcMar>
-              <w:top w:w="40" w:type="dxa"/>
-              <w:left w:w="110" w:type="dxa"/>
-              <w:bottom w:w="40" w:type="dxa"/>
-              <w:right w:w="110" w:type="dxa"/>
-            </w:tcMar>
-            <w:vAlign w:val="center"/>
-          </w:tcPr>
-          <w:p>
-            <w:pPr>
-              <w:spacing w:after="0" w:line="252" w:lineRule="auto"/>
-              <w:rPr>
-                <w:sz w:val="20"/>
-                <w:szCs w:val="20"/>
-                <w:b/>
-                <w:color w:val="130C0E"/>
-              </w:rPr>
-            </w:pPr>
-            <w:r>
-              <w:rPr>
-                <w:sz w:val="20"/>
-                <w:szCs w:val="20"/>
-                <w:b/>
-                <w:color w:val="130C0E"/>
-              </w:rPr>
-              <w:t xml:space="preserve">{label}  —  {code}  ·  QL {ql}</w:t>
-            </w:r>
-          </w:p>
-          <w:p>
-            <w:pPr>
-              <w:spacing w:after="0" w:line="252" w:lineRule="auto"/>
-              <w:rPr>
-                <w:sz w:val="19"/>
-                <w:szCs w:val="19"/>
-                <w:color w:val="444444"/>
-              </w:rPr>
-            </w:pPr>
-            <w:r>
-              <w:rPr>
-                <w:sz w:val="19"/>
-                <w:szCs w:val="19"/>
-                <w:color w:val="444444"/>
-              </w:rPr>
-              <w:t xml:space="preserve">Depth: {depth}</w:t>
-            </w:r>
-          </w:p>
-          <w:p>
-            <w:pPr>
-              <w:spacing w:after="0" w:line="252" w:lineRule="auto"/>
-              <w:rPr>
-                <w:sz w:val="19"/>
-                <w:szCs w:val="19"/>
-                <w:color w:val="444444"/>
-              </w:rPr>
-            </w:pPr>
-            <w:r>
-              <w:rPr>
-                <w:sz w:val="19"/>
-                <w:szCs w:val="19"/>
-                <w:color w:val="444444"/>
-              </w:rPr>
-              <w:t xml:space="preserve">{comment}</w:t>
-            </w:r>
-            <w:r>
-              <w:t>{/potholes}</w:t>
+              <w:t xml:space="preserve">{%c1img}</w:t>
+            </w:r>
+          </w:p>
+          <w:p>
+            <w:pPr>
+              <w:spacing w:after="60"/>
+              <w:jc w:val="center"/>
+              <w:rPr>
+                <w:sz w:val="18"/>
+                <w:szCs w:val="18"/>
+                <w:b/>
+                <w:color w:val="130C0E"/>
+              </w:rPr>
+            </w:pPr>
+            <w:r>
+              <w:rPr>
+                <w:sz w:val="18"/>
+                <w:szCs w:val="18"/>
+                <w:b/>
+                <w:color w:val="130C0E"/>
+              </w:rPr>
+              <w:t xml:space="preserve">{c1label}</w:t>
+            </w:r>
+          </w:p>
+        </w:tc>
+        <w:tc>
+          <w:tcPr>
+            <w:tcW w:w="2017" w:type="dxa"/>
+            <w:tcMar>
+              <w:top w:w="40" w:type="dxa"/>
+              <w:left w:w="110" w:type="dxa"/>
+              <w:bottom w:w="40" w:type="dxa"/>
+              <w:right w:w="110" w:type="dxa"/>
+            </w:tcMar>
+            <w:vAlign w:val="center"/>
+          </w:tcPr>
+          <w:p>
+            <w:pPr>
+              <w:spacing w:before="40" w:after="20"/>
+              <w:jc w:val="center"/>
+            </w:pPr>
+            <w:r>
+              <w:t xml:space="preserve">{%c2img}</w:t>
+            </w:r>
+          </w:p>
+          <w:p>
+            <w:pPr>
+              <w:spacing w:after="60"/>
+              <w:jc w:val="center"/>
+              <w:rPr>
+                <w:sz w:val="18"/>
+                <w:szCs w:val="18"/>
+                <w:b/>
+                <w:color w:val="130C0E"/>
+              </w:rPr>
+            </w:pPr>
+            <w:r>
+              <w:rPr>
+                <w:sz w:val="18"/>
+                <w:szCs w:val="18"/>
+                <w:b/>
+                <w:color w:val="130C0E"/>
+              </w:rPr>
+              <w:t xml:space="preserve">{c2label}</w:t>
+            </w:r>
+          </w:p>
+        </w:tc>
+        <w:tc>
+          <w:tcPr>
+            <w:tcW w:w="2017" w:type="dxa"/>
+            <w:tcMar>
+              <w:top w:w="40" w:type="dxa"/>
+              <w:left w:w="110" w:type="dxa"/>
+              <w:bottom w:w="40" w:type="dxa"/>
+              <w:right w:w="110" w:type="dxa"/>
+            </w:tcMar>
+            <w:vAlign w:val="center"/>
+          </w:tcPr>
+          <w:p>
+            <w:pPr>
+              <w:spacing w:before="40" w:after="20"/>
+              <w:jc w:val="center"/>
+            </w:pPr>
+            <w:r>
+              <w:t xml:space="preserve">{%c3img}</w:t>
+            </w:r>
+          </w:p>
+          <w:p>
+            <w:pPr>
+              <w:spacing w:after="60"/>
+              <w:jc w:val="center"/>
+              <w:rPr>
+                <w:sz w:val="18"/>
+                <w:szCs w:val="18"/>
+                <w:b/>
+                <w:color w:val="130C0E"/>
+              </w:rPr>
+            </w:pPr>
+            <w:r>
+              <w:rPr>
+                <w:sz w:val="18"/>
+                <w:szCs w:val="18"/>
+                <w:b/>
+                <w:color w:val="130C0E"/>
+              </w:rPr>
+              <w:t xml:space="preserve">{c3label}</w:t>
+            </w:r>
+          </w:p>
+        </w:tc>
+        <w:tc>
+          <w:tcPr>
+            <w:tcW w:w="2018" w:type="dxa"/>
+            <w:tcMar>
+              <w:top w:w="40" w:type="dxa"/>
+              <w:left w:w="110" w:type="dxa"/>
+              <w:bottom w:w="40" w:type="dxa"/>
+              <w:right w:w="110" w:type="dxa"/>
+            </w:tcMar>
+            <w:vAlign w:val="center"/>
+          </w:tcPr>
+          <w:p>
+            <w:pPr>
+              <w:spacing w:before="40" w:after="20"/>
+              <w:jc w:val="center"/>
+            </w:pPr>
+            <w:r>
+              <w:t xml:space="preserve">{%c4img}</w:t>
+            </w:r>
+          </w:p>
+          <w:p>
+            <w:pPr>
+              <w:spacing w:after="60"/>
+              <w:jc w:val="center"/>
+              <w:rPr>
+                <w:sz w:val="18"/>
+                <w:szCs w:val="18"/>
+                <w:b/>
+                <w:color w:val="130C0E"/>
+              </w:rPr>
+            </w:pPr>
+            <w:r>
+              <w:rPr>
+                <w:sz w:val="18"/>
+                <w:szCs w:val="18"/>
+                <w:b/>
+                <w:color w:val="130C0E"/>
+              </w:rPr>
+              <w:t xml:space="preserve">{c4label}</w:t>
+            </w:r>
+            <w:r>
+              <w:t>{/potholeRows}</w:t>
             </w:r>
           </w:p>
         </w:tc>

--- a/public/templates/photo-report.docx
+++ b/public/templates/photo-report.docx
@@ -1021,14 +1021,14 @@
         </w:tblBorders>
       </w:tblPr>
       <w:tblGrid>
-        <w:gridCol w:w="1400"/>
-        <w:gridCol w:w="8686"/>
+        <w:gridCol w:w="1900"/>
+        <w:gridCol w:w="8186"/>
       </w:tblGrid>
       <w:tr>
         <w:tc>
           <w:tcPr>
-            <w:tcW w:w="1400" w:type="dxa"/>
-            <w:shd w:val="clear" w:color="auto" w:fill="F5A623"/>
+            <w:tcW w:w="1900" w:type="dxa"/>
+            <w:shd w:val="clear" w:color="auto" w:fill="F6E84F"/>
             <w:tcMar>
               <w:top w:w="40" w:type="dxa"/>
               <w:left w:w="110" w:type="dxa"/>
@@ -1055,13 +1055,13 @@
                 <w:b/>
                 <w:color w:val="000000"/>
               </w:rPr>
-              <w:t xml:space="preserve">G</w:t>
-            </w:r>
-          </w:p>
-        </w:tc>
-        <w:tc>
-          <w:tcPr>
-            <w:tcW w:w="8686" w:type="dxa"/>
+              <w:t xml:space="preserve">G, GM, GS</w:t>
+            </w:r>
+          </w:p>
+        </w:tc>
+        <w:tc>
+          <w:tcPr>
+            <w:tcW w:w="8186" w:type="dxa"/>
             <w:tcMar>
               <w:top w:w="40" w:type="dxa"/>
               <w:left w:w="110" w:type="dxa"/>
@@ -1093,8 +1093,8 @@
       <w:tr>
         <w:tc>
           <w:tcPr>
-            <w:tcW w:w="1400" w:type="dxa"/>
-            <w:shd w:val="clear" w:color="auto" w:fill="FF7F00"/>
+            <w:tcW w:w="1900" w:type="dxa"/>
+            <w:shd w:val="clear" w:color="auto" w:fill="FFFFFF"/>
             <w:tcMar>
               <w:top w:w="40" w:type="dxa"/>
               <w:left w:w="110" w:type="dxa"/>
@@ -1127,7 +1127,7 @@
         </w:tc>
         <w:tc>
           <w:tcPr>
-            <w:tcW w:w="8686" w:type="dxa"/>
+            <w:tcW w:w="8186" w:type="dxa"/>
             <w:tcMar>
               <w:top w:w="40" w:type="dxa"/>
               <w:left w:w="110" w:type="dxa"/>
@@ -1159,8 +1159,8 @@
       <w:tr>
         <w:tc>
           <w:tcPr>
-            <w:tcW w:w="1400" w:type="dxa"/>
-            <w:shd w:val="clear" w:color="auto" w:fill="FF0000"/>
+            <w:tcW w:w="1900" w:type="dxa"/>
+            <w:shd w:val="clear" w:color="auto" w:fill="F4B183"/>
             <w:tcMar>
               <w:top w:w="40" w:type="dxa"/>
               <w:left w:w="110" w:type="dxa"/>
@@ -1177,23 +1177,23 @@
                 <w:sz w:val="20"/>
                 <w:szCs w:val="20"/>
                 <w:b/>
-                <w:color w:val="FFFFFF"/>
-              </w:rPr>
-            </w:pPr>
-            <w:r>
-              <w:rPr>
-                <w:sz w:val="20"/>
-                <w:szCs w:val="20"/>
-                <w:b/>
-                <w:color w:val="FFFFFF"/>
-              </w:rPr>
-              <w:t xml:space="preserve">E</w:t>
-            </w:r>
-          </w:p>
-        </w:tc>
-        <w:tc>
-          <w:tcPr>
-            <w:tcW w:w="8686" w:type="dxa"/>
+                <w:color w:val="000000"/>
+              </w:rPr>
+            </w:pPr>
+            <w:r>
+              <w:rPr>
+                <w:sz w:val="20"/>
+                <w:szCs w:val="20"/>
+                <w:b/>
+                <w:color w:val="000000"/>
+              </w:rPr>
+              <w:t xml:space="preserve">HV, LV, E</w:t>
+            </w:r>
+          </w:p>
+        </w:tc>
+        <w:tc>
+          <w:tcPr>
+            <w:tcW w:w="8186" w:type="dxa"/>
             <w:tcMar>
               <w:top w:w="40" w:type="dxa"/>
               <w:left w:w="110" w:type="dxa"/>
@@ -1225,8 +1225,8 @@
       <w:tr>
         <w:tc>
           <w:tcPr>
-            <w:tcW w:w="1400" w:type="dxa"/>
-            <w:shd w:val="clear" w:color="auto" w:fill="D9D9D9"/>
+            <w:tcW w:w="1900" w:type="dxa"/>
+            <w:shd w:val="clear" w:color="auto" w:fill="FFFFFF"/>
             <w:tcMar>
               <w:top w:w="40" w:type="dxa"/>
               <w:left w:w="110" w:type="dxa"/>
@@ -1253,13 +1253,13 @@
                 <w:b/>
                 <w:color w:val="000000"/>
               </w:rPr>
-              <w:t xml:space="preserve">COMMS</w:t>
-            </w:r>
-          </w:p>
-        </w:tc>
-        <w:tc>
-          <w:tcPr>
-            <w:tcW w:w="8686" w:type="dxa"/>
+              <w:t xml:space="preserve">COMMS, OF</w:t>
+            </w:r>
+          </w:p>
+        </w:tc>
+        <w:tc>
+          <w:tcPr>
+            <w:tcW w:w="8186" w:type="dxa"/>
             <w:tcMar>
               <w:top w:w="40" w:type="dxa"/>
               <w:left w:w="110" w:type="dxa"/>
@@ -1291,8 +1291,8 @@
       <w:tr>
         <w:tc>
           <w:tcPr>
-            <w:tcW w:w="1400" w:type="dxa"/>
-            <w:shd w:val="clear" w:color="auto" w:fill="0000FF"/>
+            <w:tcW w:w="1900" w:type="dxa"/>
+            <w:shd w:val="clear" w:color="auto" w:fill="8EAADB"/>
             <w:tcMar>
               <w:top w:w="40" w:type="dxa"/>
               <w:left w:w="110" w:type="dxa"/>
@@ -1309,23 +1309,23 @@
                 <w:sz w:val="20"/>
                 <w:szCs w:val="20"/>
                 <w:b/>
-                <w:color w:val="FFFFFF"/>
-              </w:rPr>
-            </w:pPr>
-            <w:r>
-              <w:rPr>
-                <w:sz w:val="20"/>
-                <w:szCs w:val="20"/>
-                <w:b/>
-                <w:color w:val="FFFFFF"/>
-              </w:rPr>
-              <w:t xml:space="preserve">W</w:t>
-            </w:r>
-          </w:p>
-        </w:tc>
-        <w:tc>
-          <w:tcPr>
-            <w:tcW w:w="8686" w:type="dxa"/>
+                <w:color w:val="000000"/>
+              </w:rPr>
+            </w:pPr>
+            <w:r>
+              <w:rPr>
+                <w:sz w:val="20"/>
+                <w:szCs w:val="20"/>
+                <w:b/>
+                <w:color w:val="000000"/>
+              </w:rPr>
+              <w:t xml:space="preserve">WS, WM, W</w:t>
+            </w:r>
+          </w:p>
+        </w:tc>
+        <w:tc>
+          <w:tcPr>
+            <w:tcW w:w="8186" w:type="dxa"/>
             <w:tcMar>
               <w:top w:w="40" w:type="dxa"/>
               <w:left w:w="110" w:type="dxa"/>
@@ -1357,8 +1357,8 @@
       <w:tr>
         <w:tc>
           <w:tcPr>
-            <w:tcW w:w="1400" w:type="dxa"/>
-            <w:shd w:val="clear" w:color="auto" w:fill="00A651"/>
+            <w:tcW w:w="1900" w:type="dxa"/>
+            <w:shd w:val="clear" w:color="auto" w:fill="FBE4D5"/>
             <w:tcMar>
               <w:top w:w="40" w:type="dxa"/>
               <w:left w:w="110" w:type="dxa"/>
@@ -1375,15 +1375,15 @@
                 <w:sz w:val="20"/>
                 <w:szCs w:val="20"/>
                 <w:b/>
-                <w:color w:val="FFFFFF"/>
-              </w:rPr>
-            </w:pPr>
-            <w:r>
-              <w:rPr>
-                <w:sz w:val="20"/>
-                <w:szCs w:val="20"/>
-                <w:b/>
-                <w:color w:val="FFFFFF"/>
+                <w:color w:val="000000"/>
+              </w:rPr>
+            </w:pPr>
+            <w:r>
+              <w:rPr>
+                <w:sz w:val="20"/>
+                <w:szCs w:val="20"/>
+                <w:b/>
+                <w:color w:val="000000"/>
               </w:rPr>
               <w:t xml:space="preserve">SWR</w:t>
             </w:r>
@@ -1391,7 +1391,7 @@
         </w:tc>
         <w:tc>
           <w:tcPr>
-            <w:tcW w:w="8686" w:type="dxa"/>
+            <w:tcW w:w="8186" w:type="dxa"/>
             <w:tcMar>
               <w:top w:w="40" w:type="dxa"/>
               <w:left w:w="110" w:type="dxa"/>
@@ -1423,8 +1423,8 @@
       <w:tr>
         <w:tc>
           <w:tcPr>
-            <w:tcW w:w="1400" w:type="dxa"/>
-            <w:shd w:val="clear" w:color="auto" w:fill="7030A0"/>
+            <w:tcW w:w="1900" w:type="dxa"/>
+            <w:shd w:val="clear" w:color="auto" w:fill="92D050"/>
             <w:tcMar>
               <w:top w:w="40" w:type="dxa"/>
               <w:left w:w="110" w:type="dxa"/>
@@ -1441,15 +1441,15 @@
                 <w:sz w:val="20"/>
                 <w:szCs w:val="20"/>
                 <w:b/>
-                <w:color w:val="FFFFFF"/>
-              </w:rPr>
-            </w:pPr>
-            <w:r>
-              <w:rPr>
-                <w:sz w:val="20"/>
-                <w:szCs w:val="20"/>
-                <w:b/>
-                <w:color w:val="FFFFFF"/>
+                <w:color w:val="000000"/>
+              </w:rPr>
+            </w:pPr>
+            <w:r>
+              <w:rPr>
+                <w:sz w:val="20"/>
+                <w:szCs w:val="20"/>
+                <w:b/>
+                <w:color w:val="000000"/>
               </w:rPr>
               <w:t xml:space="preserve">STW</w:t>
             </w:r>
@@ -1457,7 +1457,7 @@
         </w:tc>
         <w:tc>
           <w:tcPr>
-            <w:tcW w:w="8686" w:type="dxa"/>
+            <w:tcW w:w="8186" w:type="dxa"/>
             <w:tcMar>
               <w:top w:w="40" w:type="dxa"/>
               <w:left w:w="110" w:type="dxa"/>
@@ -1489,8 +1489,8 @@
       <w:tr>
         <w:tc>
           <w:tcPr>
-            <w:tcW w:w="1400" w:type="dxa"/>
-            <w:shd w:val="clear" w:color="auto" w:fill="7030A0"/>
+            <w:tcW w:w="1900" w:type="dxa"/>
+            <w:shd w:val="clear" w:color="auto" w:fill="D777C5"/>
             <w:tcMar>
               <w:top w:w="40" w:type="dxa"/>
               <w:left w:w="110" w:type="dxa"/>
@@ -1507,15 +1507,15 @@
                 <w:sz w:val="20"/>
                 <w:szCs w:val="20"/>
                 <w:b/>
-                <w:color w:val="FFFFFF"/>
-              </w:rPr>
-            </w:pPr>
-            <w:r>
-              <w:rPr>
-                <w:sz w:val="20"/>
-                <w:szCs w:val="20"/>
-                <w:b/>
-                <w:color w:val="FFFFFF"/>
+                <w:color w:val="000000"/>
+              </w:rPr>
+            </w:pPr>
+            <w:r>
+              <w:rPr>
+                <w:sz w:val="20"/>
+                <w:szCs w:val="20"/>
+                <w:b/>
+                <w:color w:val="000000"/>
               </w:rPr>
               <w:t xml:space="preserve">RW</w:t>
             </w:r>
@@ -1523,7 +1523,7 @@
         </w:tc>
         <w:tc>
           <w:tcPr>
-            <w:tcW w:w="8686" w:type="dxa"/>
+            <w:tcW w:w="8186" w:type="dxa"/>
             <w:tcMar>
               <w:top w:w="40" w:type="dxa"/>
               <w:left w:w="110" w:type="dxa"/>
@@ -1555,8 +1555,8 @@
       <w:tr>
         <w:tc>
           <w:tcPr>
-            <w:tcW w:w="1400" w:type="dxa"/>
-            <w:shd w:val="clear" w:color="auto" w:fill="FF66CC"/>
+            <w:tcW w:w="1900" w:type="dxa"/>
+            <w:shd w:val="clear" w:color="auto" w:fill="FF3399"/>
             <w:tcMar>
               <w:top w:w="40" w:type="dxa"/>
               <w:left w:w="110" w:type="dxa"/>
@@ -1589,7 +1589,7 @@
         </w:tc>
         <w:tc>
           <w:tcPr>
-            <w:tcW w:w="8686" w:type="dxa"/>
+            <w:tcW w:w="8186" w:type="dxa"/>
             <w:tcMar>
               <w:top w:w="40" w:type="dxa"/>
               <w:left w:w="110" w:type="dxa"/>
@@ -1621,7 +1621,7 @@
       <w:tr>
         <w:tc>
           <w:tcPr>
-            <w:tcW w:w="1400" w:type="dxa"/>
+            <w:tcW w:w="1900" w:type="dxa"/>
             <w:shd w:val="clear" w:color="auto" w:fill="FFFF00"/>
             <w:tcMar>
               <w:top w:w="40" w:type="dxa"/>
@@ -1655,7 +1655,7 @@
         </w:tc>
         <w:tc>
           <w:tcPr>
-            <w:tcW w:w="8686" w:type="dxa"/>
+            <w:tcW w:w="8186" w:type="dxa"/>
             <w:tcMar>
               <w:top w:w="40" w:type="dxa"/>
               <w:left w:w="110" w:type="dxa"/>

--- a/public/templates/photo-report.docx
+++ b/public/templates/photo-report.docx
@@ -777,88 +777,1085 @@
         <w:t xml:space="preserve">Utilities located</w:t>
       </w:r>
     </w:p>
-    <w:p>
-      <w:pPr>
-        <w:spacing w:after="0"/>
-        <w:rPr>
-          <w:sz w:val="21"/>
-          <w:szCs w:val="21"/>
-          <w:color w:val="130C0E"/>
-        </w:rPr>
-      </w:pPr>
-      <w:r>
-        <w:t>{#utilities}</w:t>
-      </w:r>
-      <w:r>
-        <w:rPr>
-          <w:sz w:val="21"/>
-          <w:szCs w:val="21"/>
-          <w:b/>
-          <w:color w:val="130C0E"/>
-        </w:rPr>
-        <w:t xml:space="preserve">{label}</w:t>
-      </w:r>
-      <w:r>
-        <w:rPr>
-          <w:sz w:val="21"/>
-          <w:szCs w:val="21"/>
-          <w:color w:val="130C0E"/>
-        </w:rPr>
-        <w:t xml:space="preserve">    </w:t>
-      </w:r>
-      <w:r>
-        <w:t>{/utilities}</w:t>
-      </w:r>
-      <w:r>
-        <w:rPr>
-          <w:sz w:val="21"/>
-          <w:szCs w:val="21"/>
-          <w:color w:val="888888"/>
-        </w:rPr>
-        <w:t>{^utilities}None recorded.{/utilities}</w:t>
-      </w:r>
-    </w:p>
-    <w:p>
-      <w:pPr>
-        <w:pBdr>
-          <w:left w:val="single" w:sz="36" w:space="8" w:color="FFC20E"/>
-        </w:pBdr>
-        <w:spacing w:before="220" w:after="90"/>
-        <w:rPr>
-          <w:sz w:val="24"/>
-          <w:szCs w:val="24"/>
-          <w:b/>
-          <w:color w:val="130C0E"/>
-        </w:rPr>
-      </w:pPr>
-      <w:r>
-        <w:rPr>
-          <w:sz w:val="24"/>
-          <w:szCs w:val="24"/>
-          <w:b/>
-          <w:color w:val="130C0E"/>
-        </w:rPr>
-        <w:t xml:space="preserve">Located to quality level (AS 5488.1:2022)</w:t>
-      </w:r>
-    </w:p>
-    <w:p>
-      <w:pPr>
-        <w:spacing w:after="0" w:line="252" w:lineRule="auto"/>
-        <w:rPr>
-          <w:sz w:val="20"/>
-          <w:szCs w:val="20"/>
-          <w:color w:val="130C0E"/>
-        </w:rPr>
-      </w:pPr>
-      <w:r>
-        <w:rPr>
-          <w:sz w:val="20"/>
-          <w:szCs w:val="20"/>
-          <w:color w:val="130C0E"/>
-        </w:rPr>
-        <w:t xml:space="preserve">{qlLevels}</w:t>
-      </w:r>
-    </w:p>
+    <w:tbl>
+      <w:tblPr>
+        <w:tblW w:w="10086" w:type="dxa"/>
+        <w:jc w:val="left"/>
+        <w:tblInd w:w="0" w:type="dxa"/>
+        <w:tblBorders>
+          <w:top w:val="single" w:sz="4" w:space="0" w:color="E6E3DD"/>
+          <w:left w:val="single" w:sz="4" w:space="0" w:color="E6E3DD"/>
+          <w:bottom w:val="single" w:sz="4" w:space="0" w:color="E6E3DD"/>
+          <w:right w:val="single" w:sz="4" w:space="0" w:color="E6E3DD"/>
+          <w:insideH w:val="single" w:sz="4" w:space="0" w:color="E6E3DD"/>
+          <w:insideV w:val="single" w:sz="4" w:space="0" w:color="E6E3DD"/>
+        </w:tblBorders>
+      </w:tblPr>
+      <w:tblGrid>
+        <w:gridCol w:w="3400"/>
+        <w:gridCol w:w="1700"/>
+        <w:gridCol w:w="4986"/>
+      </w:tblGrid>
+      <w:tr>
+        <w:tc>
+          <w:tcPr>
+            <w:tcW w:w="3400" w:type="dxa"/>
+            <w:shd w:val="clear" w:color="auto" w:fill="130C0E"/>
+            <w:tcMar>
+              <w:top w:w="40" w:type="dxa"/>
+              <w:left w:w="110" w:type="dxa"/>
+              <w:bottom w:w="40" w:type="dxa"/>
+              <w:right w:w="110" w:type="dxa"/>
+            </w:tcMar>
+            <w:vAlign w:val="center"/>
+          </w:tcPr>
+          <w:p>
+            <w:pPr>
+              <w:spacing w:after="0" w:line="252" w:lineRule="auto"/>
+              <w:rPr>
+                <w:sz w:val="20"/>
+                <w:szCs w:val="20"/>
+                <w:b/>
+                <w:color w:val="FFFFFF"/>
+              </w:rPr>
+            </w:pPr>
+            <w:r>
+              <w:rPr>
+                <w:sz w:val="20"/>
+                <w:szCs w:val="20"/>
+                <w:b/>
+                <w:color w:val="FFFFFF"/>
+              </w:rPr>
+              <w:t xml:space="preserve">Service</w:t>
+            </w:r>
+          </w:p>
+        </w:tc>
+        <w:tc>
+          <w:tcPr>
+            <w:tcW w:w="1700" w:type="dxa"/>
+            <w:shd w:val="clear" w:color="auto" w:fill="130C0E"/>
+            <w:tcMar>
+              <w:top w:w="40" w:type="dxa"/>
+              <w:left w:w="110" w:type="dxa"/>
+              <w:bottom w:w="40" w:type="dxa"/>
+              <w:right w:w="110" w:type="dxa"/>
+            </w:tcMar>
+            <w:vAlign w:val="center"/>
+          </w:tcPr>
+          <w:p>
+            <w:pPr>
+              <w:spacing w:after="0" w:line="252" w:lineRule="auto"/>
+              <w:rPr>
+                <w:sz w:val="20"/>
+                <w:szCs w:val="20"/>
+                <w:b/>
+                <w:color w:val="FFFFFF"/>
+              </w:rPr>
+            </w:pPr>
+            <w:r>
+              <w:rPr>
+                <w:sz w:val="20"/>
+                <w:szCs w:val="20"/>
+                <w:b/>
+                <w:color w:val="FFFFFF"/>
+              </w:rPr>
+              <w:t xml:space="preserve">Quality</w:t>
+            </w:r>
+          </w:p>
+        </w:tc>
+        <w:tc>
+          <w:tcPr>
+            <w:tcW w:w="4986" w:type="dxa"/>
+            <w:shd w:val="clear" w:color="auto" w:fill="130C0E"/>
+            <w:tcMar>
+              <w:top w:w="40" w:type="dxa"/>
+              <w:left w:w="110" w:type="dxa"/>
+              <w:bottom w:w="40" w:type="dxa"/>
+              <w:right w:w="110" w:type="dxa"/>
+            </w:tcMar>
+            <w:vAlign w:val="center"/>
+          </w:tcPr>
+          <w:p>
+            <w:pPr>
+              <w:spacing w:after="0" w:line="252" w:lineRule="auto"/>
+              <w:rPr>
+                <w:sz w:val="20"/>
+                <w:szCs w:val="20"/>
+                <w:b/>
+                <w:color w:val="FFFFFF"/>
+              </w:rPr>
+            </w:pPr>
+            <w:r>
+              <w:rPr>
+                <w:sz w:val="20"/>
+                <w:szCs w:val="20"/>
+                <w:b/>
+                <w:color w:val="FFFFFF"/>
+              </w:rPr>
+              <w:t xml:space="preserve">Comment</w:t>
+            </w:r>
+          </w:p>
+        </w:tc>
+      </w:tr>
+      <w:tr>
+        <w:tc>
+          <w:tcPr>
+            <w:tcW w:w="3400" w:type="dxa"/>
+            <w:shd w:val="clear" w:color="auto" w:fill="F6E84F"/>
+            <w:tcMar>
+              <w:top w:w="40" w:type="dxa"/>
+              <w:left w:w="110" w:type="dxa"/>
+              <w:bottom w:w="40" w:type="dxa"/>
+              <w:right w:w="110" w:type="dxa"/>
+            </w:tcMar>
+            <w:vAlign w:val="center"/>
+          </w:tcPr>
+          <w:p>
+            <w:pPr>
+              <w:spacing w:after="0" w:line="252" w:lineRule="auto"/>
+              <w:rPr>
+                <w:sz w:val="20"/>
+                <w:szCs w:val="20"/>
+                <w:b/>
+                <w:color w:val="000000"/>
+              </w:rPr>
+            </w:pPr>
+            <w:r>
+              <w:rPr>
+                <w:sz w:val="20"/>
+                <w:szCs w:val="20"/>
+                <w:b/>
+                <w:color w:val="000000"/>
+              </w:rPr>
+              <w:t xml:space="preserve">Gas</w:t>
+            </w:r>
+          </w:p>
+        </w:tc>
+        <w:tc>
+          <w:tcPr>
+            <w:tcW w:w="1700" w:type="dxa"/>
+            <w:tcMar>
+              <w:top w:w="40" w:type="dxa"/>
+              <w:left w:w="110" w:type="dxa"/>
+              <w:bottom w:w="40" w:type="dxa"/>
+              <w:right w:w="110" w:type="dxa"/>
+            </w:tcMar>
+            <w:vAlign w:val="center"/>
+          </w:tcPr>
+          <w:p>
+            <w:pPr>
+              <w:spacing w:after="0" w:line="252" w:lineRule="auto"/>
+              <w:jc w:val="center"/>
+              <w:rPr>
+                <w:sz w:val="20"/>
+                <w:szCs w:val="20"/>
+                <w:color w:val="130C0E"/>
+              </w:rPr>
+            </w:pPr>
+            <w:r>
+              <w:rPr>
+                <w:sz w:val="20"/>
+                <w:szCs w:val="20"/>
+                <w:color w:val="130C0E"/>
+              </w:rPr>
+              <w:t xml:space="preserve">{gas_quality}</w:t>
+            </w:r>
+          </w:p>
+        </w:tc>
+        <w:tc>
+          <w:tcPr>
+            <w:tcW w:w="4986" w:type="dxa"/>
+            <w:tcMar>
+              <w:top w:w="40" w:type="dxa"/>
+              <w:left w:w="110" w:type="dxa"/>
+              <w:bottom w:w="40" w:type="dxa"/>
+              <w:right w:w="110" w:type="dxa"/>
+            </w:tcMar>
+            <w:vAlign w:val="center"/>
+          </w:tcPr>
+          <w:p>
+            <w:pPr>
+              <w:spacing w:after="0" w:line="252" w:lineRule="auto"/>
+              <w:rPr>
+                <w:sz w:val="20"/>
+                <w:szCs w:val="20"/>
+                <w:color w:val="130C0E"/>
+              </w:rPr>
+            </w:pPr>
+            <w:r>
+              <w:rPr>
+                <w:sz w:val="20"/>
+                <w:szCs w:val="20"/>
+                <w:color w:val="130C0E"/>
+              </w:rPr>
+              <w:t xml:space="preserve">{gas_comment}</w:t>
+            </w:r>
+          </w:p>
+        </w:tc>
+      </w:tr>
+      <w:tr>
+        <w:tc>
+          <w:tcPr>
+            <w:tcW w:w="3400" w:type="dxa"/>
+            <w:tcMar>
+              <w:top w:w="40" w:type="dxa"/>
+              <w:left w:w="110" w:type="dxa"/>
+              <w:bottom w:w="40" w:type="dxa"/>
+              <w:right w:w="110" w:type="dxa"/>
+            </w:tcMar>
+            <w:vAlign w:val="center"/>
+          </w:tcPr>
+          <w:p>
+            <w:pPr>
+              <w:spacing w:after="0" w:line="252" w:lineRule="auto"/>
+              <w:rPr>
+                <w:sz w:val="20"/>
+                <w:szCs w:val="20"/>
+                <w:b/>
+                <w:color w:val="000000"/>
+              </w:rPr>
+            </w:pPr>
+            <w:r>
+              <w:rPr>
+                <w:sz w:val="20"/>
+                <w:szCs w:val="20"/>
+                <w:b/>
+                <w:color w:val="000000"/>
+              </w:rPr>
+              <w:t xml:space="preserve">Telstra</w:t>
+            </w:r>
+          </w:p>
+        </w:tc>
+        <w:tc>
+          <w:tcPr>
+            <w:tcW w:w="1700" w:type="dxa"/>
+            <w:tcMar>
+              <w:top w:w="40" w:type="dxa"/>
+              <w:left w:w="110" w:type="dxa"/>
+              <w:bottom w:w="40" w:type="dxa"/>
+              <w:right w:w="110" w:type="dxa"/>
+            </w:tcMar>
+            <w:vAlign w:val="center"/>
+          </w:tcPr>
+          <w:p>
+            <w:pPr>
+              <w:spacing w:after="0" w:line="252" w:lineRule="auto"/>
+              <w:jc w:val="center"/>
+              <w:rPr>
+                <w:sz w:val="20"/>
+                <w:szCs w:val="20"/>
+                <w:color w:val="130C0E"/>
+              </w:rPr>
+            </w:pPr>
+            <w:r>
+              <w:rPr>
+                <w:sz w:val="20"/>
+                <w:szCs w:val="20"/>
+                <w:color w:val="130C0E"/>
+              </w:rPr>
+              <w:t xml:space="preserve">{telstra_quality}</w:t>
+            </w:r>
+          </w:p>
+        </w:tc>
+        <w:tc>
+          <w:tcPr>
+            <w:tcW w:w="4986" w:type="dxa"/>
+            <w:tcMar>
+              <w:top w:w="40" w:type="dxa"/>
+              <w:left w:w="110" w:type="dxa"/>
+              <w:bottom w:w="40" w:type="dxa"/>
+              <w:right w:w="110" w:type="dxa"/>
+            </w:tcMar>
+            <w:vAlign w:val="center"/>
+          </w:tcPr>
+          <w:p>
+            <w:pPr>
+              <w:spacing w:after="0" w:line="252" w:lineRule="auto"/>
+              <w:rPr>
+                <w:sz w:val="20"/>
+                <w:szCs w:val="20"/>
+                <w:color w:val="130C0E"/>
+              </w:rPr>
+            </w:pPr>
+            <w:r>
+              <w:rPr>
+                <w:sz w:val="20"/>
+                <w:szCs w:val="20"/>
+                <w:color w:val="130C0E"/>
+              </w:rPr>
+              <w:t xml:space="preserve">{telstra_comment}</w:t>
+            </w:r>
+          </w:p>
+        </w:tc>
+      </w:tr>
+      <w:tr>
+        <w:tc>
+          <w:tcPr>
+            <w:tcW w:w="3400" w:type="dxa"/>
+            <w:shd w:val="clear" w:color="auto" w:fill="F4B183"/>
+            <w:tcMar>
+              <w:top w:w="40" w:type="dxa"/>
+              <w:left w:w="110" w:type="dxa"/>
+              <w:bottom w:w="40" w:type="dxa"/>
+              <w:right w:w="110" w:type="dxa"/>
+            </w:tcMar>
+            <w:vAlign w:val="center"/>
+          </w:tcPr>
+          <w:p>
+            <w:pPr>
+              <w:spacing w:after="0" w:line="252" w:lineRule="auto"/>
+              <w:rPr>
+                <w:sz w:val="20"/>
+                <w:szCs w:val="20"/>
+                <w:b/>
+                <w:color w:val="000000"/>
+              </w:rPr>
+            </w:pPr>
+            <w:r>
+              <w:rPr>
+                <w:sz w:val="20"/>
+                <w:szCs w:val="20"/>
+                <w:b/>
+                <w:color w:val="000000"/>
+              </w:rPr>
+              <w:t xml:space="preserve">Electricity (LV and HV)</w:t>
+            </w:r>
+          </w:p>
+        </w:tc>
+        <w:tc>
+          <w:tcPr>
+            <w:tcW w:w="1700" w:type="dxa"/>
+            <w:tcMar>
+              <w:top w:w="40" w:type="dxa"/>
+              <w:left w:w="110" w:type="dxa"/>
+              <w:bottom w:w="40" w:type="dxa"/>
+              <w:right w:w="110" w:type="dxa"/>
+            </w:tcMar>
+            <w:vAlign w:val="center"/>
+          </w:tcPr>
+          <w:p>
+            <w:pPr>
+              <w:spacing w:after="0" w:line="252" w:lineRule="auto"/>
+              <w:jc w:val="center"/>
+              <w:rPr>
+                <w:sz w:val="20"/>
+                <w:szCs w:val="20"/>
+                <w:color w:val="130C0E"/>
+              </w:rPr>
+            </w:pPr>
+            <w:r>
+              <w:rPr>
+                <w:sz w:val="20"/>
+                <w:szCs w:val="20"/>
+                <w:color w:val="130C0E"/>
+              </w:rPr>
+              <w:t xml:space="preserve">{electricity_quality}</w:t>
+            </w:r>
+          </w:p>
+        </w:tc>
+        <w:tc>
+          <w:tcPr>
+            <w:tcW w:w="4986" w:type="dxa"/>
+            <w:tcMar>
+              <w:top w:w="40" w:type="dxa"/>
+              <w:left w:w="110" w:type="dxa"/>
+              <w:bottom w:w="40" w:type="dxa"/>
+              <w:right w:w="110" w:type="dxa"/>
+            </w:tcMar>
+            <w:vAlign w:val="center"/>
+          </w:tcPr>
+          <w:p>
+            <w:pPr>
+              <w:spacing w:after="0" w:line="252" w:lineRule="auto"/>
+              <w:rPr>
+                <w:sz w:val="20"/>
+                <w:szCs w:val="20"/>
+                <w:color w:val="130C0E"/>
+              </w:rPr>
+            </w:pPr>
+            <w:r>
+              <w:rPr>
+                <w:sz w:val="20"/>
+                <w:szCs w:val="20"/>
+                <w:color w:val="130C0E"/>
+              </w:rPr>
+              <w:t xml:space="preserve">{electricity_comment}</w:t>
+            </w:r>
+          </w:p>
+        </w:tc>
+      </w:tr>
+      <w:tr>
+        <w:tc>
+          <w:tcPr>
+            <w:tcW w:w="3400" w:type="dxa"/>
+            <w:tcMar>
+              <w:top w:w="40" w:type="dxa"/>
+              <w:left w:w="110" w:type="dxa"/>
+              <w:bottom w:w="40" w:type="dxa"/>
+              <w:right w:w="110" w:type="dxa"/>
+            </w:tcMar>
+            <w:vAlign w:val="center"/>
+          </w:tcPr>
+          <w:p>
+            <w:pPr>
+              <w:spacing w:after="0" w:line="252" w:lineRule="auto"/>
+              <w:rPr>
+                <w:sz w:val="20"/>
+                <w:szCs w:val="20"/>
+                <w:b/>
+                <w:color w:val="000000"/>
+              </w:rPr>
+            </w:pPr>
+            <w:r>
+              <w:rPr>
+                <w:sz w:val="20"/>
+                <w:szCs w:val="20"/>
+                <w:b/>
+                <w:color w:val="000000"/>
+              </w:rPr>
+              <w:t xml:space="preserve">Communications / Fibre Optic</w:t>
+            </w:r>
+          </w:p>
+        </w:tc>
+        <w:tc>
+          <w:tcPr>
+            <w:tcW w:w="1700" w:type="dxa"/>
+            <w:tcMar>
+              <w:top w:w="40" w:type="dxa"/>
+              <w:left w:w="110" w:type="dxa"/>
+              <w:bottom w:w="40" w:type="dxa"/>
+              <w:right w:w="110" w:type="dxa"/>
+            </w:tcMar>
+            <w:vAlign w:val="center"/>
+          </w:tcPr>
+          <w:p>
+            <w:pPr>
+              <w:spacing w:after="0" w:line="252" w:lineRule="auto"/>
+              <w:jc w:val="center"/>
+              <w:rPr>
+                <w:sz w:val="20"/>
+                <w:szCs w:val="20"/>
+                <w:color w:val="130C0E"/>
+              </w:rPr>
+            </w:pPr>
+            <w:r>
+              <w:rPr>
+                <w:sz w:val="20"/>
+                <w:szCs w:val="20"/>
+                <w:color w:val="130C0E"/>
+              </w:rPr>
+              <w:t xml:space="preserve">{comms_quality}</w:t>
+            </w:r>
+          </w:p>
+        </w:tc>
+        <w:tc>
+          <w:tcPr>
+            <w:tcW w:w="4986" w:type="dxa"/>
+            <w:tcMar>
+              <w:top w:w="40" w:type="dxa"/>
+              <w:left w:w="110" w:type="dxa"/>
+              <w:bottom w:w="40" w:type="dxa"/>
+              <w:right w:w="110" w:type="dxa"/>
+            </w:tcMar>
+            <w:vAlign w:val="center"/>
+          </w:tcPr>
+          <w:p>
+            <w:pPr>
+              <w:spacing w:after="0" w:line="252" w:lineRule="auto"/>
+              <w:rPr>
+                <w:sz w:val="20"/>
+                <w:szCs w:val="20"/>
+                <w:color w:val="130C0E"/>
+              </w:rPr>
+            </w:pPr>
+            <w:r>
+              <w:rPr>
+                <w:sz w:val="20"/>
+                <w:szCs w:val="20"/>
+                <w:color w:val="130C0E"/>
+              </w:rPr>
+              <w:t xml:space="preserve">{comms_comment}</w:t>
+            </w:r>
+          </w:p>
+        </w:tc>
+      </w:tr>
+      <w:tr>
+        <w:tc>
+          <w:tcPr>
+            <w:tcW w:w="3400" w:type="dxa"/>
+            <w:shd w:val="clear" w:color="auto" w:fill="8EAADB"/>
+            <w:tcMar>
+              <w:top w:w="40" w:type="dxa"/>
+              <w:left w:w="110" w:type="dxa"/>
+              <w:bottom w:w="40" w:type="dxa"/>
+              <w:right w:w="110" w:type="dxa"/>
+            </w:tcMar>
+            <w:vAlign w:val="center"/>
+          </w:tcPr>
+          <w:p>
+            <w:pPr>
+              <w:spacing w:after="0" w:line="252" w:lineRule="auto"/>
+              <w:rPr>
+                <w:sz w:val="20"/>
+                <w:szCs w:val="20"/>
+                <w:b/>
+                <w:color w:val="000000"/>
+              </w:rPr>
+            </w:pPr>
+            <w:r>
+              <w:rPr>
+                <w:sz w:val="20"/>
+                <w:szCs w:val="20"/>
+                <w:b/>
+                <w:color w:val="000000"/>
+              </w:rPr>
+              <w:t xml:space="preserve">Water</w:t>
+            </w:r>
+          </w:p>
+        </w:tc>
+        <w:tc>
+          <w:tcPr>
+            <w:tcW w:w="1700" w:type="dxa"/>
+            <w:tcMar>
+              <w:top w:w="40" w:type="dxa"/>
+              <w:left w:w="110" w:type="dxa"/>
+              <w:bottom w:w="40" w:type="dxa"/>
+              <w:right w:w="110" w:type="dxa"/>
+            </w:tcMar>
+            <w:vAlign w:val="center"/>
+          </w:tcPr>
+          <w:p>
+            <w:pPr>
+              <w:spacing w:after="0" w:line="252" w:lineRule="auto"/>
+              <w:jc w:val="center"/>
+              <w:rPr>
+                <w:sz w:val="20"/>
+                <w:szCs w:val="20"/>
+                <w:color w:val="130C0E"/>
+              </w:rPr>
+            </w:pPr>
+            <w:r>
+              <w:rPr>
+                <w:sz w:val="20"/>
+                <w:szCs w:val="20"/>
+                <w:color w:val="130C0E"/>
+              </w:rPr>
+              <w:t xml:space="preserve">{water_quality}</w:t>
+            </w:r>
+          </w:p>
+        </w:tc>
+        <w:tc>
+          <w:tcPr>
+            <w:tcW w:w="4986" w:type="dxa"/>
+            <w:tcMar>
+              <w:top w:w="40" w:type="dxa"/>
+              <w:left w:w="110" w:type="dxa"/>
+              <w:bottom w:w="40" w:type="dxa"/>
+              <w:right w:w="110" w:type="dxa"/>
+            </w:tcMar>
+            <w:vAlign w:val="center"/>
+          </w:tcPr>
+          <w:p>
+            <w:pPr>
+              <w:spacing w:after="0" w:line="252" w:lineRule="auto"/>
+              <w:rPr>
+                <w:sz w:val="20"/>
+                <w:szCs w:val="20"/>
+                <w:color w:val="130C0E"/>
+              </w:rPr>
+            </w:pPr>
+            <w:r>
+              <w:rPr>
+                <w:sz w:val="20"/>
+                <w:szCs w:val="20"/>
+                <w:color w:val="130C0E"/>
+              </w:rPr>
+              <w:t xml:space="preserve">{water_comment}</w:t>
+            </w:r>
+          </w:p>
+        </w:tc>
+      </w:tr>
+      <w:tr>
+        <w:tc>
+          <w:tcPr>
+            <w:tcW w:w="3400" w:type="dxa"/>
+            <w:shd w:val="clear" w:color="auto" w:fill="FBE4D5"/>
+            <w:tcMar>
+              <w:top w:w="40" w:type="dxa"/>
+              <w:left w:w="110" w:type="dxa"/>
+              <w:bottom w:w="40" w:type="dxa"/>
+              <w:right w:w="110" w:type="dxa"/>
+            </w:tcMar>
+            <w:vAlign w:val="center"/>
+          </w:tcPr>
+          <w:p>
+            <w:pPr>
+              <w:spacing w:after="0" w:line="252" w:lineRule="auto"/>
+              <w:rPr>
+                <w:sz w:val="20"/>
+                <w:szCs w:val="20"/>
+                <w:b/>
+                <w:color w:val="000000"/>
+              </w:rPr>
+            </w:pPr>
+            <w:r>
+              <w:rPr>
+                <w:sz w:val="20"/>
+                <w:szCs w:val="20"/>
+                <w:b/>
+                <w:color w:val="000000"/>
+              </w:rPr>
+              <w:t xml:space="preserve">Sewer</w:t>
+            </w:r>
+          </w:p>
+        </w:tc>
+        <w:tc>
+          <w:tcPr>
+            <w:tcW w:w="1700" w:type="dxa"/>
+            <w:tcMar>
+              <w:top w:w="40" w:type="dxa"/>
+              <w:left w:w="110" w:type="dxa"/>
+              <w:bottom w:w="40" w:type="dxa"/>
+              <w:right w:w="110" w:type="dxa"/>
+            </w:tcMar>
+            <w:vAlign w:val="center"/>
+          </w:tcPr>
+          <w:p>
+            <w:pPr>
+              <w:spacing w:after="0" w:line="252" w:lineRule="auto"/>
+              <w:jc w:val="center"/>
+              <w:rPr>
+                <w:sz w:val="20"/>
+                <w:szCs w:val="20"/>
+                <w:color w:val="130C0E"/>
+              </w:rPr>
+            </w:pPr>
+            <w:r>
+              <w:rPr>
+                <w:sz w:val="20"/>
+                <w:szCs w:val="20"/>
+                <w:color w:val="130C0E"/>
+              </w:rPr>
+              <w:t xml:space="preserve">{sewer_quality}</w:t>
+            </w:r>
+          </w:p>
+        </w:tc>
+        <w:tc>
+          <w:tcPr>
+            <w:tcW w:w="4986" w:type="dxa"/>
+            <w:tcMar>
+              <w:top w:w="40" w:type="dxa"/>
+              <w:left w:w="110" w:type="dxa"/>
+              <w:bottom w:w="40" w:type="dxa"/>
+              <w:right w:w="110" w:type="dxa"/>
+            </w:tcMar>
+            <w:vAlign w:val="center"/>
+          </w:tcPr>
+          <w:p>
+            <w:pPr>
+              <w:spacing w:after="0" w:line="252" w:lineRule="auto"/>
+              <w:rPr>
+                <w:sz w:val="20"/>
+                <w:szCs w:val="20"/>
+                <w:color w:val="130C0E"/>
+              </w:rPr>
+            </w:pPr>
+            <w:r>
+              <w:rPr>
+                <w:sz w:val="20"/>
+                <w:szCs w:val="20"/>
+                <w:color w:val="130C0E"/>
+              </w:rPr>
+              <w:t xml:space="preserve">{sewer_comment}</w:t>
+            </w:r>
+          </w:p>
+        </w:tc>
+      </w:tr>
+      <w:tr>
+        <w:tc>
+          <w:tcPr>
+            <w:tcW w:w="3400" w:type="dxa"/>
+            <w:shd w:val="clear" w:color="auto" w:fill="92D050"/>
+            <w:tcMar>
+              <w:top w:w="40" w:type="dxa"/>
+              <w:left w:w="110" w:type="dxa"/>
+              <w:bottom w:w="40" w:type="dxa"/>
+              <w:right w:w="110" w:type="dxa"/>
+            </w:tcMar>
+            <w:vAlign w:val="center"/>
+          </w:tcPr>
+          <w:p>
+            <w:pPr>
+              <w:spacing w:after="0" w:line="252" w:lineRule="auto"/>
+              <w:rPr>
+                <w:sz w:val="20"/>
+                <w:szCs w:val="20"/>
+                <w:b/>
+                <w:color w:val="000000"/>
+              </w:rPr>
+            </w:pPr>
+            <w:r>
+              <w:rPr>
+                <w:sz w:val="20"/>
+                <w:szCs w:val="20"/>
+                <w:b/>
+                <w:color w:val="000000"/>
+              </w:rPr>
+              <w:t xml:space="preserve">Stormwater</w:t>
+            </w:r>
+          </w:p>
+        </w:tc>
+        <w:tc>
+          <w:tcPr>
+            <w:tcW w:w="1700" w:type="dxa"/>
+            <w:tcMar>
+              <w:top w:w="40" w:type="dxa"/>
+              <w:left w:w="110" w:type="dxa"/>
+              <w:bottom w:w="40" w:type="dxa"/>
+              <w:right w:w="110" w:type="dxa"/>
+            </w:tcMar>
+            <w:vAlign w:val="center"/>
+          </w:tcPr>
+          <w:p>
+            <w:pPr>
+              <w:spacing w:after="0" w:line="252" w:lineRule="auto"/>
+              <w:jc w:val="center"/>
+              <w:rPr>
+                <w:sz w:val="20"/>
+                <w:szCs w:val="20"/>
+                <w:color w:val="130C0E"/>
+              </w:rPr>
+            </w:pPr>
+            <w:r>
+              <w:rPr>
+                <w:sz w:val="20"/>
+                <w:szCs w:val="20"/>
+                <w:color w:val="130C0E"/>
+              </w:rPr>
+              <w:t xml:space="preserve">{stormwater_quality}</w:t>
+            </w:r>
+          </w:p>
+        </w:tc>
+        <w:tc>
+          <w:tcPr>
+            <w:tcW w:w="4986" w:type="dxa"/>
+            <w:tcMar>
+              <w:top w:w="40" w:type="dxa"/>
+              <w:left w:w="110" w:type="dxa"/>
+              <w:bottom w:w="40" w:type="dxa"/>
+              <w:right w:w="110" w:type="dxa"/>
+            </w:tcMar>
+            <w:vAlign w:val="center"/>
+          </w:tcPr>
+          <w:p>
+            <w:pPr>
+              <w:spacing w:after="0" w:line="252" w:lineRule="auto"/>
+              <w:rPr>
+                <w:sz w:val="20"/>
+                <w:szCs w:val="20"/>
+                <w:color w:val="130C0E"/>
+              </w:rPr>
+            </w:pPr>
+            <w:r>
+              <w:rPr>
+                <w:sz w:val="20"/>
+                <w:szCs w:val="20"/>
+                <w:color w:val="130C0E"/>
+              </w:rPr>
+              <w:t xml:space="preserve">{stormwater_comment}</w:t>
+            </w:r>
+          </w:p>
+        </w:tc>
+      </w:tr>
+      <w:tr>
+        <w:tc>
+          <w:tcPr>
+            <w:tcW w:w="3400" w:type="dxa"/>
+            <w:shd w:val="clear" w:color="auto" w:fill="D777C5"/>
+            <w:tcMar>
+              <w:top w:w="40" w:type="dxa"/>
+              <w:left w:w="110" w:type="dxa"/>
+              <w:bottom w:w="40" w:type="dxa"/>
+              <w:right w:w="110" w:type="dxa"/>
+            </w:tcMar>
+            <w:vAlign w:val="center"/>
+          </w:tcPr>
+          <w:p>
+            <w:pPr>
+              <w:spacing w:after="0" w:line="252" w:lineRule="auto"/>
+              <w:rPr>
+                <w:sz w:val="20"/>
+                <w:szCs w:val="20"/>
+                <w:b/>
+                <w:color w:val="000000"/>
+              </w:rPr>
+            </w:pPr>
+            <w:r>
+              <w:rPr>
+                <w:sz w:val="20"/>
+                <w:szCs w:val="20"/>
+                <w:b/>
+                <w:color w:val="000000"/>
+              </w:rPr>
+              <w:t xml:space="preserve">Recycled Water</w:t>
+            </w:r>
+          </w:p>
+        </w:tc>
+        <w:tc>
+          <w:tcPr>
+            <w:tcW w:w="1700" w:type="dxa"/>
+            <w:tcMar>
+              <w:top w:w="40" w:type="dxa"/>
+              <w:left w:w="110" w:type="dxa"/>
+              <w:bottom w:w="40" w:type="dxa"/>
+              <w:right w:w="110" w:type="dxa"/>
+            </w:tcMar>
+            <w:vAlign w:val="center"/>
+          </w:tcPr>
+          <w:p>
+            <w:pPr>
+              <w:spacing w:after="0" w:line="252" w:lineRule="auto"/>
+              <w:jc w:val="center"/>
+              <w:rPr>
+                <w:sz w:val="20"/>
+                <w:szCs w:val="20"/>
+                <w:color w:val="130C0E"/>
+              </w:rPr>
+            </w:pPr>
+            <w:r>
+              <w:rPr>
+                <w:sz w:val="20"/>
+                <w:szCs w:val="20"/>
+                <w:color w:val="130C0E"/>
+              </w:rPr>
+              <w:t xml:space="preserve">{recycled_quality}</w:t>
+            </w:r>
+          </w:p>
+        </w:tc>
+        <w:tc>
+          <w:tcPr>
+            <w:tcW w:w="4986" w:type="dxa"/>
+            <w:tcMar>
+              <w:top w:w="40" w:type="dxa"/>
+              <w:left w:w="110" w:type="dxa"/>
+              <w:bottom w:w="40" w:type="dxa"/>
+              <w:right w:w="110" w:type="dxa"/>
+            </w:tcMar>
+            <w:vAlign w:val="center"/>
+          </w:tcPr>
+          <w:p>
+            <w:pPr>
+              <w:spacing w:after="0" w:line="252" w:lineRule="auto"/>
+              <w:rPr>
+                <w:sz w:val="20"/>
+                <w:szCs w:val="20"/>
+                <w:color w:val="130C0E"/>
+              </w:rPr>
+            </w:pPr>
+            <w:r>
+              <w:rPr>
+                <w:sz w:val="20"/>
+                <w:szCs w:val="20"/>
+                <w:color w:val="130C0E"/>
+              </w:rPr>
+              <w:t xml:space="preserve">{recycled_comment}</w:t>
+            </w:r>
+          </w:p>
+        </w:tc>
+      </w:tr>
+      <w:tr>
+        <w:tc>
+          <w:tcPr>
+            <w:tcW w:w="3400" w:type="dxa"/>
+            <w:shd w:val="clear" w:color="auto" w:fill="FF3399"/>
+            <w:tcMar>
+              <w:top w:w="40" w:type="dxa"/>
+              <w:left w:w="110" w:type="dxa"/>
+              <w:bottom w:w="40" w:type="dxa"/>
+              <w:right w:w="110" w:type="dxa"/>
+            </w:tcMar>
+            <w:vAlign w:val="center"/>
+          </w:tcPr>
+          <w:p>
+            <w:pPr>
+              <w:spacing w:after="0" w:line="252" w:lineRule="auto"/>
+              <w:rPr>
+                <w:sz w:val="20"/>
+                <w:szCs w:val="20"/>
+                <w:b/>
+                <w:color w:val="000000"/>
+              </w:rPr>
+            </w:pPr>
+            <w:r>
+              <w:rPr>
+                <w:sz w:val="20"/>
+                <w:szCs w:val="20"/>
+                <w:b/>
+                <w:color w:val="000000"/>
+              </w:rPr>
+              <w:t xml:space="preserve">Unknown Service</w:t>
+            </w:r>
+          </w:p>
+        </w:tc>
+        <w:tc>
+          <w:tcPr>
+            <w:tcW w:w="1700" w:type="dxa"/>
+            <w:tcMar>
+              <w:top w:w="40" w:type="dxa"/>
+              <w:left w:w="110" w:type="dxa"/>
+              <w:bottom w:w="40" w:type="dxa"/>
+              <w:right w:w="110" w:type="dxa"/>
+            </w:tcMar>
+            <w:vAlign w:val="center"/>
+          </w:tcPr>
+          <w:p>
+            <w:pPr>
+              <w:spacing w:after="0" w:line="252" w:lineRule="auto"/>
+              <w:jc w:val="center"/>
+              <w:rPr>
+                <w:sz w:val="20"/>
+                <w:szCs w:val="20"/>
+                <w:color w:val="130C0E"/>
+              </w:rPr>
+            </w:pPr>
+            <w:r>
+              <w:rPr>
+                <w:sz w:val="20"/>
+                <w:szCs w:val="20"/>
+                <w:color w:val="130C0E"/>
+              </w:rPr>
+              <w:t xml:space="preserve">{unknown_quality}</w:t>
+            </w:r>
+          </w:p>
+        </w:tc>
+        <w:tc>
+          <w:tcPr>
+            <w:tcW w:w="4986" w:type="dxa"/>
+            <w:tcMar>
+              <w:top w:w="40" w:type="dxa"/>
+              <w:left w:w="110" w:type="dxa"/>
+              <w:bottom w:w="40" w:type="dxa"/>
+              <w:right w:w="110" w:type="dxa"/>
+            </w:tcMar>
+            <w:vAlign w:val="center"/>
+          </w:tcPr>
+          <w:p>
+            <w:pPr>
+              <w:spacing w:after="0" w:line="252" w:lineRule="auto"/>
+              <w:rPr>
+                <w:sz w:val="20"/>
+                <w:szCs w:val="20"/>
+                <w:color w:val="130C0E"/>
+              </w:rPr>
+            </w:pPr>
+            <w:r>
+              <w:rPr>
+                <w:sz w:val="20"/>
+                <w:szCs w:val="20"/>
+                <w:color w:val="130C0E"/>
+              </w:rPr>
+              <w:t xml:space="preserve">{unknown_comment}</w:t>
+            </w:r>
+          </w:p>
+        </w:tc>
+      </w:tr>
+      <w:tr>
+        <w:tc>
+          <w:tcPr>
+            <w:tcW w:w="3400" w:type="dxa"/>
+            <w:shd w:val="clear" w:color="auto" w:fill="FFFF00"/>
+            <w:tcMar>
+              <w:top w:w="40" w:type="dxa"/>
+              <w:left w:w="110" w:type="dxa"/>
+              <w:bottom w:w="40" w:type="dxa"/>
+              <w:right w:w="110" w:type="dxa"/>
+            </w:tcMar>
+            <w:vAlign w:val="center"/>
+          </w:tcPr>
+          <w:p>
+            <w:pPr>
+              <w:spacing w:after="0" w:line="252" w:lineRule="auto"/>
+              <w:rPr>
+                <w:sz w:val="20"/>
+                <w:szCs w:val="20"/>
+                <w:b/>
+                <w:color w:val="000000"/>
+              </w:rPr>
+            </w:pPr>
+            <w:r>
+              <w:rPr>
+                <w:sz w:val="20"/>
+                <w:szCs w:val="20"/>
+                <w:b/>
+                <w:color w:val="000000"/>
+              </w:rPr>
+              <w:t xml:space="preserve">Earth Grid (Substation)</w:t>
+            </w:r>
+          </w:p>
+        </w:tc>
+        <w:tc>
+          <w:tcPr>
+            <w:tcW w:w="1700" w:type="dxa"/>
+            <w:tcMar>
+              <w:top w:w="40" w:type="dxa"/>
+              <w:left w:w="110" w:type="dxa"/>
+              <w:bottom w:w="40" w:type="dxa"/>
+              <w:right w:w="110" w:type="dxa"/>
+            </w:tcMar>
+            <w:vAlign w:val="center"/>
+          </w:tcPr>
+          <w:p>
+            <w:pPr>
+              <w:spacing w:after="0" w:line="252" w:lineRule="auto"/>
+              <w:jc w:val="center"/>
+              <w:rPr>
+                <w:sz w:val="20"/>
+                <w:szCs w:val="20"/>
+                <w:color w:val="130C0E"/>
+              </w:rPr>
+            </w:pPr>
+            <w:r>
+              <w:rPr>
+                <w:sz w:val="20"/>
+                <w:szCs w:val="20"/>
+                <w:color w:val="130C0E"/>
+              </w:rPr>
+              <w:t xml:space="preserve">{earth_quality}</w:t>
+            </w:r>
+          </w:p>
+        </w:tc>
+        <w:tc>
+          <w:tcPr>
+            <w:tcW w:w="4986" w:type="dxa"/>
+            <w:tcMar>
+              <w:top w:w="40" w:type="dxa"/>
+              <w:left w:w="110" w:type="dxa"/>
+              <w:bottom w:w="40" w:type="dxa"/>
+              <w:right w:w="110" w:type="dxa"/>
+            </w:tcMar>
+            <w:vAlign w:val="center"/>
+          </w:tcPr>
+          <w:p>
+            <w:pPr>
+              <w:spacing w:after="0" w:line="252" w:lineRule="auto"/>
+              <w:rPr>
+                <w:sz w:val="20"/>
+                <w:szCs w:val="20"/>
+                <w:color w:val="130C0E"/>
+              </w:rPr>
+            </w:pPr>
+            <w:r>
+              <w:rPr>
+                <w:sz w:val="20"/>
+                <w:szCs w:val="20"/>
+                <w:color w:val="130C0E"/>
+              </w:rPr>
+              <w:t xml:space="preserve">{earth_comment}</w:t>
+            </w:r>
+          </w:p>
+        </w:tc>
+      </w:tr>
+    </w:tbl>
     <w:p>
       <w:pPr>
         <w:pBdr>

--- a/public/templates/photo-report.docx
+++ b/public/templates/photo-report.docx
@@ -34,16 +34,16 @@
         </w:pBdr>
         <w:spacing w:before="220" w:after="90"/>
         <w:rPr>
-          <w:sz w:val="24"/>
-          <w:szCs w:val="24"/>
+          <w:sz w:val="26"/>
+          <w:szCs w:val="26"/>
           <w:b/>
           <w:color w:val="130C0E"/>
         </w:rPr>
       </w:pPr>
       <w:r>
         <w:rPr>
-          <w:sz w:val="24"/>
-          <w:szCs w:val="24"/>
+          <w:sz w:val="26"/>
+          <w:szCs w:val="26"/>
           <w:b/>
           <w:color w:val="130C0E"/>
         </w:rPr>
@@ -87,16 +87,16 @@
             <w:pPr>
               <w:spacing w:after="0" w:line="252" w:lineRule="auto"/>
               <w:rPr>
-                <w:sz w:val="20"/>
-                <w:szCs w:val="20"/>
-                <w:b/>
-                <w:color w:val="130C0E"/>
-              </w:rPr>
-            </w:pPr>
-            <w:r>
-              <w:rPr>
-                <w:sz w:val="20"/>
-                <w:szCs w:val="20"/>
+                <w:sz w:val="22"/>
+                <w:szCs w:val="22"/>
+                <w:b/>
+                <w:color w:val="130C0E"/>
+              </w:rPr>
+            </w:pPr>
+            <w:r>
+              <w:rPr>
+                <w:sz w:val="22"/>
+                <w:szCs w:val="22"/>
                 <w:b/>
                 <w:color w:val="130C0E"/>
               </w:rPr>
@@ -119,15 +119,15 @@
             <w:pPr>
               <w:spacing w:after="0" w:line="252" w:lineRule="auto"/>
               <w:rPr>
-                <w:sz w:val="20"/>
-                <w:szCs w:val="20"/>
-                <w:color w:val="130C0E"/>
-              </w:rPr>
-            </w:pPr>
-            <w:r>
-              <w:rPr>
-                <w:sz w:val="20"/>
-                <w:szCs w:val="20"/>
+                <w:sz w:val="22"/>
+                <w:szCs w:val="22"/>
+                <w:color w:val="130C0E"/>
+              </w:rPr>
+            </w:pPr>
+            <w:r>
+              <w:rPr>
+                <w:sz w:val="22"/>
+                <w:szCs w:val="22"/>
                 <w:color w:val="130C0E"/>
               </w:rPr>
               <w:t xml:space="preserve">{locatorName}</w:t>
@@ -150,16 +150,16 @@
             <w:pPr>
               <w:spacing w:after="0" w:line="252" w:lineRule="auto"/>
               <w:rPr>
-                <w:sz w:val="20"/>
-                <w:szCs w:val="20"/>
-                <w:b/>
-                <w:color w:val="130C0E"/>
-              </w:rPr>
-            </w:pPr>
-            <w:r>
-              <w:rPr>
-                <w:sz w:val="20"/>
-                <w:szCs w:val="20"/>
+                <w:sz w:val="22"/>
+                <w:szCs w:val="22"/>
+                <w:b/>
+                <w:color w:val="130C0E"/>
+              </w:rPr>
+            </w:pPr>
+            <w:r>
+              <w:rPr>
+                <w:sz w:val="22"/>
+                <w:szCs w:val="22"/>
                 <w:b/>
                 <w:color w:val="130C0E"/>
               </w:rPr>
@@ -182,15 +182,15 @@
             <w:pPr>
               <w:spacing w:after="0" w:line="252" w:lineRule="auto"/>
               <w:rPr>
-                <w:sz w:val="20"/>
-                <w:szCs w:val="20"/>
-                <w:color w:val="130C0E"/>
-              </w:rPr>
-            </w:pPr>
-            <w:r>
-              <w:rPr>
-                <w:sz w:val="20"/>
-                <w:szCs w:val="20"/>
+                <w:sz w:val="22"/>
+                <w:szCs w:val="22"/>
+                <w:color w:val="130C0E"/>
+              </w:rPr>
+            </w:pPr>
+            <w:r>
+              <w:rPr>
+                <w:sz w:val="22"/>
+                <w:szCs w:val="22"/>
                 <w:color w:val="130C0E"/>
               </w:rPr>
               <w:t xml:space="preserve">{date}</w:t>
@@ -214,16 +214,16 @@
             <w:pPr>
               <w:spacing w:after="0" w:line="252" w:lineRule="auto"/>
               <w:rPr>
-                <w:sz w:val="20"/>
-                <w:szCs w:val="20"/>
-                <w:b/>
-                <w:color w:val="130C0E"/>
-              </w:rPr>
-            </w:pPr>
-            <w:r>
-              <w:rPr>
-                <w:sz w:val="20"/>
-                <w:szCs w:val="20"/>
+                <w:sz w:val="22"/>
+                <w:szCs w:val="22"/>
+                <w:b/>
+                <w:color w:val="130C0E"/>
+              </w:rPr>
+            </w:pPr>
+            <w:r>
+              <w:rPr>
+                <w:sz w:val="22"/>
+                <w:szCs w:val="22"/>
                 <w:b/>
                 <w:color w:val="130C0E"/>
               </w:rPr>
@@ -246,15 +246,15 @@
             <w:pPr>
               <w:spacing w:after="0" w:line="252" w:lineRule="auto"/>
               <w:rPr>
-                <w:sz w:val="20"/>
-                <w:szCs w:val="20"/>
-                <w:color w:val="130C0E"/>
-              </w:rPr>
-            </w:pPr>
-            <w:r>
-              <w:rPr>
-                <w:sz w:val="20"/>
-                <w:szCs w:val="20"/>
+                <w:sz w:val="22"/>
+                <w:szCs w:val="22"/>
+                <w:color w:val="130C0E"/>
+              </w:rPr>
+            </w:pPr>
+            <w:r>
+              <w:rPr>
+                <w:sz w:val="22"/>
+                <w:szCs w:val="22"/>
                 <w:color w:val="130C0E"/>
               </w:rPr>
               <w:t xml:space="preserve">{dbydNo}</w:t>
@@ -276,16 +276,16 @@
             <w:pPr>
               <w:spacing w:after="0" w:line="252" w:lineRule="auto"/>
               <w:rPr>
-                <w:sz w:val="20"/>
-                <w:szCs w:val="20"/>
-                <w:b/>
-                <w:color w:val="130C0E"/>
-              </w:rPr>
-            </w:pPr>
-            <w:r>
-              <w:rPr>
-                <w:sz w:val="20"/>
-                <w:szCs w:val="20"/>
+                <w:sz w:val="22"/>
+                <w:szCs w:val="22"/>
+                <w:b/>
+                <w:color w:val="130C0E"/>
+              </w:rPr>
+            </w:pPr>
+            <w:r>
+              <w:rPr>
+                <w:sz w:val="22"/>
+                <w:szCs w:val="22"/>
                 <w:b/>
                 <w:color w:val="130C0E"/>
               </w:rPr>
@@ -308,15 +308,15 @@
             <w:pPr>
               <w:spacing w:after="0" w:line="252" w:lineRule="auto"/>
               <w:rPr>
-                <w:sz w:val="20"/>
-                <w:szCs w:val="20"/>
-                <w:color w:val="130C0E"/>
-              </w:rPr>
-            </w:pPr>
-            <w:r>
-              <w:rPr>
-                <w:sz w:val="20"/>
-                <w:szCs w:val="20"/>
+                <w:sz w:val="22"/>
+                <w:szCs w:val="22"/>
+                <w:color w:val="130C0E"/>
+              </w:rPr>
+            </w:pPr>
+            <w:r>
+              <w:rPr>
+                <w:sz w:val="22"/>
+                <w:szCs w:val="22"/>
                 <w:color w:val="130C0E"/>
               </w:rPr>
               <w:t xml:space="preserve">{refNo}</w:t>
@@ -341,16 +341,16 @@
             <w:pPr>
               <w:spacing w:after="0" w:line="252" w:lineRule="auto"/>
               <w:rPr>
-                <w:sz w:val="20"/>
-                <w:szCs w:val="20"/>
-                <w:b/>
-                <w:color w:val="130C0E"/>
-              </w:rPr>
-            </w:pPr>
-            <w:r>
-              <w:rPr>
-                <w:sz w:val="20"/>
-                <w:szCs w:val="20"/>
+                <w:sz w:val="22"/>
+                <w:szCs w:val="22"/>
+                <w:b/>
+                <w:color w:val="130C0E"/>
+              </w:rPr>
+            </w:pPr>
+            <w:r>
+              <w:rPr>
+                <w:sz w:val="22"/>
+                <w:szCs w:val="22"/>
                 <w:b/>
                 <w:color w:val="130C0E"/>
               </w:rPr>
@@ -374,15 +374,15 @@
             <w:pPr>
               <w:spacing w:after="0" w:line="252" w:lineRule="auto"/>
               <w:rPr>
-                <w:sz w:val="20"/>
-                <w:szCs w:val="20"/>
-                <w:color w:val="130C0E"/>
-              </w:rPr>
-            </w:pPr>
-            <w:r>
-              <w:rPr>
-                <w:sz w:val="20"/>
-                <w:szCs w:val="20"/>
+                <w:sz w:val="22"/>
+                <w:szCs w:val="22"/>
+                <w:color w:val="130C0E"/>
+              </w:rPr>
+            </w:pPr>
+            <w:r>
+              <w:rPr>
+                <w:sz w:val="22"/>
+                <w:szCs w:val="22"/>
                 <w:color w:val="130C0E"/>
               </w:rPr>
               <w:t xml:space="preserve">{siteAddress}</w:t>
@@ -406,16 +406,16 @@
             <w:pPr>
               <w:spacing w:after="0" w:line="252" w:lineRule="auto"/>
               <w:rPr>
-                <w:sz w:val="20"/>
-                <w:szCs w:val="20"/>
-                <w:b/>
-                <w:color w:val="130C0E"/>
-              </w:rPr>
-            </w:pPr>
-            <w:r>
-              <w:rPr>
-                <w:sz w:val="20"/>
-                <w:szCs w:val="20"/>
+                <w:sz w:val="22"/>
+                <w:szCs w:val="22"/>
+                <w:b/>
+                <w:color w:val="130C0E"/>
+              </w:rPr>
+            </w:pPr>
+            <w:r>
+              <w:rPr>
+                <w:sz w:val="22"/>
+                <w:szCs w:val="22"/>
                 <w:b/>
                 <w:color w:val="130C0E"/>
               </w:rPr>
@@ -439,15 +439,15 @@
             <w:pPr>
               <w:spacing w:after="0" w:line="252" w:lineRule="auto"/>
               <w:rPr>
-                <w:sz w:val="20"/>
-                <w:szCs w:val="20"/>
-                <w:color w:val="130C0E"/>
-              </w:rPr>
-            </w:pPr>
-            <w:r>
-              <w:rPr>
-                <w:sz w:val="20"/>
-                <w:szCs w:val="20"/>
+                <w:sz w:val="22"/>
+                <w:szCs w:val="22"/>
+                <w:color w:val="130C0E"/>
+              </w:rPr>
+            </w:pPr>
+            <w:r>
+              <w:rPr>
+                <w:sz w:val="22"/>
+                <w:szCs w:val="22"/>
                 <w:color w:val="130C0E"/>
               </w:rPr>
               <w:t xml:space="preserve">{scopeOfWorks}</w:t>
@@ -463,16 +463,16 @@
         </w:pBdr>
         <w:spacing w:before="220" w:after="90"/>
         <w:rPr>
-          <w:sz w:val="24"/>
-          <w:szCs w:val="24"/>
+          <w:sz w:val="26"/>
+          <w:szCs w:val="26"/>
           <w:b/>
           <w:color w:val="130C0E"/>
         </w:rPr>
       </w:pPr>
       <w:r>
         <w:rPr>
-          <w:sz w:val="24"/>
-          <w:szCs w:val="24"/>
+          <w:sz w:val="26"/>
+          <w:szCs w:val="26"/>
           <w:b/>
           <w:color w:val="130C0E"/>
         </w:rPr>
@@ -516,16 +516,16 @@
             <w:pPr>
               <w:spacing w:after="0" w:line="252" w:lineRule="auto"/>
               <w:rPr>
-                <w:sz w:val="20"/>
-                <w:szCs w:val="20"/>
-                <w:b/>
-                <w:color w:val="130C0E"/>
-              </w:rPr>
-            </w:pPr>
-            <w:r>
-              <w:rPr>
-                <w:sz w:val="20"/>
-                <w:szCs w:val="20"/>
+                <w:sz w:val="22"/>
+                <w:szCs w:val="22"/>
+                <w:b/>
+                <w:color w:val="130C0E"/>
+              </w:rPr>
+            </w:pPr>
+            <w:r>
+              <w:rPr>
+                <w:sz w:val="22"/>
+                <w:szCs w:val="22"/>
                 <w:b/>
                 <w:color w:val="130C0E"/>
               </w:rPr>
@@ -548,15 +548,15 @@
             <w:pPr>
               <w:spacing w:after="0" w:line="252" w:lineRule="auto"/>
               <w:rPr>
-                <w:sz w:val="20"/>
-                <w:szCs w:val="20"/>
-                <w:color w:val="130C0E"/>
-              </w:rPr>
-            </w:pPr>
-            <w:r>
-              <w:rPr>
-                <w:sz w:val="20"/>
-                <w:szCs w:val="20"/>
+                <w:sz w:val="22"/>
+                <w:szCs w:val="22"/>
+                <w:color w:val="130C0E"/>
+              </w:rPr>
+            </w:pPr>
+            <w:r>
+              <w:rPr>
+                <w:sz w:val="22"/>
+                <w:szCs w:val="22"/>
                 <w:color w:val="130C0E"/>
               </w:rPr>
               <w:t xml:space="preserve">{clientName}</w:t>
@@ -579,16 +579,16 @@
             <w:pPr>
               <w:spacing w:after="0" w:line="252" w:lineRule="auto"/>
               <w:rPr>
-                <w:sz w:val="20"/>
-                <w:szCs w:val="20"/>
-                <w:b/>
-                <w:color w:val="130C0E"/>
-              </w:rPr>
-            </w:pPr>
-            <w:r>
-              <w:rPr>
-                <w:sz w:val="20"/>
-                <w:szCs w:val="20"/>
+                <w:sz w:val="22"/>
+                <w:szCs w:val="22"/>
+                <w:b/>
+                <w:color w:val="130C0E"/>
+              </w:rPr>
+            </w:pPr>
+            <w:r>
+              <w:rPr>
+                <w:sz w:val="22"/>
+                <w:szCs w:val="22"/>
                 <w:b/>
                 <w:color w:val="130C0E"/>
               </w:rPr>
@@ -611,15 +611,15 @@
             <w:pPr>
               <w:spacing w:after="0" w:line="252" w:lineRule="auto"/>
               <w:rPr>
-                <w:sz w:val="20"/>
-                <w:szCs w:val="20"/>
-                <w:color w:val="130C0E"/>
-              </w:rPr>
-            </w:pPr>
-            <w:r>
-              <w:rPr>
-                <w:sz w:val="20"/>
-                <w:szCs w:val="20"/>
+                <w:sz w:val="22"/>
+                <w:szCs w:val="22"/>
+                <w:color w:val="130C0E"/>
+              </w:rPr>
+            </w:pPr>
+            <w:r>
+              <w:rPr>
+                <w:sz w:val="22"/>
+                <w:szCs w:val="22"/>
                 <w:color w:val="130C0E"/>
               </w:rPr>
               <w:t xml:space="preserve">{clientContact}</w:t>
@@ -643,16 +643,16 @@
             <w:pPr>
               <w:spacing w:after="0" w:line="252" w:lineRule="auto"/>
               <w:rPr>
-                <w:sz w:val="20"/>
-                <w:szCs w:val="20"/>
-                <w:b/>
-                <w:color w:val="130C0E"/>
-              </w:rPr>
-            </w:pPr>
-            <w:r>
-              <w:rPr>
-                <w:sz w:val="20"/>
-                <w:szCs w:val="20"/>
+                <w:sz w:val="22"/>
+                <w:szCs w:val="22"/>
+                <w:b/>
+                <w:color w:val="130C0E"/>
+              </w:rPr>
+            </w:pPr>
+            <w:r>
+              <w:rPr>
+                <w:sz w:val="22"/>
+                <w:szCs w:val="22"/>
                 <w:b/>
                 <w:color w:val="130C0E"/>
               </w:rPr>
@@ -675,15 +675,15 @@
             <w:pPr>
               <w:spacing w:after="0" w:line="252" w:lineRule="auto"/>
               <w:rPr>
-                <w:sz w:val="20"/>
-                <w:szCs w:val="20"/>
-                <w:color w:val="130C0E"/>
-              </w:rPr>
-            </w:pPr>
-            <w:r>
-              <w:rPr>
-                <w:sz w:val="20"/>
-                <w:szCs w:val="20"/>
+                <w:sz w:val="22"/>
+                <w:szCs w:val="22"/>
+                <w:color w:val="130C0E"/>
+              </w:rPr>
+            </w:pPr>
+            <w:r>
+              <w:rPr>
+                <w:sz w:val="22"/>
+                <w:szCs w:val="22"/>
                 <w:color w:val="130C0E"/>
               </w:rPr>
               <w:t xml:space="preserve">{clientMobile}</w:t>
@@ -705,16 +705,16 @@
             <w:pPr>
               <w:spacing w:after="0" w:line="252" w:lineRule="auto"/>
               <w:rPr>
-                <w:sz w:val="20"/>
-                <w:szCs w:val="20"/>
-                <w:b/>
-                <w:color w:val="130C0E"/>
-              </w:rPr>
-            </w:pPr>
-            <w:r>
-              <w:rPr>
-                <w:sz w:val="20"/>
-                <w:szCs w:val="20"/>
+                <w:sz w:val="22"/>
+                <w:szCs w:val="22"/>
+                <w:b/>
+                <w:color w:val="130C0E"/>
+              </w:rPr>
+            </w:pPr>
+            <w:r>
+              <w:rPr>
+                <w:sz w:val="22"/>
+                <w:szCs w:val="22"/>
                 <w:b/>
                 <w:color w:val="130C0E"/>
               </w:rPr>
@@ -737,15 +737,15 @@
             <w:pPr>
               <w:spacing w:after="0" w:line="252" w:lineRule="auto"/>
               <w:rPr>
-                <w:sz w:val="20"/>
-                <w:szCs w:val="20"/>
-                <w:color w:val="130C0E"/>
-              </w:rPr>
-            </w:pPr>
-            <w:r>
-              <w:rPr>
-                <w:sz w:val="20"/>
-                <w:szCs w:val="20"/>
+                <w:sz w:val="22"/>
+                <w:szCs w:val="22"/>
+                <w:color w:val="130C0E"/>
+              </w:rPr>
+            </w:pPr>
+            <w:r>
+              <w:rPr>
+                <w:sz w:val="22"/>
+                <w:szCs w:val="22"/>
                 <w:color w:val="130C0E"/>
               </w:rPr>
               <w:t xml:space="preserve">{dbydEmail}</w:t>
@@ -761,16 +761,16 @@
         </w:pBdr>
         <w:spacing w:before="220" w:after="90"/>
         <w:rPr>
-          <w:sz w:val="24"/>
-          <w:szCs w:val="24"/>
+          <w:sz w:val="26"/>
+          <w:szCs w:val="26"/>
           <w:b/>
           <w:color w:val="130C0E"/>
         </w:rPr>
       </w:pPr>
       <w:r>
         <w:rPr>
-          <w:sz w:val="24"/>
-          <w:szCs w:val="24"/>
+          <w:sz w:val="26"/>
+          <w:szCs w:val="26"/>
           <w:b/>
           <w:color w:val="130C0E"/>
         </w:rPr>
@@ -813,16 +813,16 @@
             <w:pPr>
               <w:spacing w:after="0" w:line="252" w:lineRule="auto"/>
               <w:rPr>
-                <w:sz w:val="20"/>
-                <w:szCs w:val="20"/>
+                <w:sz w:val="22"/>
+                <w:szCs w:val="22"/>
                 <w:b/>
                 <w:color w:val="FFFFFF"/>
               </w:rPr>
             </w:pPr>
             <w:r>
               <w:rPr>
-                <w:sz w:val="20"/>
-                <w:szCs w:val="20"/>
+                <w:sz w:val="22"/>
+                <w:szCs w:val="22"/>
                 <w:b/>
                 <w:color w:val="FFFFFF"/>
               </w:rPr>
@@ -846,16 +846,16 @@
             <w:pPr>
               <w:spacing w:after="0" w:line="252" w:lineRule="auto"/>
               <w:rPr>
-                <w:sz w:val="20"/>
-                <w:szCs w:val="20"/>
+                <w:sz w:val="22"/>
+                <w:szCs w:val="22"/>
                 <w:b/>
                 <w:color w:val="FFFFFF"/>
               </w:rPr>
             </w:pPr>
             <w:r>
               <w:rPr>
-                <w:sz w:val="20"/>
-                <w:szCs w:val="20"/>
+                <w:sz w:val="22"/>
+                <w:szCs w:val="22"/>
                 <w:b/>
                 <w:color w:val="FFFFFF"/>
               </w:rPr>
@@ -879,16 +879,16 @@
             <w:pPr>
               <w:spacing w:after="0" w:line="252" w:lineRule="auto"/>
               <w:rPr>
-                <w:sz w:val="20"/>
-                <w:szCs w:val="20"/>
+                <w:sz w:val="22"/>
+                <w:szCs w:val="22"/>
                 <w:b/>
                 <w:color w:val="FFFFFF"/>
               </w:rPr>
             </w:pPr>
             <w:r>
               <w:rPr>
-                <w:sz w:val="20"/>
-                <w:szCs w:val="20"/>
+                <w:sz w:val="22"/>
+                <w:szCs w:val="22"/>
                 <w:b/>
                 <w:color w:val="FFFFFF"/>
               </w:rPr>
@@ -914,16 +914,16 @@
             <w:pPr>
               <w:spacing w:after="0" w:line="252" w:lineRule="auto"/>
               <w:rPr>
-                <w:sz w:val="20"/>
-                <w:szCs w:val="20"/>
+                <w:sz w:val="22"/>
+                <w:szCs w:val="22"/>
                 <w:b/>
                 <w:color w:val="000000"/>
               </w:rPr>
             </w:pPr>
             <w:r>
               <w:rPr>
-                <w:sz w:val="20"/>
-                <w:szCs w:val="20"/>
+                <w:sz w:val="22"/>
+                <w:szCs w:val="22"/>
                 <w:b/>
                 <w:color w:val="000000"/>
               </w:rPr>
@@ -947,15 +947,15 @@
               <w:spacing w:after="0" w:line="252" w:lineRule="auto"/>
               <w:jc w:val="center"/>
               <w:rPr>
-                <w:sz w:val="20"/>
-                <w:szCs w:val="20"/>
-                <w:color w:val="130C0E"/>
-              </w:rPr>
-            </w:pPr>
-            <w:r>
-              <w:rPr>
-                <w:sz w:val="20"/>
-                <w:szCs w:val="20"/>
+                <w:sz w:val="22"/>
+                <w:szCs w:val="22"/>
+                <w:color w:val="130C0E"/>
+              </w:rPr>
+            </w:pPr>
+            <w:r>
+              <w:rPr>
+                <w:sz w:val="22"/>
+                <w:szCs w:val="22"/>
                 <w:color w:val="130C0E"/>
               </w:rPr>
               <w:t xml:space="preserve">{gas_quality}</w:t>
@@ -977,15 +977,15 @@
             <w:pPr>
               <w:spacing w:after="0" w:line="252" w:lineRule="auto"/>
               <w:rPr>
-                <w:sz w:val="20"/>
-                <w:szCs w:val="20"/>
-                <w:color w:val="130C0E"/>
-              </w:rPr>
-            </w:pPr>
-            <w:r>
-              <w:rPr>
-                <w:sz w:val="20"/>
-                <w:szCs w:val="20"/>
+                <w:sz w:val="22"/>
+                <w:szCs w:val="22"/>
+                <w:color w:val="130C0E"/>
+              </w:rPr>
+            </w:pPr>
+            <w:r>
+              <w:rPr>
+                <w:sz w:val="22"/>
+                <w:szCs w:val="22"/>
                 <w:color w:val="130C0E"/>
               </w:rPr>
               <w:t xml:space="preserve">{gas_comment}</w:t>
@@ -1009,16 +1009,16 @@
             <w:pPr>
               <w:spacing w:after="0" w:line="252" w:lineRule="auto"/>
               <w:rPr>
-                <w:sz w:val="20"/>
-                <w:szCs w:val="20"/>
+                <w:sz w:val="22"/>
+                <w:szCs w:val="22"/>
                 <w:b/>
                 <w:color w:val="000000"/>
               </w:rPr>
             </w:pPr>
             <w:r>
               <w:rPr>
-                <w:sz w:val="20"/>
-                <w:szCs w:val="20"/>
+                <w:sz w:val="22"/>
+                <w:szCs w:val="22"/>
                 <w:b/>
                 <w:color w:val="000000"/>
               </w:rPr>
@@ -1042,15 +1042,15 @@
               <w:spacing w:after="0" w:line="252" w:lineRule="auto"/>
               <w:jc w:val="center"/>
               <w:rPr>
-                <w:sz w:val="20"/>
-                <w:szCs w:val="20"/>
-                <w:color w:val="130C0E"/>
-              </w:rPr>
-            </w:pPr>
-            <w:r>
-              <w:rPr>
-                <w:sz w:val="20"/>
-                <w:szCs w:val="20"/>
+                <w:sz w:val="22"/>
+                <w:szCs w:val="22"/>
+                <w:color w:val="130C0E"/>
+              </w:rPr>
+            </w:pPr>
+            <w:r>
+              <w:rPr>
+                <w:sz w:val="22"/>
+                <w:szCs w:val="22"/>
                 <w:color w:val="130C0E"/>
               </w:rPr>
               <w:t xml:space="preserve">{telstra_quality}</w:t>
@@ -1072,15 +1072,15 @@
             <w:pPr>
               <w:spacing w:after="0" w:line="252" w:lineRule="auto"/>
               <w:rPr>
-                <w:sz w:val="20"/>
-                <w:szCs w:val="20"/>
-                <w:color w:val="130C0E"/>
-              </w:rPr>
-            </w:pPr>
-            <w:r>
-              <w:rPr>
-                <w:sz w:val="20"/>
-                <w:szCs w:val="20"/>
+                <w:sz w:val="22"/>
+                <w:szCs w:val="22"/>
+                <w:color w:val="130C0E"/>
+              </w:rPr>
+            </w:pPr>
+            <w:r>
+              <w:rPr>
+                <w:sz w:val="22"/>
+                <w:szCs w:val="22"/>
                 <w:color w:val="130C0E"/>
               </w:rPr>
               <w:t xml:space="preserve">{telstra_comment}</w:t>
@@ -1105,16 +1105,16 @@
             <w:pPr>
               <w:spacing w:after="0" w:line="252" w:lineRule="auto"/>
               <w:rPr>
-                <w:sz w:val="20"/>
-                <w:szCs w:val="20"/>
+                <w:sz w:val="22"/>
+                <w:szCs w:val="22"/>
                 <w:b/>
                 <w:color w:val="000000"/>
               </w:rPr>
             </w:pPr>
             <w:r>
               <w:rPr>
-                <w:sz w:val="20"/>
-                <w:szCs w:val="20"/>
+                <w:sz w:val="22"/>
+                <w:szCs w:val="22"/>
                 <w:b/>
                 <w:color w:val="000000"/>
               </w:rPr>
@@ -1138,15 +1138,15 @@
               <w:spacing w:after="0" w:line="252" w:lineRule="auto"/>
               <w:jc w:val="center"/>
               <w:rPr>
-                <w:sz w:val="20"/>
-                <w:szCs w:val="20"/>
-                <w:color w:val="130C0E"/>
-              </w:rPr>
-            </w:pPr>
-            <w:r>
-              <w:rPr>
-                <w:sz w:val="20"/>
-                <w:szCs w:val="20"/>
+                <w:sz w:val="22"/>
+                <w:szCs w:val="22"/>
+                <w:color w:val="130C0E"/>
+              </w:rPr>
+            </w:pPr>
+            <w:r>
+              <w:rPr>
+                <w:sz w:val="22"/>
+                <w:szCs w:val="22"/>
                 <w:color w:val="130C0E"/>
               </w:rPr>
               <w:t xml:space="preserve">{electricity_quality}</w:t>
@@ -1168,15 +1168,15 @@
             <w:pPr>
               <w:spacing w:after="0" w:line="252" w:lineRule="auto"/>
               <w:rPr>
-                <w:sz w:val="20"/>
-                <w:szCs w:val="20"/>
-                <w:color w:val="130C0E"/>
-              </w:rPr>
-            </w:pPr>
-            <w:r>
-              <w:rPr>
-                <w:sz w:val="20"/>
-                <w:szCs w:val="20"/>
+                <w:sz w:val="22"/>
+                <w:szCs w:val="22"/>
+                <w:color w:val="130C0E"/>
+              </w:rPr>
+            </w:pPr>
+            <w:r>
+              <w:rPr>
+                <w:sz w:val="22"/>
+                <w:szCs w:val="22"/>
                 <w:color w:val="130C0E"/>
               </w:rPr>
               <w:t xml:space="preserve">{electricity_comment}</w:t>
@@ -1200,16 +1200,16 @@
             <w:pPr>
               <w:spacing w:after="0" w:line="252" w:lineRule="auto"/>
               <w:rPr>
-                <w:sz w:val="20"/>
-                <w:szCs w:val="20"/>
+                <w:sz w:val="22"/>
+                <w:szCs w:val="22"/>
                 <w:b/>
                 <w:color w:val="000000"/>
               </w:rPr>
             </w:pPr>
             <w:r>
               <w:rPr>
-                <w:sz w:val="20"/>
-                <w:szCs w:val="20"/>
+                <w:sz w:val="22"/>
+                <w:szCs w:val="22"/>
                 <w:b/>
                 <w:color w:val="000000"/>
               </w:rPr>
@@ -1233,15 +1233,15 @@
               <w:spacing w:after="0" w:line="252" w:lineRule="auto"/>
               <w:jc w:val="center"/>
               <w:rPr>
-                <w:sz w:val="20"/>
-                <w:szCs w:val="20"/>
-                <w:color w:val="130C0E"/>
-              </w:rPr>
-            </w:pPr>
-            <w:r>
-              <w:rPr>
-                <w:sz w:val="20"/>
-                <w:szCs w:val="20"/>
+                <w:sz w:val="22"/>
+                <w:szCs w:val="22"/>
+                <w:color w:val="130C0E"/>
+              </w:rPr>
+            </w:pPr>
+            <w:r>
+              <w:rPr>
+                <w:sz w:val="22"/>
+                <w:szCs w:val="22"/>
                 <w:color w:val="130C0E"/>
               </w:rPr>
               <w:t xml:space="preserve">{comms_quality}</w:t>
@@ -1263,15 +1263,15 @@
             <w:pPr>
               <w:spacing w:after="0" w:line="252" w:lineRule="auto"/>
               <w:rPr>
-                <w:sz w:val="20"/>
-                <w:szCs w:val="20"/>
-                <w:color w:val="130C0E"/>
-              </w:rPr>
-            </w:pPr>
-            <w:r>
-              <w:rPr>
-                <w:sz w:val="20"/>
-                <w:szCs w:val="20"/>
+                <w:sz w:val="22"/>
+                <w:szCs w:val="22"/>
+                <w:color w:val="130C0E"/>
+              </w:rPr>
+            </w:pPr>
+            <w:r>
+              <w:rPr>
+                <w:sz w:val="22"/>
+                <w:szCs w:val="22"/>
                 <w:color w:val="130C0E"/>
               </w:rPr>
               <w:t xml:space="preserve">{comms_comment}</w:t>
@@ -1296,16 +1296,16 @@
             <w:pPr>
               <w:spacing w:after="0" w:line="252" w:lineRule="auto"/>
               <w:rPr>
-                <w:sz w:val="20"/>
-                <w:szCs w:val="20"/>
+                <w:sz w:val="22"/>
+                <w:szCs w:val="22"/>
                 <w:b/>
                 <w:color w:val="000000"/>
               </w:rPr>
             </w:pPr>
             <w:r>
               <w:rPr>
-                <w:sz w:val="20"/>
-                <w:szCs w:val="20"/>
+                <w:sz w:val="22"/>
+                <w:szCs w:val="22"/>
                 <w:b/>
                 <w:color w:val="000000"/>
               </w:rPr>
@@ -1329,15 +1329,15 @@
               <w:spacing w:after="0" w:line="252" w:lineRule="auto"/>
               <w:jc w:val="center"/>
               <w:rPr>
-                <w:sz w:val="20"/>
-                <w:szCs w:val="20"/>
-                <w:color w:val="130C0E"/>
-              </w:rPr>
-            </w:pPr>
-            <w:r>
-              <w:rPr>
-                <w:sz w:val="20"/>
-                <w:szCs w:val="20"/>
+                <w:sz w:val="22"/>
+                <w:szCs w:val="22"/>
+                <w:color w:val="130C0E"/>
+              </w:rPr>
+            </w:pPr>
+            <w:r>
+              <w:rPr>
+                <w:sz w:val="22"/>
+                <w:szCs w:val="22"/>
                 <w:color w:val="130C0E"/>
               </w:rPr>
               <w:t xml:space="preserve">{water_quality}</w:t>
@@ -1359,15 +1359,15 @@
             <w:pPr>
               <w:spacing w:after="0" w:line="252" w:lineRule="auto"/>
               <w:rPr>
-                <w:sz w:val="20"/>
-                <w:szCs w:val="20"/>
-                <w:color w:val="130C0E"/>
-              </w:rPr>
-            </w:pPr>
-            <w:r>
-              <w:rPr>
-                <w:sz w:val="20"/>
-                <w:szCs w:val="20"/>
+                <w:sz w:val="22"/>
+                <w:szCs w:val="22"/>
+                <w:color w:val="130C0E"/>
+              </w:rPr>
+            </w:pPr>
+            <w:r>
+              <w:rPr>
+                <w:sz w:val="22"/>
+                <w:szCs w:val="22"/>
                 <w:color w:val="130C0E"/>
               </w:rPr>
               <w:t xml:space="preserve">{water_comment}</w:t>
@@ -1392,16 +1392,16 @@
             <w:pPr>
               <w:spacing w:after="0" w:line="252" w:lineRule="auto"/>
               <w:rPr>
-                <w:sz w:val="20"/>
-                <w:szCs w:val="20"/>
+                <w:sz w:val="22"/>
+                <w:szCs w:val="22"/>
                 <w:b/>
                 <w:color w:val="000000"/>
               </w:rPr>
             </w:pPr>
             <w:r>
               <w:rPr>
-                <w:sz w:val="20"/>
-                <w:szCs w:val="20"/>
+                <w:sz w:val="22"/>
+                <w:szCs w:val="22"/>
                 <w:b/>
                 <w:color w:val="000000"/>
               </w:rPr>
@@ -1425,15 +1425,15 @@
               <w:spacing w:after="0" w:line="252" w:lineRule="auto"/>
               <w:jc w:val="center"/>
               <w:rPr>
-                <w:sz w:val="20"/>
-                <w:szCs w:val="20"/>
-                <w:color w:val="130C0E"/>
-              </w:rPr>
-            </w:pPr>
-            <w:r>
-              <w:rPr>
-                <w:sz w:val="20"/>
-                <w:szCs w:val="20"/>
+                <w:sz w:val="22"/>
+                <w:szCs w:val="22"/>
+                <w:color w:val="130C0E"/>
+              </w:rPr>
+            </w:pPr>
+            <w:r>
+              <w:rPr>
+                <w:sz w:val="22"/>
+                <w:szCs w:val="22"/>
                 <w:color w:val="130C0E"/>
               </w:rPr>
               <w:t xml:space="preserve">{sewer_quality}</w:t>
@@ -1455,15 +1455,15 @@
             <w:pPr>
               <w:spacing w:after="0" w:line="252" w:lineRule="auto"/>
               <w:rPr>
-                <w:sz w:val="20"/>
-                <w:szCs w:val="20"/>
-                <w:color w:val="130C0E"/>
-              </w:rPr>
-            </w:pPr>
-            <w:r>
-              <w:rPr>
-                <w:sz w:val="20"/>
-                <w:szCs w:val="20"/>
+                <w:sz w:val="22"/>
+                <w:szCs w:val="22"/>
+                <w:color w:val="130C0E"/>
+              </w:rPr>
+            </w:pPr>
+            <w:r>
+              <w:rPr>
+                <w:sz w:val="22"/>
+                <w:szCs w:val="22"/>
                 <w:color w:val="130C0E"/>
               </w:rPr>
               <w:t xml:space="preserve">{sewer_comment}</w:t>
@@ -1488,16 +1488,16 @@
             <w:pPr>
               <w:spacing w:after="0" w:line="252" w:lineRule="auto"/>
               <w:rPr>
-                <w:sz w:val="20"/>
-                <w:szCs w:val="20"/>
+                <w:sz w:val="22"/>
+                <w:szCs w:val="22"/>
                 <w:b/>
                 <w:color w:val="000000"/>
               </w:rPr>
             </w:pPr>
             <w:r>
               <w:rPr>
-                <w:sz w:val="20"/>
-                <w:szCs w:val="20"/>
+                <w:sz w:val="22"/>
+                <w:szCs w:val="22"/>
                 <w:b/>
                 <w:color w:val="000000"/>
               </w:rPr>
@@ -1521,15 +1521,15 @@
               <w:spacing w:after="0" w:line="252" w:lineRule="auto"/>
               <w:jc w:val="center"/>
               <w:rPr>
-                <w:sz w:val="20"/>
-                <w:szCs w:val="20"/>
-                <w:color w:val="130C0E"/>
-              </w:rPr>
-            </w:pPr>
-            <w:r>
-              <w:rPr>
-                <w:sz w:val="20"/>
-                <w:szCs w:val="20"/>
+                <w:sz w:val="22"/>
+                <w:szCs w:val="22"/>
+                <w:color w:val="130C0E"/>
+              </w:rPr>
+            </w:pPr>
+            <w:r>
+              <w:rPr>
+                <w:sz w:val="22"/>
+                <w:szCs w:val="22"/>
                 <w:color w:val="130C0E"/>
               </w:rPr>
               <w:t xml:space="preserve">{stormwater_quality}</w:t>
@@ -1551,15 +1551,15 @@
             <w:pPr>
               <w:spacing w:after="0" w:line="252" w:lineRule="auto"/>
               <w:rPr>
-                <w:sz w:val="20"/>
-                <w:szCs w:val="20"/>
-                <w:color w:val="130C0E"/>
-              </w:rPr>
-            </w:pPr>
-            <w:r>
-              <w:rPr>
-                <w:sz w:val="20"/>
-                <w:szCs w:val="20"/>
+                <w:sz w:val="22"/>
+                <w:szCs w:val="22"/>
+                <w:color w:val="130C0E"/>
+              </w:rPr>
+            </w:pPr>
+            <w:r>
+              <w:rPr>
+                <w:sz w:val="22"/>
+                <w:szCs w:val="22"/>
                 <w:color w:val="130C0E"/>
               </w:rPr>
               <w:t xml:space="preserve">{stormwater_comment}</w:t>
@@ -1584,16 +1584,16 @@
             <w:pPr>
               <w:spacing w:after="0" w:line="252" w:lineRule="auto"/>
               <w:rPr>
-                <w:sz w:val="20"/>
-                <w:szCs w:val="20"/>
+                <w:sz w:val="22"/>
+                <w:szCs w:val="22"/>
                 <w:b/>
                 <w:color w:val="000000"/>
               </w:rPr>
             </w:pPr>
             <w:r>
               <w:rPr>
-                <w:sz w:val="20"/>
-                <w:szCs w:val="20"/>
+                <w:sz w:val="22"/>
+                <w:szCs w:val="22"/>
                 <w:b/>
                 <w:color w:val="000000"/>
               </w:rPr>
@@ -1617,15 +1617,15 @@
               <w:spacing w:after="0" w:line="252" w:lineRule="auto"/>
               <w:jc w:val="center"/>
               <w:rPr>
-                <w:sz w:val="20"/>
-                <w:szCs w:val="20"/>
-                <w:color w:val="130C0E"/>
-              </w:rPr>
-            </w:pPr>
-            <w:r>
-              <w:rPr>
-                <w:sz w:val="20"/>
-                <w:szCs w:val="20"/>
+                <w:sz w:val="22"/>
+                <w:szCs w:val="22"/>
+                <w:color w:val="130C0E"/>
+              </w:rPr>
+            </w:pPr>
+            <w:r>
+              <w:rPr>
+                <w:sz w:val="22"/>
+                <w:szCs w:val="22"/>
                 <w:color w:val="130C0E"/>
               </w:rPr>
               <w:t xml:space="preserve">{recycled_quality}</w:t>
@@ -1647,15 +1647,15 @@
             <w:pPr>
               <w:spacing w:after="0" w:line="252" w:lineRule="auto"/>
               <w:rPr>
-                <w:sz w:val="20"/>
-                <w:szCs w:val="20"/>
-                <w:color w:val="130C0E"/>
-              </w:rPr>
-            </w:pPr>
-            <w:r>
-              <w:rPr>
-                <w:sz w:val="20"/>
-                <w:szCs w:val="20"/>
+                <w:sz w:val="22"/>
+                <w:szCs w:val="22"/>
+                <w:color w:val="130C0E"/>
+              </w:rPr>
+            </w:pPr>
+            <w:r>
+              <w:rPr>
+                <w:sz w:val="22"/>
+                <w:szCs w:val="22"/>
                 <w:color w:val="130C0E"/>
               </w:rPr>
               <w:t xml:space="preserve">{recycled_comment}</w:t>
@@ -1680,16 +1680,16 @@
             <w:pPr>
               <w:spacing w:after="0" w:line="252" w:lineRule="auto"/>
               <w:rPr>
-                <w:sz w:val="20"/>
-                <w:szCs w:val="20"/>
+                <w:sz w:val="22"/>
+                <w:szCs w:val="22"/>
                 <w:b/>
                 <w:color w:val="000000"/>
               </w:rPr>
             </w:pPr>
             <w:r>
               <w:rPr>
-                <w:sz w:val="20"/>
-                <w:szCs w:val="20"/>
+                <w:sz w:val="22"/>
+                <w:szCs w:val="22"/>
                 <w:b/>
                 <w:color w:val="000000"/>
               </w:rPr>
@@ -1713,15 +1713,15 @@
               <w:spacing w:after="0" w:line="252" w:lineRule="auto"/>
               <w:jc w:val="center"/>
               <w:rPr>
-                <w:sz w:val="20"/>
-                <w:szCs w:val="20"/>
-                <w:color w:val="130C0E"/>
-              </w:rPr>
-            </w:pPr>
-            <w:r>
-              <w:rPr>
-                <w:sz w:val="20"/>
-                <w:szCs w:val="20"/>
+                <w:sz w:val="22"/>
+                <w:szCs w:val="22"/>
+                <w:color w:val="130C0E"/>
+              </w:rPr>
+            </w:pPr>
+            <w:r>
+              <w:rPr>
+                <w:sz w:val="22"/>
+                <w:szCs w:val="22"/>
                 <w:color w:val="130C0E"/>
               </w:rPr>
               <w:t xml:space="preserve">{unknown_quality}</w:t>
@@ -1743,15 +1743,15 @@
             <w:pPr>
               <w:spacing w:after="0" w:line="252" w:lineRule="auto"/>
               <w:rPr>
-                <w:sz w:val="20"/>
-                <w:szCs w:val="20"/>
-                <w:color w:val="130C0E"/>
-              </w:rPr>
-            </w:pPr>
-            <w:r>
-              <w:rPr>
-                <w:sz w:val="20"/>
-                <w:szCs w:val="20"/>
+                <w:sz w:val="22"/>
+                <w:szCs w:val="22"/>
+                <w:color w:val="130C0E"/>
+              </w:rPr>
+            </w:pPr>
+            <w:r>
+              <w:rPr>
+                <w:sz w:val="22"/>
+                <w:szCs w:val="22"/>
                 <w:color w:val="130C0E"/>
               </w:rPr>
               <w:t xml:space="preserve">{unknown_comment}</w:t>
@@ -1776,16 +1776,16 @@
             <w:pPr>
               <w:spacing w:after="0" w:line="252" w:lineRule="auto"/>
               <w:rPr>
-                <w:sz w:val="20"/>
-                <w:szCs w:val="20"/>
+                <w:sz w:val="22"/>
+                <w:szCs w:val="22"/>
                 <w:b/>
                 <w:color w:val="000000"/>
               </w:rPr>
             </w:pPr>
             <w:r>
               <w:rPr>
-                <w:sz w:val="20"/>
-                <w:szCs w:val="20"/>
+                <w:sz w:val="22"/>
+                <w:szCs w:val="22"/>
                 <w:b/>
                 <w:color w:val="000000"/>
               </w:rPr>
@@ -1809,15 +1809,15 @@
               <w:spacing w:after="0" w:line="252" w:lineRule="auto"/>
               <w:jc w:val="center"/>
               <w:rPr>
-                <w:sz w:val="20"/>
-                <w:szCs w:val="20"/>
-                <w:color w:val="130C0E"/>
-              </w:rPr>
-            </w:pPr>
-            <w:r>
-              <w:rPr>
-                <w:sz w:val="20"/>
-                <w:szCs w:val="20"/>
+                <w:sz w:val="22"/>
+                <w:szCs w:val="22"/>
+                <w:color w:val="130C0E"/>
+              </w:rPr>
+            </w:pPr>
+            <w:r>
+              <w:rPr>
+                <w:sz w:val="22"/>
+                <w:szCs w:val="22"/>
                 <w:color w:val="130C0E"/>
               </w:rPr>
               <w:t xml:space="preserve">{earth_quality}</w:t>
@@ -1839,15 +1839,15 @@
             <w:pPr>
               <w:spacing w:after="0" w:line="252" w:lineRule="auto"/>
               <w:rPr>
-                <w:sz w:val="20"/>
-                <w:szCs w:val="20"/>
-                <w:color w:val="130C0E"/>
-              </w:rPr>
-            </w:pPr>
-            <w:r>
-              <w:rPr>
-                <w:sz w:val="20"/>
-                <w:szCs w:val="20"/>
+                <w:sz w:val="22"/>
+                <w:szCs w:val="22"/>
+                <w:color w:val="130C0E"/>
+              </w:rPr>
+            </w:pPr>
+            <w:r>
+              <w:rPr>
+                <w:sz w:val="22"/>
+                <w:szCs w:val="22"/>
                 <w:color w:val="130C0E"/>
               </w:rPr>
               <w:t xml:space="preserve">{earth_comment}</w:t>
@@ -1863,16 +1863,16 @@
         </w:pBdr>
         <w:spacing w:before="220" w:after="90"/>
         <w:rPr>
-          <w:sz w:val="24"/>
-          <w:szCs w:val="24"/>
+          <w:sz w:val="26"/>
+          <w:szCs w:val="26"/>
           <w:b/>
           <w:color w:val="130C0E"/>
         </w:rPr>
       </w:pPr>
       <w:r>
         <w:rPr>
-          <w:sz w:val="24"/>
-          <w:szCs w:val="24"/>
+          <w:sz w:val="26"/>
+          <w:szCs w:val="26"/>
           <w:b/>
           <w:color w:val="130C0E"/>
         </w:rPr>
@@ -1883,63 +1883,8 @@
       <w:pPr>
         <w:spacing w:after="0" w:line="252" w:lineRule="auto"/>
         <w:rPr>
-          <w:sz w:val="20"/>
-          <w:szCs w:val="20"/>
-          <w:color w:val="130C0E"/>
-        </w:rPr>
-      </w:pPr>
-      <w:r>
-        <w:rPr>
-          <w:sz w:val="20"/>
-          <w:szCs w:val="20"/>
-          <w:color w:val="130C0E"/>
-        </w:rPr>
-        <w:t xml:space="preserve">{comments}</w:t>
-      </w:r>
-    </w:p>
-    <w:p>
-      <w:pPr>
-        <w:spacing w:before="160"/>
-      </w:pPr>
-      <w:r>
-        <w:t>{#hasSignoff}</w:t>
-      </w:r>
-    </w:p>
-    <w:p>
-      <w:pPr>
-        <w:spacing w:after="0" w:line="252" w:lineRule="auto"/>
-        <w:rPr>
-          <w:sz w:val="18"/>
-          <w:szCs w:val="18"/>
-          <w:b/>
-          <w:color w:val="666666"/>
-        </w:rPr>
-      </w:pPr>
-      <w:r>
-        <w:rPr>
-          <w:sz w:val="18"/>
-          <w:szCs w:val="18"/>
-          <w:b/>
-          <w:color w:val="666666"/>
-        </w:rPr>
-        <w:t xml:space="preserve">Located and reported by</w:t>
-      </w:r>
-    </w:p>
-    <w:p>
-      <w:pPr>
-        <w:spacing w:after="0"/>
-      </w:pPr>
-      <w:r>
-        <w:t xml:space="preserve">{%signature}</w:t>
-      </w:r>
-    </w:p>
-    <w:p>
-      <w:pPr>
-        <w:spacing w:after="0" w:line="252" w:lineRule="auto"/>
-        <w:rPr>
           <w:sz w:val="22"/>
           <w:szCs w:val="22"/>
-          <w:b/>
           <w:color w:val="130C0E"/>
         </w:rPr>
       </w:pPr>
@@ -1947,36 +1892,9 @@
         <w:rPr>
           <w:sz w:val="22"/>
           <w:szCs w:val="22"/>
-          <w:b/>
           <w:color w:val="130C0E"/>
         </w:rPr>
-        <w:t xml:space="preserve">{signName}</w:t>
-      </w:r>
-    </w:p>
-    <w:p>
-      <w:pPr>
-        <w:spacing w:after="0" w:line="252" w:lineRule="auto"/>
-        <w:rPr>
-          <w:sz w:val="18"/>
-          <w:szCs w:val="18"/>
-          <w:color w:val="444444"/>
-        </w:rPr>
-      </w:pPr>
-      <w:r>
-        <w:rPr>
-          <w:sz w:val="18"/>
-          <w:szCs w:val="18"/>
-          <w:color w:val="444444"/>
-        </w:rPr>
-        <w:t xml:space="preserve">{signMeta}</w:t>
-      </w:r>
-    </w:p>
-    <w:p>
-      <w:pPr>
-        <w:spacing w:after="0"/>
-      </w:pPr>
-      <w:r>
-        <w:t>{/hasSignoff}</w:t>
+        <w:t xml:space="preserve">{comments}</w:t>
       </w:r>
     </w:p>
     <w:p>
@@ -1987,16 +1905,16 @@
         </w:pBdr>
         <w:spacing w:before="220" w:after="90"/>
         <w:rPr>
-          <w:sz w:val="24"/>
-          <w:szCs w:val="24"/>
+          <w:sz w:val="26"/>
+          <w:szCs w:val="26"/>
           <w:b/>
           <w:color w:val="130C0E"/>
         </w:rPr>
       </w:pPr>
       <w:r>
         <w:rPr>
-          <w:sz w:val="24"/>
-          <w:szCs w:val="24"/>
+          <w:sz w:val="26"/>
+          <w:szCs w:val="26"/>
           <w:b/>
           <w:color w:val="130C0E"/>
         </w:rPr>
@@ -2039,16 +1957,16 @@
               <w:spacing w:after="0" w:line="252" w:lineRule="auto"/>
               <w:jc w:val="center"/>
               <w:rPr>
-                <w:sz w:val="20"/>
-                <w:szCs w:val="20"/>
+                <w:sz w:val="22"/>
+                <w:szCs w:val="22"/>
                 <w:b/>
                 <w:color w:val="000000"/>
               </w:rPr>
             </w:pPr>
             <w:r>
               <w:rPr>
-                <w:sz w:val="20"/>
-                <w:szCs w:val="20"/>
+                <w:sz w:val="22"/>
+                <w:szCs w:val="22"/>
                 <w:b/>
                 <w:color w:val="000000"/>
               </w:rPr>
@@ -2071,15 +1989,15 @@
             <w:pPr>
               <w:spacing w:after="0" w:line="252" w:lineRule="auto"/>
               <w:rPr>
-                <w:sz w:val="20"/>
-                <w:szCs w:val="20"/>
-                <w:color w:val="130C0E"/>
-              </w:rPr>
-            </w:pPr>
-            <w:r>
-              <w:rPr>
-                <w:sz w:val="20"/>
-                <w:szCs w:val="20"/>
+                <w:sz w:val="22"/>
+                <w:szCs w:val="22"/>
+                <w:color w:val="130C0E"/>
+              </w:rPr>
+            </w:pPr>
+            <w:r>
+              <w:rPr>
+                <w:sz w:val="22"/>
+                <w:szCs w:val="22"/>
                 <w:color w:val="130C0E"/>
               </w:rPr>
               <w:t xml:space="preserve">Gas</w:t>
@@ -2105,16 +2023,16 @@
               <w:spacing w:after="0" w:line="252" w:lineRule="auto"/>
               <w:jc w:val="center"/>
               <w:rPr>
-                <w:sz w:val="20"/>
-                <w:szCs w:val="20"/>
+                <w:sz w:val="22"/>
+                <w:szCs w:val="22"/>
                 <w:b/>
                 <w:color w:val="000000"/>
               </w:rPr>
             </w:pPr>
             <w:r>
               <w:rPr>
-                <w:sz w:val="20"/>
-                <w:szCs w:val="20"/>
+                <w:sz w:val="22"/>
+                <w:szCs w:val="22"/>
                 <w:b/>
                 <w:color w:val="000000"/>
               </w:rPr>
@@ -2137,15 +2055,15 @@
             <w:pPr>
               <w:spacing w:after="0" w:line="252" w:lineRule="auto"/>
               <w:rPr>
-                <w:sz w:val="20"/>
-                <w:szCs w:val="20"/>
-                <w:color w:val="130C0E"/>
-              </w:rPr>
-            </w:pPr>
-            <w:r>
-              <w:rPr>
-                <w:sz w:val="20"/>
-                <w:szCs w:val="20"/>
+                <w:sz w:val="22"/>
+                <w:szCs w:val="22"/>
+                <w:color w:val="130C0E"/>
+              </w:rPr>
+            </w:pPr>
+            <w:r>
+              <w:rPr>
+                <w:sz w:val="22"/>
+                <w:szCs w:val="22"/>
                 <w:color w:val="130C0E"/>
               </w:rPr>
               <w:t xml:space="preserve">Telstra</w:t>
@@ -2171,16 +2089,16 @@
               <w:spacing w:after="0" w:line="252" w:lineRule="auto"/>
               <w:jc w:val="center"/>
               <w:rPr>
-                <w:sz w:val="20"/>
-                <w:szCs w:val="20"/>
+                <w:sz w:val="22"/>
+                <w:szCs w:val="22"/>
                 <w:b/>
                 <w:color w:val="000000"/>
               </w:rPr>
             </w:pPr>
             <w:r>
               <w:rPr>
-                <w:sz w:val="20"/>
-                <w:szCs w:val="20"/>
+                <w:sz w:val="22"/>
+                <w:szCs w:val="22"/>
                 <w:b/>
                 <w:color w:val="000000"/>
               </w:rPr>
@@ -2203,15 +2121,15 @@
             <w:pPr>
               <w:spacing w:after="0" w:line="252" w:lineRule="auto"/>
               <w:rPr>
-                <w:sz w:val="20"/>
-                <w:szCs w:val="20"/>
-                <w:color w:val="130C0E"/>
-              </w:rPr>
-            </w:pPr>
-            <w:r>
-              <w:rPr>
-                <w:sz w:val="20"/>
-                <w:szCs w:val="20"/>
+                <w:sz w:val="22"/>
+                <w:szCs w:val="22"/>
+                <w:color w:val="130C0E"/>
+              </w:rPr>
+            </w:pPr>
+            <w:r>
+              <w:rPr>
+                <w:sz w:val="22"/>
+                <w:szCs w:val="22"/>
                 <w:color w:val="130C0E"/>
               </w:rPr>
               <w:t xml:space="preserve">Electricity (LV and HV)</w:t>
@@ -2237,16 +2155,16 @@
               <w:spacing w:after="0" w:line="252" w:lineRule="auto"/>
               <w:jc w:val="center"/>
               <w:rPr>
-                <w:sz w:val="20"/>
-                <w:szCs w:val="20"/>
+                <w:sz w:val="22"/>
+                <w:szCs w:val="22"/>
                 <w:b/>
                 <w:color w:val="000000"/>
               </w:rPr>
             </w:pPr>
             <w:r>
               <w:rPr>
-                <w:sz w:val="20"/>
-                <w:szCs w:val="20"/>
+                <w:sz w:val="22"/>
+                <w:szCs w:val="22"/>
                 <w:b/>
                 <w:color w:val="000000"/>
               </w:rPr>
@@ -2269,15 +2187,15 @@
             <w:pPr>
               <w:spacing w:after="0" w:line="252" w:lineRule="auto"/>
               <w:rPr>
-                <w:sz w:val="20"/>
-                <w:szCs w:val="20"/>
-                <w:color w:val="130C0E"/>
-              </w:rPr>
-            </w:pPr>
-            <w:r>
-              <w:rPr>
-                <w:sz w:val="20"/>
-                <w:szCs w:val="20"/>
+                <w:sz w:val="22"/>
+                <w:szCs w:val="22"/>
+                <w:color w:val="130C0E"/>
+              </w:rPr>
+            </w:pPr>
+            <w:r>
+              <w:rPr>
+                <w:sz w:val="22"/>
+                <w:szCs w:val="22"/>
                 <w:color w:val="130C0E"/>
               </w:rPr>
               <w:t xml:space="preserve">Communications / Fibre Optic</w:t>
@@ -2303,16 +2221,16 @@
               <w:spacing w:after="0" w:line="252" w:lineRule="auto"/>
               <w:jc w:val="center"/>
               <w:rPr>
-                <w:sz w:val="20"/>
-                <w:szCs w:val="20"/>
+                <w:sz w:val="22"/>
+                <w:szCs w:val="22"/>
                 <w:b/>
                 <w:color w:val="000000"/>
               </w:rPr>
             </w:pPr>
             <w:r>
               <w:rPr>
-                <w:sz w:val="20"/>
-                <w:szCs w:val="20"/>
+                <w:sz w:val="22"/>
+                <w:szCs w:val="22"/>
                 <w:b/>
                 <w:color w:val="000000"/>
               </w:rPr>
@@ -2335,15 +2253,15 @@
             <w:pPr>
               <w:spacing w:after="0" w:line="252" w:lineRule="auto"/>
               <w:rPr>
-                <w:sz w:val="20"/>
-                <w:szCs w:val="20"/>
-                <w:color w:val="130C0E"/>
-              </w:rPr>
-            </w:pPr>
-            <w:r>
-              <w:rPr>
-                <w:sz w:val="20"/>
-                <w:szCs w:val="20"/>
+                <w:sz w:val="22"/>
+                <w:szCs w:val="22"/>
+                <w:color w:val="130C0E"/>
+              </w:rPr>
+            </w:pPr>
+            <w:r>
+              <w:rPr>
+                <w:sz w:val="22"/>
+                <w:szCs w:val="22"/>
                 <w:color w:val="130C0E"/>
               </w:rPr>
               <w:t xml:space="preserve">Water</w:t>
@@ -2369,16 +2287,16 @@
               <w:spacing w:after="0" w:line="252" w:lineRule="auto"/>
               <w:jc w:val="center"/>
               <w:rPr>
-                <w:sz w:val="20"/>
-                <w:szCs w:val="20"/>
+                <w:sz w:val="22"/>
+                <w:szCs w:val="22"/>
                 <w:b/>
                 <w:color w:val="000000"/>
               </w:rPr>
             </w:pPr>
             <w:r>
               <w:rPr>
-                <w:sz w:val="20"/>
-                <w:szCs w:val="20"/>
+                <w:sz w:val="22"/>
+                <w:szCs w:val="22"/>
                 <w:b/>
                 <w:color w:val="000000"/>
               </w:rPr>
@@ -2401,15 +2319,15 @@
             <w:pPr>
               <w:spacing w:after="0" w:line="252" w:lineRule="auto"/>
               <w:rPr>
-                <w:sz w:val="20"/>
-                <w:szCs w:val="20"/>
-                <w:color w:val="130C0E"/>
-              </w:rPr>
-            </w:pPr>
-            <w:r>
-              <w:rPr>
-                <w:sz w:val="20"/>
-                <w:szCs w:val="20"/>
+                <w:sz w:val="22"/>
+                <w:szCs w:val="22"/>
+                <w:color w:val="130C0E"/>
+              </w:rPr>
+            </w:pPr>
+            <w:r>
+              <w:rPr>
+                <w:sz w:val="22"/>
+                <w:szCs w:val="22"/>
                 <w:color w:val="130C0E"/>
               </w:rPr>
               <w:t xml:space="preserve">Sewer</w:t>
@@ -2435,16 +2353,16 @@
               <w:spacing w:after="0" w:line="252" w:lineRule="auto"/>
               <w:jc w:val="center"/>
               <w:rPr>
-                <w:sz w:val="20"/>
-                <w:szCs w:val="20"/>
+                <w:sz w:val="22"/>
+                <w:szCs w:val="22"/>
                 <w:b/>
                 <w:color w:val="000000"/>
               </w:rPr>
             </w:pPr>
             <w:r>
               <w:rPr>
-                <w:sz w:val="20"/>
-                <w:szCs w:val="20"/>
+                <w:sz w:val="22"/>
+                <w:szCs w:val="22"/>
                 <w:b/>
                 <w:color w:val="000000"/>
               </w:rPr>
@@ -2467,15 +2385,15 @@
             <w:pPr>
               <w:spacing w:after="0" w:line="252" w:lineRule="auto"/>
               <w:rPr>
-                <w:sz w:val="20"/>
-                <w:szCs w:val="20"/>
-                <w:color w:val="130C0E"/>
-              </w:rPr>
-            </w:pPr>
-            <w:r>
-              <w:rPr>
-                <w:sz w:val="20"/>
-                <w:szCs w:val="20"/>
+                <w:sz w:val="22"/>
+                <w:szCs w:val="22"/>
+                <w:color w:val="130C0E"/>
+              </w:rPr>
+            </w:pPr>
+            <w:r>
+              <w:rPr>
+                <w:sz w:val="22"/>
+                <w:szCs w:val="22"/>
                 <w:color w:val="130C0E"/>
               </w:rPr>
               <w:t xml:space="preserve">Stormwater</w:t>
@@ -2501,16 +2419,16 @@
               <w:spacing w:after="0" w:line="252" w:lineRule="auto"/>
               <w:jc w:val="center"/>
               <w:rPr>
-                <w:sz w:val="20"/>
-                <w:szCs w:val="20"/>
+                <w:sz w:val="22"/>
+                <w:szCs w:val="22"/>
                 <w:b/>
                 <w:color w:val="000000"/>
               </w:rPr>
             </w:pPr>
             <w:r>
               <w:rPr>
-                <w:sz w:val="20"/>
-                <w:szCs w:val="20"/>
+                <w:sz w:val="22"/>
+                <w:szCs w:val="22"/>
                 <w:b/>
                 <w:color w:val="000000"/>
               </w:rPr>
@@ -2533,15 +2451,15 @@
             <w:pPr>
               <w:spacing w:after="0" w:line="252" w:lineRule="auto"/>
               <w:rPr>
-                <w:sz w:val="20"/>
-                <w:szCs w:val="20"/>
-                <w:color w:val="130C0E"/>
-              </w:rPr>
-            </w:pPr>
-            <w:r>
-              <w:rPr>
-                <w:sz w:val="20"/>
-                <w:szCs w:val="20"/>
+                <w:sz w:val="22"/>
+                <w:szCs w:val="22"/>
+                <w:color w:val="130C0E"/>
+              </w:rPr>
+            </w:pPr>
+            <w:r>
+              <w:rPr>
+                <w:sz w:val="22"/>
+                <w:szCs w:val="22"/>
                 <w:color w:val="130C0E"/>
               </w:rPr>
               <w:t xml:space="preserve">Recycled Water</w:t>
@@ -2567,16 +2485,16 @@
               <w:spacing w:after="0" w:line="252" w:lineRule="auto"/>
               <w:jc w:val="center"/>
               <w:rPr>
-                <w:sz w:val="20"/>
-                <w:szCs w:val="20"/>
+                <w:sz w:val="22"/>
+                <w:szCs w:val="22"/>
                 <w:b/>
                 <w:color w:val="000000"/>
               </w:rPr>
             </w:pPr>
             <w:r>
               <w:rPr>
-                <w:sz w:val="20"/>
-                <w:szCs w:val="20"/>
+                <w:sz w:val="22"/>
+                <w:szCs w:val="22"/>
                 <w:b/>
                 <w:color w:val="000000"/>
               </w:rPr>
@@ -2599,15 +2517,15 @@
             <w:pPr>
               <w:spacing w:after="0" w:line="252" w:lineRule="auto"/>
               <w:rPr>
-                <w:sz w:val="20"/>
-                <w:szCs w:val="20"/>
-                <w:color w:val="130C0E"/>
-              </w:rPr>
-            </w:pPr>
-            <w:r>
-              <w:rPr>
-                <w:sz w:val="20"/>
-                <w:szCs w:val="20"/>
+                <w:sz w:val="22"/>
+                <w:szCs w:val="22"/>
+                <w:color w:val="130C0E"/>
+              </w:rPr>
+            </w:pPr>
+            <w:r>
+              <w:rPr>
+                <w:sz w:val="22"/>
+                <w:szCs w:val="22"/>
                 <w:color w:val="130C0E"/>
               </w:rPr>
               <w:t xml:space="preserve">Unknown Service</w:t>
@@ -2633,16 +2551,16 @@
               <w:spacing w:after="0" w:line="252" w:lineRule="auto"/>
               <w:jc w:val="center"/>
               <w:rPr>
-                <w:sz w:val="20"/>
-                <w:szCs w:val="20"/>
+                <w:sz w:val="22"/>
+                <w:szCs w:val="22"/>
                 <w:b/>
                 <w:color w:val="000000"/>
               </w:rPr>
             </w:pPr>
             <w:r>
               <w:rPr>
-                <w:sz w:val="20"/>
-                <w:szCs w:val="20"/>
+                <w:sz w:val="22"/>
+                <w:szCs w:val="22"/>
                 <w:b/>
                 <w:color w:val="000000"/>
               </w:rPr>
@@ -2665,15 +2583,15 @@
             <w:pPr>
               <w:spacing w:after="0" w:line="252" w:lineRule="auto"/>
               <w:rPr>
-                <w:sz w:val="20"/>
-                <w:szCs w:val="20"/>
-                <w:color w:val="130C0E"/>
-              </w:rPr>
-            </w:pPr>
-            <w:r>
-              <w:rPr>
-                <w:sz w:val="20"/>
-                <w:szCs w:val="20"/>
+                <w:sz w:val="22"/>
+                <w:szCs w:val="22"/>
+                <w:color w:val="130C0E"/>
+              </w:rPr>
+            </w:pPr>
+            <w:r>
+              <w:rPr>
+                <w:sz w:val="22"/>
+                <w:szCs w:val="22"/>
                 <w:color w:val="130C0E"/>
               </w:rPr>
               <w:t xml:space="preserve">Earth Grid (Substation)</w:t>
@@ -2689,16 +2607,16 @@
         </w:pBdr>
         <w:spacing w:before="220" w:after="90"/>
         <w:rPr>
-          <w:sz w:val="24"/>
-          <w:szCs w:val="24"/>
+          <w:sz w:val="26"/>
+          <w:szCs w:val="26"/>
           <w:b/>
           <w:color w:val="130C0E"/>
         </w:rPr>
       </w:pPr>
       <w:r>
         <w:rPr>
-          <w:sz w:val="24"/>
-          <w:szCs w:val="24"/>
+          <w:sz w:val="26"/>
+          <w:szCs w:val="26"/>
           <w:b/>
           <w:color w:val="130C0E"/>
         </w:rPr>
@@ -2709,149 +2627,149 @@
       <w:pPr>
         <w:spacing w:after="0" w:line="252" w:lineRule="auto"/>
         <w:rPr>
+          <w:sz w:val="23"/>
+          <w:szCs w:val="23"/>
+          <w:b/>
+          <w:color w:val="130C0E"/>
+        </w:rPr>
+      </w:pPr>
+      <w:r>
+        <w:rPr>
+          <w:sz w:val="23"/>
+          <w:szCs w:val="23"/>
+          <w:b/>
+          <w:color w:val="130C0E"/>
+        </w:rPr>
+        <w:t xml:space="preserve">Quality Level A (QL-A)</w:t>
+      </w:r>
+    </w:p>
+    <w:p>
+      <w:pPr>
+        <w:spacing w:after="0" w:line="252" w:lineRule="auto"/>
+        <w:rPr>
           <w:sz w:val="21"/>
           <w:szCs w:val="21"/>
+          <w:color w:val="333333"/>
+        </w:rPr>
+      </w:pPr>
+      <w:r>
+        <w:rPr>
+          <w:sz w:val="21"/>
+          <w:szCs w:val="21"/>
+          <w:color w:val="333333"/>
+        </w:rPr>
+        <w:t xml:space="preserve">Is the highest Quality level accuracy and consists of positive identification of the attribute and location of a subsurface position in three dimensions. It is the only Quality level that defines a subsurface utility has been validated with additional attribute information (e.g. size, material, depth).</w:t>
+      </w:r>
+    </w:p>
+    <w:p>
+      <w:pPr>
+        <w:spacing w:after="0" w:line="252" w:lineRule="auto"/>
+        <w:rPr>
+          <w:sz w:val="23"/>
+          <w:szCs w:val="23"/>
           <w:b/>
           <w:color w:val="130C0E"/>
         </w:rPr>
       </w:pPr>
       <w:r>
         <w:rPr>
+          <w:sz w:val="23"/>
+          <w:szCs w:val="23"/>
+          <w:b/>
+          <w:color w:val="130C0E"/>
+        </w:rPr>
+        <w:t xml:space="preserve">Quality Level B (QL-B)</w:t>
+      </w:r>
+    </w:p>
+    <w:p>
+      <w:pPr>
+        <w:spacing w:after="0" w:line="252" w:lineRule="auto"/>
+        <w:rPr>
           <w:sz w:val="21"/>
           <w:szCs w:val="21"/>
+          <w:color w:val="333333"/>
+        </w:rPr>
+      </w:pPr>
+      <w:r>
+        <w:rPr>
+          <w:sz w:val="21"/>
+          <w:szCs w:val="21"/>
+          <w:color w:val="333333"/>
+        </w:rPr>
+        <w:t xml:space="preserve">A Quality level that provides relative spatial position of the subsurface utility that has been located in three dimensions (horizontal +/- 300mm and vertical +/- 500mm) by tracing with EMI. Tracing has been achieved by applying an electromagnetic signal along or within the utility and traced to a known or visible end point.</w:t>
+      </w:r>
+    </w:p>
+    <w:p>
+      <w:pPr>
+        <w:spacing w:after="0" w:line="252" w:lineRule="auto"/>
+        <w:rPr>
+          <w:sz w:val="23"/>
+          <w:szCs w:val="23"/>
           <w:b/>
           <w:color w:val="130C0E"/>
         </w:rPr>
-        <w:t xml:space="preserve">Quality Level A (QL-A)</w:t>
+      </w:pPr>
+      <w:r>
+        <w:rPr>
+          <w:sz w:val="23"/>
+          <w:szCs w:val="23"/>
+          <w:b/>
+          <w:color w:val="130C0E"/>
+        </w:rPr>
+        <w:t xml:space="preserve">Quality Level C (QL-C)</w:t>
       </w:r>
     </w:p>
     <w:p>
       <w:pPr>
         <w:spacing w:after="0" w:line="252" w:lineRule="auto"/>
         <w:rPr>
-          <w:sz w:val="19"/>
-          <w:szCs w:val="19"/>
+          <w:sz w:val="21"/>
+          <w:szCs w:val="21"/>
           <w:color w:val="333333"/>
         </w:rPr>
       </w:pPr>
       <w:r>
         <w:rPr>
-          <w:sz w:val="19"/>
-          <w:szCs w:val="19"/>
+          <w:sz w:val="21"/>
+          <w:szCs w:val="21"/>
           <w:color w:val="333333"/>
         </w:rPr>
-        <w:t xml:space="preserve">Is the highest Quality level accuracy and consists of positive identification of the attribute and location of a subsurface position in three dimensions. It is the only Quality level that defines a subsurface utility has been validated with additional attribute information (e.g. size, material, depth).</w:t>
+        <w:t xml:space="preserve">Surface feature correlation or an interpretation of the approximate location and attributes of a subsurface utility asset using a combination of existing records and a site survey of visible surface features such as marker plates or utility lids. GPR can be used to improve and refine the relative spatial position of a QL-C alignment.</w:t>
       </w:r>
     </w:p>
     <w:p>
       <w:pPr>
         <w:spacing w:after="0" w:line="252" w:lineRule="auto"/>
         <w:rPr>
+          <w:sz w:val="23"/>
+          <w:szCs w:val="23"/>
+          <w:b/>
+          <w:color w:val="130C0E"/>
+        </w:rPr>
+      </w:pPr>
+      <w:r>
+        <w:rPr>
+          <w:sz w:val="23"/>
+          <w:szCs w:val="23"/>
+          <w:b/>
+          <w:color w:val="130C0E"/>
+        </w:rPr>
+        <w:t xml:space="preserve">Quality Level D (QL-D)</w:t>
+      </w:r>
+    </w:p>
+    <w:p>
+      <w:pPr>
+        <w:spacing w:after="0" w:line="252" w:lineRule="auto"/>
+        <w:rPr>
           <w:sz w:val="21"/>
           <w:szCs w:val="21"/>
-          <w:b/>
-          <w:color w:val="130C0E"/>
+          <w:color w:val="333333"/>
         </w:rPr>
       </w:pPr>
       <w:r>
         <w:rPr>
           <w:sz w:val="21"/>
           <w:szCs w:val="21"/>
-          <w:b/>
-          <w:color w:val="130C0E"/>
-        </w:rPr>
-        <w:t xml:space="preserve">Quality Level B (QL-B)</w:t>
-      </w:r>
-    </w:p>
-    <w:p>
-      <w:pPr>
-        <w:spacing w:after="0" w:line="252" w:lineRule="auto"/>
-        <w:rPr>
-          <w:sz w:val="19"/>
-          <w:szCs w:val="19"/>
-          <w:color w:val="333333"/>
-        </w:rPr>
-      </w:pPr>
-      <w:r>
-        <w:rPr>
-          <w:sz w:val="19"/>
-          <w:szCs w:val="19"/>
-          <w:color w:val="333333"/>
-        </w:rPr>
-        <w:t xml:space="preserve">A Quality level that provides relative spatial position of the subsurface utility that has been located in three dimensions (horizontal +/- 300mm and vertical +/- 500mm) by tracing with EMI. Tracing has been achieved by applying an electromagnetic signal along or within the utility and traced to a known or visible end point.</w:t>
-      </w:r>
-    </w:p>
-    <w:p>
-      <w:pPr>
-        <w:spacing w:after="0" w:line="252" w:lineRule="auto"/>
-        <w:rPr>
-          <w:sz w:val="21"/>
-          <w:szCs w:val="21"/>
-          <w:b/>
-          <w:color w:val="130C0E"/>
-        </w:rPr>
-      </w:pPr>
-      <w:r>
-        <w:rPr>
-          <w:sz w:val="21"/>
-          <w:szCs w:val="21"/>
-          <w:b/>
-          <w:color w:val="130C0E"/>
-        </w:rPr>
-        <w:t xml:space="preserve">Quality Level C (QL-C)</w:t>
-      </w:r>
-    </w:p>
-    <w:p>
-      <w:pPr>
-        <w:spacing w:after="0" w:line="252" w:lineRule="auto"/>
-        <w:rPr>
-          <w:sz w:val="19"/>
-          <w:szCs w:val="19"/>
-          <w:color w:val="333333"/>
-        </w:rPr>
-      </w:pPr>
-      <w:r>
-        <w:rPr>
-          <w:sz w:val="19"/>
-          <w:szCs w:val="19"/>
-          <w:color w:val="333333"/>
-        </w:rPr>
-        <w:t xml:space="preserve">Surface feature correlation or an interpretation of the approximate location and attributes of a subsurface utility asset using a combination of existing records and a site survey of visible surface features such as marker plates or utility lids. GPR can be used to improve and refine the relative spatial position of a QL-C alignment.</w:t>
-      </w:r>
-    </w:p>
-    <w:p>
-      <w:pPr>
-        <w:spacing w:after="0" w:line="252" w:lineRule="auto"/>
-        <w:rPr>
-          <w:sz w:val="21"/>
-          <w:szCs w:val="21"/>
-          <w:b/>
-          <w:color w:val="130C0E"/>
-        </w:rPr>
-      </w:pPr>
-      <w:r>
-        <w:rPr>
-          <w:sz w:val="21"/>
-          <w:szCs w:val="21"/>
-          <w:b/>
-          <w:color w:val="130C0E"/>
-        </w:rPr>
-        <w:t xml:space="preserve">Quality Level D (QL-D)</w:t>
-      </w:r>
-    </w:p>
-    <w:p>
-      <w:pPr>
-        <w:spacing w:after="0" w:line="252" w:lineRule="auto"/>
-        <w:rPr>
-          <w:sz w:val="19"/>
-          <w:szCs w:val="19"/>
-          <w:color w:val="333333"/>
-        </w:rPr>
-      </w:pPr>
-      <w:r>
-        <w:rPr>
-          <w:sz w:val="19"/>
-          <w:szCs w:val="19"/>
           <w:color w:val="333333"/>
         </w:rPr>
         <w:t xml:space="preserve">Lowest of the four levels. This information can be gathered from existing Before-You-Dig plans, other available existing records and site plans, however it has not been possible to accurately locate these subsurface utilities using electromagnetic or GPR techniques within the tolerances set out in AS 5488.1:2022.</w:t>
@@ -2965,16 +2883,16 @@
               <w:spacing w:after="60"/>
               <w:jc w:val="center"/>
               <w:rPr>
-                <w:sz w:val="18"/>
-                <w:szCs w:val="18"/>
-                <w:b/>
-                <w:color w:val="130C0E"/>
-              </w:rPr>
-            </w:pPr>
-            <w:r>
-              <w:rPr>
-                <w:sz w:val="18"/>
-                <w:szCs w:val="18"/>
+                <w:sz w:val="20"/>
+                <w:szCs w:val="20"/>
+                <w:b/>
+                <w:color w:val="130C0E"/>
+              </w:rPr>
+            </w:pPr>
+            <w:r>
+              <w:rPr>
+                <w:sz w:val="20"/>
+                <w:szCs w:val="20"/>
                 <w:b/>
                 <w:color w:val="130C0E"/>
               </w:rPr>
@@ -3007,16 +2925,16 @@
               <w:spacing w:after="60"/>
               <w:jc w:val="center"/>
               <w:rPr>
-                <w:sz w:val="18"/>
-                <w:szCs w:val="18"/>
-                <w:b/>
-                <w:color w:val="130C0E"/>
-              </w:rPr>
-            </w:pPr>
-            <w:r>
-              <w:rPr>
-                <w:sz w:val="18"/>
-                <w:szCs w:val="18"/>
+                <w:sz w:val="20"/>
+                <w:szCs w:val="20"/>
+                <w:b/>
+                <w:color w:val="130C0E"/>
+              </w:rPr>
+            </w:pPr>
+            <w:r>
+              <w:rPr>
+                <w:sz w:val="20"/>
+                <w:szCs w:val="20"/>
                 <w:b/>
                 <w:color w:val="130C0E"/>
               </w:rPr>
@@ -3049,16 +2967,16 @@
               <w:spacing w:after="60"/>
               <w:jc w:val="center"/>
               <w:rPr>
-                <w:sz w:val="18"/>
-                <w:szCs w:val="18"/>
-                <w:b/>
-                <w:color w:val="130C0E"/>
-              </w:rPr>
-            </w:pPr>
-            <w:r>
-              <w:rPr>
-                <w:sz w:val="18"/>
-                <w:szCs w:val="18"/>
+                <w:sz w:val="20"/>
+                <w:szCs w:val="20"/>
+                <w:b/>
+                <w:color w:val="130C0E"/>
+              </w:rPr>
+            </w:pPr>
+            <w:r>
+              <w:rPr>
+                <w:sz w:val="20"/>
+                <w:szCs w:val="20"/>
                 <w:b/>
                 <w:color w:val="130C0E"/>
               </w:rPr>
@@ -3091,16 +3009,16 @@
               <w:spacing w:after="60"/>
               <w:jc w:val="center"/>
               <w:rPr>
-                <w:sz w:val="18"/>
-                <w:szCs w:val="18"/>
-                <w:b/>
-                <w:color w:val="130C0E"/>
-              </w:rPr>
-            </w:pPr>
-            <w:r>
-              <w:rPr>
-                <w:sz w:val="18"/>
-                <w:szCs w:val="18"/>
+                <w:sz w:val="20"/>
+                <w:szCs w:val="20"/>
+                <w:b/>
+                <w:color w:val="130C0E"/>
+              </w:rPr>
+            </w:pPr>
+            <w:r>
+              <w:rPr>
+                <w:sz w:val="20"/>
+                <w:szCs w:val="20"/>
                 <w:b/>
                 <w:color w:val="130C0E"/>
               </w:rPr>
@@ -3133,16 +3051,16 @@
               <w:spacing w:after="60"/>
               <w:jc w:val="center"/>
               <w:rPr>
-                <w:sz w:val="18"/>
-                <w:szCs w:val="18"/>
-                <w:b/>
-                <w:color w:val="130C0E"/>
-              </w:rPr>
-            </w:pPr>
-            <w:r>
-              <w:rPr>
-                <w:sz w:val="18"/>
-                <w:szCs w:val="18"/>
+                <w:sz w:val="20"/>
+                <w:szCs w:val="20"/>
+                <w:b/>
+                <w:color w:val="130C0E"/>
+              </w:rPr>
+            </w:pPr>
+            <w:r>
+              <w:rPr>
+                <w:sz w:val="20"/>
+                <w:szCs w:val="20"/>
                 <w:b/>
                 <w:color w:val="130C0E"/>
               </w:rPr>
@@ -3170,16 +3088,16 @@
         </w:pBdr>
         <w:spacing w:before="220" w:after="90"/>
         <w:rPr>
-          <w:sz w:val="24"/>
-          <w:szCs w:val="24"/>
+          <w:sz w:val="26"/>
+          <w:szCs w:val="26"/>
           <w:b/>
           <w:color w:val="130C0E"/>
         </w:rPr>
       </w:pPr>
       <w:r>
         <w:rPr>
-          <w:sz w:val="24"/>
-          <w:szCs w:val="24"/>
+          <w:sz w:val="26"/>
+          <w:szCs w:val="26"/>
           <w:b/>
           <w:color w:val="130C0E"/>
         </w:rPr>
@@ -3220,15 +3138,15 @@
             <w:pPr>
               <w:spacing w:after="0" w:line="252" w:lineRule="auto"/>
               <w:rPr>
-                <w:sz w:val="20"/>
-                <w:szCs w:val="20"/>
-                <w:color w:val="130C0E"/>
-              </w:rPr>
-            </w:pPr>
-            <w:r>
-              <w:rPr>
-                <w:sz w:val="20"/>
-                <w:szCs w:val="20"/>
+                <w:sz w:val="22"/>
+                <w:szCs w:val="22"/>
+                <w:color w:val="130C0E"/>
+              </w:rPr>
+            </w:pPr>
+            <w:r>
+              <w:rPr>
+                <w:sz w:val="22"/>
+                <w:szCs w:val="22"/>
                 <w:color w:val="130C0E"/>
               </w:rPr>
               <w:t xml:space="preserve">0.6d = 0.6 metres deep</w:t>
@@ -3251,15 +3169,15 @@
             <w:pPr>
               <w:spacing w:after="0" w:line="252" w:lineRule="auto"/>
               <w:rPr>
-                <w:sz w:val="20"/>
-                <w:szCs w:val="20"/>
-                <w:color w:val="130C0E"/>
-              </w:rPr>
-            </w:pPr>
-            <w:r>
-              <w:rPr>
-                <w:sz w:val="20"/>
-                <w:szCs w:val="20"/>
+                <w:sz w:val="22"/>
+                <w:szCs w:val="22"/>
+                <w:color w:val="130C0E"/>
+              </w:rPr>
+            </w:pPr>
+            <w:r>
+              <w:rPr>
+                <w:sz w:val="22"/>
+                <w:szCs w:val="22"/>
                 <w:color w:val="130C0E"/>
               </w:rPr>
               <w:t xml:space="preserve">0.6 Inv = 0.6 metres to invert of pipe</w:t>
@@ -3283,15 +3201,15 @@
             <w:pPr>
               <w:spacing w:after="0" w:line="252" w:lineRule="auto"/>
               <w:rPr>
-                <w:sz w:val="20"/>
-                <w:szCs w:val="20"/>
-                <w:color w:val="130C0E"/>
-              </w:rPr>
-            </w:pPr>
-            <w:r>
-              <w:rPr>
-                <w:sz w:val="20"/>
-                <w:szCs w:val="20"/>
+                <w:sz w:val="22"/>
+                <w:szCs w:val="22"/>
+                <w:color w:val="130C0E"/>
+              </w:rPr>
+            </w:pPr>
+            <w:r>
+              <w:rPr>
+                <w:sz w:val="22"/>
+                <w:szCs w:val="22"/>
                 <w:color w:val="130C0E"/>
               </w:rPr>
               <w:t xml:space="preserve">0.6 TOP = 0.6 metres to top of pipe</w:t>
@@ -3314,15 +3232,15 @@
             <w:pPr>
               <w:spacing w:after="0" w:line="252" w:lineRule="auto"/>
               <w:rPr>
-                <w:sz w:val="20"/>
-                <w:szCs w:val="20"/>
-                <w:color w:val="130C0E"/>
-              </w:rPr>
-            </w:pPr>
-            <w:r>
-              <w:rPr>
-                <w:sz w:val="20"/>
-                <w:szCs w:val="20"/>
+                <w:sz w:val="22"/>
+                <w:szCs w:val="22"/>
+                <w:color w:val="130C0E"/>
+              </w:rPr>
+            </w:pPr>
+            <w:r>
+              <w:rPr>
+                <w:sz w:val="22"/>
+                <w:szCs w:val="22"/>
                 <w:color w:val="130C0E"/>
               </w:rPr>
               <w:t xml:space="preserve">UTT = Unable to Trace</w:t>
@@ -3346,15 +3264,15 @@
             <w:pPr>
               <w:spacing w:after="0" w:line="252" w:lineRule="auto"/>
               <w:rPr>
-                <w:sz w:val="20"/>
-                <w:szCs w:val="20"/>
-                <w:color w:val="130C0E"/>
-              </w:rPr>
-            </w:pPr>
-            <w:r>
-              <w:rPr>
-                <w:sz w:val="20"/>
-                <w:szCs w:val="20"/>
+                <w:sz w:val="22"/>
+                <w:szCs w:val="22"/>
+                <w:color w:val="130C0E"/>
+              </w:rPr>
+            </w:pPr>
+            <w:r>
+              <w:rPr>
+                <w:sz w:val="22"/>
+                <w:szCs w:val="22"/>
                 <w:color w:val="130C0E"/>
               </w:rPr>
               <w:t xml:space="preserve">UTO = Unable to Open</w:t>
@@ -3377,15 +3295,15 @@
             <w:pPr>
               <w:spacing w:after="0" w:line="252" w:lineRule="auto"/>
               <w:rPr>
-                <w:sz w:val="20"/>
-                <w:szCs w:val="20"/>
-                <w:color w:val="130C0E"/>
-              </w:rPr>
-            </w:pPr>
-            <w:r>
-              <w:rPr>
-                <w:sz w:val="20"/>
-                <w:szCs w:val="20"/>
+                <w:sz w:val="22"/>
+                <w:szCs w:val="22"/>
+                <w:color w:val="130C0E"/>
+              </w:rPr>
+            </w:pPr>
+            <w:r>
+              <w:rPr>
+                <w:sz w:val="22"/>
+                <w:szCs w:val="22"/>
                 <w:color w:val="130C0E"/>
               </w:rPr>
               <w:t xml:space="preserve">EOT = End of Trace</w:t>
@@ -3409,15 +3327,15 @@
             <w:pPr>
               <w:spacing w:after="0" w:line="252" w:lineRule="auto"/>
               <w:rPr>
-                <w:sz w:val="20"/>
-                <w:szCs w:val="20"/>
-                <w:color w:val="130C0E"/>
-              </w:rPr>
-            </w:pPr>
-            <w:r>
-              <w:rPr>
-                <w:sz w:val="20"/>
-                <w:szCs w:val="20"/>
+                <w:sz w:val="22"/>
+                <w:szCs w:val="22"/>
+                <w:color w:val="130C0E"/>
+              </w:rPr>
+            </w:pPr>
+            <w:r>
+              <w:rPr>
+                <w:sz w:val="22"/>
+                <w:szCs w:val="22"/>
                 <w:color w:val="130C0E"/>
               </w:rPr>
               <w:t xml:space="preserve">NDD = Non Destructive Digging</w:t>
@@ -3439,15 +3357,15 @@
             <w:pPr>
               <w:spacing w:after="0" w:line="252" w:lineRule="auto"/>
               <w:rPr>
-                <w:sz w:val="20"/>
-                <w:szCs w:val="20"/>
-                <w:color w:val="130C0E"/>
-              </w:rPr>
-            </w:pPr>
-            <w:r>
-              <w:rPr>
-                <w:sz w:val="20"/>
-                <w:szCs w:val="20"/>
+                <w:sz w:val="22"/>
+                <w:szCs w:val="22"/>
+                <w:color w:val="130C0E"/>
+              </w:rPr>
+            </w:pPr>
+            <w:r>
+              <w:rPr>
+                <w:sz w:val="22"/>
+                <w:szCs w:val="22"/>
                 <w:color w:val="130C0E"/>
               </w:rPr>
               <w:t xml:space="preserve"/>
@@ -3460,16 +3378,16 @@
       <w:pPr>
         <w:spacing w:after="0" w:line="252" w:lineRule="auto"/>
         <w:rPr>
-          <w:sz w:val="17"/>
-          <w:szCs w:val="17"/>
+          <w:sz w:val="19"/>
+          <w:szCs w:val="19"/>
           <w:i/>
           <w:color w:val="666666"/>
         </w:rPr>
       </w:pPr>
       <w:r>
         <w:rPr>
-          <w:sz w:val="17"/>
-          <w:szCs w:val="17"/>
+          <w:sz w:val="19"/>
+          <w:szCs w:val="19"/>
           <w:i/>
           <w:color w:val="666666"/>
         </w:rPr>
@@ -3492,16 +3410,16 @@
         </w:pBdr>
         <w:spacing w:before="220" w:after="90"/>
         <w:rPr>
-          <w:sz w:val="24"/>
-          <w:szCs w:val="24"/>
+          <w:sz w:val="26"/>
+          <w:szCs w:val="26"/>
           <w:b/>
           <w:color w:val="130C0E"/>
         </w:rPr>
       </w:pPr>
       <w:r>
         <w:rPr>
-          <w:sz w:val="24"/>
-          <w:szCs w:val="24"/>
+          <w:sz w:val="26"/>
+          <w:szCs w:val="26"/>
           <w:b/>
           <w:color w:val="130C0E"/>
         </w:rPr>
@@ -3533,15 +3451,15 @@
         <w:spacing w:after="60" w:line="252" w:lineRule="auto"/>
         <w:ind w:left="360" w:hanging="220"/>
         <w:rPr>
-          <w:sz w:val="19"/>
-          <w:szCs w:val="19"/>
+          <w:sz w:val="21"/>
+          <w:szCs w:val="21"/>
           <w:color w:val="333333"/>
         </w:rPr>
       </w:pPr>
       <w:r>
         <w:rPr>
-          <w:sz w:val="19"/>
-          <w:szCs w:val="19"/>
+          <w:sz w:val="21"/>
+          <w:szCs w:val="21"/>
           <w:color w:val="333333"/>
         </w:rPr>
         <w:t xml:space="preserve">•  Direct Service location is the highest accuracy order of service location. It refers to services which are openly visible and can be surveyed by direct measurement to the object.</w:t>
@@ -3552,15 +3470,15 @@
         <w:spacing w:after="60" w:line="252" w:lineRule="auto"/>
         <w:ind w:left="360" w:hanging="220"/>
         <w:rPr>
-          <w:sz w:val="19"/>
-          <w:szCs w:val="19"/>
+          <w:sz w:val="21"/>
+          <w:szCs w:val="21"/>
           <w:color w:val="333333"/>
         </w:rPr>
       </w:pPr>
       <w:r>
         <w:rPr>
-          <w:sz w:val="19"/>
-          <w:szCs w:val="19"/>
+          <w:sz w:val="21"/>
+          <w:szCs w:val="21"/>
           <w:color w:val="333333"/>
         </w:rPr>
         <w:t xml:space="preserve">•  Examples include: exposed pipes, open cable trenches and exposed drainage where invert/obvert measurement is possible.</w:t>
@@ -3591,15 +3509,15 @@
         <w:spacing w:after="60" w:line="252" w:lineRule="auto"/>
         <w:ind w:left="360" w:hanging="220"/>
         <w:rPr>
-          <w:sz w:val="19"/>
-          <w:szCs w:val="19"/>
+          <w:sz w:val="21"/>
+          <w:szCs w:val="21"/>
           <w:color w:val="333333"/>
         </w:rPr>
       </w:pPr>
       <w:r>
         <w:rPr>
-          <w:sz w:val="19"/>
-          <w:szCs w:val="19"/>
+          <w:sz w:val="21"/>
+          <w:szCs w:val="21"/>
           <w:color w:val="333333"/>
         </w:rPr>
         <w:t xml:space="preserve">•  Active Services are to be located using Location methods whereby services are traced using an electromagnetic signal emitted from the transmitter and received by the service detection device.</w:t>
@@ -3610,15 +3528,15 @@
         <w:spacing w:after="60" w:line="252" w:lineRule="auto"/>
         <w:ind w:left="360" w:hanging="220"/>
         <w:rPr>
-          <w:sz w:val="19"/>
-          <w:szCs w:val="19"/>
+          <w:sz w:val="21"/>
+          <w:szCs w:val="21"/>
           <w:color w:val="333333"/>
         </w:rPr>
       </w:pPr>
       <w:r>
         <w:rPr>
-          <w:sz w:val="19"/>
-          <w:szCs w:val="19"/>
+          <w:sz w:val="21"/>
+          <w:szCs w:val="21"/>
           <w:color w:val="333333"/>
         </w:rPr>
         <w:t xml:space="preserve">•  Examples of Active Location methods include using a Direct Connection or Induction Clamp. Readings are required to be marked on the ground surface.</w:t>
@@ -3629,15 +3547,15 @@
         <w:spacing w:after="60" w:line="252" w:lineRule="auto"/>
         <w:ind w:left="360" w:hanging="220"/>
         <w:rPr>
-          <w:sz w:val="19"/>
-          <w:szCs w:val="19"/>
+          <w:sz w:val="21"/>
+          <w:szCs w:val="21"/>
           <w:color w:val="333333"/>
         </w:rPr>
       </w:pPr>
       <w:r>
         <w:rPr>
-          <w:sz w:val="19"/>
-          <w:szCs w:val="19"/>
+          <w:sz w:val="21"/>
+          <w:szCs w:val="21"/>
           <w:color w:val="333333"/>
         </w:rPr>
         <w:t xml:space="preserve">•  Active Location methods are suitable for metal conduits, cables that are welded, soldered, or braided together or where a tracing wire/cathodic protection is present. This method is mandatory for rail services.</w:t>
@@ -3668,15 +3586,15 @@
         <w:spacing w:after="60" w:line="252" w:lineRule="auto"/>
         <w:ind w:left="360" w:hanging="220"/>
         <w:rPr>
-          <w:sz w:val="19"/>
-          <w:szCs w:val="19"/>
+          <w:sz w:val="21"/>
+          <w:szCs w:val="21"/>
           <w:color w:val="333333"/>
         </w:rPr>
       </w:pPr>
       <w:r>
         <w:rPr>
-          <w:sz w:val="19"/>
-          <w:szCs w:val="19"/>
+          <w:sz w:val="21"/>
+          <w:szCs w:val="21"/>
           <w:color w:val="333333"/>
         </w:rPr>
         <w:t xml:space="preserve">•  Passive Services Location uses passive methods which do not involve the use of an electromagnetic signal, transponders, or sondes. In this class the service detection device is used as a standalone.</w:t>
@@ -3687,15 +3605,15 @@
         <w:spacing w:after="60" w:line="252" w:lineRule="auto"/>
         <w:ind w:left="360" w:hanging="220"/>
         <w:rPr>
-          <w:sz w:val="19"/>
-          <w:szCs w:val="19"/>
+          <w:sz w:val="21"/>
+          <w:szCs w:val="21"/>
           <w:color w:val="333333"/>
         </w:rPr>
       </w:pPr>
       <w:r>
         <w:rPr>
-          <w:sz w:val="19"/>
-          <w:szCs w:val="19"/>
+          <w:sz w:val="21"/>
+          <w:szCs w:val="21"/>
           <w:color w:val="333333"/>
         </w:rPr>
         <w:t xml:space="preserve">•  Examples of Passive Service Location capture include radiolocation or GPR. These methods are commonly used for materials such as cast iron or steel pipes where active induction is not possible. Readings are required to be marked on the ground surface.</w:t>
@@ -3726,15 +3644,15 @@
         <w:spacing w:after="60" w:line="252" w:lineRule="auto"/>
         <w:ind w:left="360" w:hanging="220"/>
         <w:rPr>
-          <w:sz w:val="19"/>
-          <w:szCs w:val="19"/>
+          <w:sz w:val="21"/>
+          <w:szCs w:val="21"/>
           <w:color w:val="333333"/>
         </w:rPr>
       </w:pPr>
       <w:r>
         <w:rPr>
-          <w:sz w:val="19"/>
-          <w:szCs w:val="19"/>
+          <w:sz w:val="21"/>
+          <w:szCs w:val="21"/>
           <w:color w:val="333333"/>
         </w:rPr>
         <w:t xml:space="preserve">•  Unverified Services are services that have been located without confirmation by any of the above-mentioned methods. Unverified Services can include service locations approximated from DBYD plans or by joining top stones. The resulting services will be determined as unverified services.</w:t>
@@ -3745,15 +3663,15 @@
         <w:spacing w:after="60" w:line="252" w:lineRule="auto"/>
         <w:ind w:left="360" w:hanging="220"/>
         <w:rPr>
-          <w:sz w:val="19"/>
-          <w:szCs w:val="19"/>
+          <w:sz w:val="21"/>
+          <w:szCs w:val="21"/>
           <w:color w:val="333333"/>
         </w:rPr>
       </w:pPr>
       <w:r>
         <w:rPr>
-          <w:sz w:val="19"/>
-          <w:szCs w:val="19"/>
+          <w:sz w:val="21"/>
+          <w:szCs w:val="21"/>
           <w:color w:val="333333"/>
         </w:rPr>
         <w:t xml:space="preserve">•  Unverified location methods are commonly used for materials such as plastic poly tubing, clay, concrete, or uninsulated/rubber jointed cast iron pipes where other methods are not possible.</w:t>
@@ -3766,16 +3684,16 @@
         </w:pBdr>
         <w:spacing w:before="220" w:after="90"/>
         <w:rPr>
-          <w:sz w:val="24"/>
-          <w:szCs w:val="24"/>
+          <w:sz w:val="26"/>
+          <w:szCs w:val="26"/>
           <w:b/>
           <w:color w:val="130C0E"/>
         </w:rPr>
       </w:pPr>
       <w:r>
         <w:rPr>
-          <w:sz w:val="24"/>
-          <w:szCs w:val="24"/>
+          <w:sz w:val="26"/>
+          <w:szCs w:val="26"/>
           <w:b/>
           <w:color w:val="130C0E"/>
         </w:rPr>
@@ -3786,15 +3704,15 @@
       <w:pPr>
         <w:spacing w:after="0" w:line="252" w:lineRule="auto"/>
         <w:rPr>
-          <w:sz w:val="20"/>
-          <w:szCs w:val="20"/>
+          <w:sz w:val="22"/>
+          <w:szCs w:val="22"/>
           <w:color w:val="130C0E"/>
         </w:rPr>
       </w:pPr>
       <w:r>
         <w:rPr>
-          <w:sz w:val="20"/>
-          <w:szCs w:val="20"/>
+          <w:sz w:val="22"/>
+          <w:szCs w:val="22"/>
           <w:color w:val="130C0E"/>
         </w:rPr>
         <w:t xml:space="preserve">Engineering Surveys accepts no responsibility for damage occurring to Underground services, other than as a direct result of its negligence. All Engineering Surveys employees undertake regular Training and compliance with industry standards.</w:t>
@@ -3804,16 +3722,16 @@
       <w:pPr>
         <w:spacing w:after="0" w:line="252" w:lineRule="auto"/>
         <w:rPr>
-          <w:sz w:val="20"/>
-          <w:szCs w:val="20"/>
+          <w:sz w:val="22"/>
+          <w:szCs w:val="22"/>
           <w:b/>
           <w:color w:val="130C0E"/>
         </w:rPr>
       </w:pPr>
       <w:r>
         <w:rPr>
-          <w:sz w:val="20"/>
-          <w:szCs w:val="20"/>
+          <w:sz w:val="22"/>
+          <w:szCs w:val="22"/>
           <w:b/>
           <w:color w:val="130C0E"/>
         </w:rPr>
@@ -3825,15 +3743,15 @@
         <w:spacing w:after="60" w:line="252" w:lineRule="auto"/>
         <w:ind w:left="360" w:hanging="220"/>
         <w:rPr>
-          <w:sz w:val="19"/>
-          <w:szCs w:val="19"/>
+          <w:sz w:val="21"/>
+          <w:szCs w:val="21"/>
           <w:color w:val="333333"/>
         </w:rPr>
       </w:pPr>
       <w:r>
         <w:rPr>
-          <w:sz w:val="19"/>
-          <w:szCs w:val="19"/>
+          <w:sz w:val="21"/>
+          <w:szCs w:val="21"/>
           <w:color w:val="333333"/>
         </w:rPr>
         <w:t xml:space="preserve">•  Damage to any services outside the area designated by the client, as is the entire area in which work will be carried out, and/or</w:t>
@@ -3844,15 +3762,15 @@
         <w:spacing w:after="60" w:line="252" w:lineRule="auto"/>
         <w:ind w:left="360" w:hanging="220"/>
         <w:rPr>
-          <w:sz w:val="19"/>
-          <w:szCs w:val="19"/>
+          <w:sz w:val="21"/>
+          <w:szCs w:val="21"/>
           <w:color w:val="333333"/>
         </w:rPr>
       </w:pPr>
       <w:r>
         <w:rPr>
-          <w:sz w:val="19"/>
-          <w:szCs w:val="19"/>
+          <w:sz w:val="21"/>
+          <w:szCs w:val="21"/>
           <w:color w:val="333333"/>
         </w:rPr>
         <w:t xml:space="preserve">•  Damage to any service which has not been indicated, or incorrectly indicated on plans obtained through dial before you dig, or from any other source, and/or</w:t>
@@ -3863,15 +3781,15 @@
         <w:spacing w:after="60" w:line="252" w:lineRule="auto"/>
         <w:ind w:left="360" w:hanging="220"/>
         <w:rPr>
-          <w:sz w:val="19"/>
-          <w:szCs w:val="19"/>
+          <w:sz w:val="21"/>
+          <w:szCs w:val="21"/>
           <w:color w:val="333333"/>
         </w:rPr>
       </w:pPr>
       <w:r>
         <w:rPr>
-          <w:sz w:val="19"/>
-          <w:szCs w:val="19"/>
+          <w:sz w:val="21"/>
+          <w:szCs w:val="21"/>
           <w:color w:val="333333"/>
         </w:rPr>
         <w:t xml:space="preserve">•  Where the spray marker is no longer visible/legible, and/or</w:t>
@@ -3882,15 +3800,15 @@
         <w:spacing w:after="60" w:line="252" w:lineRule="auto"/>
         <w:ind w:left="360" w:hanging="220"/>
         <w:rPr>
-          <w:sz w:val="19"/>
-          <w:szCs w:val="19"/>
+          <w:sz w:val="21"/>
+          <w:szCs w:val="21"/>
           <w:color w:val="333333"/>
         </w:rPr>
       </w:pPr>
       <w:r>
         <w:rPr>
-          <w:sz w:val="19"/>
-          <w:szCs w:val="19"/>
+          <w:sz w:val="21"/>
+          <w:szCs w:val="21"/>
           <w:color w:val="333333"/>
         </w:rPr>
         <w:t xml:space="preserve">•  Failure by the client to physically expose (by non-destructive potholing methods) any marked services to confirm alignment and depth. Refer to affected asset owners ‘Duty of care’ for safe approach distance requirements, and/or</w:t>
@@ -3901,15 +3819,15 @@
         <w:spacing w:after="60" w:line="252" w:lineRule="auto"/>
         <w:ind w:left="360" w:hanging="220"/>
         <w:rPr>
-          <w:sz w:val="19"/>
-          <w:szCs w:val="19"/>
+          <w:sz w:val="21"/>
+          <w:szCs w:val="21"/>
           <w:color w:val="333333"/>
         </w:rPr>
       </w:pPr>
       <w:r>
         <w:rPr>
-          <w:sz w:val="19"/>
-          <w:szCs w:val="19"/>
+          <w:sz w:val="21"/>
+          <w:szCs w:val="21"/>
           <w:color w:val="333333"/>
         </w:rPr>
         <w:t xml:space="preserve">•  Non-conductive services are not detectable with equipment currently available. No responsibility is taken for any damage incurred to any non-conductive services (i.e. poly, pvc, concrete, and earthenware etc.), and/or</w:t>
@@ -3920,15 +3838,15 @@
         <w:spacing w:after="60" w:line="252" w:lineRule="auto"/>
         <w:ind w:left="360" w:hanging="220"/>
         <w:rPr>
-          <w:sz w:val="19"/>
-          <w:szCs w:val="19"/>
+          <w:sz w:val="21"/>
+          <w:szCs w:val="21"/>
           <w:color w:val="333333"/>
         </w:rPr>
       </w:pPr>
       <w:r>
         <w:rPr>
-          <w:sz w:val="19"/>
-          <w:szCs w:val="19"/>
+          <w:sz w:val="21"/>
+          <w:szCs w:val="21"/>
           <w:color w:val="333333"/>
         </w:rPr>
         <w:t xml:space="preserve">•  Where no visible signs or reasonable access to a conductive service is known, and/or</w:t>
@@ -3939,15 +3857,15 @@
         <w:spacing w:after="60" w:line="252" w:lineRule="auto"/>
         <w:ind w:left="360" w:hanging="220"/>
         <w:rPr>
-          <w:sz w:val="19"/>
-          <w:szCs w:val="19"/>
+          <w:sz w:val="21"/>
+          <w:szCs w:val="21"/>
           <w:color w:val="333333"/>
         </w:rPr>
       </w:pPr>
       <w:r>
         <w:rPr>
-          <w:sz w:val="19"/>
-          <w:szCs w:val="19"/>
+          <w:sz w:val="21"/>
+          <w:szCs w:val="21"/>
           <w:color w:val="333333"/>
         </w:rPr>
         <w:t xml:space="preserve">•  If conductive continuity is not maintained through the service being located.</w:t>
@@ -3958,15 +3876,15 @@
         <w:spacing w:after="60" w:line="252" w:lineRule="auto"/>
         <w:ind w:left="360" w:hanging="220"/>
         <w:rPr>
-          <w:sz w:val="19"/>
-          <w:szCs w:val="19"/>
+          <w:sz w:val="21"/>
+          <w:szCs w:val="21"/>
           <w:color w:val="333333"/>
         </w:rPr>
       </w:pPr>
       <w:r>
         <w:rPr>
-          <w:sz w:val="19"/>
-          <w:szCs w:val="19"/>
+          <w:sz w:val="21"/>
+          <w:szCs w:val="21"/>
           <w:color w:val="333333"/>
         </w:rPr>
         <w:t xml:space="preserve">•  Engineering Surveys accepts no responsibility for damage to services that have not been verified by ‘potholing’. In the event of damage to services:</w:t>
@@ -3977,15 +3895,15 @@
         <w:spacing w:after="60" w:line="252" w:lineRule="auto"/>
         <w:ind w:left="360" w:hanging="220"/>
         <w:rPr>
-          <w:sz w:val="19"/>
-          <w:szCs w:val="19"/>
+          <w:sz w:val="21"/>
+          <w:szCs w:val="21"/>
           <w:color w:val="333333"/>
         </w:rPr>
       </w:pPr>
       <w:r>
         <w:rPr>
-          <w:sz w:val="19"/>
-          <w:szCs w:val="19"/>
+          <w:sz w:val="21"/>
+          <w:szCs w:val="21"/>
           <w:color w:val="333333"/>
         </w:rPr>
         <w:t xml:space="preserve">•  All damage must be reported to Engineering Surveys prior to any repairs occurring, and/or further earthworks being conducted.</w:t>
@@ -3996,20 +3914,253 @@
         <w:spacing w:after="60" w:line="252" w:lineRule="auto"/>
         <w:ind w:left="360" w:hanging="220"/>
         <w:rPr>
-          <w:sz w:val="19"/>
-          <w:szCs w:val="19"/>
+          <w:sz w:val="21"/>
+          <w:szCs w:val="21"/>
           <w:color w:val="333333"/>
         </w:rPr>
       </w:pPr>
       <w:r>
         <w:rPr>
-          <w:sz w:val="19"/>
-          <w:szCs w:val="19"/>
+          <w:sz w:val="21"/>
+          <w:szCs w:val="21"/>
           <w:color w:val="333333"/>
         </w:rPr>
         <w:t xml:space="preserve">•  An Engineering Surveys representative is to carry out site inspection within a reasonable time period that will not delay necessary repair work.</w:t>
       </w:r>
     </w:p>
+    <w:p>
+      <w:pPr>
+        <w:pBdr>
+          <w:left w:val="single" w:sz="36" w:space="8" w:color="FFC20E"/>
+        </w:pBdr>
+        <w:spacing w:before="220" w:after="90"/>
+        <w:rPr>
+          <w:sz w:val="26"/>
+          <w:szCs w:val="26"/>
+          <w:b/>
+          <w:color w:val="130C0E"/>
+        </w:rPr>
+      </w:pPr>
+      <w:r>
+        <w:rPr>
+          <w:sz w:val="26"/>
+          <w:szCs w:val="26"/>
+          <w:b/>
+          <w:color w:val="130C0E"/>
+        </w:rPr>
+        <w:t xml:space="preserve">Sign-off</w:t>
+      </w:r>
+    </w:p>
+    <w:tbl>
+      <w:tblPr>
+        <w:tblW w:w="10086" w:type="dxa"/>
+        <w:jc w:val="left"/>
+        <w:tblInd w:w="0" w:type="dxa"/>
+        <w:tblBorders>
+          <w:top w:val="single" w:sz="4" w:space="0" w:color="E6E3DD"/>
+          <w:left w:val="single" w:sz="4" w:space="0" w:color="E6E3DD"/>
+          <w:bottom w:val="single" w:sz="4" w:space="0" w:color="E6E3DD"/>
+          <w:right w:val="single" w:sz="4" w:space="0" w:color="E6E3DD"/>
+          <w:insideH w:val="single" w:sz="4" w:space="0" w:color="E6E3DD"/>
+          <w:insideV w:val="single" w:sz="4" w:space="0" w:color="E6E3DD"/>
+        </w:tblBorders>
+      </w:tblPr>
+      <w:tblGrid>
+        <w:gridCol w:w="2900"/>
+        <w:gridCol w:w="7186"/>
+      </w:tblGrid>
+      <w:tr>
+        <w:tc>
+          <w:tcPr>
+            <w:tcW w:w="2900" w:type="dxa"/>
+            <w:shd w:val="clear" w:color="auto" w:fill="FBF6E9"/>
+            <w:tcMar>
+              <w:top w:w="40" w:type="dxa"/>
+              <w:left w:w="110" w:type="dxa"/>
+              <w:bottom w:w="40" w:type="dxa"/>
+              <w:right w:w="110" w:type="dxa"/>
+            </w:tcMar>
+            <w:vAlign w:val="center"/>
+          </w:tcPr>
+          <w:p>
+            <w:pPr>
+              <w:spacing w:after="0" w:line="252" w:lineRule="auto"/>
+              <w:rPr>
+                <w:sz w:val="22"/>
+                <w:szCs w:val="22"/>
+                <w:b/>
+                <w:color w:val="130C0E"/>
+              </w:rPr>
+            </w:pPr>
+            <w:r>
+              <w:rPr>
+                <w:sz w:val="22"/>
+                <w:szCs w:val="22"/>
+                <w:b/>
+                <w:color w:val="130C0E"/>
+              </w:rPr>
+              <w:t xml:space="preserve">UTILITY LOCATOR</w:t>
+            </w:r>
+          </w:p>
+        </w:tc>
+        <w:tc>
+          <w:tcPr>
+            <w:tcW w:w="7186" w:type="dxa"/>
+            <w:tcMar>
+              <w:top w:w="40" w:type="dxa"/>
+              <w:left w:w="110" w:type="dxa"/>
+              <w:bottom w:w="40" w:type="dxa"/>
+              <w:right w:w="110" w:type="dxa"/>
+            </w:tcMar>
+            <w:vAlign w:val="center"/>
+          </w:tcPr>
+          <w:p>
+            <w:pPr>
+              <w:spacing w:after="0" w:line="252" w:lineRule="auto"/>
+              <w:rPr>
+                <w:sz w:val="22"/>
+                <w:szCs w:val="22"/>
+                <w:color w:val="130C0E"/>
+              </w:rPr>
+            </w:pPr>
+            <w:r>
+              <w:rPr>
+                <w:sz w:val="22"/>
+                <w:szCs w:val="22"/>
+                <w:color w:val="130C0E"/>
+              </w:rPr>
+              <w:t xml:space="preserve">{signLocator}</w:t>
+            </w:r>
+          </w:p>
+        </w:tc>
+      </w:tr>
+      <w:tr>
+        <w:tc>
+          <w:tcPr>
+            <w:tcW w:w="2900" w:type="dxa"/>
+            <w:shd w:val="clear" w:color="auto" w:fill="FBF6E9"/>
+            <w:tcMar>
+              <w:top w:w="40" w:type="dxa"/>
+              <w:left w:w="110" w:type="dxa"/>
+              <w:bottom w:w="40" w:type="dxa"/>
+              <w:right w:w="110" w:type="dxa"/>
+            </w:tcMar>
+            <w:vAlign w:val="center"/>
+          </w:tcPr>
+          <w:p>
+            <w:pPr>
+              <w:spacing w:after="0" w:line="252" w:lineRule="auto"/>
+              <w:rPr>
+                <w:sz w:val="22"/>
+                <w:szCs w:val="22"/>
+                <w:b/>
+                <w:color w:val="130C0E"/>
+              </w:rPr>
+            </w:pPr>
+            <w:r>
+              <w:rPr>
+                <w:sz w:val="22"/>
+                <w:szCs w:val="22"/>
+                <w:b/>
+                <w:color w:val="130C0E"/>
+              </w:rPr>
+              <w:t xml:space="preserve">SIGNATURE</w:t>
+            </w:r>
+          </w:p>
+        </w:tc>
+        <w:tc>
+          <w:tcPr>
+            <w:tcW w:w="7186" w:type="dxa"/>
+            <w:tcMar>
+              <w:top w:w="40" w:type="dxa"/>
+              <w:left w:w="110" w:type="dxa"/>
+              <w:bottom w:w="40" w:type="dxa"/>
+              <w:right w:w="110" w:type="dxa"/>
+            </w:tcMar>
+            <w:vAlign w:val="center"/>
+          </w:tcPr>
+          <w:p>
+            <w:pPr>
+              <w:spacing w:before="40" w:after="40"/>
+            </w:pPr>
+            <w:r>
+              <w:t>{#hasSign}</w:t>
+            </w:r>
+            <w:r>
+              <w:t xml:space="preserve">{%signImage}</w:t>
+            </w:r>
+            <w:r>
+              <w:t>{/hasSign}</w:t>
+            </w:r>
+          </w:p>
+        </w:tc>
+      </w:tr>
+      <w:tr>
+        <w:tc>
+          <w:tcPr>
+            <w:tcW w:w="2900" w:type="dxa"/>
+            <w:shd w:val="clear" w:color="auto" w:fill="FBF6E9"/>
+            <w:tcMar>
+              <w:top w:w="40" w:type="dxa"/>
+              <w:left w:w="110" w:type="dxa"/>
+              <w:bottom w:w="40" w:type="dxa"/>
+              <w:right w:w="110" w:type="dxa"/>
+            </w:tcMar>
+            <w:vAlign w:val="center"/>
+          </w:tcPr>
+          <w:p>
+            <w:pPr>
+              <w:spacing w:after="0" w:line="252" w:lineRule="auto"/>
+              <w:rPr>
+                <w:sz w:val="22"/>
+                <w:szCs w:val="22"/>
+                <w:b/>
+                <w:color w:val="130C0E"/>
+              </w:rPr>
+            </w:pPr>
+            <w:r>
+              <w:rPr>
+                <w:sz w:val="22"/>
+                <w:szCs w:val="22"/>
+                <w:b/>
+                <w:color w:val="130C0E"/>
+              </w:rPr>
+              <w:t xml:space="preserve">DATE</w:t>
+            </w:r>
+          </w:p>
+        </w:tc>
+        <w:tc>
+          <w:tcPr>
+            <w:tcW w:w="7186" w:type="dxa"/>
+            <w:tcMar>
+              <w:top w:w="40" w:type="dxa"/>
+              <w:left w:w="110" w:type="dxa"/>
+              <w:bottom w:w="40" w:type="dxa"/>
+              <w:right w:w="110" w:type="dxa"/>
+            </w:tcMar>
+            <w:vAlign w:val="center"/>
+          </w:tcPr>
+          <w:p>
+            <w:pPr>
+              <w:spacing w:after="0" w:line="252" w:lineRule="auto"/>
+              <w:rPr>
+                <w:sz w:val="22"/>
+                <w:szCs w:val="22"/>
+                <w:color w:val="130C0E"/>
+              </w:rPr>
+            </w:pPr>
+            <w:r>
+              <w:rPr>
+                <w:sz w:val="22"/>
+                <w:szCs w:val="22"/>
+                <w:color w:val="130C0E"/>
+              </w:rPr>
+              <w:t xml:space="preserve">{signDate}</w:t>
+            </w:r>
+          </w:p>
+        </w:tc>
+      </w:tr>
+    </w:tbl>
     <w:sectPr>
       <w:headerReference w:type="default" r:id="rId6"/>
       <w:headerReference w:type="first" r:id="rId7"/>

--- a/public/templates/photo-report.docx
+++ b/public/templates/photo-report.docx
@@ -3951,216 +3951,74 @@
         <w:t xml:space="preserve">Sign-off</w:t>
       </w:r>
     </w:p>
-    <w:tbl>
-      <w:tblPr>
-        <w:tblW w:w="10086" w:type="dxa"/>
-        <w:jc w:val="left"/>
-        <w:tblInd w:w="0" w:type="dxa"/>
-        <w:tblBorders>
-          <w:top w:val="single" w:sz="4" w:space="0" w:color="E6E3DD"/>
-          <w:left w:val="single" w:sz="4" w:space="0" w:color="E6E3DD"/>
-          <w:bottom w:val="single" w:sz="4" w:space="0" w:color="E6E3DD"/>
-          <w:right w:val="single" w:sz="4" w:space="0" w:color="E6E3DD"/>
-          <w:insideH w:val="single" w:sz="4" w:space="0" w:color="E6E3DD"/>
-          <w:insideV w:val="single" w:sz="4" w:space="0" w:color="E6E3DD"/>
-        </w:tblBorders>
-      </w:tblPr>
-      <w:tblGrid>
-        <w:gridCol w:w="2900"/>
-        <w:gridCol w:w="7186"/>
-      </w:tblGrid>
-      <w:tr>
-        <w:tc>
-          <w:tcPr>
-            <w:tcW w:w="2900" w:type="dxa"/>
-            <w:shd w:val="clear" w:color="auto" w:fill="FBF6E9"/>
-            <w:tcMar>
-              <w:top w:w="40" w:type="dxa"/>
-              <w:left w:w="110" w:type="dxa"/>
-              <w:bottom w:w="40" w:type="dxa"/>
-              <w:right w:w="110" w:type="dxa"/>
-            </w:tcMar>
-            <w:vAlign w:val="center"/>
-          </w:tcPr>
-          <w:p>
-            <w:pPr>
-              <w:spacing w:after="0" w:line="252" w:lineRule="auto"/>
-              <w:rPr>
-                <w:sz w:val="22"/>
-                <w:szCs w:val="22"/>
-                <w:b/>
-                <w:color w:val="130C0E"/>
-              </w:rPr>
-            </w:pPr>
-            <w:r>
-              <w:rPr>
-                <w:sz w:val="22"/>
-                <w:szCs w:val="22"/>
-                <w:b/>
-                <w:color w:val="130C0E"/>
-              </w:rPr>
-              <w:t xml:space="preserve">UTILITY LOCATOR</w:t>
-            </w:r>
-          </w:p>
-        </w:tc>
-        <w:tc>
-          <w:tcPr>
-            <w:tcW w:w="7186" w:type="dxa"/>
-            <w:tcMar>
-              <w:top w:w="40" w:type="dxa"/>
-              <w:left w:w="110" w:type="dxa"/>
-              <w:bottom w:w="40" w:type="dxa"/>
-              <w:right w:w="110" w:type="dxa"/>
-            </w:tcMar>
-            <w:vAlign w:val="center"/>
-          </w:tcPr>
-          <w:p>
-            <w:pPr>
-              <w:spacing w:after="0" w:line="252" w:lineRule="auto"/>
-              <w:rPr>
-                <w:sz w:val="22"/>
-                <w:szCs w:val="22"/>
-                <w:color w:val="130C0E"/>
-              </w:rPr>
-            </w:pPr>
-            <w:r>
-              <w:rPr>
-                <w:sz w:val="22"/>
-                <w:szCs w:val="22"/>
-                <w:color w:val="130C0E"/>
-              </w:rPr>
-              <w:t xml:space="preserve">{signLocator}</w:t>
-            </w:r>
-          </w:p>
-        </w:tc>
-      </w:tr>
-      <w:tr>
-        <w:tc>
-          <w:tcPr>
-            <w:tcW w:w="2900" w:type="dxa"/>
-            <w:shd w:val="clear" w:color="auto" w:fill="FBF6E9"/>
-            <w:tcMar>
-              <w:top w:w="40" w:type="dxa"/>
-              <w:left w:w="110" w:type="dxa"/>
-              <w:bottom w:w="40" w:type="dxa"/>
-              <w:right w:w="110" w:type="dxa"/>
-            </w:tcMar>
-            <w:vAlign w:val="center"/>
-          </w:tcPr>
-          <w:p>
-            <w:pPr>
-              <w:spacing w:after="0" w:line="252" w:lineRule="auto"/>
-              <w:rPr>
-                <w:sz w:val="22"/>
-                <w:szCs w:val="22"/>
-                <w:b/>
-                <w:color w:val="130C0E"/>
-              </w:rPr>
-            </w:pPr>
-            <w:r>
-              <w:rPr>
-                <w:sz w:val="22"/>
-                <w:szCs w:val="22"/>
-                <w:b/>
-                <w:color w:val="130C0E"/>
-              </w:rPr>
-              <w:t xml:space="preserve">SIGNATURE</w:t>
-            </w:r>
-          </w:p>
-        </w:tc>
-        <w:tc>
-          <w:tcPr>
-            <w:tcW w:w="7186" w:type="dxa"/>
-            <w:tcMar>
-              <w:top w:w="40" w:type="dxa"/>
-              <w:left w:w="110" w:type="dxa"/>
-              <w:bottom w:w="40" w:type="dxa"/>
-              <w:right w:w="110" w:type="dxa"/>
-            </w:tcMar>
-            <w:vAlign w:val="center"/>
-          </w:tcPr>
-          <w:p>
-            <w:pPr>
-              <w:spacing w:before="40" w:after="40"/>
-            </w:pPr>
-            <w:r>
-              <w:t>{#hasSign}</w:t>
-            </w:r>
-            <w:r>
-              <w:t xml:space="preserve">{%signImage}</w:t>
-            </w:r>
-            <w:r>
-              <w:t>{/hasSign}</w:t>
-            </w:r>
-          </w:p>
-        </w:tc>
-      </w:tr>
-      <w:tr>
-        <w:tc>
-          <w:tcPr>
-            <w:tcW w:w="2900" w:type="dxa"/>
-            <w:shd w:val="clear" w:color="auto" w:fill="FBF6E9"/>
-            <w:tcMar>
-              <w:top w:w="40" w:type="dxa"/>
-              <w:left w:w="110" w:type="dxa"/>
-              <w:bottom w:w="40" w:type="dxa"/>
-              <w:right w:w="110" w:type="dxa"/>
-            </w:tcMar>
-            <w:vAlign w:val="center"/>
-          </w:tcPr>
-          <w:p>
-            <w:pPr>
-              <w:spacing w:after="0" w:line="252" w:lineRule="auto"/>
-              <w:rPr>
-                <w:sz w:val="22"/>
-                <w:szCs w:val="22"/>
-                <w:b/>
-                <w:color w:val="130C0E"/>
-              </w:rPr>
-            </w:pPr>
-            <w:r>
-              <w:rPr>
-                <w:sz w:val="22"/>
-                <w:szCs w:val="22"/>
-                <w:b/>
-                <w:color w:val="130C0E"/>
-              </w:rPr>
-              <w:t xml:space="preserve">DATE</w:t>
-            </w:r>
-          </w:p>
-        </w:tc>
-        <w:tc>
-          <w:tcPr>
-            <w:tcW w:w="7186" w:type="dxa"/>
-            <w:tcMar>
-              <w:top w:w="40" w:type="dxa"/>
-              <w:left w:w="110" w:type="dxa"/>
-              <w:bottom w:w="40" w:type="dxa"/>
-              <w:right w:w="110" w:type="dxa"/>
-            </w:tcMar>
-            <w:vAlign w:val="center"/>
-          </w:tcPr>
-          <w:p>
-            <w:pPr>
-              <w:spacing w:after="0" w:line="252" w:lineRule="auto"/>
-              <w:rPr>
-                <w:sz w:val="22"/>
-                <w:szCs w:val="22"/>
-                <w:color w:val="130C0E"/>
-              </w:rPr>
-            </w:pPr>
-            <w:r>
-              <w:rPr>
-                <w:sz w:val="22"/>
-                <w:szCs w:val="22"/>
-                <w:color w:val="130C0E"/>
-              </w:rPr>
-              <w:t xml:space="preserve">{signDate}</w:t>
-            </w:r>
-          </w:p>
-        </w:tc>
-      </w:tr>
-    </w:tbl>
+    <w:p>
+      <w:pPr>
+        <w:tabs>
+          <w:tab w:val="left" w:pos="6400"/>
+        </w:tabs>
+        <w:spacing w:before="120" w:after="360"/>
+      </w:pPr>
+      <w:r>
+        <w:rPr>
+          <w:sz w:val="24"/>
+          <w:szCs w:val="24"/>
+          <w:b/>
+          <w:color w:val="130C0E"/>
+        </w:rPr>
+        <w:t xml:space="preserve">UTILITY LOCATOR : </w:t>
+      </w:r>
+      <w:r>
+        <w:rPr>
+          <w:sz w:val="24"/>
+          <w:szCs w:val="24"/>
+          <w:color w:val="130C0E"/>
+        </w:rPr>
+        <w:t xml:space="preserve">{signLocator}</w:t>
+      </w:r>
+      <w:r>
+        <w:tab/>
+      </w:r>
+      <w:r>
+        <w:rPr>
+          <w:sz w:val="24"/>
+          <w:szCs w:val="24"/>
+          <w:b/>
+          <w:color w:val="130C0E"/>
+        </w:rPr>
+        <w:t xml:space="preserve">DATE : </w:t>
+      </w:r>
+      <w:r>
+        <w:rPr>
+          <w:sz w:val="24"/>
+          <w:szCs w:val="24"/>
+          <w:color w:val="130C0E"/>
+        </w:rPr>
+        <w:t xml:space="preserve">{signDate}</w:t>
+      </w:r>
+    </w:p>
+    <w:p>
+      <w:pPr>
+        <w:spacing w:before="160" w:after="0"/>
+      </w:pPr>
+      <w:r>
+        <w:rPr>
+          <w:sz w:val="24"/>
+          <w:szCs w:val="24"/>
+          <w:b/>
+          <w:color w:val="130C0E"/>
+        </w:rPr>
+        <w:t xml:space="preserve">SIGNATURE : </w:t>
+      </w:r>
+      <w:r>
+        <w:t>{#hasSign}</w:t>
+      </w:r>
+      <w:r>
+        <w:t xml:space="preserve">{%signImage}</w:t>
+      </w:r>
+      <w:r>
+        <w:t>{/hasSign}</w:t>
+      </w:r>
+    </w:p>
     <w:sectPr>
       <w:headerReference w:type="default" r:id="rId6"/>
       <w:headerReference w:type="first" r:id="rId7"/>

--- a/public/templates/photo-report.docx
+++ b/public/templates/photo-report.docx
@@ -901,7 +901,7 @@
         <w:tc>
           <w:tcPr>
             <w:tcW w:w="3400" w:type="dxa"/>
-            <w:shd w:val="clear" w:color="auto" w:fill="F6E84F"/>
+            <w:shd w:val="clear" w:color="auto" w:fill="A6A6A6"/>
             <w:tcMar>
               <w:top w:w="40" w:type="dxa"/>
               <w:left w:w="110" w:type="dxa"/>
@@ -927,7 +927,7 @@
                 <w:b/>
                 <w:color w:val="000000"/>
               </w:rPr>
-              <w:t xml:space="preserve">Gas</w:t>
+              <w:t xml:space="preserve">Cadastral Boundaries</w:t>
             </w:r>
           </w:p>
         </w:tc>
@@ -958,7 +958,7 @@
                 <w:szCs w:val="22"/>
                 <w:color w:val="130C0E"/>
               </w:rPr>
-              <w:t xml:space="preserve">{gas_quality}</w:t>
+              <w:t xml:space="preserve">{cadastral_quality}</w:t>
             </w:r>
           </w:p>
         </w:tc>
@@ -988,7 +988,7 @@
                 <w:szCs w:val="22"/>
                 <w:color w:val="130C0E"/>
               </w:rPr>
-              <w:t xml:space="preserve">{gas_comment}</w:t>
+              <w:t xml:space="preserve">{cadastral_comment}</w:t>
             </w:r>
           </w:p>
         </w:tc>
@@ -997,32 +997,33 @@
         <w:tc>
           <w:tcPr>
             <w:tcW w:w="3400" w:type="dxa"/>
-            <w:tcMar>
-              <w:top w:w="40" w:type="dxa"/>
-              <w:left w:w="110" w:type="dxa"/>
-              <w:bottom w:w="40" w:type="dxa"/>
-              <w:right w:w="110" w:type="dxa"/>
-            </w:tcMar>
-            <w:vAlign w:val="center"/>
-          </w:tcPr>
-          <w:p>
-            <w:pPr>
-              <w:spacing w:after="0" w:line="252" w:lineRule="auto"/>
-              <w:rPr>
-                <w:sz w:val="22"/>
-                <w:szCs w:val="22"/>
-                <w:b/>
-                <w:color w:val="000000"/>
-              </w:rPr>
-            </w:pPr>
-            <w:r>
-              <w:rPr>
-                <w:sz w:val="22"/>
-                <w:szCs w:val="22"/>
-                <w:b/>
-                <w:color w:val="000000"/>
-              </w:rPr>
-              <w:t xml:space="preserve">Telstra</w:t>
+            <w:shd w:val="clear" w:color="auto" w:fill="2E75B6"/>
+            <w:tcMar>
+              <w:top w:w="40" w:type="dxa"/>
+              <w:left w:w="110" w:type="dxa"/>
+              <w:bottom w:w="40" w:type="dxa"/>
+              <w:right w:w="110" w:type="dxa"/>
+            </w:tcMar>
+            <w:vAlign w:val="center"/>
+          </w:tcPr>
+          <w:p>
+            <w:pPr>
+              <w:spacing w:after="0" w:line="252" w:lineRule="auto"/>
+              <w:rPr>
+                <w:sz w:val="22"/>
+                <w:szCs w:val="22"/>
+                <w:b/>
+                <w:color w:val="FFFFFF"/>
+              </w:rPr>
+            </w:pPr>
+            <w:r>
+              <w:rPr>
+                <w:sz w:val="22"/>
+                <w:szCs w:val="22"/>
+                <w:b/>
+                <w:color w:val="FFFFFF"/>
+              </w:rPr>
+              <w:t xml:space="preserve">Potable Water Supply</w:t>
             </w:r>
           </w:p>
         </w:tc>
@@ -1053,7 +1054,7 @@
                 <w:szCs w:val="22"/>
                 <w:color w:val="130C0E"/>
               </w:rPr>
-              <w:t xml:space="preserve">{telstra_quality}</w:t>
+              <w:t xml:space="preserve">{water_quality}</w:t>
             </w:r>
           </w:p>
         </w:tc>
@@ -1083,7 +1084,7 @@
                 <w:szCs w:val="22"/>
                 <w:color w:val="130C0E"/>
               </w:rPr>
-              <w:t xml:space="preserve">{telstra_comment}</w:t>
+              <w:t xml:space="preserve">{water_comment}</w:t>
             </w:r>
           </w:p>
         </w:tc>
@@ -1092,33 +1093,33 @@
         <w:tc>
           <w:tcPr>
             <w:tcW w:w="3400" w:type="dxa"/>
-            <w:shd w:val="clear" w:color="auto" w:fill="F4B183"/>
-            <w:tcMar>
-              <w:top w:w="40" w:type="dxa"/>
-              <w:left w:w="110" w:type="dxa"/>
-              <w:bottom w:w="40" w:type="dxa"/>
-              <w:right w:w="110" w:type="dxa"/>
-            </w:tcMar>
-            <w:vAlign w:val="center"/>
-          </w:tcPr>
-          <w:p>
-            <w:pPr>
-              <w:spacing w:after="0" w:line="252" w:lineRule="auto"/>
-              <w:rPr>
-                <w:sz w:val="22"/>
-                <w:szCs w:val="22"/>
-                <w:b/>
-                <w:color w:val="000000"/>
-              </w:rPr>
-            </w:pPr>
-            <w:r>
-              <w:rPr>
-                <w:sz w:val="22"/>
-                <w:szCs w:val="22"/>
-                <w:b/>
-                <w:color w:val="000000"/>
-              </w:rPr>
-              <w:t xml:space="preserve">Electricity (LV and HV)</w:t>
+            <w:shd w:val="clear" w:color="auto" w:fill="00B050"/>
+            <w:tcMar>
+              <w:top w:w="40" w:type="dxa"/>
+              <w:left w:w="110" w:type="dxa"/>
+              <w:bottom w:w="40" w:type="dxa"/>
+              <w:right w:w="110" w:type="dxa"/>
+            </w:tcMar>
+            <w:vAlign w:val="center"/>
+          </w:tcPr>
+          <w:p>
+            <w:pPr>
+              <w:spacing w:after="0" w:line="252" w:lineRule="auto"/>
+              <w:rPr>
+                <w:sz w:val="22"/>
+                <w:szCs w:val="22"/>
+                <w:b/>
+                <w:color w:val="FFFFFF"/>
+              </w:rPr>
+            </w:pPr>
+            <w:r>
+              <w:rPr>
+                <w:sz w:val="22"/>
+                <w:szCs w:val="22"/>
+                <w:b/>
+                <w:color w:val="FFFFFF"/>
+              </w:rPr>
+              <w:t xml:space="preserve">Storm Water</w:t>
             </w:r>
           </w:p>
         </w:tc>
@@ -1149,7 +1150,7 @@
                 <w:szCs w:val="22"/>
                 <w:color w:val="130C0E"/>
               </w:rPr>
-              <w:t xml:space="preserve">{electricity_quality}</w:t>
+              <w:t xml:space="preserve">{stormwater_quality}</w:t>
             </w:r>
           </w:p>
         </w:tc>
@@ -1179,7 +1180,7 @@
                 <w:szCs w:val="22"/>
                 <w:color w:val="130C0E"/>
               </w:rPr>
-              <w:t xml:space="preserve">{electricity_comment}</w:t>
+              <w:t xml:space="preserve">{stormwater_comment}</w:t>
             </w:r>
           </w:p>
         </w:tc>
@@ -1188,6 +1189,7 @@
         <w:tc>
           <w:tcPr>
             <w:tcW w:w="3400" w:type="dxa"/>
+            <w:shd w:val="clear" w:color="auto" w:fill="F2E2C4"/>
             <w:tcMar>
               <w:top w:w="40" w:type="dxa"/>
               <w:left w:w="110" w:type="dxa"/>
@@ -1213,7 +1215,7 @@
                 <w:b/>
                 <w:color w:val="000000"/>
               </w:rPr>
-              <w:t xml:space="preserve">Communications / Fibre Optic</w:t>
+              <w:t xml:space="preserve">Sewerage</w:t>
             </w:r>
           </w:p>
         </w:tc>
@@ -1244,7 +1246,7 @@
                 <w:szCs w:val="22"/>
                 <w:color w:val="130C0E"/>
               </w:rPr>
-              <w:t xml:space="preserve">{comms_quality}</w:t>
+              <w:t xml:space="preserve">{sewer_quality}</w:t>
             </w:r>
           </w:p>
         </w:tc>
@@ -1274,7 +1276,7 @@
                 <w:szCs w:val="22"/>
                 <w:color w:val="130C0E"/>
               </w:rPr>
-              <w:t xml:space="preserve">{comms_comment}</w:t>
+              <w:t xml:space="preserve">{sewer_comment}</w:t>
             </w:r>
           </w:p>
         </w:tc>
@@ -1283,33 +1285,33 @@
         <w:tc>
           <w:tcPr>
             <w:tcW w:w="3400" w:type="dxa"/>
-            <w:shd w:val="clear" w:color="auto" w:fill="8EAADB"/>
-            <w:tcMar>
-              <w:top w:w="40" w:type="dxa"/>
-              <w:left w:w="110" w:type="dxa"/>
-              <w:bottom w:w="40" w:type="dxa"/>
-              <w:right w:w="110" w:type="dxa"/>
-            </w:tcMar>
-            <w:vAlign w:val="center"/>
-          </w:tcPr>
-          <w:p>
-            <w:pPr>
-              <w:spacing w:after="0" w:line="252" w:lineRule="auto"/>
-              <w:rPr>
-                <w:sz w:val="22"/>
-                <w:szCs w:val="22"/>
-                <w:b/>
-                <w:color w:val="000000"/>
-              </w:rPr>
-            </w:pPr>
-            <w:r>
-              <w:rPr>
-                <w:sz w:val="22"/>
-                <w:szCs w:val="22"/>
-                <w:b/>
-                <w:color w:val="000000"/>
-              </w:rPr>
-              <w:t xml:space="preserve">Water</w:t>
+            <w:shd w:val="clear" w:color="auto" w:fill="7030A0"/>
+            <w:tcMar>
+              <w:top w:w="40" w:type="dxa"/>
+              <w:left w:w="110" w:type="dxa"/>
+              <w:bottom w:w="40" w:type="dxa"/>
+              <w:right w:w="110" w:type="dxa"/>
+            </w:tcMar>
+            <w:vAlign w:val="center"/>
+          </w:tcPr>
+          <w:p>
+            <w:pPr>
+              <w:spacing w:after="0" w:line="252" w:lineRule="auto"/>
+              <w:rPr>
+                <w:sz w:val="22"/>
+                <w:szCs w:val="22"/>
+                <w:b/>
+                <w:color w:val="FFFFFF"/>
+              </w:rPr>
+            </w:pPr>
+            <w:r>
+              <w:rPr>
+                <w:sz w:val="22"/>
+                <w:szCs w:val="22"/>
+                <w:b/>
+                <w:color w:val="FFFFFF"/>
+              </w:rPr>
+              <w:t xml:space="preserve">Reclaimed Water</w:t>
             </w:r>
           </w:p>
         </w:tc>
@@ -1340,7 +1342,7 @@
                 <w:szCs w:val="22"/>
                 <w:color w:val="130C0E"/>
               </w:rPr>
-              <w:t xml:space="preserve">{water_quality}</w:t>
+              <w:t xml:space="preserve">{reclaimed_quality}</w:t>
             </w:r>
           </w:p>
         </w:tc>
@@ -1370,7 +1372,7 @@
                 <w:szCs w:val="22"/>
                 <w:color w:val="130C0E"/>
               </w:rPr>
-              <w:t xml:space="preserve">{water_comment}</w:t>
+              <w:t xml:space="preserve">{reclaimed_comment}</w:t>
             </w:r>
           </w:p>
         </w:tc>
@@ -1379,7 +1381,6 @@
         <w:tc>
           <w:tcPr>
             <w:tcW w:w="3400" w:type="dxa"/>
-            <w:shd w:val="clear" w:color="auto" w:fill="FBE4D5"/>
             <w:tcMar>
               <w:top w:w="40" w:type="dxa"/>
               <w:left w:w="110" w:type="dxa"/>
@@ -1405,7 +1406,7 @@
                 <w:b/>
                 <w:color w:val="000000"/>
               </w:rPr>
-              <w:t xml:space="preserve">Sewer</w:t>
+              <w:t xml:space="preserve">Communications</w:t>
             </w:r>
           </w:p>
         </w:tc>
@@ -1436,7 +1437,7 @@
                 <w:szCs w:val="22"/>
                 <w:color w:val="130C0E"/>
               </w:rPr>
-              <w:t xml:space="preserve">{sewer_quality}</w:t>
+              <w:t xml:space="preserve">{comms_quality}</w:t>
             </w:r>
           </w:p>
         </w:tc>
@@ -1466,7 +1467,7 @@
                 <w:szCs w:val="22"/>
                 <w:color w:val="130C0E"/>
               </w:rPr>
-              <w:t xml:space="preserve">{sewer_comment}</w:t>
+              <w:t xml:space="preserve">{comms_comment}</w:t>
             </w:r>
           </w:p>
         </w:tc>
@@ -1475,33 +1476,33 @@
         <w:tc>
           <w:tcPr>
             <w:tcW w:w="3400" w:type="dxa"/>
-            <w:shd w:val="clear" w:color="auto" w:fill="92D050"/>
-            <w:tcMar>
-              <w:top w:w="40" w:type="dxa"/>
-              <w:left w:w="110" w:type="dxa"/>
-              <w:bottom w:w="40" w:type="dxa"/>
-              <w:right w:w="110" w:type="dxa"/>
-            </w:tcMar>
-            <w:vAlign w:val="center"/>
-          </w:tcPr>
-          <w:p>
-            <w:pPr>
-              <w:spacing w:after="0" w:line="252" w:lineRule="auto"/>
-              <w:rPr>
-                <w:sz w:val="22"/>
-                <w:szCs w:val="22"/>
-                <w:b/>
-                <w:color w:val="000000"/>
-              </w:rPr>
-            </w:pPr>
-            <w:r>
-              <w:rPr>
-                <w:sz w:val="22"/>
-                <w:szCs w:val="22"/>
-                <w:b/>
-                <w:color w:val="000000"/>
-              </w:rPr>
-              <w:t xml:space="preserve">Stormwater</w:t>
+            <w:shd w:val="clear" w:color="auto" w:fill="FF0000"/>
+            <w:tcMar>
+              <w:top w:w="40" w:type="dxa"/>
+              <w:left w:w="110" w:type="dxa"/>
+              <w:bottom w:w="40" w:type="dxa"/>
+              <w:right w:w="110" w:type="dxa"/>
+            </w:tcMar>
+            <w:vAlign w:val="center"/>
+          </w:tcPr>
+          <w:p>
+            <w:pPr>
+              <w:spacing w:after="0" w:line="252" w:lineRule="auto"/>
+              <w:rPr>
+                <w:sz w:val="22"/>
+                <w:szCs w:val="22"/>
+                <w:b/>
+                <w:color w:val="FFFFFF"/>
+              </w:rPr>
+            </w:pPr>
+            <w:r>
+              <w:rPr>
+                <w:sz w:val="22"/>
+                <w:szCs w:val="22"/>
+                <w:b/>
+                <w:color w:val="FFFFFF"/>
+              </w:rPr>
+              <w:t xml:space="preserve">Fire Service</w:t>
             </w:r>
           </w:p>
         </w:tc>
@@ -1532,7 +1533,7 @@
                 <w:szCs w:val="22"/>
                 <w:color w:val="130C0E"/>
               </w:rPr>
-              <w:t xml:space="preserve">{stormwater_quality}</w:t>
+              <w:t xml:space="preserve">{fire_quality}</w:t>
             </w:r>
           </w:p>
         </w:tc>
@@ -1562,7 +1563,7 @@
                 <w:szCs w:val="22"/>
                 <w:color w:val="130C0E"/>
               </w:rPr>
-              <w:t xml:space="preserve">{stormwater_comment}</w:t>
+              <w:t xml:space="preserve">{fire_comment}</w:t>
             </w:r>
           </w:p>
         </w:tc>
@@ -1571,7 +1572,7 @@
         <w:tc>
           <w:tcPr>
             <w:tcW w:w="3400" w:type="dxa"/>
-            <w:shd w:val="clear" w:color="auto" w:fill="D777C5"/>
+            <w:shd w:val="clear" w:color="auto" w:fill="ED7D31"/>
             <w:tcMar>
               <w:top w:w="40" w:type="dxa"/>
               <w:left w:w="110" w:type="dxa"/>
@@ -1597,7 +1598,7 @@
                 <w:b/>
                 <w:color w:val="000000"/>
               </w:rPr>
-              <w:t xml:space="preserve">Recycled Water</w:t>
+              <w:t xml:space="preserve">Electrical</w:t>
             </w:r>
           </w:p>
         </w:tc>
@@ -1628,7 +1629,7 @@
                 <w:szCs w:val="22"/>
                 <w:color w:val="130C0E"/>
               </w:rPr>
-              <w:t xml:space="preserve">{recycled_quality}</w:t>
+              <w:t xml:space="preserve">{electrical_quality}</w:t>
             </w:r>
           </w:p>
         </w:tc>
@@ -1658,7 +1659,7 @@
                 <w:szCs w:val="22"/>
                 <w:color w:val="130C0E"/>
               </w:rPr>
-              <w:t xml:space="preserve">{recycled_comment}</w:t>
+              <w:t xml:space="preserve">{electrical_comment}</w:t>
             </w:r>
           </w:p>
         </w:tc>
@@ -1667,7 +1668,7 @@
         <w:tc>
           <w:tcPr>
             <w:tcW w:w="3400" w:type="dxa"/>
-            <w:shd w:val="clear" w:color="auto" w:fill="FF3399"/>
+            <w:shd w:val="clear" w:color="auto" w:fill="FFD500"/>
             <w:tcMar>
               <w:top w:w="40" w:type="dxa"/>
               <w:left w:w="110" w:type="dxa"/>
@@ -1693,7 +1694,7 @@
                 <w:b/>
                 <w:color w:val="000000"/>
               </w:rPr>
-              <w:t xml:space="preserve">Unknown Service</w:t>
+              <w:t xml:space="preserve">Gas</w:t>
             </w:r>
           </w:p>
         </w:tc>
@@ -1724,7 +1725,7 @@
                 <w:szCs w:val="22"/>
                 <w:color w:val="130C0E"/>
               </w:rPr>
-              <w:t xml:space="preserve">{unknown_quality}</w:t>
+              <w:t xml:space="preserve">{gas_quality}</w:t>
             </w:r>
           </w:p>
         </w:tc>
@@ -1754,7 +1755,7 @@
                 <w:szCs w:val="22"/>
                 <w:color w:val="130C0E"/>
               </w:rPr>
-              <w:t xml:space="preserve">{unknown_comment}</w:t>
+              <w:t xml:space="preserve">{gas_comment}</w:t>
             </w:r>
           </w:p>
         </w:tc>
@@ -1763,7 +1764,199 @@
         <w:tc>
           <w:tcPr>
             <w:tcW w:w="3400" w:type="dxa"/>
-            <w:shd w:val="clear" w:color="auto" w:fill="FFFF00"/>
+            <w:shd w:val="clear" w:color="auto" w:fill="974706"/>
+            <w:tcMar>
+              <w:top w:w="40" w:type="dxa"/>
+              <w:left w:w="110" w:type="dxa"/>
+              <w:bottom w:w="40" w:type="dxa"/>
+              <w:right w:w="110" w:type="dxa"/>
+            </w:tcMar>
+            <w:vAlign w:val="center"/>
+          </w:tcPr>
+          <w:p>
+            <w:pPr>
+              <w:spacing w:after="0" w:line="252" w:lineRule="auto"/>
+              <w:rPr>
+                <w:sz w:val="22"/>
+                <w:szCs w:val="22"/>
+                <w:b/>
+                <w:color w:val="FFFFFF"/>
+              </w:rPr>
+            </w:pPr>
+            <w:r>
+              <w:rPr>
+                <w:sz w:val="22"/>
+                <w:szCs w:val="22"/>
+                <w:b/>
+                <w:color w:val="FFFFFF"/>
+              </w:rPr>
+              <w:t xml:space="preserve">Petroleum</w:t>
+            </w:r>
+          </w:p>
+        </w:tc>
+        <w:tc>
+          <w:tcPr>
+            <w:tcW w:w="1700" w:type="dxa"/>
+            <w:tcMar>
+              <w:top w:w="40" w:type="dxa"/>
+              <w:left w:w="110" w:type="dxa"/>
+              <w:bottom w:w="40" w:type="dxa"/>
+              <w:right w:w="110" w:type="dxa"/>
+            </w:tcMar>
+            <w:vAlign w:val="center"/>
+          </w:tcPr>
+          <w:p>
+            <w:pPr>
+              <w:spacing w:after="0" w:line="252" w:lineRule="auto"/>
+              <w:jc w:val="center"/>
+              <w:rPr>
+                <w:sz w:val="22"/>
+                <w:szCs w:val="22"/>
+                <w:color w:val="130C0E"/>
+              </w:rPr>
+            </w:pPr>
+            <w:r>
+              <w:rPr>
+                <w:sz w:val="22"/>
+                <w:szCs w:val="22"/>
+                <w:color w:val="130C0E"/>
+              </w:rPr>
+              <w:t xml:space="preserve">{petroleum_quality}</w:t>
+            </w:r>
+          </w:p>
+        </w:tc>
+        <w:tc>
+          <w:tcPr>
+            <w:tcW w:w="4986" w:type="dxa"/>
+            <w:tcMar>
+              <w:top w:w="40" w:type="dxa"/>
+              <w:left w:w="110" w:type="dxa"/>
+              <w:bottom w:w="40" w:type="dxa"/>
+              <w:right w:w="110" w:type="dxa"/>
+            </w:tcMar>
+            <w:vAlign w:val="center"/>
+          </w:tcPr>
+          <w:p>
+            <w:pPr>
+              <w:spacing w:after="0" w:line="252" w:lineRule="auto"/>
+              <w:rPr>
+                <w:sz w:val="22"/>
+                <w:szCs w:val="22"/>
+                <w:color w:val="130C0E"/>
+              </w:rPr>
+            </w:pPr>
+            <w:r>
+              <w:rPr>
+                <w:sz w:val="22"/>
+                <w:szCs w:val="22"/>
+                <w:color w:val="130C0E"/>
+              </w:rPr>
+              <w:t xml:space="preserve">{petroleum_comment}</w:t>
+            </w:r>
+          </w:p>
+        </w:tc>
+      </w:tr>
+      <w:tr>
+        <w:tc>
+          <w:tcPr>
+            <w:tcW w:w="3400" w:type="dxa"/>
+            <w:shd w:val="clear" w:color="auto" w:fill="375623"/>
+            <w:tcMar>
+              <w:top w:w="40" w:type="dxa"/>
+              <w:left w:w="110" w:type="dxa"/>
+              <w:bottom w:w="40" w:type="dxa"/>
+              <w:right w:w="110" w:type="dxa"/>
+            </w:tcMar>
+            <w:vAlign w:val="center"/>
+          </w:tcPr>
+          <w:p>
+            <w:pPr>
+              <w:spacing w:after="0" w:line="252" w:lineRule="auto"/>
+              <w:rPr>
+                <w:sz w:val="22"/>
+                <w:szCs w:val="22"/>
+                <w:b/>
+                <w:color w:val="FFFFFF"/>
+              </w:rPr>
+            </w:pPr>
+            <w:r>
+              <w:rPr>
+                <w:sz w:val="22"/>
+                <w:szCs w:val="22"/>
+                <w:b/>
+                <w:color w:val="FFFFFF"/>
+              </w:rPr>
+              <w:t xml:space="preserve">Reticulation</w:t>
+            </w:r>
+          </w:p>
+        </w:tc>
+        <w:tc>
+          <w:tcPr>
+            <w:tcW w:w="1700" w:type="dxa"/>
+            <w:tcMar>
+              <w:top w:w="40" w:type="dxa"/>
+              <w:left w:w="110" w:type="dxa"/>
+              <w:bottom w:w="40" w:type="dxa"/>
+              <w:right w:w="110" w:type="dxa"/>
+            </w:tcMar>
+            <w:vAlign w:val="center"/>
+          </w:tcPr>
+          <w:p>
+            <w:pPr>
+              <w:spacing w:after="0" w:line="252" w:lineRule="auto"/>
+              <w:jc w:val="center"/>
+              <w:rPr>
+                <w:sz w:val="22"/>
+                <w:szCs w:val="22"/>
+                <w:color w:val="130C0E"/>
+              </w:rPr>
+            </w:pPr>
+            <w:r>
+              <w:rPr>
+                <w:sz w:val="22"/>
+                <w:szCs w:val="22"/>
+                <w:color w:val="130C0E"/>
+              </w:rPr>
+              <w:t xml:space="preserve">{reticulation_quality}</w:t>
+            </w:r>
+          </w:p>
+        </w:tc>
+        <w:tc>
+          <w:tcPr>
+            <w:tcW w:w="4986" w:type="dxa"/>
+            <w:tcMar>
+              <w:top w:w="40" w:type="dxa"/>
+              <w:left w:w="110" w:type="dxa"/>
+              <w:bottom w:w="40" w:type="dxa"/>
+              <w:right w:w="110" w:type="dxa"/>
+            </w:tcMar>
+            <w:vAlign w:val="center"/>
+          </w:tcPr>
+          <w:p>
+            <w:pPr>
+              <w:spacing w:after="0" w:line="252" w:lineRule="auto"/>
+              <w:rPr>
+                <w:sz w:val="22"/>
+                <w:szCs w:val="22"/>
+                <w:color w:val="130C0E"/>
+              </w:rPr>
+            </w:pPr>
+            <w:r>
+              <w:rPr>
+                <w:sz w:val="22"/>
+                <w:szCs w:val="22"/>
+                <w:color w:val="130C0E"/>
+              </w:rPr>
+              <w:t xml:space="preserve">{reticulation_comment}</w:t>
+            </w:r>
+          </w:p>
+        </w:tc>
+      </w:tr>
+      <w:tr>
+        <w:tc>
+          <w:tcPr>
+            <w:tcW w:w="3400" w:type="dxa"/>
+            <w:shd w:val="clear" w:color="auto" w:fill="FF66CC"/>
             <w:tcMar>
               <w:top w:w="40" w:type="dxa"/>
               <w:left w:w="110" w:type="dxa"/>
@@ -1789,7 +1982,7 @@
                 <w:b/>
                 <w:color w:val="000000"/>
               </w:rPr>
-              <w:t xml:space="preserve">Earth Grid (Substation)</w:t>
+              <w:t xml:space="preserve">Unknown Services</w:t>
             </w:r>
           </w:p>
         </w:tc>
@@ -1820,7 +2013,7 @@
                 <w:szCs w:val="22"/>
                 <w:color w:val="130C0E"/>
               </w:rPr>
-              <w:t xml:space="preserve">{earth_quality}</w:t>
+              <w:t xml:space="preserve">{unknown_quality}</w:t>
             </w:r>
           </w:p>
         </w:tc>
@@ -1850,7 +2043,7 @@
                 <w:szCs w:val="22"/>
                 <w:color w:val="130C0E"/>
               </w:rPr>
-              <w:t xml:space="preserve">{earth_comment}</w:t>
+              <w:t xml:space="preserve">{unknown_comment}</w:t>
             </w:r>
           </w:p>
         </w:tc>
@@ -1943,7 +2136,7 @@
         <w:tc>
           <w:tcPr>
             <w:tcW w:w="1900" w:type="dxa"/>
-            <w:shd w:val="clear" w:color="auto" w:fill="F6E84F"/>
+            <w:shd w:val="clear" w:color="auto" w:fill="A6A6A6"/>
             <w:tcMar>
               <w:top w:w="40" w:type="dxa"/>
               <w:left w:w="110" w:type="dxa"/>
@@ -1970,7 +2163,7 @@
                 <w:b/>
                 <w:color w:val="000000"/>
               </w:rPr>
-              <w:t xml:space="preserve">G, GM, GS</w:t>
+              <w:t xml:space="preserve">CAD</w:t>
             </w:r>
           </w:p>
         </w:tc>
@@ -2000,7 +2193,7 @@
                 <w:szCs w:val="22"/>
                 <w:color w:val="130C0E"/>
               </w:rPr>
-              <w:t xml:space="preserve">Gas</w:t>
+              <w:t xml:space="preserve">Cadastral Boundaries</w:t>
             </w:r>
           </w:p>
         </w:tc>
@@ -2009,7 +2202,7 @@
         <w:tc>
           <w:tcPr>
             <w:tcW w:w="1900" w:type="dxa"/>
-            <w:shd w:val="clear" w:color="auto" w:fill="FFFFFF"/>
+            <w:shd w:val="clear" w:color="auto" w:fill="2E75B6"/>
             <w:tcMar>
               <w:top w:w="40" w:type="dxa"/>
               <w:left w:w="110" w:type="dxa"/>
@@ -2026,17 +2219,17 @@
                 <w:sz w:val="22"/>
                 <w:szCs w:val="22"/>
                 <w:b/>
-                <w:color w:val="000000"/>
-              </w:rPr>
-            </w:pPr>
-            <w:r>
-              <w:rPr>
-                <w:sz w:val="22"/>
-                <w:szCs w:val="22"/>
-                <w:b/>
-                <w:color w:val="000000"/>
-              </w:rPr>
-              <w:t xml:space="preserve">T</w:t>
+                <w:color w:val="FFFFFF"/>
+              </w:rPr>
+            </w:pPr>
+            <w:r>
+              <w:rPr>
+                <w:sz w:val="22"/>
+                <w:szCs w:val="22"/>
+                <w:b/>
+                <w:color w:val="FFFFFF"/>
+              </w:rPr>
+              <w:t xml:space="preserve">WS, WM, W</w:t>
             </w:r>
           </w:p>
         </w:tc>
@@ -2066,7 +2259,7 @@
                 <w:szCs w:val="22"/>
                 <w:color w:val="130C0E"/>
               </w:rPr>
-              <w:t xml:space="preserve">Telstra</w:t>
+              <w:t xml:space="preserve">Potable Water Supply</w:t>
             </w:r>
           </w:p>
         </w:tc>
@@ -2075,7 +2268,7 @@
         <w:tc>
           <w:tcPr>
             <w:tcW w:w="1900" w:type="dxa"/>
-            <w:shd w:val="clear" w:color="auto" w:fill="F4B183"/>
+            <w:shd w:val="clear" w:color="auto" w:fill="00B050"/>
             <w:tcMar>
               <w:top w:w="40" w:type="dxa"/>
               <w:left w:w="110" w:type="dxa"/>
@@ -2092,17 +2285,17 @@
                 <w:sz w:val="22"/>
                 <w:szCs w:val="22"/>
                 <w:b/>
-                <w:color w:val="000000"/>
-              </w:rPr>
-            </w:pPr>
-            <w:r>
-              <w:rPr>
-                <w:sz w:val="22"/>
-                <w:szCs w:val="22"/>
-                <w:b/>
-                <w:color w:val="000000"/>
-              </w:rPr>
-              <w:t xml:space="preserve">HV, LV, E</w:t>
+                <w:color w:val="FFFFFF"/>
+              </w:rPr>
+            </w:pPr>
+            <w:r>
+              <w:rPr>
+                <w:sz w:val="22"/>
+                <w:szCs w:val="22"/>
+                <w:b/>
+                <w:color w:val="FFFFFF"/>
+              </w:rPr>
+              <w:t xml:space="preserve">STW</w:t>
             </w:r>
           </w:p>
         </w:tc>
@@ -2132,7 +2325,7 @@
                 <w:szCs w:val="22"/>
                 <w:color w:val="130C0E"/>
               </w:rPr>
-              <w:t xml:space="preserve">Electricity (LV and HV)</w:t>
+              <w:t xml:space="preserve">Storm Water</w:t>
             </w:r>
           </w:p>
         </w:tc>
@@ -2141,7 +2334,7 @@
         <w:tc>
           <w:tcPr>
             <w:tcW w:w="1900" w:type="dxa"/>
-            <w:shd w:val="clear" w:color="auto" w:fill="FFFFFF"/>
+            <w:shd w:val="clear" w:color="auto" w:fill="F2E2C4"/>
             <w:tcMar>
               <w:top w:w="40" w:type="dxa"/>
               <w:left w:w="110" w:type="dxa"/>
@@ -2168,7 +2361,7 @@
                 <w:b/>
                 <w:color w:val="000000"/>
               </w:rPr>
-              <w:t xml:space="preserve">COMMS, OF</w:t>
+              <w:t xml:space="preserve">SWR</w:t>
             </w:r>
           </w:p>
         </w:tc>
@@ -2198,7 +2391,7 @@
                 <w:szCs w:val="22"/>
                 <w:color w:val="130C0E"/>
               </w:rPr>
-              <w:t xml:space="preserve">Communications / Fibre Optic</w:t>
+              <w:t xml:space="preserve">Sewerage</w:t>
             </w:r>
           </w:p>
         </w:tc>
@@ -2207,7 +2400,7 @@
         <w:tc>
           <w:tcPr>
             <w:tcW w:w="1900" w:type="dxa"/>
-            <w:shd w:val="clear" w:color="auto" w:fill="8EAADB"/>
+            <w:shd w:val="clear" w:color="auto" w:fill="7030A0"/>
             <w:tcMar>
               <w:top w:w="40" w:type="dxa"/>
               <w:left w:w="110" w:type="dxa"/>
@@ -2224,17 +2417,17 @@
                 <w:sz w:val="22"/>
                 <w:szCs w:val="22"/>
                 <w:b/>
-                <w:color w:val="000000"/>
-              </w:rPr>
-            </w:pPr>
-            <w:r>
-              <w:rPr>
-                <w:sz w:val="22"/>
-                <w:szCs w:val="22"/>
-                <w:b/>
-                <w:color w:val="000000"/>
-              </w:rPr>
-              <w:t xml:space="preserve">WS, WM, W</w:t>
+                <w:color w:val="FFFFFF"/>
+              </w:rPr>
+            </w:pPr>
+            <w:r>
+              <w:rPr>
+                <w:sz w:val="22"/>
+                <w:szCs w:val="22"/>
+                <w:b/>
+                <w:color w:val="FFFFFF"/>
+              </w:rPr>
+              <w:t xml:space="preserve">RW</w:t>
             </w:r>
           </w:p>
         </w:tc>
@@ -2264,7 +2457,7 @@
                 <w:szCs w:val="22"/>
                 <w:color w:val="130C0E"/>
               </w:rPr>
-              <w:t xml:space="preserve">Water</w:t>
+              <w:t xml:space="preserve">Reclaimed Water</w:t>
             </w:r>
           </w:p>
         </w:tc>
@@ -2273,7 +2466,7 @@
         <w:tc>
           <w:tcPr>
             <w:tcW w:w="1900" w:type="dxa"/>
-            <w:shd w:val="clear" w:color="auto" w:fill="FBE4D5"/>
+            <w:shd w:val="clear" w:color="auto" w:fill="FFFFFF"/>
             <w:tcMar>
               <w:top w:w="40" w:type="dxa"/>
               <w:left w:w="110" w:type="dxa"/>
@@ -2300,7 +2493,7 @@
                 <w:b/>
                 <w:color w:val="000000"/>
               </w:rPr>
-              <w:t xml:space="preserve">SWR</w:t>
+              <w:t xml:space="preserve">COMMS</w:t>
             </w:r>
           </w:p>
         </w:tc>
@@ -2330,7 +2523,7 @@
                 <w:szCs w:val="22"/>
                 <w:color w:val="130C0E"/>
               </w:rPr>
-              <w:t xml:space="preserve">Sewer</w:t>
+              <w:t xml:space="preserve">Communications</w:t>
             </w:r>
           </w:p>
         </w:tc>
@@ -2339,7 +2532,7 @@
         <w:tc>
           <w:tcPr>
             <w:tcW w:w="1900" w:type="dxa"/>
-            <w:shd w:val="clear" w:color="auto" w:fill="92D050"/>
+            <w:shd w:val="clear" w:color="auto" w:fill="FF0000"/>
             <w:tcMar>
               <w:top w:w="40" w:type="dxa"/>
               <w:left w:w="110" w:type="dxa"/>
@@ -2356,17 +2549,17 @@
                 <w:sz w:val="22"/>
                 <w:szCs w:val="22"/>
                 <w:b/>
-                <w:color w:val="000000"/>
-              </w:rPr>
-            </w:pPr>
-            <w:r>
-              <w:rPr>
-                <w:sz w:val="22"/>
-                <w:szCs w:val="22"/>
-                <w:b/>
-                <w:color w:val="000000"/>
-              </w:rPr>
-              <w:t xml:space="preserve">STW</w:t>
+                <w:color w:val="FFFFFF"/>
+              </w:rPr>
+            </w:pPr>
+            <w:r>
+              <w:rPr>
+                <w:sz w:val="22"/>
+                <w:szCs w:val="22"/>
+                <w:b/>
+                <w:color w:val="FFFFFF"/>
+              </w:rPr>
+              <w:t xml:space="preserve">FS</w:t>
             </w:r>
           </w:p>
         </w:tc>
@@ -2396,7 +2589,7 @@
                 <w:szCs w:val="22"/>
                 <w:color w:val="130C0E"/>
               </w:rPr>
-              <w:t xml:space="preserve">Stormwater</w:t>
+              <w:t xml:space="preserve">Fire Service</w:t>
             </w:r>
           </w:p>
         </w:tc>
@@ -2405,7 +2598,7 @@
         <w:tc>
           <w:tcPr>
             <w:tcW w:w="1900" w:type="dxa"/>
-            <w:shd w:val="clear" w:color="auto" w:fill="D777C5"/>
+            <w:shd w:val="clear" w:color="auto" w:fill="ED7D31"/>
             <w:tcMar>
               <w:top w:w="40" w:type="dxa"/>
               <w:left w:w="110" w:type="dxa"/>
@@ -2432,7 +2625,7 @@
                 <w:b/>
                 <w:color w:val="000000"/>
               </w:rPr>
-              <w:t xml:space="preserve">RW</w:t>
+              <w:t xml:space="preserve">HV, LV, E</w:t>
             </w:r>
           </w:p>
         </w:tc>
@@ -2462,7 +2655,7 @@
                 <w:szCs w:val="22"/>
                 <w:color w:val="130C0E"/>
               </w:rPr>
-              <w:t xml:space="preserve">Recycled Water</w:t>
+              <w:t xml:space="preserve">Electrical</w:t>
             </w:r>
           </w:p>
         </w:tc>
@@ -2471,7 +2664,7 @@
         <w:tc>
           <w:tcPr>
             <w:tcW w:w="1900" w:type="dxa"/>
-            <w:shd w:val="clear" w:color="auto" w:fill="FF3399"/>
+            <w:shd w:val="clear" w:color="auto" w:fill="FFD500"/>
             <w:tcMar>
               <w:top w:w="40" w:type="dxa"/>
               <w:left w:w="110" w:type="dxa"/>
@@ -2498,7 +2691,7 @@
                 <w:b/>
                 <w:color w:val="000000"/>
               </w:rPr>
-              <w:t xml:space="preserve">UK</w:t>
+              <w:t xml:space="preserve">G, GM, GS</w:t>
             </w:r>
           </w:p>
         </w:tc>
@@ -2528,7 +2721,7 @@
                 <w:szCs w:val="22"/>
                 <w:color w:val="130C0E"/>
               </w:rPr>
-              <w:t xml:space="preserve">Unknown Service</w:t>
+              <w:t xml:space="preserve">Gas</w:t>
             </w:r>
           </w:p>
         </w:tc>
@@ -2537,7 +2730,7 @@
         <w:tc>
           <w:tcPr>
             <w:tcW w:w="1900" w:type="dxa"/>
-            <w:shd w:val="clear" w:color="auto" w:fill="FFFF00"/>
+            <w:shd w:val="clear" w:color="auto" w:fill="974706"/>
             <w:tcMar>
               <w:top w:w="40" w:type="dxa"/>
               <w:left w:w="110" w:type="dxa"/>
@@ -2554,6 +2747,138 @@
                 <w:sz w:val="22"/>
                 <w:szCs w:val="22"/>
                 <w:b/>
+                <w:color w:val="FFFFFF"/>
+              </w:rPr>
+            </w:pPr>
+            <w:r>
+              <w:rPr>
+                <w:sz w:val="22"/>
+                <w:szCs w:val="22"/>
+                <w:b/>
+                <w:color w:val="FFFFFF"/>
+              </w:rPr>
+              <w:t xml:space="preserve">P</w:t>
+            </w:r>
+          </w:p>
+        </w:tc>
+        <w:tc>
+          <w:tcPr>
+            <w:tcW w:w="8186" w:type="dxa"/>
+            <w:tcMar>
+              <w:top w:w="40" w:type="dxa"/>
+              <w:left w:w="110" w:type="dxa"/>
+              <w:bottom w:w="40" w:type="dxa"/>
+              <w:right w:w="110" w:type="dxa"/>
+            </w:tcMar>
+            <w:vAlign w:val="center"/>
+          </w:tcPr>
+          <w:p>
+            <w:pPr>
+              <w:spacing w:after="0" w:line="252" w:lineRule="auto"/>
+              <w:rPr>
+                <w:sz w:val="22"/>
+                <w:szCs w:val="22"/>
+                <w:color w:val="130C0E"/>
+              </w:rPr>
+            </w:pPr>
+            <w:r>
+              <w:rPr>
+                <w:sz w:val="22"/>
+                <w:szCs w:val="22"/>
+                <w:color w:val="130C0E"/>
+              </w:rPr>
+              <w:t xml:space="preserve">Petroleum</w:t>
+            </w:r>
+          </w:p>
+        </w:tc>
+      </w:tr>
+      <w:tr>
+        <w:tc>
+          <w:tcPr>
+            <w:tcW w:w="1900" w:type="dxa"/>
+            <w:shd w:val="clear" w:color="auto" w:fill="375623"/>
+            <w:tcMar>
+              <w:top w:w="40" w:type="dxa"/>
+              <w:left w:w="110" w:type="dxa"/>
+              <w:bottom w:w="40" w:type="dxa"/>
+              <w:right w:w="110" w:type="dxa"/>
+            </w:tcMar>
+            <w:vAlign w:val="center"/>
+          </w:tcPr>
+          <w:p>
+            <w:pPr>
+              <w:spacing w:after="0" w:line="252" w:lineRule="auto"/>
+              <w:jc w:val="center"/>
+              <w:rPr>
+                <w:sz w:val="22"/>
+                <w:szCs w:val="22"/>
+                <w:b/>
+                <w:color w:val="FFFFFF"/>
+              </w:rPr>
+            </w:pPr>
+            <w:r>
+              <w:rPr>
+                <w:sz w:val="22"/>
+                <w:szCs w:val="22"/>
+                <w:b/>
+                <w:color w:val="FFFFFF"/>
+              </w:rPr>
+              <w:t xml:space="preserve">RET</w:t>
+            </w:r>
+          </w:p>
+        </w:tc>
+        <w:tc>
+          <w:tcPr>
+            <w:tcW w:w="8186" w:type="dxa"/>
+            <w:tcMar>
+              <w:top w:w="40" w:type="dxa"/>
+              <w:left w:w="110" w:type="dxa"/>
+              <w:bottom w:w="40" w:type="dxa"/>
+              <w:right w:w="110" w:type="dxa"/>
+            </w:tcMar>
+            <w:vAlign w:val="center"/>
+          </w:tcPr>
+          <w:p>
+            <w:pPr>
+              <w:spacing w:after="0" w:line="252" w:lineRule="auto"/>
+              <w:rPr>
+                <w:sz w:val="22"/>
+                <w:szCs w:val="22"/>
+                <w:color w:val="130C0E"/>
+              </w:rPr>
+            </w:pPr>
+            <w:r>
+              <w:rPr>
+                <w:sz w:val="22"/>
+                <w:szCs w:val="22"/>
+                <w:color w:val="130C0E"/>
+              </w:rPr>
+              <w:t xml:space="preserve">Reticulation</w:t>
+            </w:r>
+          </w:p>
+        </w:tc>
+      </w:tr>
+      <w:tr>
+        <w:tc>
+          <w:tcPr>
+            <w:tcW w:w="1900" w:type="dxa"/>
+            <w:shd w:val="clear" w:color="auto" w:fill="FF66CC"/>
+            <w:tcMar>
+              <w:top w:w="40" w:type="dxa"/>
+              <w:left w:w="110" w:type="dxa"/>
+              <w:bottom w:w="40" w:type="dxa"/>
+              <w:right w:w="110" w:type="dxa"/>
+            </w:tcMar>
+            <w:vAlign w:val="center"/>
+          </w:tcPr>
+          <w:p>
+            <w:pPr>
+              <w:spacing w:after="0" w:line="252" w:lineRule="auto"/>
+              <w:jc w:val="center"/>
+              <w:rPr>
+                <w:sz w:val="22"/>
+                <w:szCs w:val="22"/>
+                <w:b/>
                 <w:color w:val="000000"/>
               </w:rPr>
             </w:pPr>
@@ -2564,7 +2889,7 @@
                 <w:b/>
                 <w:color w:val="000000"/>
               </w:rPr>
-              <w:t xml:space="preserve">EG</w:t>
+              <w:t xml:space="preserve">UK</w:t>
             </w:r>
           </w:p>
         </w:tc>
@@ -2594,7 +2919,7 @@
                 <w:szCs w:val="22"/>
                 <w:color w:val="130C0E"/>
               </w:rPr>
-              <w:t xml:space="preserve">Earth Grid (Substation)</w:t>
+              <w:t xml:space="preserve">Unknown Services</w:t>
             </w:r>
           </w:p>
         </w:tc>

--- a/public/templates/photo-report.docx
+++ b/public/templates/photo-report.docx
@@ -1,6 +1,6 @@
 
 <file path=word/document.xml><?xml version="1.0" encoding="utf-8"?>
-<w:document xmlns:wpc="http://schemas.microsoft.com/office/word/2010/wordprocessingCanvas" xmlns:cx="http://schemas.microsoft.com/office/drawing/2014/chartex" xmlns:cx1="http://schemas.microsoft.com/office/drawing/2015/9/8/chartex" xmlns:cx2="http://schemas.microsoft.com/office/drawing/2015/10/21/chartex" xmlns:cx3="http://schemas.microsoft.com/office/drawing/2016/5/9/chartex" xmlns:cx4="http://schemas.microsoft.com/office/drawing/2016/5/10/chartex" xmlns:cx5="http://schemas.microsoft.com/office/drawing/2016/5/11/chartex" xmlns:cx6="http://schemas.microsoft.com/office/drawing/2016/5/12/chartex" xmlns:cx7="http://schemas.microsoft.com/office/drawing/2016/5/13/chartex" xmlns:cx8="http://schemas.microsoft.com/office/drawing/2016/5/14/chartex" xmlns:mc="http://schemas.openxmlformats.org/markup-compatibility/2006" xmlns:aink="http://schemas.microsoft.com/office/drawing/2016/ink" xmlns:am3d="http://schemas.microsoft.com/office/drawing/2017/model3d" xmlns:o="urn:schemas-microsoft-com:office:office" xmlns:oel="http://schemas.microsoft.com/office/2019/extlst" xmlns:r="http://schemas.openxmlformats.org/officeDocument/2006/relationships" xmlns:m="http://schemas.openxmlformats.org/officeDocument/2006/math" xmlns:v="urn:schemas-microsoft-com:vml" xmlns:wp14="http://schemas.microsoft.com/office/word/2010/wordprocessingDrawing" xmlns:wp="http://schemas.openxmlformats.org/drawingml/2006/wordprocessingDrawing" xmlns:w10="urn:schemas-microsoft-com:office:word" xmlns:w="http://schemas.openxmlformats.org/wordprocessingml/2006/main" xmlns:w14="http://schemas.microsoft.com/office/word/2010/wordml" xmlns:w15="http://schemas.microsoft.com/office/word/2012/wordml" xmlns:w16cex="http://schemas.microsoft.com/office/word/2018/wordml/cex" xmlns:w16cid="http://schemas.microsoft.com/office/word/2016/wordml/cid" xmlns:w16="http://schemas.microsoft.com/office/word/2018/wordml" xmlns:w16sdtdh="http://schemas.microsoft.com/office/word/2020/wordml/sdtdatahash" xmlns:w16se="http://schemas.microsoft.com/office/word/2015/wordml/symex" xmlns:wpg="http://schemas.microsoft.com/office/word/2010/wordprocessingGroup" xmlns:wpi="http://schemas.microsoft.com/office/word/2010/wordprocessingInk" xmlns:wne="http://schemas.microsoft.com/office/word/2006/wordml" xmlns:wps="http://schemas.microsoft.com/office/word/2010/wordprocessingShape" mc:Ignorable="w14 w15 w16se w16cid w16 w16cex w16sdtdh wp14">
+<w:document xmlns:wpc="http://schemas.microsoft.com/office/word/2010/wordprocessingCanvas" xmlns:cx="http://schemas.microsoft.com/office/drawing/2014/chartex" xmlns:cx1="http://schemas.microsoft.com/office/drawing/2015/9/8/chartex" xmlns:cx2="http://schemas.microsoft.com/office/drawing/2015/10/21/chartex" xmlns:cx3="http://schemas.microsoft.com/office/drawing/2016/5/9/chartex" xmlns:cx4="http://schemas.microsoft.com/office/drawing/2016/5/10/chartex" xmlns:cx5="http://schemas.microsoft.com/office/drawing/2016/5/11/chartex" xmlns:cx6="http://schemas.microsoft.com/office/drawing/2016/5/12/chartex" xmlns:cx7="http://schemas.microsoft.com/office/drawing/2016/5/13/chartex" xmlns:cx8="http://schemas.microsoft.com/office/drawing/2016/5/14/chartex" xmlns:mc="http://schemas.openxmlformats.org/markup-compatibility/2006" xmlns:aink="http://schemas.microsoft.com/office/drawing/2016/ink" xmlns:am3d="http://schemas.microsoft.com/office/drawing/2017/model3d" xmlns:o="urn:schemas-microsoft-com:office:office" xmlns:oel="http://schemas.microsoft.com/office/2019/extlst" xmlns:r="http://schemas.openxmlformats.org/officeDocument/2006/relationships" xmlns:m="http://schemas.openxmlformats.org/officeDocument/2006/math" xmlns:v="urn:schemas-microsoft-com:vml" xmlns:wp14="http://schemas.microsoft.com/office/word/2010/wordprocessingDrawing" xmlns:wp="http://schemas.openxmlformats.org/drawingml/2006/wordprocessingDrawing" xmlns:w10="urn:schemas-microsoft-com:office:word" xmlns:w="http://schemas.openxmlformats.org/wordprocessingml/2006/main" xmlns:w14="http://schemas.microsoft.com/office/word/2010/wordml" xmlns:w15="http://schemas.microsoft.com/office/word/2012/wordml" xmlns:w16cex="http://schemas.microsoft.com/office/word/2018/wordml/cex" xmlns:w16cid="http://schemas.microsoft.com/office/word/2016/wordml/cid" xmlns:w16="http://schemas.microsoft.com/office/word/2018/wordml" xmlns:w16du="http://schemas.microsoft.com/office/word/2023/wordml/word16du" xmlns:w16sdtdh="http://schemas.microsoft.com/office/word/2020/wordml/sdtdatahash" xmlns:w16sdtfl="http://schemas.microsoft.com/office/word/2024/wordml/sdtformatlock" xmlns:w16se="http://schemas.microsoft.com/office/word/2015/wordml/symex" xmlns:wpg="http://schemas.microsoft.com/office/word/2010/wordprocessingGroup" xmlns:wpi="http://schemas.microsoft.com/office/word/2010/wordprocessingInk" xmlns:wne="http://schemas.microsoft.com/office/word/2006/wordml" xmlns:wps="http://schemas.microsoft.com/office/word/2010/wordprocessingShape" mc:Ignorable="w14 w15 w16se w16cid w16 w16cex w16sdtdh w16sdtfl w16du wp14">
   <w:body>
     <w:p>
       <w:pPr>
@@ -11,20 +11,20 @@
         <w:spacing w:before="40" w:after="180"/>
         <w:ind w:left="140" w:right="140"/>
         <w:rPr>
+          <w:b/>
+          <w:color w:val="FFFFFF"/>
           <w:sz w:val="30"/>
           <w:szCs w:val="30"/>
+        </w:rPr>
+      </w:pPr>
+      <w:r>
+        <w:rPr>
           <w:b/>
           <w:color w:val="FFFFFF"/>
-        </w:rPr>
-      </w:pPr>
-      <w:r>
-        <w:rPr>
           <w:sz w:val="30"/>
           <w:szCs w:val="30"/>
-          <w:b/>
-          <w:color w:val="FFFFFF"/>
-        </w:rPr>
-        <w:t xml:space="preserve">POTHOLE REPORT</w:t>
+        </w:rPr>
+        <w:t>POTHOLE REPORT</w:t>
       </w:r>
     </w:p>
     <w:p>
@@ -34,27 +34,25 @@
         </w:pBdr>
         <w:spacing w:before="220" w:after="90"/>
         <w:rPr>
+          <w:b/>
+          <w:color w:val="130C0E"/>
           <w:sz w:val="26"/>
           <w:szCs w:val="26"/>
+        </w:rPr>
+      </w:pPr>
+      <w:r>
+        <w:rPr>
           <w:b/>
           <w:color w:val="130C0E"/>
-        </w:rPr>
-      </w:pPr>
-      <w:r>
-        <w:rPr>
           <w:sz w:val="26"/>
           <w:szCs w:val="26"/>
-          <w:b/>
-          <w:color w:val="130C0E"/>
-        </w:rPr>
-        <w:t xml:space="preserve">Project details</w:t>
+        </w:rPr>
+        <w:t>Project details</w:t>
       </w:r>
     </w:p>
     <w:tbl>
       <w:tblPr>
         <w:tblW w:w="10086" w:type="dxa"/>
-        <w:jc w:val="left"/>
-        <w:tblInd w:w="0" w:type="dxa"/>
         <w:tblBorders>
           <w:top w:val="single" w:sz="4" w:space="0" w:color="E6E3DD"/>
           <w:left w:val="single" w:sz="4" w:space="0" w:color="E6E3DD"/>
@@ -63,6 +61,7 @@
           <w:insideH w:val="single" w:sz="4" w:space="0" w:color="E6E3DD"/>
           <w:insideV w:val="single" w:sz="4" w:space="0" w:color="E6E3DD"/>
         </w:tblBorders>
+        <w:tblLook w:val="04A0" w:firstRow="1" w:lastRow="0" w:firstColumn="1" w:lastColumn="0" w:noHBand="0" w:noVBand="1"/>
       </w:tblPr>
       <w:tblGrid>
         <w:gridCol w:w="2100"/>
@@ -87,20 +86,20 @@
             <w:pPr>
               <w:spacing w:after="0" w:line="252" w:lineRule="auto"/>
               <w:rPr>
-                <w:sz w:val="22"/>
-                <w:szCs w:val="22"/>
-                <w:b/>
-                <w:color w:val="130C0E"/>
-              </w:rPr>
-            </w:pPr>
-            <w:r>
-              <w:rPr>
-                <w:sz w:val="22"/>
-                <w:szCs w:val="22"/>
-                <w:b/>
-                <w:color w:val="130C0E"/>
-              </w:rPr>
-              <w:t xml:space="preserve">Locator</w:t>
+                <w:b/>
+                <w:color w:val="130C0E"/>
+                <w:sz w:val="22"/>
+                <w:szCs w:val="22"/>
+              </w:rPr>
+            </w:pPr>
+            <w:r>
+              <w:rPr>
+                <w:b/>
+                <w:color w:val="130C0E"/>
+                <w:sz w:val="22"/>
+                <w:szCs w:val="22"/>
+              </w:rPr>
+              <w:t>Locator</w:t>
             </w:r>
           </w:p>
         </w:tc>
@@ -119,18 +118,18 @@
             <w:pPr>
               <w:spacing w:after="0" w:line="252" w:lineRule="auto"/>
               <w:rPr>
-                <w:sz w:val="22"/>
-                <w:szCs w:val="22"/>
-                <w:color w:val="130C0E"/>
-              </w:rPr>
-            </w:pPr>
-            <w:r>
-              <w:rPr>
-                <w:sz w:val="22"/>
-                <w:szCs w:val="22"/>
-                <w:color w:val="130C0E"/>
-              </w:rPr>
-              <w:t xml:space="preserve">{locatorName}</w:t>
+                <w:color w:val="130C0E"/>
+                <w:sz w:val="22"/>
+                <w:szCs w:val="22"/>
+              </w:rPr>
+            </w:pPr>
+            <w:r>
+              <w:rPr>
+                <w:color w:val="130C0E"/>
+                <w:sz w:val="22"/>
+                <w:szCs w:val="22"/>
+              </w:rPr>
+              <w:t>{locatorName}</w:t>
             </w:r>
           </w:p>
         </w:tc>
@@ -150,20 +149,20 @@
             <w:pPr>
               <w:spacing w:after="0" w:line="252" w:lineRule="auto"/>
               <w:rPr>
-                <w:sz w:val="22"/>
-                <w:szCs w:val="22"/>
-                <w:b/>
-                <w:color w:val="130C0E"/>
-              </w:rPr>
-            </w:pPr>
-            <w:r>
-              <w:rPr>
-                <w:sz w:val="22"/>
-                <w:szCs w:val="22"/>
-                <w:b/>
-                <w:color w:val="130C0E"/>
-              </w:rPr>
-              <w:t xml:space="preserve">Date</w:t>
+                <w:b/>
+                <w:color w:val="130C0E"/>
+                <w:sz w:val="22"/>
+                <w:szCs w:val="22"/>
+              </w:rPr>
+            </w:pPr>
+            <w:r>
+              <w:rPr>
+                <w:b/>
+                <w:color w:val="130C0E"/>
+                <w:sz w:val="22"/>
+                <w:szCs w:val="22"/>
+              </w:rPr>
+              <w:t>Date</w:t>
             </w:r>
           </w:p>
         </w:tc>
@@ -182,18 +181,18 @@
             <w:pPr>
               <w:spacing w:after="0" w:line="252" w:lineRule="auto"/>
               <w:rPr>
-                <w:sz w:val="22"/>
-                <w:szCs w:val="22"/>
-                <w:color w:val="130C0E"/>
-              </w:rPr>
-            </w:pPr>
-            <w:r>
-              <w:rPr>
-                <w:sz w:val="22"/>
-                <w:szCs w:val="22"/>
-                <w:color w:val="130C0E"/>
-              </w:rPr>
-              <w:t xml:space="preserve">{date}</w:t>
+                <w:color w:val="130C0E"/>
+                <w:sz w:val="22"/>
+                <w:szCs w:val="22"/>
+              </w:rPr>
+            </w:pPr>
+            <w:r>
+              <w:rPr>
+                <w:color w:val="130C0E"/>
+                <w:sz w:val="22"/>
+                <w:szCs w:val="22"/>
+              </w:rPr>
+              <w:t>{date}</w:t>
             </w:r>
           </w:p>
         </w:tc>
@@ -214,20 +213,20 @@
             <w:pPr>
               <w:spacing w:after="0" w:line="252" w:lineRule="auto"/>
               <w:rPr>
-                <w:sz w:val="22"/>
-                <w:szCs w:val="22"/>
-                <w:b/>
-                <w:color w:val="130C0E"/>
-              </w:rPr>
-            </w:pPr>
-            <w:r>
-              <w:rPr>
-                <w:sz w:val="22"/>
-                <w:szCs w:val="22"/>
-                <w:b/>
-                <w:color w:val="130C0E"/>
-              </w:rPr>
-              <w:t xml:space="preserve">DBYD No</w:t>
+                <w:b/>
+                <w:color w:val="130C0E"/>
+                <w:sz w:val="22"/>
+                <w:szCs w:val="22"/>
+              </w:rPr>
+            </w:pPr>
+            <w:r>
+              <w:rPr>
+                <w:b/>
+                <w:color w:val="130C0E"/>
+                <w:sz w:val="22"/>
+                <w:szCs w:val="22"/>
+              </w:rPr>
+              <w:t>DBYD No</w:t>
             </w:r>
           </w:p>
         </w:tc>
@@ -246,18 +245,18 @@
             <w:pPr>
               <w:spacing w:after="0" w:line="252" w:lineRule="auto"/>
               <w:rPr>
-                <w:sz w:val="22"/>
-                <w:szCs w:val="22"/>
-                <w:color w:val="130C0E"/>
-              </w:rPr>
-            </w:pPr>
-            <w:r>
-              <w:rPr>
-                <w:sz w:val="22"/>
-                <w:szCs w:val="22"/>
-                <w:color w:val="130C0E"/>
-              </w:rPr>
-              <w:t xml:space="preserve">{dbydNo}</w:t>
+                <w:color w:val="130C0E"/>
+                <w:sz w:val="22"/>
+                <w:szCs w:val="22"/>
+              </w:rPr>
+            </w:pPr>
+            <w:r>
+              <w:rPr>
+                <w:color w:val="130C0E"/>
+                <w:sz w:val="22"/>
+                <w:szCs w:val="22"/>
+              </w:rPr>
+              <w:t>{dbydNo}</w:t>
             </w:r>
           </w:p>
         </w:tc>
@@ -276,20 +275,20 @@
             <w:pPr>
               <w:spacing w:after="0" w:line="252" w:lineRule="auto"/>
               <w:rPr>
-                <w:sz w:val="22"/>
-                <w:szCs w:val="22"/>
-                <w:b/>
-                <w:color w:val="130C0E"/>
-              </w:rPr>
-            </w:pPr>
-            <w:r>
-              <w:rPr>
-                <w:sz w:val="22"/>
-                <w:szCs w:val="22"/>
-                <w:b/>
-                <w:color w:val="130C0E"/>
-              </w:rPr>
-              <w:t xml:space="preserve">Ref No</w:t>
+                <w:b/>
+                <w:color w:val="130C0E"/>
+                <w:sz w:val="22"/>
+                <w:szCs w:val="22"/>
+              </w:rPr>
+            </w:pPr>
+            <w:r>
+              <w:rPr>
+                <w:b/>
+                <w:color w:val="130C0E"/>
+                <w:sz w:val="22"/>
+                <w:szCs w:val="22"/>
+              </w:rPr>
+              <w:t>Ref No</w:t>
             </w:r>
           </w:p>
         </w:tc>
@@ -308,18 +307,18 @@
             <w:pPr>
               <w:spacing w:after="0" w:line="252" w:lineRule="auto"/>
               <w:rPr>
-                <w:sz w:val="22"/>
-                <w:szCs w:val="22"/>
-                <w:color w:val="130C0E"/>
-              </w:rPr>
-            </w:pPr>
-            <w:r>
-              <w:rPr>
-                <w:sz w:val="22"/>
-                <w:szCs w:val="22"/>
-                <w:color w:val="130C0E"/>
-              </w:rPr>
-              <w:t xml:space="preserve">{refNo}</w:t>
+                <w:color w:val="130C0E"/>
+                <w:sz w:val="22"/>
+                <w:szCs w:val="22"/>
+              </w:rPr>
+            </w:pPr>
+            <w:r>
+              <w:rPr>
+                <w:color w:val="130C0E"/>
+                <w:sz w:val="22"/>
+                <w:szCs w:val="22"/>
+              </w:rPr>
+              <w:t>{refNo}</w:t>
             </w:r>
           </w:p>
         </w:tc>
@@ -341,20 +340,20 @@
             <w:pPr>
               <w:spacing w:after="0" w:line="252" w:lineRule="auto"/>
               <w:rPr>
-                <w:sz w:val="22"/>
-                <w:szCs w:val="22"/>
-                <w:b/>
-                <w:color w:val="130C0E"/>
-              </w:rPr>
-            </w:pPr>
-            <w:r>
-              <w:rPr>
-                <w:sz w:val="22"/>
-                <w:szCs w:val="22"/>
-                <w:b/>
-                <w:color w:val="130C0E"/>
-              </w:rPr>
-              <w:t xml:space="preserve">Site Address</w:t>
+                <w:b/>
+                <w:color w:val="130C0E"/>
+                <w:sz w:val="22"/>
+                <w:szCs w:val="22"/>
+              </w:rPr>
+            </w:pPr>
+            <w:r>
+              <w:rPr>
+                <w:b/>
+                <w:color w:val="130C0E"/>
+                <w:sz w:val="22"/>
+                <w:szCs w:val="22"/>
+              </w:rPr>
+              <w:t>Site Address</w:t>
             </w:r>
           </w:p>
         </w:tc>
@@ -374,18 +373,18 @@
             <w:pPr>
               <w:spacing w:after="0" w:line="252" w:lineRule="auto"/>
               <w:rPr>
-                <w:sz w:val="22"/>
-                <w:szCs w:val="22"/>
-                <w:color w:val="130C0E"/>
-              </w:rPr>
-            </w:pPr>
-            <w:r>
-              <w:rPr>
-                <w:sz w:val="22"/>
-                <w:szCs w:val="22"/>
-                <w:color w:val="130C0E"/>
-              </w:rPr>
-              <w:t xml:space="preserve">{siteAddress}</w:t>
+                <w:color w:val="130C0E"/>
+                <w:sz w:val="22"/>
+                <w:szCs w:val="22"/>
+              </w:rPr>
+            </w:pPr>
+            <w:r>
+              <w:rPr>
+                <w:color w:val="130C0E"/>
+                <w:sz w:val="22"/>
+                <w:szCs w:val="22"/>
+              </w:rPr>
+              <w:t>{siteAddress}</w:t>
             </w:r>
           </w:p>
         </w:tc>
@@ -406,20 +405,20 @@
             <w:pPr>
               <w:spacing w:after="0" w:line="252" w:lineRule="auto"/>
               <w:rPr>
-                <w:sz w:val="22"/>
-                <w:szCs w:val="22"/>
-                <w:b/>
-                <w:color w:val="130C0E"/>
-              </w:rPr>
-            </w:pPr>
-            <w:r>
-              <w:rPr>
-                <w:sz w:val="22"/>
-                <w:szCs w:val="22"/>
-                <w:b/>
-                <w:color w:val="130C0E"/>
-              </w:rPr>
-              <w:t xml:space="preserve">Scope of Works</w:t>
+                <w:b/>
+                <w:color w:val="130C0E"/>
+                <w:sz w:val="22"/>
+                <w:szCs w:val="22"/>
+              </w:rPr>
+            </w:pPr>
+            <w:r>
+              <w:rPr>
+                <w:b/>
+                <w:color w:val="130C0E"/>
+                <w:sz w:val="22"/>
+                <w:szCs w:val="22"/>
+              </w:rPr>
+              <w:t>Scope of Works</w:t>
             </w:r>
           </w:p>
         </w:tc>
@@ -439,18 +438,18 @@
             <w:pPr>
               <w:spacing w:after="0" w:line="252" w:lineRule="auto"/>
               <w:rPr>
-                <w:sz w:val="22"/>
-                <w:szCs w:val="22"/>
-                <w:color w:val="130C0E"/>
-              </w:rPr>
-            </w:pPr>
-            <w:r>
-              <w:rPr>
-                <w:sz w:val="22"/>
-                <w:szCs w:val="22"/>
-                <w:color w:val="130C0E"/>
-              </w:rPr>
-              <w:t xml:space="preserve">{scopeOfWorks}</w:t>
+                <w:color w:val="130C0E"/>
+                <w:sz w:val="22"/>
+                <w:szCs w:val="22"/>
+              </w:rPr>
+            </w:pPr>
+            <w:r>
+              <w:rPr>
+                <w:color w:val="130C0E"/>
+                <w:sz w:val="22"/>
+                <w:szCs w:val="22"/>
+              </w:rPr>
+              <w:t>{scopeOfWorks}</w:t>
             </w:r>
           </w:p>
         </w:tc>
@@ -463,27 +462,25 @@
         </w:pBdr>
         <w:spacing w:before="220" w:after="90"/>
         <w:rPr>
+          <w:b/>
+          <w:color w:val="130C0E"/>
           <w:sz w:val="26"/>
           <w:szCs w:val="26"/>
+        </w:rPr>
+      </w:pPr>
+      <w:r>
+        <w:rPr>
           <w:b/>
           <w:color w:val="130C0E"/>
-        </w:rPr>
-      </w:pPr>
-      <w:r>
-        <w:rPr>
           <w:sz w:val="26"/>
           <w:szCs w:val="26"/>
-          <w:b/>
-          <w:color w:val="130C0E"/>
-        </w:rPr>
-        <w:t xml:space="preserve">Client details</w:t>
+        </w:rPr>
+        <w:t>Client details</w:t>
       </w:r>
     </w:p>
     <w:tbl>
       <w:tblPr>
         <w:tblW w:w="10086" w:type="dxa"/>
-        <w:jc w:val="left"/>
-        <w:tblInd w:w="0" w:type="dxa"/>
         <w:tblBorders>
           <w:top w:val="single" w:sz="4" w:space="0" w:color="E6E3DD"/>
           <w:left w:val="single" w:sz="4" w:space="0" w:color="E6E3DD"/>
@@ -492,6 +489,7 @@
           <w:insideH w:val="single" w:sz="4" w:space="0" w:color="E6E3DD"/>
           <w:insideV w:val="single" w:sz="4" w:space="0" w:color="E6E3DD"/>
         </w:tblBorders>
+        <w:tblLook w:val="04A0" w:firstRow="1" w:lastRow="0" w:firstColumn="1" w:lastColumn="0" w:noHBand="0" w:noVBand="1"/>
       </w:tblPr>
       <w:tblGrid>
         <w:gridCol w:w="2100"/>
@@ -516,20 +514,20 @@
             <w:pPr>
               <w:spacing w:after="0" w:line="252" w:lineRule="auto"/>
               <w:rPr>
-                <w:sz w:val="22"/>
-                <w:szCs w:val="22"/>
-                <w:b/>
-                <w:color w:val="130C0E"/>
-              </w:rPr>
-            </w:pPr>
-            <w:r>
-              <w:rPr>
-                <w:sz w:val="22"/>
-                <w:szCs w:val="22"/>
-                <w:b/>
-                <w:color w:val="130C0E"/>
-              </w:rPr>
-              <w:t xml:space="preserve">Client</w:t>
+                <w:b/>
+                <w:color w:val="130C0E"/>
+                <w:sz w:val="22"/>
+                <w:szCs w:val="22"/>
+              </w:rPr>
+            </w:pPr>
+            <w:r>
+              <w:rPr>
+                <w:b/>
+                <w:color w:val="130C0E"/>
+                <w:sz w:val="22"/>
+                <w:szCs w:val="22"/>
+              </w:rPr>
+              <w:t>Client</w:t>
             </w:r>
           </w:p>
         </w:tc>
@@ -548,18 +546,18 @@
             <w:pPr>
               <w:spacing w:after="0" w:line="252" w:lineRule="auto"/>
               <w:rPr>
-                <w:sz w:val="22"/>
-                <w:szCs w:val="22"/>
-                <w:color w:val="130C0E"/>
-              </w:rPr>
-            </w:pPr>
-            <w:r>
-              <w:rPr>
-                <w:sz w:val="22"/>
-                <w:szCs w:val="22"/>
-                <w:color w:val="130C0E"/>
-              </w:rPr>
-              <w:t xml:space="preserve">{clientName}</w:t>
+                <w:color w:val="130C0E"/>
+                <w:sz w:val="22"/>
+                <w:szCs w:val="22"/>
+              </w:rPr>
+            </w:pPr>
+            <w:r>
+              <w:rPr>
+                <w:color w:val="130C0E"/>
+                <w:sz w:val="22"/>
+                <w:szCs w:val="22"/>
+              </w:rPr>
+              <w:t>{clientName}</w:t>
             </w:r>
           </w:p>
         </w:tc>
@@ -579,20 +577,20 @@
             <w:pPr>
               <w:spacing w:after="0" w:line="252" w:lineRule="auto"/>
               <w:rPr>
-                <w:sz w:val="22"/>
-                <w:szCs w:val="22"/>
-                <w:b/>
-                <w:color w:val="130C0E"/>
-              </w:rPr>
-            </w:pPr>
-            <w:r>
-              <w:rPr>
-                <w:sz w:val="22"/>
-                <w:szCs w:val="22"/>
-                <w:b/>
-                <w:color w:val="130C0E"/>
-              </w:rPr>
-              <w:t xml:space="preserve">Contact</w:t>
+                <w:b/>
+                <w:color w:val="130C0E"/>
+                <w:sz w:val="22"/>
+                <w:szCs w:val="22"/>
+              </w:rPr>
+            </w:pPr>
+            <w:r>
+              <w:rPr>
+                <w:b/>
+                <w:color w:val="130C0E"/>
+                <w:sz w:val="22"/>
+                <w:szCs w:val="22"/>
+              </w:rPr>
+              <w:t>Contact</w:t>
             </w:r>
           </w:p>
         </w:tc>
@@ -611,18 +609,18 @@
             <w:pPr>
               <w:spacing w:after="0" w:line="252" w:lineRule="auto"/>
               <w:rPr>
-                <w:sz w:val="22"/>
-                <w:szCs w:val="22"/>
-                <w:color w:val="130C0E"/>
-              </w:rPr>
-            </w:pPr>
-            <w:r>
-              <w:rPr>
-                <w:sz w:val="22"/>
-                <w:szCs w:val="22"/>
-                <w:color w:val="130C0E"/>
-              </w:rPr>
-              <w:t xml:space="preserve">{clientContact}</w:t>
+                <w:color w:val="130C0E"/>
+                <w:sz w:val="22"/>
+                <w:szCs w:val="22"/>
+              </w:rPr>
+            </w:pPr>
+            <w:r>
+              <w:rPr>
+                <w:color w:val="130C0E"/>
+                <w:sz w:val="22"/>
+                <w:szCs w:val="22"/>
+              </w:rPr>
+              <w:t>{clientContact}</w:t>
             </w:r>
           </w:p>
         </w:tc>
@@ -643,20 +641,20 @@
             <w:pPr>
               <w:spacing w:after="0" w:line="252" w:lineRule="auto"/>
               <w:rPr>
-                <w:sz w:val="22"/>
-                <w:szCs w:val="22"/>
-                <w:b/>
-                <w:color w:val="130C0E"/>
-              </w:rPr>
-            </w:pPr>
-            <w:r>
-              <w:rPr>
-                <w:sz w:val="22"/>
-                <w:szCs w:val="22"/>
-                <w:b/>
-                <w:color w:val="130C0E"/>
-              </w:rPr>
-              <w:t xml:space="preserve">Mobile</w:t>
+                <w:b/>
+                <w:color w:val="130C0E"/>
+                <w:sz w:val="22"/>
+                <w:szCs w:val="22"/>
+              </w:rPr>
+            </w:pPr>
+            <w:r>
+              <w:rPr>
+                <w:b/>
+                <w:color w:val="130C0E"/>
+                <w:sz w:val="22"/>
+                <w:szCs w:val="22"/>
+              </w:rPr>
+              <w:t>Mobile</w:t>
             </w:r>
           </w:p>
         </w:tc>
@@ -675,18 +673,18 @@
             <w:pPr>
               <w:spacing w:after="0" w:line="252" w:lineRule="auto"/>
               <w:rPr>
-                <w:sz w:val="22"/>
-                <w:szCs w:val="22"/>
-                <w:color w:val="130C0E"/>
-              </w:rPr>
-            </w:pPr>
-            <w:r>
-              <w:rPr>
-                <w:sz w:val="22"/>
-                <w:szCs w:val="22"/>
-                <w:color w:val="130C0E"/>
-              </w:rPr>
-              <w:t xml:space="preserve">{clientMobile}</w:t>
+                <w:color w:val="130C0E"/>
+                <w:sz w:val="22"/>
+                <w:szCs w:val="22"/>
+              </w:rPr>
+            </w:pPr>
+            <w:r>
+              <w:rPr>
+                <w:color w:val="130C0E"/>
+                <w:sz w:val="22"/>
+                <w:szCs w:val="22"/>
+              </w:rPr>
+              <w:t>{clientMobile}</w:t>
             </w:r>
           </w:p>
         </w:tc>
@@ -705,20 +703,20 @@
             <w:pPr>
               <w:spacing w:after="0" w:line="252" w:lineRule="auto"/>
               <w:rPr>
-                <w:sz w:val="22"/>
-                <w:szCs w:val="22"/>
-                <w:b/>
-                <w:color w:val="130C0E"/>
-              </w:rPr>
-            </w:pPr>
-            <w:r>
-              <w:rPr>
-                <w:sz w:val="22"/>
-                <w:szCs w:val="22"/>
-                <w:b/>
-                <w:color w:val="130C0E"/>
-              </w:rPr>
-              <w:t xml:space="preserve">DBYD Email</w:t>
+                <w:b/>
+                <w:color w:val="130C0E"/>
+                <w:sz w:val="22"/>
+                <w:szCs w:val="22"/>
+              </w:rPr>
+            </w:pPr>
+            <w:r>
+              <w:rPr>
+                <w:b/>
+                <w:color w:val="130C0E"/>
+                <w:sz w:val="22"/>
+                <w:szCs w:val="22"/>
+              </w:rPr>
+              <w:t>DBYD Email</w:t>
             </w:r>
           </w:p>
         </w:tc>
@@ -737,18 +735,18 @@
             <w:pPr>
               <w:spacing w:after="0" w:line="252" w:lineRule="auto"/>
               <w:rPr>
-                <w:sz w:val="22"/>
-                <w:szCs w:val="22"/>
-                <w:color w:val="130C0E"/>
-              </w:rPr>
-            </w:pPr>
-            <w:r>
-              <w:rPr>
-                <w:sz w:val="22"/>
-                <w:szCs w:val="22"/>
-                <w:color w:val="130C0E"/>
-              </w:rPr>
-              <w:t xml:space="preserve">{dbydEmail}</w:t>
+                <w:color w:val="130C0E"/>
+                <w:sz w:val="22"/>
+                <w:szCs w:val="22"/>
+              </w:rPr>
+            </w:pPr>
+            <w:r>
+              <w:rPr>
+                <w:color w:val="130C0E"/>
+                <w:sz w:val="22"/>
+                <w:szCs w:val="22"/>
+              </w:rPr>
+              <w:t>{dbydEmail}</w:t>
             </w:r>
           </w:p>
         </w:tc>
@@ -761,27 +759,25 @@
         </w:pBdr>
         <w:spacing w:before="220" w:after="90"/>
         <w:rPr>
+          <w:b/>
+          <w:color w:val="130C0E"/>
           <w:sz w:val="26"/>
           <w:szCs w:val="26"/>
+        </w:rPr>
+      </w:pPr>
+      <w:r>
+        <w:rPr>
           <w:b/>
           <w:color w:val="130C0E"/>
-        </w:rPr>
-      </w:pPr>
-      <w:r>
-        <w:rPr>
           <w:sz w:val="26"/>
           <w:szCs w:val="26"/>
-          <w:b/>
-          <w:color w:val="130C0E"/>
-        </w:rPr>
-        <w:t xml:space="preserve">Utilities located</w:t>
+        </w:rPr>
+        <w:t>Utilities located</w:t>
       </w:r>
     </w:p>
     <w:tbl>
       <w:tblPr>
         <w:tblW w:w="10086" w:type="dxa"/>
-        <w:jc w:val="left"/>
-        <w:tblInd w:w="0" w:type="dxa"/>
         <w:tblBorders>
           <w:top w:val="single" w:sz="4" w:space="0" w:color="E6E3DD"/>
           <w:left w:val="single" w:sz="4" w:space="0" w:color="E6E3DD"/>
@@ -790,11 +786,12 @@
           <w:insideH w:val="single" w:sz="4" w:space="0" w:color="E6E3DD"/>
           <w:insideV w:val="single" w:sz="4" w:space="0" w:color="E6E3DD"/>
         </w:tblBorders>
+        <w:tblLook w:val="04A0" w:firstRow="1" w:lastRow="0" w:firstColumn="1" w:lastColumn="0" w:noHBand="0" w:noVBand="1"/>
       </w:tblPr>
       <w:tblGrid>
-        <w:gridCol w:w="3400"/>
-        <w:gridCol w:w="1700"/>
-        <w:gridCol w:w="4986"/>
+        <w:gridCol w:w="3245"/>
+        <w:gridCol w:w="2096"/>
+        <w:gridCol w:w="4745"/>
       </w:tblGrid>
       <w:tr>
         <w:tc>
@@ -813,20 +810,20 @@
             <w:pPr>
               <w:spacing w:after="0" w:line="252" w:lineRule="auto"/>
               <w:rPr>
-                <w:sz w:val="22"/>
-                <w:szCs w:val="22"/>
                 <w:b/>
                 <w:color w:val="FFFFFF"/>
-              </w:rPr>
-            </w:pPr>
-            <w:r>
-              <w:rPr>
-                <w:sz w:val="22"/>
-                <w:szCs w:val="22"/>
+                <w:sz w:val="22"/>
+                <w:szCs w:val="22"/>
+              </w:rPr>
+            </w:pPr>
+            <w:r>
+              <w:rPr>
                 <w:b/>
                 <w:color w:val="FFFFFF"/>
-              </w:rPr>
-              <w:t xml:space="preserve">Service</w:t>
+                <w:sz w:val="22"/>
+                <w:szCs w:val="22"/>
+              </w:rPr>
+              <w:t>Service</w:t>
             </w:r>
           </w:p>
         </w:tc>
@@ -846,20 +843,20 @@
             <w:pPr>
               <w:spacing w:after="0" w:line="252" w:lineRule="auto"/>
               <w:rPr>
-                <w:sz w:val="22"/>
-                <w:szCs w:val="22"/>
                 <w:b/>
                 <w:color w:val="FFFFFF"/>
-              </w:rPr>
-            </w:pPr>
-            <w:r>
-              <w:rPr>
-                <w:sz w:val="22"/>
-                <w:szCs w:val="22"/>
+                <w:sz w:val="22"/>
+                <w:szCs w:val="22"/>
+              </w:rPr>
+            </w:pPr>
+            <w:r>
+              <w:rPr>
                 <w:b/>
                 <w:color w:val="FFFFFF"/>
-              </w:rPr>
-              <w:t xml:space="preserve">Quality</w:t>
+                <w:sz w:val="22"/>
+                <w:szCs w:val="22"/>
+              </w:rPr>
+              <w:t>Quality</w:t>
             </w:r>
           </w:p>
         </w:tc>
@@ -879,20 +876,20 @@
             <w:pPr>
               <w:spacing w:after="0" w:line="252" w:lineRule="auto"/>
               <w:rPr>
-                <w:sz w:val="22"/>
-                <w:szCs w:val="22"/>
                 <w:b/>
                 <w:color w:val="FFFFFF"/>
-              </w:rPr>
-            </w:pPr>
-            <w:r>
-              <w:rPr>
-                <w:sz w:val="22"/>
-                <w:szCs w:val="22"/>
+                <w:sz w:val="22"/>
+                <w:szCs w:val="22"/>
+              </w:rPr>
+            </w:pPr>
+            <w:r>
+              <w:rPr>
                 <w:b/>
                 <w:color w:val="FFFFFF"/>
-              </w:rPr>
-              <w:t xml:space="preserve">Comment</w:t>
+                <w:sz w:val="22"/>
+                <w:szCs w:val="22"/>
+              </w:rPr>
+              <w:t>Comment</w:t>
             </w:r>
           </w:p>
         </w:tc>
@@ -914,20 +911,20 @@
             <w:pPr>
               <w:spacing w:after="0" w:line="252" w:lineRule="auto"/>
               <w:rPr>
-                <w:sz w:val="22"/>
-                <w:szCs w:val="22"/>
                 <w:b/>
                 <w:color w:val="000000"/>
-              </w:rPr>
-            </w:pPr>
-            <w:r>
-              <w:rPr>
-                <w:sz w:val="22"/>
-                <w:szCs w:val="22"/>
+                <w:sz w:val="22"/>
+                <w:szCs w:val="22"/>
+              </w:rPr>
+            </w:pPr>
+            <w:r>
+              <w:rPr>
                 <w:b/>
                 <w:color w:val="000000"/>
-              </w:rPr>
-              <w:t xml:space="preserve">Cadastral Boundaries</w:t>
+                <w:sz w:val="22"/>
+                <w:szCs w:val="22"/>
+              </w:rPr>
+              <w:t>Cadastral Boundaries</w:t>
             </w:r>
           </w:p>
         </w:tc>
@@ -947,18 +944,18 @@
               <w:spacing w:after="0" w:line="252" w:lineRule="auto"/>
               <w:jc w:val="center"/>
               <w:rPr>
-                <w:sz w:val="22"/>
-                <w:szCs w:val="22"/>
-                <w:color w:val="130C0E"/>
-              </w:rPr>
-            </w:pPr>
-            <w:r>
-              <w:rPr>
-                <w:sz w:val="22"/>
-                <w:szCs w:val="22"/>
-                <w:color w:val="130C0E"/>
-              </w:rPr>
-              <w:t xml:space="preserve">{cadastral_quality}</w:t>
+                <w:color w:val="130C0E"/>
+                <w:sz w:val="22"/>
+                <w:szCs w:val="22"/>
+              </w:rPr>
+            </w:pPr>
+            <w:r>
+              <w:rPr>
+                <w:color w:val="130C0E"/>
+                <w:sz w:val="22"/>
+                <w:szCs w:val="22"/>
+              </w:rPr>
+              <w:t>{cadastral_quality}</w:t>
             </w:r>
           </w:p>
         </w:tc>
@@ -977,18 +974,18 @@
             <w:pPr>
               <w:spacing w:after="0" w:line="252" w:lineRule="auto"/>
               <w:rPr>
-                <w:sz w:val="22"/>
-                <w:szCs w:val="22"/>
-                <w:color w:val="130C0E"/>
-              </w:rPr>
-            </w:pPr>
-            <w:r>
-              <w:rPr>
-                <w:sz w:val="22"/>
-                <w:szCs w:val="22"/>
-                <w:color w:val="130C0E"/>
-              </w:rPr>
-              <w:t xml:space="preserve">{cadastral_comment}</w:t>
+                <w:color w:val="130C0E"/>
+                <w:sz w:val="22"/>
+                <w:szCs w:val="22"/>
+              </w:rPr>
+            </w:pPr>
+            <w:r>
+              <w:rPr>
+                <w:color w:val="130C0E"/>
+                <w:sz w:val="22"/>
+                <w:szCs w:val="22"/>
+              </w:rPr>
+              <w:t>{cadastral_comment}</w:t>
             </w:r>
           </w:p>
         </w:tc>
@@ -1010,20 +1007,20 @@
             <w:pPr>
               <w:spacing w:after="0" w:line="252" w:lineRule="auto"/>
               <w:rPr>
-                <w:sz w:val="22"/>
-                <w:szCs w:val="22"/>
                 <w:b/>
                 <w:color w:val="FFFFFF"/>
-              </w:rPr>
-            </w:pPr>
-            <w:r>
-              <w:rPr>
-                <w:sz w:val="22"/>
-                <w:szCs w:val="22"/>
+                <w:sz w:val="22"/>
+                <w:szCs w:val="22"/>
+              </w:rPr>
+            </w:pPr>
+            <w:r>
+              <w:rPr>
                 <w:b/>
                 <w:color w:val="FFFFFF"/>
-              </w:rPr>
-              <w:t xml:space="preserve">Potable Water Supply</w:t>
+                <w:sz w:val="22"/>
+                <w:szCs w:val="22"/>
+              </w:rPr>
+              <w:t>Potable Water Supply</w:t>
             </w:r>
           </w:p>
         </w:tc>
@@ -1043,18 +1040,18 @@
               <w:spacing w:after="0" w:line="252" w:lineRule="auto"/>
               <w:jc w:val="center"/>
               <w:rPr>
-                <w:sz w:val="22"/>
-                <w:szCs w:val="22"/>
-                <w:color w:val="130C0E"/>
-              </w:rPr>
-            </w:pPr>
-            <w:r>
-              <w:rPr>
-                <w:sz w:val="22"/>
-                <w:szCs w:val="22"/>
-                <w:color w:val="130C0E"/>
-              </w:rPr>
-              <w:t xml:space="preserve">{water_quality}</w:t>
+                <w:color w:val="130C0E"/>
+                <w:sz w:val="22"/>
+                <w:szCs w:val="22"/>
+              </w:rPr>
+            </w:pPr>
+            <w:r>
+              <w:rPr>
+                <w:color w:val="130C0E"/>
+                <w:sz w:val="22"/>
+                <w:szCs w:val="22"/>
+              </w:rPr>
+              <w:t>{water_quality}</w:t>
             </w:r>
           </w:p>
         </w:tc>
@@ -1073,18 +1070,18 @@
             <w:pPr>
               <w:spacing w:after="0" w:line="252" w:lineRule="auto"/>
               <w:rPr>
-                <w:sz w:val="22"/>
-                <w:szCs w:val="22"/>
-                <w:color w:val="130C0E"/>
-              </w:rPr>
-            </w:pPr>
-            <w:r>
-              <w:rPr>
-                <w:sz w:val="22"/>
-                <w:szCs w:val="22"/>
-                <w:color w:val="130C0E"/>
-              </w:rPr>
-              <w:t xml:space="preserve">{water_comment}</w:t>
+                <w:color w:val="130C0E"/>
+                <w:sz w:val="22"/>
+                <w:szCs w:val="22"/>
+              </w:rPr>
+            </w:pPr>
+            <w:r>
+              <w:rPr>
+                <w:color w:val="130C0E"/>
+                <w:sz w:val="22"/>
+                <w:szCs w:val="22"/>
+              </w:rPr>
+              <w:t>{water_comment}</w:t>
             </w:r>
           </w:p>
         </w:tc>
@@ -1106,20 +1103,20 @@
             <w:pPr>
               <w:spacing w:after="0" w:line="252" w:lineRule="auto"/>
               <w:rPr>
-                <w:sz w:val="22"/>
-                <w:szCs w:val="22"/>
                 <w:b/>
                 <w:color w:val="FFFFFF"/>
-              </w:rPr>
-            </w:pPr>
-            <w:r>
-              <w:rPr>
-                <w:sz w:val="22"/>
-                <w:szCs w:val="22"/>
+                <w:sz w:val="22"/>
+                <w:szCs w:val="22"/>
+              </w:rPr>
+            </w:pPr>
+            <w:r>
+              <w:rPr>
                 <w:b/>
                 <w:color w:val="FFFFFF"/>
-              </w:rPr>
-              <w:t xml:space="preserve">Storm Water</w:t>
+                <w:sz w:val="22"/>
+                <w:szCs w:val="22"/>
+              </w:rPr>
+              <w:t>Storm Water</w:t>
             </w:r>
           </w:p>
         </w:tc>
@@ -1139,18 +1136,18 @@
               <w:spacing w:after="0" w:line="252" w:lineRule="auto"/>
               <w:jc w:val="center"/>
               <w:rPr>
-                <w:sz w:val="22"/>
-                <w:szCs w:val="22"/>
-                <w:color w:val="130C0E"/>
-              </w:rPr>
-            </w:pPr>
-            <w:r>
-              <w:rPr>
-                <w:sz w:val="22"/>
-                <w:szCs w:val="22"/>
-                <w:color w:val="130C0E"/>
-              </w:rPr>
-              <w:t xml:space="preserve">{stormwater_quality}</w:t>
+                <w:color w:val="130C0E"/>
+                <w:sz w:val="22"/>
+                <w:szCs w:val="22"/>
+              </w:rPr>
+            </w:pPr>
+            <w:r>
+              <w:rPr>
+                <w:color w:val="130C0E"/>
+                <w:sz w:val="22"/>
+                <w:szCs w:val="22"/>
+              </w:rPr>
+              <w:t>{stormwater_quality}</w:t>
             </w:r>
           </w:p>
         </w:tc>
@@ -1169,18 +1166,18 @@
             <w:pPr>
               <w:spacing w:after="0" w:line="252" w:lineRule="auto"/>
               <w:rPr>
-                <w:sz w:val="22"/>
-                <w:szCs w:val="22"/>
-                <w:color w:val="130C0E"/>
-              </w:rPr>
-            </w:pPr>
-            <w:r>
-              <w:rPr>
-                <w:sz w:val="22"/>
-                <w:szCs w:val="22"/>
-                <w:color w:val="130C0E"/>
-              </w:rPr>
-              <w:t xml:space="preserve">{stormwater_comment}</w:t>
+                <w:color w:val="130C0E"/>
+                <w:sz w:val="22"/>
+                <w:szCs w:val="22"/>
+              </w:rPr>
+            </w:pPr>
+            <w:r>
+              <w:rPr>
+                <w:color w:val="130C0E"/>
+                <w:sz w:val="22"/>
+                <w:szCs w:val="22"/>
+              </w:rPr>
+              <w:t>{stormwater_comment}</w:t>
             </w:r>
           </w:p>
         </w:tc>
@@ -1202,20 +1199,20 @@
             <w:pPr>
               <w:spacing w:after="0" w:line="252" w:lineRule="auto"/>
               <w:rPr>
-                <w:sz w:val="22"/>
-                <w:szCs w:val="22"/>
                 <w:b/>
                 <w:color w:val="000000"/>
-              </w:rPr>
-            </w:pPr>
-            <w:r>
-              <w:rPr>
-                <w:sz w:val="22"/>
-                <w:szCs w:val="22"/>
+                <w:sz w:val="22"/>
+                <w:szCs w:val="22"/>
+              </w:rPr>
+            </w:pPr>
+            <w:r>
+              <w:rPr>
                 <w:b/>
                 <w:color w:val="000000"/>
-              </w:rPr>
-              <w:t xml:space="preserve">Sewerage</w:t>
+                <w:sz w:val="22"/>
+                <w:szCs w:val="22"/>
+              </w:rPr>
+              <w:t>Sewerage</w:t>
             </w:r>
           </w:p>
         </w:tc>
@@ -1235,18 +1232,18 @@
               <w:spacing w:after="0" w:line="252" w:lineRule="auto"/>
               <w:jc w:val="center"/>
               <w:rPr>
-                <w:sz w:val="22"/>
-                <w:szCs w:val="22"/>
-                <w:color w:val="130C0E"/>
-              </w:rPr>
-            </w:pPr>
-            <w:r>
-              <w:rPr>
-                <w:sz w:val="22"/>
-                <w:szCs w:val="22"/>
-                <w:color w:val="130C0E"/>
-              </w:rPr>
-              <w:t xml:space="preserve">{sewer_quality}</w:t>
+                <w:color w:val="130C0E"/>
+                <w:sz w:val="22"/>
+                <w:szCs w:val="22"/>
+              </w:rPr>
+            </w:pPr>
+            <w:r>
+              <w:rPr>
+                <w:color w:val="130C0E"/>
+                <w:sz w:val="22"/>
+                <w:szCs w:val="22"/>
+              </w:rPr>
+              <w:t>{sewer_quality}</w:t>
             </w:r>
           </w:p>
         </w:tc>
@@ -1265,18 +1262,18 @@
             <w:pPr>
               <w:spacing w:after="0" w:line="252" w:lineRule="auto"/>
               <w:rPr>
-                <w:sz w:val="22"/>
-                <w:szCs w:val="22"/>
-                <w:color w:val="130C0E"/>
-              </w:rPr>
-            </w:pPr>
-            <w:r>
-              <w:rPr>
-                <w:sz w:val="22"/>
-                <w:szCs w:val="22"/>
-                <w:color w:val="130C0E"/>
-              </w:rPr>
-              <w:t xml:space="preserve">{sewer_comment}</w:t>
+                <w:color w:val="130C0E"/>
+                <w:sz w:val="22"/>
+                <w:szCs w:val="22"/>
+              </w:rPr>
+            </w:pPr>
+            <w:r>
+              <w:rPr>
+                <w:color w:val="130C0E"/>
+                <w:sz w:val="22"/>
+                <w:szCs w:val="22"/>
+              </w:rPr>
+              <w:t>{sewer_comment}</w:t>
             </w:r>
           </w:p>
         </w:tc>
@@ -1298,20 +1295,20 @@
             <w:pPr>
               <w:spacing w:after="0" w:line="252" w:lineRule="auto"/>
               <w:rPr>
-                <w:sz w:val="22"/>
-                <w:szCs w:val="22"/>
                 <w:b/>
                 <w:color w:val="FFFFFF"/>
-              </w:rPr>
-            </w:pPr>
-            <w:r>
-              <w:rPr>
-                <w:sz w:val="22"/>
-                <w:szCs w:val="22"/>
+                <w:sz w:val="22"/>
+                <w:szCs w:val="22"/>
+              </w:rPr>
+            </w:pPr>
+            <w:r>
+              <w:rPr>
                 <w:b/>
                 <w:color w:val="FFFFFF"/>
-              </w:rPr>
-              <w:t xml:space="preserve">Reclaimed Water</w:t>
+                <w:sz w:val="22"/>
+                <w:szCs w:val="22"/>
+              </w:rPr>
+              <w:t>Reclaimed Water</w:t>
             </w:r>
           </w:p>
         </w:tc>
@@ -1331,18 +1328,18 @@
               <w:spacing w:after="0" w:line="252" w:lineRule="auto"/>
               <w:jc w:val="center"/>
               <w:rPr>
-                <w:sz w:val="22"/>
-                <w:szCs w:val="22"/>
-                <w:color w:val="130C0E"/>
-              </w:rPr>
-            </w:pPr>
-            <w:r>
-              <w:rPr>
-                <w:sz w:val="22"/>
-                <w:szCs w:val="22"/>
-                <w:color w:val="130C0E"/>
-              </w:rPr>
-              <w:t xml:space="preserve">{reclaimed_quality}</w:t>
+                <w:color w:val="130C0E"/>
+                <w:sz w:val="22"/>
+                <w:szCs w:val="22"/>
+              </w:rPr>
+            </w:pPr>
+            <w:r>
+              <w:rPr>
+                <w:color w:val="130C0E"/>
+                <w:sz w:val="22"/>
+                <w:szCs w:val="22"/>
+              </w:rPr>
+              <w:t>{reclaimed_quality}</w:t>
             </w:r>
           </w:p>
         </w:tc>
@@ -1361,18 +1358,18 @@
             <w:pPr>
               <w:spacing w:after="0" w:line="252" w:lineRule="auto"/>
               <w:rPr>
-                <w:sz w:val="22"/>
-                <w:szCs w:val="22"/>
-                <w:color w:val="130C0E"/>
-              </w:rPr>
-            </w:pPr>
-            <w:r>
-              <w:rPr>
-                <w:sz w:val="22"/>
-                <w:szCs w:val="22"/>
-                <w:color w:val="130C0E"/>
-              </w:rPr>
-              <w:t xml:space="preserve">{reclaimed_comment}</w:t>
+                <w:color w:val="130C0E"/>
+                <w:sz w:val="22"/>
+                <w:szCs w:val="22"/>
+              </w:rPr>
+            </w:pPr>
+            <w:r>
+              <w:rPr>
+                <w:color w:val="130C0E"/>
+                <w:sz w:val="22"/>
+                <w:szCs w:val="22"/>
+              </w:rPr>
+              <w:t>{reclaimed_comment}</w:t>
             </w:r>
           </w:p>
         </w:tc>
@@ -1393,20 +1390,20 @@
             <w:pPr>
               <w:spacing w:after="0" w:line="252" w:lineRule="auto"/>
               <w:rPr>
-                <w:sz w:val="22"/>
-                <w:szCs w:val="22"/>
                 <w:b/>
                 <w:color w:val="000000"/>
-              </w:rPr>
-            </w:pPr>
-            <w:r>
-              <w:rPr>
-                <w:sz w:val="22"/>
-                <w:szCs w:val="22"/>
+                <w:sz w:val="22"/>
+                <w:szCs w:val="22"/>
+              </w:rPr>
+            </w:pPr>
+            <w:r>
+              <w:rPr>
                 <w:b/>
                 <w:color w:val="000000"/>
-              </w:rPr>
-              <w:t xml:space="preserve">Communications</w:t>
+                <w:sz w:val="22"/>
+                <w:szCs w:val="22"/>
+              </w:rPr>
+              <w:t>Communications</w:t>
             </w:r>
           </w:p>
         </w:tc>
@@ -1426,18 +1423,18 @@
               <w:spacing w:after="0" w:line="252" w:lineRule="auto"/>
               <w:jc w:val="center"/>
               <w:rPr>
-                <w:sz w:val="22"/>
-                <w:szCs w:val="22"/>
-                <w:color w:val="130C0E"/>
-              </w:rPr>
-            </w:pPr>
-            <w:r>
-              <w:rPr>
-                <w:sz w:val="22"/>
-                <w:szCs w:val="22"/>
-                <w:color w:val="130C0E"/>
-              </w:rPr>
-              <w:t xml:space="preserve">{comms_quality}</w:t>
+                <w:color w:val="130C0E"/>
+                <w:sz w:val="22"/>
+                <w:szCs w:val="22"/>
+              </w:rPr>
+            </w:pPr>
+            <w:r>
+              <w:rPr>
+                <w:color w:val="130C0E"/>
+                <w:sz w:val="22"/>
+                <w:szCs w:val="22"/>
+              </w:rPr>
+              <w:t>{comms_quality}</w:t>
             </w:r>
           </w:p>
         </w:tc>
@@ -1456,18 +1453,18 @@
             <w:pPr>
               <w:spacing w:after="0" w:line="252" w:lineRule="auto"/>
               <w:rPr>
-                <w:sz w:val="22"/>
-                <w:szCs w:val="22"/>
-                <w:color w:val="130C0E"/>
-              </w:rPr>
-            </w:pPr>
-            <w:r>
-              <w:rPr>
-                <w:sz w:val="22"/>
-                <w:szCs w:val="22"/>
-                <w:color w:val="130C0E"/>
-              </w:rPr>
-              <w:t xml:space="preserve">{comms_comment}</w:t>
+                <w:color w:val="130C0E"/>
+                <w:sz w:val="22"/>
+                <w:szCs w:val="22"/>
+              </w:rPr>
+            </w:pPr>
+            <w:r>
+              <w:rPr>
+                <w:color w:val="130C0E"/>
+                <w:sz w:val="22"/>
+                <w:szCs w:val="22"/>
+              </w:rPr>
+              <w:t>{comms_comment}</w:t>
             </w:r>
           </w:p>
         </w:tc>
@@ -1489,20 +1486,20 @@
             <w:pPr>
               <w:spacing w:after="0" w:line="252" w:lineRule="auto"/>
               <w:rPr>
-                <w:sz w:val="22"/>
-                <w:szCs w:val="22"/>
                 <w:b/>
                 <w:color w:val="FFFFFF"/>
-              </w:rPr>
-            </w:pPr>
-            <w:r>
-              <w:rPr>
-                <w:sz w:val="22"/>
-                <w:szCs w:val="22"/>
+                <w:sz w:val="22"/>
+                <w:szCs w:val="22"/>
+              </w:rPr>
+            </w:pPr>
+            <w:r>
+              <w:rPr>
                 <w:b/>
                 <w:color w:val="FFFFFF"/>
-              </w:rPr>
-              <w:t xml:space="preserve">Fire Service</w:t>
+                <w:sz w:val="22"/>
+                <w:szCs w:val="22"/>
+              </w:rPr>
+              <w:t>Fire Service</w:t>
             </w:r>
           </w:p>
         </w:tc>
@@ -1522,18 +1519,18 @@
               <w:spacing w:after="0" w:line="252" w:lineRule="auto"/>
               <w:jc w:val="center"/>
               <w:rPr>
-                <w:sz w:val="22"/>
-                <w:szCs w:val="22"/>
-                <w:color w:val="130C0E"/>
-              </w:rPr>
-            </w:pPr>
-            <w:r>
-              <w:rPr>
-                <w:sz w:val="22"/>
-                <w:szCs w:val="22"/>
-                <w:color w:val="130C0E"/>
-              </w:rPr>
-              <w:t xml:space="preserve">{fire_quality}</w:t>
+                <w:color w:val="130C0E"/>
+                <w:sz w:val="22"/>
+                <w:szCs w:val="22"/>
+              </w:rPr>
+            </w:pPr>
+            <w:r>
+              <w:rPr>
+                <w:color w:val="130C0E"/>
+                <w:sz w:val="22"/>
+                <w:szCs w:val="22"/>
+              </w:rPr>
+              <w:t>{fire_quality}</w:t>
             </w:r>
           </w:p>
         </w:tc>
@@ -1552,18 +1549,18 @@
             <w:pPr>
               <w:spacing w:after="0" w:line="252" w:lineRule="auto"/>
               <w:rPr>
-                <w:sz w:val="22"/>
-                <w:szCs w:val="22"/>
-                <w:color w:val="130C0E"/>
-              </w:rPr>
-            </w:pPr>
-            <w:r>
-              <w:rPr>
-                <w:sz w:val="22"/>
-                <w:szCs w:val="22"/>
-                <w:color w:val="130C0E"/>
-              </w:rPr>
-              <w:t xml:space="preserve">{fire_comment}</w:t>
+                <w:color w:val="130C0E"/>
+                <w:sz w:val="22"/>
+                <w:szCs w:val="22"/>
+              </w:rPr>
+            </w:pPr>
+            <w:r>
+              <w:rPr>
+                <w:color w:val="130C0E"/>
+                <w:sz w:val="22"/>
+                <w:szCs w:val="22"/>
+              </w:rPr>
+              <w:t>{fire_comment}</w:t>
             </w:r>
           </w:p>
         </w:tc>
@@ -1585,20 +1582,20 @@
             <w:pPr>
               <w:spacing w:after="0" w:line="252" w:lineRule="auto"/>
               <w:rPr>
-                <w:sz w:val="22"/>
-                <w:szCs w:val="22"/>
                 <w:b/>
                 <w:color w:val="000000"/>
-              </w:rPr>
-            </w:pPr>
-            <w:r>
-              <w:rPr>
-                <w:sz w:val="22"/>
-                <w:szCs w:val="22"/>
+                <w:sz w:val="22"/>
+                <w:szCs w:val="22"/>
+              </w:rPr>
+            </w:pPr>
+            <w:r>
+              <w:rPr>
                 <w:b/>
                 <w:color w:val="000000"/>
-              </w:rPr>
-              <w:t xml:space="preserve">Electrical</w:t>
+                <w:sz w:val="22"/>
+                <w:szCs w:val="22"/>
+              </w:rPr>
+              <w:t>Electrical</w:t>
             </w:r>
           </w:p>
         </w:tc>
@@ -1618,18 +1615,18 @@
               <w:spacing w:after="0" w:line="252" w:lineRule="auto"/>
               <w:jc w:val="center"/>
               <w:rPr>
-                <w:sz w:val="22"/>
-                <w:szCs w:val="22"/>
-                <w:color w:val="130C0E"/>
-              </w:rPr>
-            </w:pPr>
-            <w:r>
-              <w:rPr>
-                <w:sz w:val="22"/>
-                <w:szCs w:val="22"/>
-                <w:color w:val="130C0E"/>
-              </w:rPr>
-              <w:t xml:space="preserve">{electrical_quality}</w:t>
+                <w:color w:val="130C0E"/>
+                <w:sz w:val="22"/>
+                <w:szCs w:val="22"/>
+              </w:rPr>
+            </w:pPr>
+            <w:r>
+              <w:rPr>
+                <w:color w:val="130C0E"/>
+                <w:sz w:val="22"/>
+                <w:szCs w:val="22"/>
+              </w:rPr>
+              <w:t>{electrical_quality}</w:t>
             </w:r>
           </w:p>
         </w:tc>
@@ -1648,18 +1645,18 @@
             <w:pPr>
               <w:spacing w:after="0" w:line="252" w:lineRule="auto"/>
               <w:rPr>
-                <w:sz w:val="22"/>
-                <w:szCs w:val="22"/>
-                <w:color w:val="130C0E"/>
-              </w:rPr>
-            </w:pPr>
-            <w:r>
-              <w:rPr>
-                <w:sz w:val="22"/>
-                <w:szCs w:val="22"/>
-                <w:color w:val="130C0E"/>
-              </w:rPr>
-              <w:t xml:space="preserve">{electrical_comment}</w:t>
+                <w:color w:val="130C0E"/>
+                <w:sz w:val="22"/>
+                <w:szCs w:val="22"/>
+              </w:rPr>
+            </w:pPr>
+            <w:r>
+              <w:rPr>
+                <w:color w:val="130C0E"/>
+                <w:sz w:val="22"/>
+                <w:szCs w:val="22"/>
+              </w:rPr>
+              <w:t>{electrical_comment}</w:t>
             </w:r>
           </w:p>
         </w:tc>
@@ -1681,20 +1678,20 @@
             <w:pPr>
               <w:spacing w:after="0" w:line="252" w:lineRule="auto"/>
               <w:rPr>
-                <w:sz w:val="22"/>
-                <w:szCs w:val="22"/>
                 <w:b/>
                 <w:color w:val="000000"/>
-              </w:rPr>
-            </w:pPr>
-            <w:r>
-              <w:rPr>
-                <w:sz w:val="22"/>
-                <w:szCs w:val="22"/>
+                <w:sz w:val="22"/>
+                <w:szCs w:val="22"/>
+              </w:rPr>
+            </w:pPr>
+            <w:r>
+              <w:rPr>
                 <w:b/>
                 <w:color w:val="000000"/>
-              </w:rPr>
-              <w:t xml:space="preserve">Gas</w:t>
+                <w:sz w:val="22"/>
+                <w:szCs w:val="22"/>
+              </w:rPr>
+              <w:t>Gas</w:t>
             </w:r>
           </w:p>
         </w:tc>
@@ -1714,18 +1711,18 @@
               <w:spacing w:after="0" w:line="252" w:lineRule="auto"/>
               <w:jc w:val="center"/>
               <w:rPr>
-                <w:sz w:val="22"/>
-                <w:szCs w:val="22"/>
-                <w:color w:val="130C0E"/>
-              </w:rPr>
-            </w:pPr>
-            <w:r>
-              <w:rPr>
-                <w:sz w:val="22"/>
-                <w:szCs w:val="22"/>
-                <w:color w:val="130C0E"/>
-              </w:rPr>
-              <w:t xml:space="preserve">{gas_quality}</w:t>
+                <w:color w:val="130C0E"/>
+                <w:sz w:val="22"/>
+                <w:szCs w:val="22"/>
+              </w:rPr>
+            </w:pPr>
+            <w:r>
+              <w:rPr>
+                <w:color w:val="130C0E"/>
+                <w:sz w:val="22"/>
+                <w:szCs w:val="22"/>
+              </w:rPr>
+              <w:t>{gas_quality}</w:t>
             </w:r>
           </w:p>
         </w:tc>
@@ -1744,18 +1741,18 @@
             <w:pPr>
               <w:spacing w:after="0" w:line="252" w:lineRule="auto"/>
               <w:rPr>
-                <w:sz w:val="22"/>
-                <w:szCs w:val="22"/>
-                <w:color w:val="130C0E"/>
-              </w:rPr>
-            </w:pPr>
-            <w:r>
-              <w:rPr>
-                <w:sz w:val="22"/>
-                <w:szCs w:val="22"/>
-                <w:color w:val="130C0E"/>
-              </w:rPr>
-              <w:t xml:space="preserve">{gas_comment}</w:t>
+                <w:color w:val="130C0E"/>
+                <w:sz w:val="22"/>
+                <w:szCs w:val="22"/>
+              </w:rPr>
+            </w:pPr>
+            <w:r>
+              <w:rPr>
+                <w:color w:val="130C0E"/>
+                <w:sz w:val="22"/>
+                <w:szCs w:val="22"/>
+              </w:rPr>
+              <w:t>{gas_comment}</w:t>
             </w:r>
           </w:p>
         </w:tc>
@@ -1777,20 +1774,20 @@
             <w:pPr>
               <w:spacing w:after="0" w:line="252" w:lineRule="auto"/>
               <w:rPr>
-                <w:sz w:val="22"/>
-                <w:szCs w:val="22"/>
                 <w:b/>
                 <w:color w:val="FFFFFF"/>
-              </w:rPr>
-            </w:pPr>
-            <w:r>
-              <w:rPr>
-                <w:sz w:val="22"/>
-                <w:szCs w:val="22"/>
+                <w:sz w:val="22"/>
+                <w:szCs w:val="22"/>
+              </w:rPr>
+            </w:pPr>
+            <w:r>
+              <w:rPr>
                 <w:b/>
                 <w:color w:val="FFFFFF"/>
-              </w:rPr>
-              <w:t xml:space="preserve">Petroleum</w:t>
+                <w:sz w:val="22"/>
+                <w:szCs w:val="22"/>
+              </w:rPr>
+              <w:t>Petroleum</w:t>
             </w:r>
           </w:p>
         </w:tc>
@@ -1810,18 +1807,18 @@
               <w:spacing w:after="0" w:line="252" w:lineRule="auto"/>
               <w:jc w:val="center"/>
               <w:rPr>
-                <w:sz w:val="22"/>
-                <w:szCs w:val="22"/>
-                <w:color w:val="130C0E"/>
-              </w:rPr>
-            </w:pPr>
-            <w:r>
-              <w:rPr>
-                <w:sz w:val="22"/>
-                <w:szCs w:val="22"/>
-                <w:color w:val="130C0E"/>
-              </w:rPr>
-              <w:t xml:space="preserve">{petroleum_quality}</w:t>
+                <w:color w:val="130C0E"/>
+                <w:sz w:val="22"/>
+                <w:szCs w:val="22"/>
+              </w:rPr>
+            </w:pPr>
+            <w:r>
+              <w:rPr>
+                <w:color w:val="130C0E"/>
+                <w:sz w:val="22"/>
+                <w:szCs w:val="22"/>
+              </w:rPr>
+              <w:t>{petroleum_quality}</w:t>
             </w:r>
           </w:p>
         </w:tc>
@@ -1840,18 +1837,18 @@
             <w:pPr>
               <w:spacing w:after="0" w:line="252" w:lineRule="auto"/>
               <w:rPr>
-                <w:sz w:val="22"/>
-                <w:szCs w:val="22"/>
-                <w:color w:val="130C0E"/>
-              </w:rPr>
-            </w:pPr>
-            <w:r>
-              <w:rPr>
-                <w:sz w:val="22"/>
-                <w:szCs w:val="22"/>
-                <w:color w:val="130C0E"/>
-              </w:rPr>
-              <w:t xml:space="preserve">{petroleum_comment}</w:t>
+                <w:color w:val="130C0E"/>
+                <w:sz w:val="22"/>
+                <w:szCs w:val="22"/>
+              </w:rPr>
+            </w:pPr>
+            <w:r>
+              <w:rPr>
+                <w:color w:val="130C0E"/>
+                <w:sz w:val="22"/>
+                <w:szCs w:val="22"/>
+              </w:rPr>
+              <w:t>{petroleum_comment}</w:t>
             </w:r>
           </w:p>
         </w:tc>
@@ -1873,20 +1870,20 @@
             <w:pPr>
               <w:spacing w:after="0" w:line="252" w:lineRule="auto"/>
               <w:rPr>
-                <w:sz w:val="22"/>
-                <w:szCs w:val="22"/>
                 <w:b/>
                 <w:color w:val="FFFFFF"/>
-              </w:rPr>
-            </w:pPr>
-            <w:r>
-              <w:rPr>
-                <w:sz w:val="22"/>
-                <w:szCs w:val="22"/>
+                <w:sz w:val="22"/>
+                <w:szCs w:val="22"/>
+              </w:rPr>
+            </w:pPr>
+            <w:r>
+              <w:rPr>
                 <w:b/>
                 <w:color w:val="FFFFFF"/>
-              </w:rPr>
-              <w:t xml:space="preserve">Reticulation</w:t>
+                <w:sz w:val="22"/>
+                <w:szCs w:val="22"/>
+              </w:rPr>
+              <w:t>Reticulation</w:t>
             </w:r>
           </w:p>
         </w:tc>
@@ -1906,18 +1903,18 @@
               <w:spacing w:after="0" w:line="252" w:lineRule="auto"/>
               <w:jc w:val="center"/>
               <w:rPr>
-                <w:sz w:val="22"/>
-                <w:szCs w:val="22"/>
-                <w:color w:val="130C0E"/>
-              </w:rPr>
-            </w:pPr>
-            <w:r>
-              <w:rPr>
-                <w:sz w:val="22"/>
-                <w:szCs w:val="22"/>
-                <w:color w:val="130C0E"/>
-              </w:rPr>
-              <w:t xml:space="preserve">{reticulation_quality}</w:t>
+                <w:color w:val="130C0E"/>
+                <w:sz w:val="22"/>
+                <w:szCs w:val="22"/>
+              </w:rPr>
+            </w:pPr>
+            <w:r>
+              <w:rPr>
+                <w:color w:val="130C0E"/>
+                <w:sz w:val="22"/>
+                <w:szCs w:val="22"/>
+              </w:rPr>
+              <w:t>{reticulation_quality}</w:t>
             </w:r>
           </w:p>
         </w:tc>
@@ -1936,18 +1933,18 @@
             <w:pPr>
               <w:spacing w:after="0" w:line="252" w:lineRule="auto"/>
               <w:rPr>
-                <w:sz w:val="22"/>
-                <w:szCs w:val="22"/>
-                <w:color w:val="130C0E"/>
-              </w:rPr>
-            </w:pPr>
-            <w:r>
-              <w:rPr>
-                <w:sz w:val="22"/>
-                <w:szCs w:val="22"/>
-                <w:color w:val="130C0E"/>
-              </w:rPr>
-              <w:t xml:space="preserve">{reticulation_comment}</w:t>
+                <w:color w:val="130C0E"/>
+                <w:sz w:val="22"/>
+                <w:szCs w:val="22"/>
+              </w:rPr>
+            </w:pPr>
+            <w:r>
+              <w:rPr>
+                <w:color w:val="130C0E"/>
+                <w:sz w:val="22"/>
+                <w:szCs w:val="22"/>
+              </w:rPr>
+              <w:t>{reticulation_comment}</w:t>
             </w:r>
           </w:p>
         </w:tc>
@@ -1969,20 +1966,20 @@
             <w:pPr>
               <w:spacing w:after="0" w:line="252" w:lineRule="auto"/>
               <w:rPr>
-                <w:sz w:val="22"/>
-                <w:szCs w:val="22"/>
                 <w:b/>
                 <w:color w:val="000000"/>
-              </w:rPr>
-            </w:pPr>
-            <w:r>
-              <w:rPr>
-                <w:sz w:val="22"/>
-                <w:szCs w:val="22"/>
+                <w:sz w:val="22"/>
+                <w:szCs w:val="22"/>
+              </w:rPr>
+            </w:pPr>
+            <w:r>
+              <w:rPr>
                 <w:b/>
                 <w:color w:val="000000"/>
-              </w:rPr>
-              <w:t xml:space="preserve">Unknown Services</w:t>
+                <w:sz w:val="22"/>
+                <w:szCs w:val="22"/>
+              </w:rPr>
+              <w:t>Unknown Services</w:t>
             </w:r>
           </w:p>
         </w:tc>
@@ -2002,18 +1999,18 @@
               <w:spacing w:after="0" w:line="252" w:lineRule="auto"/>
               <w:jc w:val="center"/>
               <w:rPr>
-                <w:sz w:val="22"/>
-                <w:szCs w:val="22"/>
-                <w:color w:val="130C0E"/>
-              </w:rPr>
-            </w:pPr>
-            <w:r>
-              <w:rPr>
-                <w:sz w:val="22"/>
-                <w:szCs w:val="22"/>
-                <w:color w:val="130C0E"/>
-              </w:rPr>
-              <w:t xml:space="preserve">{unknown_quality}</w:t>
+                <w:color w:val="130C0E"/>
+                <w:sz w:val="22"/>
+                <w:szCs w:val="22"/>
+              </w:rPr>
+            </w:pPr>
+            <w:r>
+              <w:rPr>
+                <w:color w:val="130C0E"/>
+                <w:sz w:val="22"/>
+                <w:szCs w:val="22"/>
+              </w:rPr>
+              <w:t>{unknown_quality}</w:t>
             </w:r>
           </w:p>
         </w:tc>
@@ -2032,18 +2029,18 @@
             <w:pPr>
               <w:spacing w:after="0" w:line="252" w:lineRule="auto"/>
               <w:rPr>
-                <w:sz w:val="22"/>
-                <w:szCs w:val="22"/>
-                <w:color w:val="130C0E"/>
-              </w:rPr>
-            </w:pPr>
-            <w:r>
-              <w:rPr>
-                <w:sz w:val="22"/>
-                <w:szCs w:val="22"/>
-                <w:color w:val="130C0E"/>
-              </w:rPr>
-              <w:t xml:space="preserve">{unknown_comment}</w:t>
+                <w:color w:val="130C0E"/>
+                <w:sz w:val="22"/>
+                <w:szCs w:val="22"/>
+              </w:rPr>
+            </w:pPr>
+            <w:r>
+              <w:rPr>
+                <w:color w:val="130C0E"/>
+                <w:sz w:val="22"/>
+                <w:szCs w:val="22"/>
+              </w:rPr>
+              <w:t>{unknown_comment}</w:t>
             </w:r>
           </w:p>
         </w:tc>
@@ -2056,69 +2053,455 @@
         </w:pBdr>
         <w:spacing w:before="220" w:after="90"/>
         <w:rPr>
+          <w:b/>
+          <w:color w:val="130C0E"/>
           <w:sz w:val="26"/>
           <w:szCs w:val="26"/>
+        </w:rPr>
+      </w:pPr>
+      <w:r>
+        <w:rPr>
           <w:b/>
           <w:color w:val="130C0E"/>
-        </w:rPr>
-      </w:pPr>
-      <w:r>
-        <w:rPr>
           <w:sz w:val="26"/>
           <w:szCs w:val="26"/>
-          <w:b/>
-          <w:color w:val="130C0E"/>
-        </w:rPr>
-        <w:t xml:space="preserve">Comments</w:t>
+        </w:rPr>
+        <w:t>Comments</w:t>
       </w:r>
     </w:p>
     <w:p>
       <w:pPr>
         <w:spacing w:after="0" w:line="252" w:lineRule="auto"/>
         <w:rPr>
+          <w:color w:val="130C0E"/>
           <w:sz w:val="22"/>
           <w:szCs w:val="22"/>
-          <w:color w:val="130C0E"/>
-        </w:rPr>
-      </w:pPr>
-      <w:r>
-        <w:rPr>
+        </w:rPr>
+      </w:pPr>
+      <w:r>
+        <w:rPr>
+          <w:color w:val="130C0E"/>
           <w:sz w:val="22"/>
           <w:szCs w:val="22"/>
-          <w:color w:val="130C0E"/>
-        </w:rPr>
-        <w:t xml:space="preserve">{comments}</w:t>
-      </w:r>
-    </w:p>
-    <w:p>
-      <w:pPr>
-        <w:pageBreakBefore/>
+        </w:rPr>
+        <w:t>{comments}</w:t>
+      </w:r>
+    </w:p>
+    <w:p>
+      <w:pPr>
+        <w:spacing w:after="0" w:line="252" w:lineRule="auto"/>
+        <w:rPr>
+          <w:color w:val="130C0E"/>
+          <w:sz w:val="22"/>
+          <w:szCs w:val="22"/>
+        </w:rPr>
+      </w:pPr>
+    </w:p>
+    <w:p>
+      <w:pPr>
+        <w:spacing w:after="0" w:line="252" w:lineRule="auto"/>
+        <w:rPr>
+          <w:color w:val="130C0E"/>
+          <w:sz w:val="22"/>
+          <w:szCs w:val="22"/>
+        </w:rPr>
+      </w:pPr>
+    </w:p>
+    <w:p>
+      <w:pPr>
+        <w:spacing w:after="0" w:line="252" w:lineRule="auto"/>
+        <w:rPr>
+          <w:color w:val="130C0E"/>
+          <w:sz w:val="22"/>
+          <w:szCs w:val="22"/>
+        </w:rPr>
+      </w:pPr>
+    </w:p>
+    <w:p>
+      <w:pPr>
+        <w:spacing w:after="0" w:line="252" w:lineRule="auto"/>
+        <w:rPr>
+          <w:color w:val="130C0E"/>
+          <w:sz w:val="22"/>
+          <w:szCs w:val="22"/>
+        </w:rPr>
+      </w:pPr>
+    </w:p>
+    <w:p>
+      <w:pPr>
+        <w:spacing w:after="0" w:line="252" w:lineRule="auto"/>
+        <w:rPr>
+          <w:color w:val="130C0E"/>
+          <w:sz w:val="22"/>
+          <w:szCs w:val="22"/>
+        </w:rPr>
+      </w:pPr>
+    </w:p>
+    <w:p>
+      <w:pPr>
+        <w:spacing w:after="0" w:line="252" w:lineRule="auto"/>
+        <w:rPr>
+          <w:color w:val="130C0E"/>
+          <w:sz w:val="22"/>
+          <w:szCs w:val="22"/>
+        </w:rPr>
+      </w:pPr>
+    </w:p>
+    <w:p>
+      <w:pPr>
+        <w:spacing w:after="0" w:line="252" w:lineRule="auto"/>
+        <w:rPr>
+          <w:color w:val="130C0E"/>
+          <w:sz w:val="22"/>
+          <w:szCs w:val="22"/>
+        </w:rPr>
+      </w:pPr>
+    </w:p>
+    <w:p>
+      <w:pPr>
+        <w:spacing w:after="0" w:line="252" w:lineRule="auto"/>
+        <w:rPr>
+          <w:color w:val="130C0E"/>
+          <w:sz w:val="22"/>
+          <w:szCs w:val="22"/>
+        </w:rPr>
+      </w:pPr>
+    </w:p>
+    <w:p>
+      <w:pPr>
+        <w:spacing w:after="0" w:line="252" w:lineRule="auto"/>
+        <w:rPr>
+          <w:color w:val="130C0E"/>
+          <w:sz w:val="22"/>
+          <w:szCs w:val="22"/>
+        </w:rPr>
+      </w:pPr>
+    </w:p>
+    <w:p>
+      <w:pPr>
+        <w:spacing w:after="0" w:line="252" w:lineRule="auto"/>
+        <w:rPr>
+          <w:color w:val="130C0E"/>
+          <w:sz w:val="22"/>
+          <w:szCs w:val="22"/>
+        </w:rPr>
+      </w:pPr>
+    </w:p>
+    <w:p>
+      <w:pPr>
+        <w:spacing w:after="0"/>
+      </w:pPr>
+      <w:r>
+        <w:lastRenderedPageBreak/>
+        <w:t>{#photos}</w:t>
+      </w:r>
+      <w:r>
+        <w:br/>
+      </w:r>
+    </w:p>
+    <w:p>
+      <w:pPr>
+        <w:spacing w:after="0"/>
+        <w:rPr>
+          <w:b/>
+          <w:color w:val="130C0E"/>
+          <w:sz w:val="28"/>
+          <w:szCs w:val="28"/>
+        </w:rPr>
+      </w:pPr>
+      <w:r>
+        <w:t>Photo{num}</w:t>
+      </w:r>
+    </w:p>
+    <w:p>
+      <w:pPr>
+        <w:spacing w:after="120"/>
+        <w:jc w:val="center"/>
+      </w:pPr>
+      <w:r>
+        <w:t>{%photo}</w:t>
+      </w:r>
+    </w:p>
+    <w:p>
+      <w:pPr>
+        <w:spacing w:after="0"/>
+      </w:pPr>
+      <w:r>
+        <w:t>{#hasPotholes}</w:t>
+      </w:r>
+    </w:p>
+    <w:p>
+      <w:pPr>
+        <w:spacing w:after="0" w:line="252" w:lineRule="auto"/>
+        <w:rPr>
+          <w:b/>
+          <w:color w:val="130C0E"/>
+          <w:sz w:val="22"/>
+          <w:szCs w:val="22"/>
+        </w:rPr>
+      </w:pPr>
+      <w:r>
+        <w:rPr>
+          <w:b/>
+          <w:color w:val="130C0E"/>
+          <w:sz w:val="22"/>
+          <w:szCs w:val="22"/>
+        </w:rPr>
+        <w:t>Potholes</w:t>
+      </w:r>
+    </w:p>
+    <w:tbl>
+      <w:tblPr>
+        <w:tblW w:w="10086" w:type="dxa"/>
+        <w:tblLook w:val="04A0" w:firstRow="1" w:lastRow="0" w:firstColumn="1" w:lastColumn="0" w:noHBand="0" w:noVBand="1"/>
+      </w:tblPr>
+      <w:tblGrid>
+        <w:gridCol w:w="2236"/>
+        <w:gridCol w:w="1897"/>
+        <w:gridCol w:w="1898"/>
+        <w:gridCol w:w="1898"/>
+        <w:gridCol w:w="2157"/>
+      </w:tblGrid>
+      <w:tr>
+        <w:tc>
+          <w:tcPr>
+            <w:tcW w:w="2017" w:type="dxa"/>
+            <w:tcMar>
+              <w:top w:w="40" w:type="dxa"/>
+              <w:left w:w="110" w:type="dxa"/>
+              <w:bottom w:w="40" w:type="dxa"/>
+              <w:right w:w="110" w:type="dxa"/>
+            </w:tcMar>
+            <w:vAlign w:val="center"/>
+          </w:tcPr>
+          <w:p>
+            <w:pPr>
+              <w:spacing w:before="40" w:after="20"/>
+              <w:jc w:val="center"/>
+            </w:pPr>
+            <w:r>
+              <w:t>{#potholeRows}{%c0img}</w:t>
+            </w:r>
+          </w:p>
+          <w:p>
+            <w:pPr>
+              <w:spacing w:after="60"/>
+              <w:jc w:val="center"/>
+              <w:rPr>
+                <w:b/>
+                <w:color w:val="130C0E"/>
+                <w:szCs w:val="20"/>
+              </w:rPr>
+            </w:pPr>
+            <w:r>
+              <w:rPr>
+                <w:b/>
+                <w:color w:val="130C0E"/>
+                <w:szCs w:val="20"/>
+              </w:rPr>
+              <w:t>{c0label}</w:t>
+            </w:r>
+          </w:p>
+        </w:tc>
+        <w:tc>
+          <w:tcPr>
+            <w:tcW w:w="2017" w:type="dxa"/>
+            <w:tcMar>
+              <w:top w:w="40" w:type="dxa"/>
+              <w:left w:w="110" w:type="dxa"/>
+              <w:bottom w:w="40" w:type="dxa"/>
+              <w:right w:w="110" w:type="dxa"/>
+            </w:tcMar>
+            <w:vAlign w:val="center"/>
+          </w:tcPr>
+          <w:p>
+            <w:pPr>
+              <w:spacing w:before="40" w:after="20"/>
+              <w:jc w:val="center"/>
+            </w:pPr>
+            <w:r>
+              <w:t>{%c1img}</w:t>
+            </w:r>
+          </w:p>
+          <w:p>
+            <w:pPr>
+              <w:spacing w:after="60"/>
+              <w:jc w:val="center"/>
+              <w:rPr>
+                <w:b/>
+                <w:color w:val="130C0E"/>
+                <w:szCs w:val="20"/>
+              </w:rPr>
+            </w:pPr>
+            <w:r>
+              <w:rPr>
+                <w:b/>
+                <w:color w:val="130C0E"/>
+                <w:szCs w:val="20"/>
+              </w:rPr>
+              <w:t>{c1label}</w:t>
+            </w:r>
+          </w:p>
+        </w:tc>
+        <w:tc>
+          <w:tcPr>
+            <w:tcW w:w="2017" w:type="dxa"/>
+            <w:tcMar>
+              <w:top w:w="40" w:type="dxa"/>
+              <w:left w:w="110" w:type="dxa"/>
+              <w:bottom w:w="40" w:type="dxa"/>
+              <w:right w:w="110" w:type="dxa"/>
+            </w:tcMar>
+            <w:vAlign w:val="center"/>
+          </w:tcPr>
+          <w:p>
+            <w:pPr>
+              <w:spacing w:before="40" w:after="20"/>
+              <w:jc w:val="center"/>
+            </w:pPr>
+            <w:r>
+              <w:t>{%c2img}</w:t>
+            </w:r>
+          </w:p>
+          <w:p>
+            <w:pPr>
+              <w:spacing w:after="60"/>
+              <w:jc w:val="center"/>
+              <w:rPr>
+                <w:b/>
+                <w:color w:val="130C0E"/>
+                <w:szCs w:val="20"/>
+              </w:rPr>
+            </w:pPr>
+            <w:r>
+              <w:rPr>
+                <w:b/>
+                <w:color w:val="130C0E"/>
+                <w:szCs w:val="20"/>
+              </w:rPr>
+              <w:t>{c2label}</w:t>
+            </w:r>
+          </w:p>
+        </w:tc>
+        <w:tc>
+          <w:tcPr>
+            <w:tcW w:w="2017" w:type="dxa"/>
+            <w:tcMar>
+              <w:top w:w="40" w:type="dxa"/>
+              <w:left w:w="110" w:type="dxa"/>
+              <w:bottom w:w="40" w:type="dxa"/>
+              <w:right w:w="110" w:type="dxa"/>
+            </w:tcMar>
+            <w:vAlign w:val="center"/>
+          </w:tcPr>
+          <w:p>
+            <w:pPr>
+              <w:spacing w:before="40" w:after="20"/>
+              <w:jc w:val="center"/>
+            </w:pPr>
+            <w:r>
+              <w:t>{%c3img}</w:t>
+            </w:r>
+          </w:p>
+          <w:p>
+            <w:pPr>
+              <w:spacing w:after="60"/>
+              <w:jc w:val="center"/>
+              <w:rPr>
+                <w:b/>
+                <w:color w:val="130C0E"/>
+                <w:szCs w:val="20"/>
+              </w:rPr>
+            </w:pPr>
+            <w:r>
+              <w:rPr>
+                <w:b/>
+                <w:color w:val="130C0E"/>
+                <w:szCs w:val="20"/>
+              </w:rPr>
+              <w:t>{c3label}</w:t>
+            </w:r>
+          </w:p>
+        </w:tc>
+        <w:tc>
+          <w:tcPr>
+            <w:tcW w:w="2018" w:type="dxa"/>
+            <w:tcMar>
+              <w:top w:w="40" w:type="dxa"/>
+              <w:left w:w="110" w:type="dxa"/>
+              <w:bottom w:w="40" w:type="dxa"/>
+              <w:right w:w="110" w:type="dxa"/>
+            </w:tcMar>
+            <w:vAlign w:val="center"/>
+          </w:tcPr>
+          <w:p>
+            <w:pPr>
+              <w:spacing w:before="40" w:after="20"/>
+              <w:jc w:val="center"/>
+            </w:pPr>
+            <w:r>
+              <w:t>{%c4img}</w:t>
+            </w:r>
+          </w:p>
+          <w:p>
+            <w:pPr>
+              <w:spacing w:after="60"/>
+              <w:jc w:val="center"/>
+              <w:rPr>
+                <w:b/>
+                <w:color w:val="130C0E"/>
+                <w:szCs w:val="20"/>
+              </w:rPr>
+            </w:pPr>
+            <w:r>
+              <w:rPr>
+                <w:b/>
+                <w:color w:val="130C0E"/>
+                <w:szCs w:val="20"/>
+              </w:rPr>
+              <w:t>{c4label}</w:t>
+            </w:r>
+            <w:r>
+              <w:t>{/potholeRows}</w:t>
+            </w:r>
+          </w:p>
+        </w:tc>
+      </w:tr>
+    </w:tbl>
+    <w:p>
+      <w:pPr>
+        <w:spacing w:after="0"/>
+      </w:pPr>
+      <w:r>
+        <w:t>{/hasPotholes}</w:t>
+      </w:r>
+    </w:p>
+    <w:p>
+      <w:pPr>
         <w:pBdr>
           <w:left w:val="single" w:sz="36" w:space="8" w:color="FFC20E"/>
         </w:pBdr>
         <w:spacing w:before="220" w:after="90"/>
         <w:rPr>
+          <w:b/>
+          <w:color w:val="130C0E"/>
           <w:sz w:val="26"/>
           <w:szCs w:val="26"/>
+        </w:rPr>
+      </w:pPr>
+      <w:r>
+        <w:rPr>
           <w:b/>
           <w:color w:val="130C0E"/>
-        </w:rPr>
-      </w:pPr>
-      <w:r>
-        <w:rPr>
           <w:sz w:val="26"/>
           <w:szCs w:val="26"/>
-          <w:b/>
-          <w:color w:val="130C0E"/>
-        </w:rPr>
-        <w:t xml:space="preserve">Utility legend — DIT specification</w:t>
+        </w:rPr>
+        <w:t>Abbreviations</w:t>
       </w:r>
     </w:p>
     <w:tbl>
       <w:tblPr>
         <w:tblW w:w="10086" w:type="dxa"/>
-        <w:jc w:val="left"/>
-        <w:tblInd w:w="0" w:type="dxa"/>
         <w:tblBorders>
           <w:top w:val="single" w:sz="4" w:space="0" w:color="E6E3DD"/>
           <w:left w:val="single" w:sz="4" w:space="0" w:color="E6E3DD"/>
@@ -2127,1321 +2510,7 @@
           <w:insideH w:val="single" w:sz="4" w:space="0" w:color="E6E3DD"/>
           <w:insideV w:val="single" w:sz="4" w:space="0" w:color="E6E3DD"/>
         </w:tblBorders>
-      </w:tblPr>
-      <w:tblGrid>
-        <w:gridCol w:w="1900"/>
-        <w:gridCol w:w="8186"/>
-      </w:tblGrid>
-      <w:tr>
-        <w:tc>
-          <w:tcPr>
-            <w:tcW w:w="1900" w:type="dxa"/>
-            <w:shd w:val="clear" w:color="auto" w:fill="A6A6A6"/>
-            <w:tcMar>
-              <w:top w:w="40" w:type="dxa"/>
-              <w:left w:w="110" w:type="dxa"/>
-              <w:bottom w:w="40" w:type="dxa"/>
-              <w:right w:w="110" w:type="dxa"/>
-            </w:tcMar>
-            <w:vAlign w:val="center"/>
-          </w:tcPr>
-          <w:p>
-            <w:pPr>
-              <w:spacing w:after="0" w:line="252" w:lineRule="auto"/>
-              <w:jc w:val="center"/>
-              <w:rPr>
-                <w:sz w:val="22"/>
-                <w:szCs w:val="22"/>
-                <w:b/>
-                <w:color w:val="000000"/>
-              </w:rPr>
-            </w:pPr>
-            <w:r>
-              <w:rPr>
-                <w:sz w:val="22"/>
-                <w:szCs w:val="22"/>
-                <w:b/>
-                <w:color w:val="000000"/>
-              </w:rPr>
-              <w:t xml:space="preserve">CAD</w:t>
-            </w:r>
-          </w:p>
-        </w:tc>
-        <w:tc>
-          <w:tcPr>
-            <w:tcW w:w="8186" w:type="dxa"/>
-            <w:tcMar>
-              <w:top w:w="40" w:type="dxa"/>
-              <w:left w:w="110" w:type="dxa"/>
-              <w:bottom w:w="40" w:type="dxa"/>
-              <w:right w:w="110" w:type="dxa"/>
-            </w:tcMar>
-            <w:vAlign w:val="center"/>
-          </w:tcPr>
-          <w:p>
-            <w:pPr>
-              <w:spacing w:after="0" w:line="252" w:lineRule="auto"/>
-              <w:rPr>
-                <w:sz w:val="22"/>
-                <w:szCs w:val="22"/>
-                <w:color w:val="130C0E"/>
-              </w:rPr>
-            </w:pPr>
-            <w:r>
-              <w:rPr>
-                <w:sz w:val="22"/>
-                <w:szCs w:val="22"/>
-                <w:color w:val="130C0E"/>
-              </w:rPr>
-              <w:t xml:space="preserve">Cadastral Boundaries</w:t>
-            </w:r>
-          </w:p>
-        </w:tc>
-      </w:tr>
-      <w:tr>
-        <w:tc>
-          <w:tcPr>
-            <w:tcW w:w="1900" w:type="dxa"/>
-            <w:shd w:val="clear" w:color="auto" w:fill="2E75B6"/>
-            <w:tcMar>
-              <w:top w:w="40" w:type="dxa"/>
-              <w:left w:w="110" w:type="dxa"/>
-              <w:bottom w:w="40" w:type="dxa"/>
-              <w:right w:w="110" w:type="dxa"/>
-            </w:tcMar>
-            <w:vAlign w:val="center"/>
-          </w:tcPr>
-          <w:p>
-            <w:pPr>
-              <w:spacing w:after="0" w:line="252" w:lineRule="auto"/>
-              <w:jc w:val="center"/>
-              <w:rPr>
-                <w:sz w:val="22"/>
-                <w:szCs w:val="22"/>
-                <w:b/>
-                <w:color w:val="FFFFFF"/>
-              </w:rPr>
-            </w:pPr>
-            <w:r>
-              <w:rPr>
-                <w:sz w:val="22"/>
-                <w:szCs w:val="22"/>
-                <w:b/>
-                <w:color w:val="FFFFFF"/>
-              </w:rPr>
-              <w:t xml:space="preserve">WS, WM, W</w:t>
-            </w:r>
-          </w:p>
-        </w:tc>
-        <w:tc>
-          <w:tcPr>
-            <w:tcW w:w="8186" w:type="dxa"/>
-            <w:tcMar>
-              <w:top w:w="40" w:type="dxa"/>
-              <w:left w:w="110" w:type="dxa"/>
-              <w:bottom w:w="40" w:type="dxa"/>
-              <w:right w:w="110" w:type="dxa"/>
-            </w:tcMar>
-            <w:vAlign w:val="center"/>
-          </w:tcPr>
-          <w:p>
-            <w:pPr>
-              <w:spacing w:after="0" w:line="252" w:lineRule="auto"/>
-              <w:rPr>
-                <w:sz w:val="22"/>
-                <w:szCs w:val="22"/>
-                <w:color w:val="130C0E"/>
-              </w:rPr>
-            </w:pPr>
-            <w:r>
-              <w:rPr>
-                <w:sz w:val="22"/>
-                <w:szCs w:val="22"/>
-                <w:color w:val="130C0E"/>
-              </w:rPr>
-              <w:t xml:space="preserve">Potable Water Supply</w:t>
-            </w:r>
-          </w:p>
-        </w:tc>
-      </w:tr>
-      <w:tr>
-        <w:tc>
-          <w:tcPr>
-            <w:tcW w:w="1900" w:type="dxa"/>
-            <w:shd w:val="clear" w:color="auto" w:fill="00B050"/>
-            <w:tcMar>
-              <w:top w:w="40" w:type="dxa"/>
-              <w:left w:w="110" w:type="dxa"/>
-              <w:bottom w:w="40" w:type="dxa"/>
-              <w:right w:w="110" w:type="dxa"/>
-            </w:tcMar>
-            <w:vAlign w:val="center"/>
-          </w:tcPr>
-          <w:p>
-            <w:pPr>
-              <w:spacing w:after="0" w:line="252" w:lineRule="auto"/>
-              <w:jc w:val="center"/>
-              <w:rPr>
-                <w:sz w:val="22"/>
-                <w:szCs w:val="22"/>
-                <w:b/>
-                <w:color w:val="FFFFFF"/>
-              </w:rPr>
-            </w:pPr>
-            <w:r>
-              <w:rPr>
-                <w:sz w:val="22"/>
-                <w:szCs w:val="22"/>
-                <w:b/>
-                <w:color w:val="FFFFFF"/>
-              </w:rPr>
-              <w:t xml:space="preserve">STW</w:t>
-            </w:r>
-          </w:p>
-        </w:tc>
-        <w:tc>
-          <w:tcPr>
-            <w:tcW w:w="8186" w:type="dxa"/>
-            <w:tcMar>
-              <w:top w:w="40" w:type="dxa"/>
-              <w:left w:w="110" w:type="dxa"/>
-              <w:bottom w:w="40" w:type="dxa"/>
-              <w:right w:w="110" w:type="dxa"/>
-            </w:tcMar>
-            <w:vAlign w:val="center"/>
-          </w:tcPr>
-          <w:p>
-            <w:pPr>
-              <w:spacing w:after="0" w:line="252" w:lineRule="auto"/>
-              <w:rPr>
-                <w:sz w:val="22"/>
-                <w:szCs w:val="22"/>
-                <w:color w:val="130C0E"/>
-              </w:rPr>
-            </w:pPr>
-            <w:r>
-              <w:rPr>
-                <w:sz w:val="22"/>
-                <w:szCs w:val="22"/>
-                <w:color w:val="130C0E"/>
-              </w:rPr>
-              <w:t xml:space="preserve">Storm Water</w:t>
-            </w:r>
-          </w:p>
-        </w:tc>
-      </w:tr>
-      <w:tr>
-        <w:tc>
-          <w:tcPr>
-            <w:tcW w:w="1900" w:type="dxa"/>
-            <w:shd w:val="clear" w:color="auto" w:fill="F2E2C4"/>
-            <w:tcMar>
-              <w:top w:w="40" w:type="dxa"/>
-              <w:left w:w="110" w:type="dxa"/>
-              <w:bottom w:w="40" w:type="dxa"/>
-              <w:right w:w="110" w:type="dxa"/>
-            </w:tcMar>
-            <w:vAlign w:val="center"/>
-          </w:tcPr>
-          <w:p>
-            <w:pPr>
-              <w:spacing w:after="0" w:line="252" w:lineRule="auto"/>
-              <w:jc w:val="center"/>
-              <w:rPr>
-                <w:sz w:val="22"/>
-                <w:szCs w:val="22"/>
-                <w:b/>
-                <w:color w:val="000000"/>
-              </w:rPr>
-            </w:pPr>
-            <w:r>
-              <w:rPr>
-                <w:sz w:val="22"/>
-                <w:szCs w:val="22"/>
-                <w:b/>
-                <w:color w:val="000000"/>
-              </w:rPr>
-              <w:t xml:space="preserve">SWR</w:t>
-            </w:r>
-          </w:p>
-        </w:tc>
-        <w:tc>
-          <w:tcPr>
-            <w:tcW w:w="8186" w:type="dxa"/>
-            <w:tcMar>
-              <w:top w:w="40" w:type="dxa"/>
-              <w:left w:w="110" w:type="dxa"/>
-              <w:bottom w:w="40" w:type="dxa"/>
-              <w:right w:w="110" w:type="dxa"/>
-            </w:tcMar>
-            <w:vAlign w:val="center"/>
-          </w:tcPr>
-          <w:p>
-            <w:pPr>
-              <w:spacing w:after="0" w:line="252" w:lineRule="auto"/>
-              <w:rPr>
-                <w:sz w:val="22"/>
-                <w:szCs w:val="22"/>
-                <w:color w:val="130C0E"/>
-              </w:rPr>
-            </w:pPr>
-            <w:r>
-              <w:rPr>
-                <w:sz w:val="22"/>
-                <w:szCs w:val="22"/>
-                <w:color w:val="130C0E"/>
-              </w:rPr>
-              <w:t xml:space="preserve">Sewerage</w:t>
-            </w:r>
-          </w:p>
-        </w:tc>
-      </w:tr>
-      <w:tr>
-        <w:tc>
-          <w:tcPr>
-            <w:tcW w:w="1900" w:type="dxa"/>
-            <w:shd w:val="clear" w:color="auto" w:fill="7030A0"/>
-            <w:tcMar>
-              <w:top w:w="40" w:type="dxa"/>
-              <w:left w:w="110" w:type="dxa"/>
-              <w:bottom w:w="40" w:type="dxa"/>
-              <w:right w:w="110" w:type="dxa"/>
-            </w:tcMar>
-            <w:vAlign w:val="center"/>
-          </w:tcPr>
-          <w:p>
-            <w:pPr>
-              <w:spacing w:after="0" w:line="252" w:lineRule="auto"/>
-              <w:jc w:val="center"/>
-              <w:rPr>
-                <w:sz w:val="22"/>
-                <w:szCs w:val="22"/>
-                <w:b/>
-                <w:color w:val="FFFFFF"/>
-              </w:rPr>
-            </w:pPr>
-            <w:r>
-              <w:rPr>
-                <w:sz w:val="22"/>
-                <w:szCs w:val="22"/>
-                <w:b/>
-                <w:color w:val="FFFFFF"/>
-              </w:rPr>
-              <w:t xml:space="preserve">RW</w:t>
-            </w:r>
-          </w:p>
-        </w:tc>
-        <w:tc>
-          <w:tcPr>
-            <w:tcW w:w="8186" w:type="dxa"/>
-            <w:tcMar>
-              <w:top w:w="40" w:type="dxa"/>
-              <w:left w:w="110" w:type="dxa"/>
-              <w:bottom w:w="40" w:type="dxa"/>
-              <w:right w:w="110" w:type="dxa"/>
-            </w:tcMar>
-            <w:vAlign w:val="center"/>
-          </w:tcPr>
-          <w:p>
-            <w:pPr>
-              <w:spacing w:after="0" w:line="252" w:lineRule="auto"/>
-              <w:rPr>
-                <w:sz w:val="22"/>
-                <w:szCs w:val="22"/>
-                <w:color w:val="130C0E"/>
-              </w:rPr>
-            </w:pPr>
-            <w:r>
-              <w:rPr>
-                <w:sz w:val="22"/>
-                <w:szCs w:val="22"/>
-                <w:color w:val="130C0E"/>
-              </w:rPr>
-              <w:t xml:space="preserve">Reclaimed Water</w:t>
-            </w:r>
-          </w:p>
-        </w:tc>
-      </w:tr>
-      <w:tr>
-        <w:tc>
-          <w:tcPr>
-            <w:tcW w:w="1900" w:type="dxa"/>
-            <w:shd w:val="clear" w:color="auto" w:fill="FFFFFF"/>
-            <w:tcMar>
-              <w:top w:w="40" w:type="dxa"/>
-              <w:left w:w="110" w:type="dxa"/>
-              <w:bottom w:w="40" w:type="dxa"/>
-              <w:right w:w="110" w:type="dxa"/>
-            </w:tcMar>
-            <w:vAlign w:val="center"/>
-          </w:tcPr>
-          <w:p>
-            <w:pPr>
-              <w:spacing w:after="0" w:line="252" w:lineRule="auto"/>
-              <w:jc w:val="center"/>
-              <w:rPr>
-                <w:sz w:val="22"/>
-                <w:szCs w:val="22"/>
-                <w:b/>
-                <w:color w:val="000000"/>
-              </w:rPr>
-            </w:pPr>
-            <w:r>
-              <w:rPr>
-                <w:sz w:val="22"/>
-                <w:szCs w:val="22"/>
-                <w:b/>
-                <w:color w:val="000000"/>
-              </w:rPr>
-              <w:t xml:space="preserve">COMMS</w:t>
-            </w:r>
-          </w:p>
-        </w:tc>
-        <w:tc>
-          <w:tcPr>
-            <w:tcW w:w="8186" w:type="dxa"/>
-            <w:tcMar>
-              <w:top w:w="40" w:type="dxa"/>
-              <w:left w:w="110" w:type="dxa"/>
-              <w:bottom w:w="40" w:type="dxa"/>
-              <w:right w:w="110" w:type="dxa"/>
-            </w:tcMar>
-            <w:vAlign w:val="center"/>
-          </w:tcPr>
-          <w:p>
-            <w:pPr>
-              <w:spacing w:after="0" w:line="252" w:lineRule="auto"/>
-              <w:rPr>
-                <w:sz w:val="22"/>
-                <w:szCs w:val="22"/>
-                <w:color w:val="130C0E"/>
-              </w:rPr>
-            </w:pPr>
-            <w:r>
-              <w:rPr>
-                <w:sz w:val="22"/>
-                <w:szCs w:val="22"/>
-                <w:color w:val="130C0E"/>
-              </w:rPr>
-              <w:t xml:space="preserve">Communications</w:t>
-            </w:r>
-          </w:p>
-        </w:tc>
-      </w:tr>
-      <w:tr>
-        <w:tc>
-          <w:tcPr>
-            <w:tcW w:w="1900" w:type="dxa"/>
-            <w:shd w:val="clear" w:color="auto" w:fill="FF0000"/>
-            <w:tcMar>
-              <w:top w:w="40" w:type="dxa"/>
-              <w:left w:w="110" w:type="dxa"/>
-              <w:bottom w:w="40" w:type="dxa"/>
-              <w:right w:w="110" w:type="dxa"/>
-            </w:tcMar>
-            <w:vAlign w:val="center"/>
-          </w:tcPr>
-          <w:p>
-            <w:pPr>
-              <w:spacing w:after="0" w:line="252" w:lineRule="auto"/>
-              <w:jc w:val="center"/>
-              <w:rPr>
-                <w:sz w:val="22"/>
-                <w:szCs w:val="22"/>
-                <w:b/>
-                <w:color w:val="FFFFFF"/>
-              </w:rPr>
-            </w:pPr>
-            <w:r>
-              <w:rPr>
-                <w:sz w:val="22"/>
-                <w:szCs w:val="22"/>
-                <w:b/>
-                <w:color w:val="FFFFFF"/>
-              </w:rPr>
-              <w:t xml:space="preserve">FS</w:t>
-            </w:r>
-          </w:p>
-        </w:tc>
-        <w:tc>
-          <w:tcPr>
-            <w:tcW w:w="8186" w:type="dxa"/>
-            <w:tcMar>
-              <w:top w:w="40" w:type="dxa"/>
-              <w:left w:w="110" w:type="dxa"/>
-              <w:bottom w:w="40" w:type="dxa"/>
-              <w:right w:w="110" w:type="dxa"/>
-            </w:tcMar>
-            <w:vAlign w:val="center"/>
-          </w:tcPr>
-          <w:p>
-            <w:pPr>
-              <w:spacing w:after="0" w:line="252" w:lineRule="auto"/>
-              <w:rPr>
-                <w:sz w:val="22"/>
-                <w:szCs w:val="22"/>
-                <w:color w:val="130C0E"/>
-              </w:rPr>
-            </w:pPr>
-            <w:r>
-              <w:rPr>
-                <w:sz w:val="22"/>
-                <w:szCs w:val="22"/>
-                <w:color w:val="130C0E"/>
-              </w:rPr>
-              <w:t xml:space="preserve">Fire Service</w:t>
-            </w:r>
-          </w:p>
-        </w:tc>
-      </w:tr>
-      <w:tr>
-        <w:tc>
-          <w:tcPr>
-            <w:tcW w:w="1900" w:type="dxa"/>
-            <w:shd w:val="clear" w:color="auto" w:fill="ED7D31"/>
-            <w:tcMar>
-              <w:top w:w="40" w:type="dxa"/>
-              <w:left w:w="110" w:type="dxa"/>
-              <w:bottom w:w="40" w:type="dxa"/>
-              <w:right w:w="110" w:type="dxa"/>
-            </w:tcMar>
-            <w:vAlign w:val="center"/>
-          </w:tcPr>
-          <w:p>
-            <w:pPr>
-              <w:spacing w:after="0" w:line="252" w:lineRule="auto"/>
-              <w:jc w:val="center"/>
-              <w:rPr>
-                <w:sz w:val="22"/>
-                <w:szCs w:val="22"/>
-                <w:b/>
-                <w:color w:val="000000"/>
-              </w:rPr>
-            </w:pPr>
-            <w:r>
-              <w:rPr>
-                <w:sz w:val="22"/>
-                <w:szCs w:val="22"/>
-                <w:b/>
-                <w:color w:val="000000"/>
-              </w:rPr>
-              <w:t xml:space="preserve">HV, LV, E</w:t>
-            </w:r>
-          </w:p>
-        </w:tc>
-        <w:tc>
-          <w:tcPr>
-            <w:tcW w:w="8186" w:type="dxa"/>
-            <w:tcMar>
-              <w:top w:w="40" w:type="dxa"/>
-              <w:left w:w="110" w:type="dxa"/>
-              <w:bottom w:w="40" w:type="dxa"/>
-              <w:right w:w="110" w:type="dxa"/>
-            </w:tcMar>
-            <w:vAlign w:val="center"/>
-          </w:tcPr>
-          <w:p>
-            <w:pPr>
-              <w:spacing w:after="0" w:line="252" w:lineRule="auto"/>
-              <w:rPr>
-                <w:sz w:val="22"/>
-                <w:szCs w:val="22"/>
-                <w:color w:val="130C0E"/>
-              </w:rPr>
-            </w:pPr>
-            <w:r>
-              <w:rPr>
-                <w:sz w:val="22"/>
-                <w:szCs w:val="22"/>
-                <w:color w:val="130C0E"/>
-              </w:rPr>
-              <w:t xml:space="preserve">Electrical</w:t>
-            </w:r>
-          </w:p>
-        </w:tc>
-      </w:tr>
-      <w:tr>
-        <w:tc>
-          <w:tcPr>
-            <w:tcW w:w="1900" w:type="dxa"/>
-            <w:shd w:val="clear" w:color="auto" w:fill="FFD500"/>
-            <w:tcMar>
-              <w:top w:w="40" w:type="dxa"/>
-              <w:left w:w="110" w:type="dxa"/>
-              <w:bottom w:w="40" w:type="dxa"/>
-              <w:right w:w="110" w:type="dxa"/>
-            </w:tcMar>
-            <w:vAlign w:val="center"/>
-          </w:tcPr>
-          <w:p>
-            <w:pPr>
-              <w:spacing w:after="0" w:line="252" w:lineRule="auto"/>
-              <w:jc w:val="center"/>
-              <w:rPr>
-                <w:sz w:val="22"/>
-                <w:szCs w:val="22"/>
-                <w:b/>
-                <w:color w:val="000000"/>
-              </w:rPr>
-            </w:pPr>
-            <w:r>
-              <w:rPr>
-                <w:sz w:val="22"/>
-                <w:szCs w:val="22"/>
-                <w:b/>
-                <w:color w:val="000000"/>
-              </w:rPr>
-              <w:t xml:space="preserve">G, GM, GS</w:t>
-            </w:r>
-          </w:p>
-        </w:tc>
-        <w:tc>
-          <w:tcPr>
-            <w:tcW w:w="8186" w:type="dxa"/>
-            <w:tcMar>
-              <w:top w:w="40" w:type="dxa"/>
-              <w:left w:w="110" w:type="dxa"/>
-              <w:bottom w:w="40" w:type="dxa"/>
-              <w:right w:w="110" w:type="dxa"/>
-            </w:tcMar>
-            <w:vAlign w:val="center"/>
-          </w:tcPr>
-          <w:p>
-            <w:pPr>
-              <w:spacing w:after="0" w:line="252" w:lineRule="auto"/>
-              <w:rPr>
-                <w:sz w:val="22"/>
-                <w:szCs w:val="22"/>
-                <w:color w:val="130C0E"/>
-              </w:rPr>
-            </w:pPr>
-            <w:r>
-              <w:rPr>
-                <w:sz w:val="22"/>
-                <w:szCs w:val="22"/>
-                <w:color w:val="130C0E"/>
-              </w:rPr>
-              <w:t xml:space="preserve">Gas</w:t>
-            </w:r>
-          </w:p>
-        </w:tc>
-      </w:tr>
-      <w:tr>
-        <w:tc>
-          <w:tcPr>
-            <w:tcW w:w="1900" w:type="dxa"/>
-            <w:shd w:val="clear" w:color="auto" w:fill="974706"/>
-            <w:tcMar>
-              <w:top w:w="40" w:type="dxa"/>
-              <w:left w:w="110" w:type="dxa"/>
-              <w:bottom w:w="40" w:type="dxa"/>
-              <w:right w:w="110" w:type="dxa"/>
-            </w:tcMar>
-            <w:vAlign w:val="center"/>
-          </w:tcPr>
-          <w:p>
-            <w:pPr>
-              <w:spacing w:after="0" w:line="252" w:lineRule="auto"/>
-              <w:jc w:val="center"/>
-              <w:rPr>
-                <w:sz w:val="22"/>
-                <w:szCs w:val="22"/>
-                <w:b/>
-                <w:color w:val="FFFFFF"/>
-              </w:rPr>
-            </w:pPr>
-            <w:r>
-              <w:rPr>
-                <w:sz w:val="22"/>
-                <w:szCs w:val="22"/>
-                <w:b/>
-                <w:color w:val="FFFFFF"/>
-              </w:rPr>
-              <w:t xml:space="preserve">P</w:t>
-            </w:r>
-          </w:p>
-        </w:tc>
-        <w:tc>
-          <w:tcPr>
-            <w:tcW w:w="8186" w:type="dxa"/>
-            <w:tcMar>
-              <w:top w:w="40" w:type="dxa"/>
-              <w:left w:w="110" w:type="dxa"/>
-              <w:bottom w:w="40" w:type="dxa"/>
-              <w:right w:w="110" w:type="dxa"/>
-            </w:tcMar>
-            <w:vAlign w:val="center"/>
-          </w:tcPr>
-          <w:p>
-            <w:pPr>
-              <w:spacing w:after="0" w:line="252" w:lineRule="auto"/>
-              <w:rPr>
-                <w:sz w:val="22"/>
-                <w:szCs w:val="22"/>
-                <w:color w:val="130C0E"/>
-              </w:rPr>
-            </w:pPr>
-            <w:r>
-              <w:rPr>
-                <w:sz w:val="22"/>
-                <w:szCs w:val="22"/>
-                <w:color w:val="130C0E"/>
-              </w:rPr>
-              <w:t xml:space="preserve">Petroleum</w:t>
-            </w:r>
-          </w:p>
-        </w:tc>
-      </w:tr>
-      <w:tr>
-        <w:tc>
-          <w:tcPr>
-            <w:tcW w:w="1900" w:type="dxa"/>
-            <w:shd w:val="clear" w:color="auto" w:fill="375623"/>
-            <w:tcMar>
-              <w:top w:w="40" w:type="dxa"/>
-              <w:left w:w="110" w:type="dxa"/>
-              <w:bottom w:w="40" w:type="dxa"/>
-              <w:right w:w="110" w:type="dxa"/>
-            </w:tcMar>
-            <w:vAlign w:val="center"/>
-          </w:tcPr>
-          <w:p>
-            <w:pPr>
-              <w:spacing w:after="0" w:line="252" w:lineRule="auto"/>
-              <w:jc w:val="center"/>
-              <w:rPr>
-                <w:sz w:val="22"/>
-                <w:szCs w:val="22"/>
-                <w:b/>
-                <w:color w:val="FFFFFF"/>
-              </w:rPr>
-            </w:pPr>
-            <w:r>
-              <w:rPr>
-                <w:sz w:val="22"/>
-                <w:szCs w:val="22"/>
-                <w:b/>
-                <w:color w:val="FFFFFF"/>
-              </w:rPr>
-              <w:t xml:space="preserve">RET</w:t>
-            </w:r>
-          </w:p>
-        </w:tc>
-        <w:tc>
-          <w:tcPr>
-            <w:tcW w:w="8186" w:type="dxa"/>
-            <w:tcMar>
-              <w:top w:w="40" w:type="dxa"/>
-              <w:left w:w="110" w:type="dxa"/>
-              <w:bottom w:w="40" w:type="dxa"/>
-              <w:right w:w="110" w:type="dxa"/>
-            </w:tcMar>
-            <w:vAlign w:val="center"/>
-          </w:tcPr>
-          <w:p>
-            <w:pPr>
-              <w:spacing w:after="0" w:line="252" w:lineRule="auto"/>
-              <w:rPr>
-                <w:sz w:val="22"/>
-                <w:szCs w:val="22"/>
-                <w:color w:val="130C0E"/>
-              </w:rPr>
-            </w:pPr>
-            <w:r>
-              <w:rPr>
-                <w:sz w:val="22"/>
-                <w:szCs w:val="22"/>
-                <w:color w:val="130C0E"/>
-              </w:rPr>
-              <w:t xml:space="preserve">Reticulation</w:t>
-            </w:r>
-          </w:p>
-        </w:tc>
-      </w:tr>
-      <w:tr>
-        <w:tc>
-          <w:tcPr>
-            <w:tcW w:w="1900" w:type="dxa"/>
-            <w:shd w:val="clear" w:color="auto" w:fill="FF66CC"/>
-            <w:tcMar>
-              <w:top w:w="40" w:type="dxa"/>
-              <w:left w:w="110" w:type="dxa"/>
-              <w:bottom w:w="40" w:type="dxa"/>
-              <w:right w:w="110" w:type="dxa"/>
-            </w:tcMar>
-            <w:vAlign w:val="center"/>
-          </w:tcPr>
-          <w:p>
-            <w:pPr>
-              <w:spacing w:after="0" w:line="252" w:lineRule="auto"/>
-              <w:jc w:val="center"/>
-              <w:rPr>
-                <w:sz w:val="22"/>
-                <w:szCs w:val="22"/>
-                <w:b/>
-                <w:color w:val="000000"/>
-              </w:rPr>
-            </w:pPr>
-            <w:r>
-              <w:rPr>
-                <w:sz w:val="22"/>
-                <w:szCs w:val="22"/>
-                <w:b/>
-                <w:color w:val="000000"/>
-              </w:rPr>
-              <w:t xml:space="preserve">UK</w:t>
-            </w:r>
-          </w:p>
-        </w:tc>
-        <w:tc>
-          <w:tcPr>
-            <w:tcW w:w="8186" w:type="dxa"/>
-            <w:tcMar>
-              <w:top w:w="40" w:type="dxa"/>
-              <w:left w:w="110" w:type="dxa"/>
-              <w:bottom w:w="40" w:type="dxa"/>
-              <w:right w:w="110" w:type="dxa"/>
-            </w:tcMar>
-            <w:vAlign w:val="center"/>
-          </w:tcPr>
-          <w:p>
-            <w:pPr>
-              <w:spacing w:after="0" w:line="252" w:lineRule="auto"/>
-              <w:rPr>
-                <w:sz w:val="22"/>
-                <w:szCs w:val="22"/>
-                <w:color w:val="130C0E"/>
-              </w:rPr>
-            </w:pPr>
-            <w:r>
-              <w:rPr>
-                <w:sz w:val="22"/>
-                <w:szCs w:val="22"/>
-                <w:color w:val="130C0E"/>
-              </w:rPr>
-              <w:t xml:space="preserve">Unknown Services</w:t>
-            </w:r>
-          </w:p>
-        </w:tc>
-      </w:tr>
-    </w:tbl>
-    <w:p>
-      <w:pPr>
-        <w:pBdr>
-          <w:left w:val="single" w:sz="36" w:space="8" w:color="FFC20E"/>
-        </w:pBdr>
-        <w:spacing w:before="220" w:after="90"/>
-        <w:rPr>
-          <w:sz w:val="26"/>
-          <w:szCs w:val="26"/>
-          <w:b/>
-          <w:color w:val="130C0E"/>
-        </w:rPr>
-      </w:pPr>
-      <w:r>
-        <w:rPr>
-          <w:sz w:val="26"/>
-          <w:szCs w:val="26"/>
-          <w:b/>
-          <w:color w:val="130C0E"/>
-        </w:rPr>
-        <w:t xml:space="preserve">Quality levels explained (AS 5488.1:2022)</w:t>
-      </w:r>
-    </w:p>
-    <w:p>
-      <w:pPr>
-        <w:spacing w:after="0" w:line="252" w:lineRule="auto"/>
-        <w:rPr>
-          <w:sz w:val="23"/>
-          <w:szCs w:val="23"/>
-          <w:b/>
-          <w:color w:val="130C0E"/>
-        </w:rPr>
-      </w:pPr>
-      <w:r>
-        <w:rPr>
-          <w:sz w:val="23"/>
-          <w:szCs w:val="23"/>
-          <w:b/>
-          <w:color w:val="130C0E"/>
-        </w:rPr>
-        <w:t xml:space="preserve">Quality Level A (QL-A)</w:t>
-      </w:r>
-    </w:p>
-    <w:p>
-      <w:pPr>
-        <w:spacing w:after="0" w:line="252" w:lineRule="auto"/>
-        <w:rPr>
-          <w:sz w:val="21"/>
-          <w:szCs w:val="21"/>
-          <w:color w:val="333333"/>
-        </w:rPr>
-      </w:pPr>
-      <w:r>
-        <w:rPr>
-          <w:sz w:val="21"/>
-          <w:szCs w:val="21"/>
-          <w:color w:val="333333"/>
-        </w:rPr>
-        <w:t xml:space="preserve">Is the highest Quality level accuracy and consists of positive identification of the attribute and location of a subsurface position in three dimensions. It is the only Quality level that defines a subsurface utility has been validated with additional attribute information (e.g. size, material, depth).</w:t>
-      </w:r>
-    </w:p>
-    <w:p>
-      <w:pPr>
-        <w:spacing w:after="0" w:line="252" w:lineRule="auto"/>
-        <w:rPr>
-          <w:sz w:val="23"/>
-          <w:szCs w:val="23"/>
-          <w:b/>
-          <w:color w:val="130C0E"/>
-        </w:rPr>
-      </w:pPr>
-      <w:r>
-        <w:rPr>
-          <w:sz w:val="23"/>
-          <w:szCs w:val="23"/>
-          <w:b/>
-          <w:color w:val="130C0E"/>
-        </w:rPr>
-        <w:t xml:space="preserve">Quality Level B (QL-B)</w:t>
-      </w:r>
-    </w:p>
-    <w:p>
-      <w:pPr>
-        <w:spacing w:after="0" w:line="252" w:lineRule="auto"/>
-        <w:rPr>
-          <w:sz w:val="21"/>
-          <w:szCs w:val="21"/>
-          <w:color w:val="333333"/>
-        </w:rPr>
-      </w:pPr>
-      <w:r>
-        <w:rPr>
-          <w:sz w:val="21"/>
-          <w:szCs w:val="21"/>
-          <w:color w:val="333333"/>
-        </w:rPr>
-        <w:t xml:space="preserve">A Quality level that provides relative spatial position of the subsurface utility that has been located in three dimensions (horizontal +/- 300mm and vertical +/- 500mm) by tracing with EMI. Tracing has been achieved by applying an electromagnetic signal along or within the utility and traced to a known or visible end point.</w:t>
-      </w:r>
-    </w:p>
-    <w:p>
-      <w:pPr>
-        <w:spacing w:after="0" w:line="252" w:lineRule="auto"/>
-        <w:rPr>
-          <w:sz w:val="23"/>
-          <w:szCs w:val="23"/>
-          <w:b/>
-          <w:color w:val="130C0E"/>
-        </w:rPr>
-      </w:pPr>
-      <w:r>
-        <w:rPr>
-          <w:sz w:val="23"/>
-          <w:szCs w:val="23"/>
-          <w:b/>
-          <w:color w:val="130C0E"/>
-        </w:rPr>
-        <w:t xml:space="preserve">Quality Level C (QL-C)</w:t>
-      </w:r>
-    </w:p>
-    <w:p>
-      <w:pPr>
-        <w:spacing w:after="0" w:line="252" w:lineRule="auto"/>
-        <w:rPr>
-          <w:sz w:val="21"/>
-          <w:szCs w:val="21"/>
-          <w:color w:val="333333"/>
-        </w:rPr>
-      </w:pPr>
-      <w:r>
-        <w:rPr>
-          <w:sz w:val="21"/>
-          <w:szCs w:val="21"/>
-          <w:color w:val="333333"/>
-        </w:rPr>
-        <w:t xml:space="preserve">Surface feature correlation or an interpretation of the approximate location and attributes of a subsurface utility asset using a combination of existing records and a site survey of visible surface features such as marker plates or utility lids. GPR can be used to improve and refine the relative spatial position of a QL-C alignment.</w:t>
-      </w:r>
-    </w:p>
-    <w:p>
-      <w:pPr>
-        <w:spacing w:after="0" w:line="252" w:lineRule="auto"/>
-        <w:rPr>
-          <w:sz w:val="23"/>
-          <w:szCs w:val="23"/>
-          <w:b/>
-          <w:color w:val="130C0E"/>
-        </w:rPr>
-      </w:pPr>
-      <w:r>
-        <w:rPr>
-          <w:sz w:val="23"/>
-          <w:szCs w:val="23"/>
-          <w:b/>
-          <w:color w:val="130C0E"/>
-        </w:rPr>
-        <w:t xml:space="preserve">Quality Level D (QL-D)</w:t>
-      </w:r>
-    </w:p>
-    <w:p>
-      <w:pPr>
-        <w:spacing w:after="0" w:line="252" w:lineRule="auto"/>
-        <w:rPr>
-          <w:sz w:val="21"/>
-          <w:szCs w:val="21"/>
-          <w:color w:val="333333"/>
-        </w:rPr>
-      </w:pPr>
-      <w:r>
-        <w:rPr>
-          <w:sz w:val="21"/>
-          <w:szCs w:val="21"/>
-          <w:color w:val="333333"/>
-        </w:rPr>
-        <w:t xml:space="preserve">Lowest of the four levels. This information can be gathered from existing Before-You-Dig plans, other available existing records and site plans, however it has not been possible to accurately locate these subsurface utilities using electromagnetic or GPR techniques within the tolerances set out in AS 5488.1:2022.</w:t>
-      </w:r>
-    </w:p>
-    <w:p>
-      <w:pPr>
-        <w:spacing w:after="0"/>
-      </w:pPr>
-      <w:r>
-        <w:t>{#photos}</w:t>
-      </w:r>
-    </w:p>
-    <w:p>
-      <w:pPr>
-        <w:pageBreakBefore/>
-        <w:pBdr>
-          <w:left w:val="single" w:sz="36" w:space="8" w:color="FFC20E"/>
-        </w:pBdr>
-        <w:spacing w:before="40" w:after="120"/>
-        <w:rPr>
-          <w:sz w:val="28"/>
-          <w:szCs w:val="28"/>
-          <w:b/>
-          <w:color w:val="130C0E"/>
-        </w:rPr>
-      </w:pPr>
-      <w:r>
-        <w:t>Photo </w:t>
-      </w:r>
-      <w:r>
-        <w:t>{num}</w:t>
-      </w:r>
-    </w:p>
-    <w:p>
-      <w:pPr>
-        <w:spacing w:after="120"/>
-        <w:jc w:val="center"/>
-      </w:pPr>
-      <w:r>
-        <w:t xml:space="preserve">{%photo}</w:t>
-      </w:r>
-    </w:p>
-    <w:p>
-      <w:pPr>
-        <w:spacing w:after="0"/>
-      </w:pPr>
-      <w:r>
-        <w:t>{#hasPotholes}</w:t>
-      </w:r>
-    </w:p>
-    <w:p>
-      <w:pPr>
-        <w:spacing w:after="0" w:line="252" w:lineRule="auto"/>
-        <w:rPr>
-          <w:sz w:val="22"/>
-          <w:szCs w:val="22"/>
-          <w:b/>
-          <w:color w:val="130C0E"/>
-        </w:rPr>
-      </w:pPr>
-      <w:r>
-        <w:rPr>
-          <w:sz w:val="22"/>
-          <w:szCs w:val="22"/>
-          <w:b/>
-          <w:color w:val="130C0E"/>
-        </w:rPr>
-        <w:t xml:space="preserve">Potholes</w:t>
-      </w:r>
-    </w:p>
-    <w:tbl>
-      <w:tblPr>
-        <w:tblW w:w="10086" w:type="dxa"/>
-        <w:jc w:val="left"/>
-        <w:tblInd w:w="0" w:type="dxa"/>
-      </w:tblPr>
-      <w:tblGrid>
-        <w:gridCol w:w="2017"/>
-        <w:gridCol w:w="2017"/>
-        <w:gridCol w:w="2017"/>
-        <w:gridCol w:w="2017"/>
-        <w:gridCol w:w="2018"/>
-      </w:tblGrid>
-      <w:tr>
-        <w:tc>
-          <w:tcPr>
-            <w:tcW w:w="2017" w:type="dxa"/>
-            <w:tcMar>
-              <w:top w:w="40" w:type="dxa"/>
-              <w:left w:w="110" w:type="dxa"/>
-              <w:bottom w:w="40" w:type="dxa"/>
-              <w:right w:w="110" w:type="dxa"/>
-            </w:tcMar>
-            <w:vAlign w:val="center"/>
-          </w:tcPr>
-          <w:p>
-            <w:pPr>
-              <w:spacing w:before="40" w:after="20"/>
-              <w:jc w:val="center"/>
-            </w:pPr>
-            <w:r>
-              <w:t>{#potholeRows}</w:t>
-            </w:r>
-            <w:r>
-              <w:t xml:space="preserve">{%c0img}</w:t>
-            </w:r>
-          </w:p>
-          <w:p>
-            <w:pPr>
-              <w:spacing w:after="60"/>
-              <w:jc w:val="center"/>
-              <w:rPr>
-                <w:sz w:val="20"/>
-                <w:szCs w:val="20"/>
-                <w:b/>
-                <w:color w:val="130C0E"/>
-              </w:rPr>
-            </w:pPr>
-            <w:r>
-              <w:rPr>
-                <w:sz w:val="20"/>
-                <w:szCs w:val="20"/>
-                <w:b/>
-                <w:color w:val="130C0E"/>
-              </w:rPr>
-              <w:t xml:space="preserve">{c0label}</w:t>
-            </w:r>
-          </w:p>
-        </w:tc>
-        <w:tc>
-          <w:tcPr>
-            <w:tcW w:w="2017" w:type="dxa"/>
-            <w:tcMar>
-              <w:top w:w="40" w:type="dxa"/>
-              <w:left w:w="110" w:type="dxa"/>
-              <w:bottom w:w="40" w:type="dxa"/>
-              <w:right w:w="110" w:type="dxa"/>
-            </w:tcMar>
-            <w:vAlign w:val="center"/>
-          </w:tcPr>
-          <w:p>
-            <w:pPr>
-              <w:spacing w:before="40" w:after="20"/>
-              <w:jc w:val="center"/>
-            </w:pPr>
-            <w:r>
-              <w:t xml:space="preserve">{%c1img}</w:t>
-            </w:r>
-          </w:p>
-          <w:p>
-            <w:pPr>
-              <w:spacing w:after="60"/>
-              <w:jc w:val="center"/>
-              <w:rPr>
-                <w:sz w:val="20"/>
-                <w:szCs w:val="20"/>
-                <w:b/>
-                <w:color w:val="130C0E"/>
-              </w:rPr>
-            </w:pPr>
-            <w:r>
-              <w:rPr>
-                <w:sz w:val="20"/>
-                <w:szCs w:val="20"/>
-                <w:b/>
-                <w:color w:val="130C0E"/>
-              </w:rPr>
-              <w:t xml:space="preserve">{c1label}</w:t>
-            </w:r>
-          </w:p>
-        </w:tc>
-        <w:tc>
-          <w:tcPr>
-            <w:tcW w:w="2017" w:type="dxa"/>
-            <w:tcMar>
-              <w:top w:w="40" w:type="dxa"/>
-              <w:left w:w="110" w:type="dxa"/>
-              <w:bottom w:w="40" w:type="dxa"/>
-              <w:right w:w="110" w:type="dxa"/>
-            </w:tcMar>
-            <w:vAlign w:val="center"/>
-          </w:tcPr>
-          <w:p>
-            <w:pPr>
-              <w:spacing w:before="40" w:after="20"/>
-              <w:jc w:val="center"/>
-            </w:pPr>
-            <w:r>
-              <w:t xml:space="preserve">{%c2img}</w:t>
-            </w:r>
-          </w:p>
-          <w:p>
-            <w:pPr>
-              <w:spacing w:after="60"/>
-              <w:jc w:val="center"/>
-              <w:rPr>
-                <w:sz w:val="20"/>
-                <w:szCs w:val="20"/>
-                <w:b/>
-                <w:color w:val="130C0E"/>
-              </w:rPr>
-            </w:pPr>
-            <w:r>
-              <w:rPr>
-                <w:sz w:val="20"/>
-                <w:szCs w:val="20"/>
-                <w:b/>
-                <w:color w:val="130C0E"/>
-              </w:rPr>
-              <w:t xml:space="preserve">{c2label}</w:t>
-            </w:r>
-          </w:p>
-        </w:tc>
-        <w:tc>
-          <w:tcPr>
-            <w:tcW w:w="2017" w:type="dxa"/>
-            <w:tcMar>
-              <w:top w:w="40" w:type="dxa"/>
-              <w:left w:w="110" w:type="dxa"/>
-              <w:bottom w:w="40" w:type="dxa"/>
-              <w:right w:w="110" w:type="dxa"/>
-            </w:tcMar>
-            <w:vAlign w:val="center"/>
-          </w:tcPr>
-          <w:p>
-            <w:pPr>
-              <w:spacing w:before="40" w:after="20"/>
-              <w:jc w:val="center"/>
-            </w:pPr>
-            <w:r>
-              <w:t xml:space="preserve">{%c3img}</w:t>
-            </w:r>
-          </w:p>
-          <w:p>
-            <w:pPr>
-              <w:spacing w:after="60"/>
-              <w:jc w:val="center"/>
-              <w:rPr>
-                <w:sz w:val="20"/>
-                <w:szCs w:val="20"/>
-                <w:b/>
-                <w:color w:val="130C0E"/>
-              </w:rPr>
-            </w:pPr>
-            <w:r>
-              <w:rPr>
-                <w:sz w:val="20"/>
-                <w:szCs w:val="20"/>
-                <w:b/>
-                <w:color w:val="130C0E"/>
-              </w:rPr>
-              <w:t xml:space="preserve">{c3label}</w:t>
-            </w:r>
-          </w:p>
-        </w:tc>
-        <w:tc>
-          <w:tcPr>
-            <w:tcW w:w="2018" w:type="dxa"/>
-            <w:tcMar>
-              <w:top w:w="40" w:type="dxa"/>
-              <w:left w:w="110" w:type="dxa"/>
-              <w:bottom w:w="40" w:type="dxa"/>
-              <w:right w:w="110" w:type="dxa"/>
-            </w:tcMar>
-            <w:vAlign w:val="center"/>
-          </w:tcPr>
-          <w:p>
-            <w:pPr>
-              <w:spacing w:before="40" w:after="20"/>
-              <w:jc w:val="center"/>
-            </w:pPr>
-            <w:r>
-              <w:t xml:space="preserve">{%c4img}</w:t>
-            </w:r>
-          </w:p>
-          <w:p>
-            <w:pPr>
-              <w:spacing w:after="60"/>
-              <w:jc w:val="center"/>
-              <w:rPr>
-                <w:sz w:val="20"/>
-                <w:szCs w:val="20"/>
-                <w:b/>
-                <w:color w:val="130C0E"/>
-              </w:rPr>
-            </w:pPr>
-            <w:r>
-              <w:rPr>
-                <w:sz w:val="20"/>
-                <w:szCs w:val="20"/>
-                <w:b/>
-                <w:color w:val="130C0E"/>
-              </w:rPr>
-              <w:t xml:space="preserve">{c4label}</w:t>
-            </w:r>
-            <w:r>
-              <w:t>{/potholeRows}</w:t>
-            </w:r>
-          </w:p>
-        </w:tc>
-      </w:tr>
-    </w:tbl>
-    <w:p>
-      <w:pPr>
-        <w:spacing w:after="0"/>
-      </w:pPr>
-      <w:r>
-        <w:t>{/hasPotholes}</w:t>
-      </w:r>
-    </w:p>
-    <w:p>
-      <w:pPr>
-        <w:pBdr>
-          <w:left w:val="single" w:sz="36" w:space="8" w:color="FFC20E"/>
-        </w:pBdr>
-        <w:spacing w:before="220" w:after="90"/>
-        <w:rPr>
-          <w:sz w:val="26"/>
-          <w:szCs w:val="26"/>
-          <w:b/>
-          <w:color w:val="130C0E"/>
-        </w:rPr>
-      </w:pPr>
-      <w:r>
-        <w:rPr>
-          <w:sz w:val="26"/>
-          <w:szCs w:val="26"/>
-          <w:b/>
-          <w:color w:val="130C0E"/>
-        </w:rPr>
-        <w:t xml:space="preserve">Abbreviations</w:t>
-      </w:r>
-    </w:p>
-    <w:tbl>
-      <w:tblPr>
-        <w:tblW w:w="10086" w:type="dxa"/>
-        <w:jc w:val="left"/>
-        <w:tblInd w:w="0" w:type="dxa"/>
-        <w:tblBorders>
-          <w:top w:val="single" w:sz="4" w:space="0" w:color="E6E3DD"/>
-          <w:left w:val="single" w:sz="4" w:space="0" w:color="E6E3DD"/>
-          <w:bottom w:val="single" w:sz="4" w:space="0" w:color="E6E3DD"/>
-          <w:right w:val="single" w:sz="4" w:space="0" w:color="E6E3DD"/>
-          <w:insideH w:val="single" w:sz="4" w:space="0" w:color="E6E3DD"/>
-          <w:insideV w:val="single" w:sz="4" w:space="0" w:color="E6E3DD"/>
-        </w:tblBorders>
+        <w:tblLook w:val="04A0" w:firstRow="1" w:lastRow="0" w:firstColumn="1" w:lastColumn="0" w:noHBand="0" w:noVBand="1"/>
       </w:tblPr>
       <w:tblGrid>
         <w:gridCol w:w="5043"/>
@@ -3463,18 +2532,18 @@
             <w:pPr>
               <w:spacing w:after="0" w:line="252" w:lineRule="auto"/>
               <w:rPr>
-                <w:sz w:val="22"/>
-                <w:szCs w:val="22"/>
-                <w:color w:val="130C0E"/>
-              </w:rPr>
-            </w:pPr>
-            <w:r>
-              <w:rPr>
-                <w:sz w:val="22"/>
-                <w:szCs w:val="22"/>
-                <w:color w:val="130C0E"/>
-              </w:rPr>
-              <w:t xml:space="preserve">0.6d = 0.6 metres deep</w:t>
+                <w:color w:val="130C0E"/>
+                <w:sz w:val="22"/>
+                <w:szCs w:val="22"/>
+              </w:rPr>
+            </w:pPr>
+            <w:r>
+              <w:rPr>
+                <w:color w:val="130C0E"/>
+                <w:sz w:val="22"/>
+                <w:szCs w:val="22"/>
+              </w:rPr>
+              <w:t>0.6d = 0.6 metres deep</w:t>
             </w:r>
           </w:p>
         </w:tc>
@@ -3494,18 +2563,18 @@
             <w:pPr>
               <w:spacing w:after="0" w:line="252" w:lineRule="auto"/>
               <w:rPr>
-                <w:sz w:val="22"/>
-                <w:szCs w:val="22"/>
-                <w:color w:val="130C0E"/>
-              </w:rPr>
-            </w:pPr>
-            <w:r>
-              <w:rPr>
-                <w:sz w:val="22"/>
-                <w:szCs w:val="22"/>
-                <w:color w:val="130C0E"/>
-              </w:rPr>
-              <w:t xml:space="preserve">0.6 Inv = 0.6 metres to invert of pipe</w:t>
+                <w:color w:val="130C0E"/>
+                <w:sz w:val="22"/>
+                <w:szCs w:val="22"/>
+              </w:rPr>
+            </w:pPr>
+            <w:r>
+              <w:rPr>
+                <w:color w:val="130C0E"/>
+                <w:sz w:val="22"/>
+                <w:szCs w:val="22"/>
+              </w:rPr>
+              <w:t>0.6 Inv = 0.6 metres to invert of pipe</w:t>
             </w:r>
           </w:p>
         </w:tc>
@@ -3526,18 +2595,18 @@
             <w:pPr>
               <w:spacing w:after="0" w:line="252" w:lineRule="auto"/>
               <w:rPr>
-                <w:sz w:val="22"/>
-                <w:szCs w:val="22"/>
-                <w:color w:val="130C0E"/>
-              </w:rPr>
-            </w:pPr>
-            <w:r>
-              <w:rPr>
-                <w:sz w:val="22"/>
-                <w:szCs w:val="22"/>
-                <w:color w:val="130C0E"/>
-              </w:rPr>
-              <w:t xml:space="preserve">0.6 TOP = 0.6 metres to top of pipe</w:t>
+                <w:color w:val="130C0E"/>
+                <w:sz w:val="22"/>
+                <w:szCs w:val="22"/>
+              </w:rPr>
+            </w:pPr>
+            <w:r>
+              <w:rPr>
+                <w:color w:val="130C0E"/>
+                <w:sz w:val="22"/>
+                <w:szCs w:val="22"/>
+              </w:rPr>
+              <w:t>0.6 TOP = 0.6 metres to top of pipe</w:t>
             </w:r>
           </w:p>
         </w:tc>
@@ -3557,18 +2626,18 @@
             <w:pPr>
               <w:spacing w:after="0" w:line="252" w:lineRule="auto"/>
               <w:rPr>
-                <w:sz w:val="22"/>
-                <w:szCs w:val="22"/>
-                <w:color w:val="130C0E"/>
-              </w:rPr>
-            </w:pPr>
-            <w:r>
-              <w:rPr>
-                <w:sz w:val="22"/>
-                <w:szCs w:val="22"/>
-                <w:color w:val="130C0E"/>
-              </w:rPr>
-              <w:t xml:space="preserve">UTT = Unable to Trace</w:t>
+                <w:color w:val="130C0E"/>
+                <w:sz w:val="22"/>
+                <w:szCs w:val="22"/>
+              </w:rPr>
+            </w:pPr>
+            <w:r>
+              <w:rPr>
+                <w:color w:val="130C0E"/>
+                <w:sz w:val="22"/>
+                <w:szCs w:val="22"/>
+              </w:rPr>
+              <w:t>UTT = Unable to Trace</w:t>
             </w:r>
           </w:p>
         </w:tc>
@@ -3589,18 +2658,18 @@
             <w:pPr>
               <w:spacing w:after="0" w:line="252" w:lineRule="auto"/>
               <w:rPr>
-                <w:sz w:val="22"/>
-                <w:szCs w:val="22"/>
-                <w:color w:val="130C0E"/>
-              </w:rPr>
-            </w:pPr>
-            <w:r>
-              <w:rPr>
-                <w:sz w:val="22"/>
-                <w:szCs w:val="22"/>
-                <w:color w:val="130C0E"/>
-              </w:rPr>
-              <w:t xml:space="preserve">UTO = Unable to Open</w:t>
+                <w:color w:val="130C0E"/>
+                <w:sz w:val="22"/>
+                <w:szCs w:val="22"/>
+              </w:rPr>
+            </w:pPr>
+            <w:r>
+              <w:rPr>
+                <w:color w:val="130C0E"/>
+                <w:sz w:val="22"/>
+                <w:szCs w:val="22"/>
+              </w:rPr>
+              <w:t>UTO = Unable to Open</w:t>
             </w:r>
           </w:p>
         </w:tc>
@@ -3620,18 +2689,18 @@
             <w:pPr>
               <w:spacing w:after="0" w:line="252" w:lineRule="auto"/>
               <w:rPr>
-                <w:sz w:val="22"/>
-                <w:szCs w:val="22"/>
-                <w:color w:val="130C0E"/>
-              </w:rPr>
-            </w:pPr>
-            <w:r>
-              <w:rPr>
-                <w:sz w:val="22"/>
-                <w:szCs w:val="22"/>
-                <w:color w:val="130C0E"/>
-              </w:rPr>
-              <w:t xml:space="preserve">EOT = End of Trace</w:t>
+                <w:color w:val="130C0E"/>
+                <w:sz w:val="22"/>
+                <w:szCs w:val="22"/>
+              </w:rPr>
+            </w:pPr>
+            <w:r>
+              <w:rPr>
+                <w:color w:val="130C0E"/>
+                <w:sz w:val="22"/>
+                <w:szCs w:val="22"/>
+              </w:rPr>
+              <w:t>EOT = End of Trace</w:t>
             </w:r>
           </w:p>
         </w:tc>
@@ -3652,18 +2721,18 @@
             <w:pPr>
               <w:spacing w:after="0" w:line="252" w:lineRule="auto"/>
               <w:rPr>
-                <w:sz w:val="22"/>
-                <w:szCs w:val="22"/>
-                <w:color w:val="130C0E"/>
-              </w:rPr>
-            </w:pPr>
-            <w:r>
-              <w:rPr>
-                <w:sz w:val="22"/>
-                <w:szCs w:val="22"/>
-                <w:color w:val="130C0E"/>
-              </w:rPr>
-              <w:t xml:space="preserve">NDD = Non Destructive Digging</w:t>
+                <w:color w:val="130C0E"/>
+                <w:sz w:val="22"/>
+                <w:szCs w:val="22"/>
+              </w:rPr>
+            </w:pPr>
+            <w:r>
+              <w:rPr>
+                <w:color w:val="130C0E"/>
+                <w:sz w:val="22"/>
+                <w:szCs w:val="22"/>
+              </w:rPr>
+              <w:t>NDD = Non Destructive Digging</w:t>
             </w:r>
           </w:p>
         </w:tc>
@@ -3682,19 +2751,11 @@
             <w:pPr>
               <w:spacing w:after="0" w:line="252" w:lineRule="auto"/>
               <w:rPr>
-                <w:sz w:val="22"/>
-                <w:szCs w:val="22"/>
-                <w:color w:val="130C0E"/>
-              </w:rPr>
-            </w:pPr>
-            <w:r>
-              <w:rPr>
-                <w:sz w:val="22"/>
-                <w:szCs w:val="22"/>
-                <w:color w:val="130C0E"/>
-              </w:rPr>
-              <w:t xml:space="preserve"/>
-            </w:r>
+                <w:color w:val="130C0E"/>
+                <w:sz w:val="22"/>
+                <w:szCs w:val="22"/>
+              </w:rPr>
+            </w:pPr>
           </w:p>
         </w:tc>
       </w:tr>
@@ -3703,20 +2764,20 @@
       <w:pPr>
         <w:spacing w:after="0" w:line="252" w:lineRule="auto"/>
         <w:rPr>
+          <w:i/>
+          <w:color w:val="666666"/>
           <w:sz w:val="19"/>
           <w:szCs w:val="19"/>
+        </w:rPr>
+      </w:pPr>
+      <w:r>
+        <w:rPr>
           <w:i/>
           <w:color w:val="666666"/>
-        </w:rPr>
-      </w:pPr>
-      <w:r>
-        <w:rPr>
           <w:sz w:val="19"/>
           <w:szCs w:val="19"/>
-          <w:i/>
-          <w:color w:val="666666"/>
-        </w:rPr>
-        <w:t xml:space="preserve">All subsurface utilities shown in this photo report should be treated as indicative only; it is strongly recommended that all utilities are potholed prior to any works commencing.</w:t>
+        </w:rPr>
+        <w:t>All subsurface utilities shown in this photo report should be treated as indicative only; it is strongly recommended that all utilities are potholed prior to any works commencing.</w:t>
       </w:r>
     </w:p>
     <w:p>
@@ -3735,40 +2796,41 @@
         </w:pBdr>
         <w:spacing w:before="220" w:after="90"/>
         <w:rPr>
+          <w:b/>
+          <w:color w:val="130C0E"/>
           <w:sz w:val="26"/>
           <w:szCs w:val="26"/>
+        </w:rPr>
+      </w:pPr>
+      <w:r>
+        <w:rPr>
           <w:b/>
           <w:color w:val="130C0E"/>
-        </w:rPr>
-      </w:pPr>
-      <w:r>
-        <w:rPr>
           <w:sz w:val="26"/>
           <w:szCs w:val="26"/>
+        </w:rPr>
+        <w:lastRenderedPageBreak/>
+        <w:t>Service location quality</w:t>
+      </w:r>
+    </w:p>
+    <w:p>
+      <w:pPr>
+        <w:spacing w:after="0" w:line="252" w:lineRule="auto"/>
+        <w:rPr>
           <w:b/>
           <w:color w:val="130C0E"/>
-        </w:rPr>
-        <w:t xml:space="preserve">Service location quality</w:t>
-      </w:r>
-    </w:p>
-    <w:p>
-      <w:pPr>
-        <w:spacing w:after="0" w:line="252" w:lineRule="auto"/>
-        <w:rPr>
           <w:sz w:val="21"/>
           <w:szCs w:val="21"/>
+        </w:rPr>
+      </w:pPr>
+      <w:r>
+        <w:rPr>
           <w:b/>
           <w:color w:val="130C0E"/>
-        </w:rPr>
-      </w:pPr>
-      <w:r>
-        <w:rPr>
           <w:sz w:val="21"/>
           <w:szCs w:val="21"/>
-          <w:b/>
-          <w:color w:val="130C0E"/>
-        </w:rPr>
-        <w:t xml:space="preserve">(Category A) Direct Services Location</w:t>
+        </w:rPr>
+        <w:t>(Category A) Direct Services Location</w:t>
       </w:r>
     </w:p>
     <w:p>
@@ -3776,18 +2838,18 @@
         <w:spacing w:after="60" w:line="252" w:lineRule="auto"/>
         <w:ind w:left="360" w:hanging="220"/>
         <w:rPr>
+          <w:color w:val="333333"/>
           <w:sz w:val="21"/>
           <w:szCs w:val="21"/>
+        </w:rPr>
+      </w:pPr>
+      <w:r>
+        <w:rPr>
           <w:color w:val="333333"/>
-        </w:rPr>
-      </w:pPr>
-      <w:r>
-        <w:rPr>
           <w:sz w:val="21"/>
           <w:szCs w:val="21"/>
-          <w:color w:val="333333"/>
-        </w:rPr>
-        <w:t xml:space="preserve">•  Direct Service location is the highest accuracy order of service location. It refers to services which are openly visible and can be surveyed by direct measurement to the object.</w:t>
+        </w:rPr>
+        <w:t>•  Direct Service location is the highest accuracy order of service location. It refers to services which are openly visible and can be surveyed by direct measurement to the object.</w:t>
       </w:r>
     </w:p>
     <w:p>
@@ -3795,38 +2857,38 @@
         <w:spacing w:after="60" w:line="252" w:lineRule="auto"/>
         <w:ind w:left="360" w:hanging="220"/>
         <w:rPr>
+          <w:color w:val="333333"/>
           <w:sz w:val="21"/>
           <w:szCs w:val="21"/>
+        </w:rPr>
+      </w:pPr>
+      <w:r>
+        <w:rPr>
           <w:color w:val="333333"/>
-        </w:rPr>
-      </w:pPr>
-      <w:r>
-        <w:rPr>
           <w:sz w:val="21"/>
           <w:szCs w:val="21"/>
-          <w:color w:val="333333"/>
-        </w:rPr>
-        <w:t xml:space="preserve">•  Examples include: exposed pipes, open cable trenches and exposed drainage where invert/obvert measurement is possible.</w:t>
+        </w:rPr>
+        <w:t>•  Examples include: exposed pipes, open cable trenches and exposed drainage where invert/obvert measurement is possible.</w:t>
       </w:r>
     </w:p>
     <w:p>
       <w:pPr>
         <w:spacing w:after="0" w:line="252" w:lineRule="auto"/>
         <w:rPr>
+          <w:b/>
+          <w:color w:val="130C0E"/>
           <w:sz w:val="21"/>
           <w:szCs w:val="21"/>
+        </w:rPr>
+      </w:pPr>
+      <w:r>
+        <w:rPr>
           <w:b/>
           <w:color w:val="130C0E"/>
-        </w:rPr>
-      </w:pPr>
-      <w:r>
-        <w:rPr>
           <w:sz w:val="21"/>
           <w:szCs w:val="21"/>
-          <w:b/>
-          <w:color w:val="130C0E"/>
-        </w:rPr>
-        <w:t xml:space="preserve">(Category B) Active Services Location</w:t>
+        </w:rPr>
+        <w:t>(Category B) Active Services Location</w:t>
       </w:r>
     </w:p>
     <w:p>
@@ -3834,18 +2896,18 @@
         <w:spacing w:after="60" w:line="252" w:lineRule="auto"/>
         <w:ind w:left="360" w:hanging="220"/>
         <w:rPr>
+          <w:color w:val="333333"/>
           <w:sz w:val="21"/>
           <w:szCs w:val="21"/>
+        </w:rPr>
+      </w:pPr>
+      <w:r>
+        <w:rPr>
           <w:color w:val="333333"/>
-        </w:rPr>
-      </w:pPr>
-      <w:r>
-        <w:rPr>
           <w:sz w:val="21"/>
           <w:szCs w:val="21"/>
-          <w:color w:val="333333"/>
-        </w:rPr>
-        <w:t xml:space="preserve">•  Active Services are to be located using Location methods whereby services are traced using an electromagnetic signal emitted from the transmitter and received by the service detection device.</w:t>
+        </w:rPr>
+        <w:t>•  Active Services are to be located using Location methods whereby services are traced using an electromagnetic signal emitted from the transmitter and received by the service detection device.</w:t>
       </w:r>
     </w:p>
     <w:p>
@@ -3853,18 +2915,18 @@
         <w:spacing w:after="60" w:line="252" w:lineRule="auto"/>
         <w:ind w:left="360" w:hanging="220"/>
         <w:rPr>
+          <w:color w:val="333333"/>
           <w:sz w:val="21"/>
           <w:szCs w:val="21"/>
+        </w:rPr>
+      </w:pPr>
+      <w:r>
+        <w:rPr>
           <w:color w:val="333333"/>
-        </w:rPr>
-      </w:pPr>
-      <w:r>
-        <w:rPr>
           <w:sz w:val="21"/>
           <w:szCs w:val="21"/>
-          <w:color w:val="333333"/>
-        </w:rPr>
-        <w:t xml:space="preserve">•  Examples of Active Location methods include using a Direct Connection or Induction Clamp. Readings are required to be marked on the ground surface.</w:t>
+        </w:rPr>
+        <w:t>•  Examples of Active Location methods include using a Direct Connection or Induction Clamp. Readings are required to be marked on the ground surface.</w:t>
       </w:r>
     </w:p>
     <w:p>
@@ -3872,38 +2934,38 @@
         <w:spacing w:after="60" w:line="252" w:lineRule="auto"/>
         <w:ind w:left="360" w:hanging="220"/>
         <w:rPr>
+          <w:color w:val="333333"/>
           <w:sz w:val="21"/>
           <w:szCs w:val="21"/>
+        </w:rPr>
+      </w:pPr>
+      <w:r>
+        <w:rPr>
           <w:color w:val="333333"/>
-        </w:rPr>
-      </w:pPr>
-      <w:r>
-        <w:rPr>
           <w:sz w:val="21"/>
           <w:szCs w:val="21"/>
-          <w:color w:val="333333"/>
-        </w:rPr>
-        <w:t xml:space="preserve">•  Active Location methods are suitable for metal conduits, cables that are welded, soldered, or braided together or where a tracing wire/cathodic protection is present. This method is mandatory for rail services.</w:t>
+        </w:rPr>
+        <w:t>•  Active Location methods are suitable for metal conduits, cables that are welded, soldered, or braided together or where a tracing wire/cathodic protection is present. This method is mandatory for rail services.</w:t>
       </w:r>
     </w:p>
     <w:p>
       <w:pPr>
         <w:spacing w:after="0" w:line="252" w:lineRule="auto"/>
         <w:rPr>
+          <w:b/>
+          <w:color w:val="130C0E"/>
           <w:sz w:val="21"/>
           <w:szCs w:val="21"/>
+        </w:rPr>
+      </w:pPr>
+      <w:r>
+        <w:rPr>
           <w:b/>
           <w:color w:val="130C0E"/>
-        </w:rPr>
-      </w:pPr>
-      <w:r>
-        <w:rPr>
           <w:sz w:val="21"/>
           <w:szCs w:val="21"/>
-          <w:b/>
-          <w:color w:val="130C0E"/>
-        </w:rPr>
-        <w:t xml:space="preserve">(Category C) Passive Services Location</w:t>
+        </w:rPr>
+        <w:t>(Category C) Passive Services Location</w:t>
       </w:r>
     </w:p>
     <w:p>
@@ -3911,18 +2973,18 @@
         <w:spacing w:after="60" w:line="252" w:lineRule="auto"/>
         <w:ind w:left="360" w:hanging="220"/>
         <w:rPr>
+          <w:color w:val="333333"/>
           <w:sz w:val="21"/>
           <w:szCs w:val="21"/>
+        </w:rPr>
+      </w:pPr>
+      <w:r>
+        <w:rPr>
           <w:color w:val="333333"/>
-        </w:rPr>
-      </w:pPr>
-      <w:r>
-        <w:rPr>
           <w:sz w:val="21"/>
           <w:szCs w:val="21"/>
-          <w:color w:val="333333"/>
-        </w:rPr>
-        <w:t xml:space="preserve">•  Passive Services Location uses passive methods which do not involve the use of an electromagnetic signal, transponders, or sondes. In this class the service detection device is used as a standalone.</w:t>
+        </w:rPr>
+        <w:t>•  Passive Services Location uses passive methods which do not involve the use of an electromagnetic signal, transponders, or sondes. In this class the service detection device is used as a standalone.</w:t>
       </w:r>
     </w:p>
     <w:p>
@@ -3930,38 +2992,38 @@
         <w:spacing w:after="60" w:line="252" w:lineRule="auto"/>
         <w:ind w:left="360" w:hanging="220"/>
         <w:rPr>
+          <w:color w:val="333333"/>
           <w:sz w:val="21"/>
           <w:szCs w:val="21"/>
+        </w:rPr>
+      </w:pPr>
+      <w:r>
+        <w:rPr>
           <w:color w:val="333333"/>
-        </w:rPr>
-      </w:pPr>
-      <w:r>
-        <w:rPr>
           <w:sz w:val="21"/>
           <w:szCs w:val="21"/>
-          <w:color w:val="333333"/>
-        </w:rPr>
-        <w:t xml:space="preserve">•  Examples of Passive Service Location capture include radiolocation or GPR. These methods are commonly used for materials such as cast iron or steel pipes where active induction is not possible. Readings are required to be marked on the ground surface.</w:t>
+        </w:rPr>
+        <w:t>•  Examples of Passive Service Location capture include radiolocation or GPR. These methods are commonly used for materials such as cast iron or steel pipes where active induction is not possible. Readings are required to be marked on the ground surface.</w:t>
       </w:r>
     </w:p>
     <w:p>
       <w:pPr>
         <w:spacing w:after="0" w:line="252" w:lineRule="auto"/>
         <w:rPr>
+          <w:b/>
+          <w:color w:val="130C0E"/>
           <w:sz w:val="21"/>
           <w:szCs w:val="21"/>
+        </w:rPr>
+      </w:pPr>
+      <w:r>
+        <w:rPr>
           <w:b/>
           <w:color w:val="130C0E"/>
-        </w:rPr>
-      </w:pPr>
-      <w:r>
-        <w:rPr>
           <w:sz w:val="21"/>
           <w:szCs w:val="21"/>
-          <w:b/>
-          <w:color w:val="130C0E"/>
-        </w:rPr>
-        <w:t xml:space="preserve">(Category D) Unverified Services Location</w:t>
+        </w:rPr>
+        <w:t>(Category D) Unverified Services Location</w:t>
       </w:r>
     </w:p>
     <w:p>
@@ -3969,18 +3031,18 @@
         <w:spacing w:after="60" w:line="252" w:lineRule="auto"/>
         <w:ind w:left="360" w:hanging="220"/>
         <w:rPr>
+          <w:color w:val="333333"/>
           <w:sz w:val="21"/>
           <w:szCs w:val="21"/>
+        </w:rPr>
+      </w:pPr>
+      <w:r>
+        <w:rPr>
           <w:color w:val="333333"/>
-        </w:rPr>
-      </w:pPr>
-      <w:r>
-        <w:rPr>
           <w:sz w:val="21"/>
           <w:szCs w:val="21"/>
-          <w:color w:val="333333"/>
-        </w:rPr>
-        <w:t xml:space="preserve">•  Unverified Services are services that have been located without confirmation by any of the above-mentioned methods. Unverified Services can include service locations approximated from DBYD plans or by joining top stones. The resulting services will be determined as unverified services.</w:t>
+        </w:rPr>
+        <w:t>•  Unverified Services are services that have been located without confirmation by any of the above-mentioned methods. Unverified Services can include service locations approximated from DBYD plans or by joining top stones. The resulting services will be determined as unverified services.</w:t>
       </w:r>
     </w:p>
     <w:p>
@@ -3988,18 +3050,18 @@
         <w:spacing w:after="60" w:line="252" w:lineRule="auto"/>
         <w:ind w:left="360" w:hanging="220"/>
         <w:rPr>
+          <w:color w:val="333333"/>
           <w:sz w:val="21"/>
           <w:szCs w:val="21"/>
+        </w:rPr>
+      </w:pPr>
+      <w:r>
+        <w:rPr>
           <w:color w:val="333333"/>
-        </w:rPr>
-      </w:pPr>
-      <w:r>
-        <w:rPr>
           <w:sz w:val="21"/>
           <w:szCs w:val="21"/>
-          <w:color w:val="333333"/>
-        </w:rPr>
-        <w:t xml:space="preserve">•  Unverified location methods are commonly used for materials such as plastic poly tubing, clay, concrete, or uninsulated/rubber jointed cast iron pipes where other methods are not possible.</w:t>
+        </w:rPr>
+        <w:t>•  Unverified location methods are commonly used for materials such as plastic poly tubing, clay, concrete, or uninsulated/rubber jointed cast iron pipes where other methods are not possible.</w:t>
       </w:r>
     </w:p>
     <w:p>
@@ -4009,58 +3071,58 @@
         </w:pBdr>
         <w:spacing w:before="220" w:after="90"/>
         <w:rPr>
+          <w:b/>
+          <w:color w:val="130C0E"/>
           <w:sz w:val="26"/>
           <w:szCs w:val="26"/>
+        </w:rPr>
+      </w:pPr>
+      <w:r>
+        <w:rPr>
           <w:b/>
           <w:color w:val="130C0E"/>
-        </w:rPr>
-      </w:pPr>
-      <w:r>
-        <w:rPr>
           <w:sz w:val="26"/>
           <w:szCs w:val="26"/>
-          <w:b/>
-          <w:color w:val="130C0E"/>
-        </w:rPr>
-        <w:t xml:space="preserve">Terms and conditions</w:t>
+        </w:rPr>
+        <w:t>Terms and conditions</w:t>
       </w:r>
     </w:p>
     <w:p>
       <w:pPr>
         <w:spacing w:after="0" w:line="252" w:lineRule="auto"/>
         <w:rPr>
+          <w:color w:val="130C0E"/>
           <w:sz w:val="22"/>
           <w:szCs w:val="22"/>
-          <w:color w:val="130C0E"/>
-        </w:rPr>
-      </w:pPr>
-      <w:r>
-        <w:rPr>
+        </w:rPr>
+      </w:pPr>
+      <w:r>
+        <w:rPr>
+          <w:color w:val="130C0E"/>
           <w:sz w:val="22"/>
           <w:szCs w:val="22"/>
-          <w:color w:val="130C0E"/>
-        </w:rPr>
-        <w:t xml:space="preserve">Engineering Surveys accepts no responsibility for damage occurring to Underground services, other than as a direct result of its negligence. All Engineering Surveys employees undertake regular Training and compliance with industry standards.</w:t>
+        </w:rPr>
+        <w:t>Engineering Surveys accepts no responsibility for damage occurring to Underground services, other than as a direct result of its negligence. All Engineering Surveys employees undertake regular Training and compliance with industry standards.</w:t>
       </w:r>
     </w:p>
     <w:p>
       <w:pPr>
         <w:spacing w:after="0" w:line="252" w:lineRule="auto"/>
         <w:rPr>
+          <w:b/>
+          <w:color w:val="130C0E"/>
           <w:sz w:val="22"/>
           <w:szCs w:val="22"/>
+        </w:rPr>
+      </w:pPr>
+      <w:r>
+        <w:rPr>
           <w:b/>
           <w:color w:val="130C0E"/>
-        </w:rPr>
-      </w:pPr>
-      <w:r>
-        <w:rPr>
           <w:sz w:val="22"/>
           <w:szCs w:val="22"/>
-          <w:b/>
-          <w:color w:val="130C0E"/>
-        </w:rPr>
-        <w:t xml:space="preserve">Engineering Surveys will not accept responsibility for damage under the following:</w:t>
+        </w:rPr>
+        <w:t>Engineering Surveys will not accept responsibility for damage under the following:</w:t>
       </w:r>
     </w:p>
     <w:p>
@@ -4068,18 +3130,18 @@
         <w:spacing w:after="60" w:line="252" w:lineRule="auto"/>
         <w:ind w:left="360" w:hanging="220"/>
         <w:rPr>
+          <w:color w:val="333333"/>
           <w:sz w:val="21"/>
           <w:szCs w:val="21"/>
+        </w:rPr>
+      </w:pPr>
+      <w:r>
+        <w:rPr>
           <w:color w:val="333333"/>
-        </w:rPr>
-      </w:pPr>
-      <w:r>
-        <w:rPr>
           <w:sz w:val="21"/>
           <w:szCs w:val="21"/>
-          <w:color w:val="333333"/>
-        </w:rPr>
-        <w:t xml:space="preserve">•  Damage to any services outside the area designated by the client, as is the entire area in which work will be carried out, and/or</w:t>
+        </w:rPr>
+        <w:t>•  Damage to any services outside the area designated by the client, as is the entire area in which work will be carried out, and/or</w:t>
       </w:r>
     </w:p>
     <w:p>
@@ -4087,18 +3149,18 @@
         <w:spacing w:after="60" w:line="252" w:lineRule="auto"/>
         <w:ind w:left="360" w:hanging="220"/>
         <w:rPr>
+          <w:color w:val="333333"/>
           <w:sz w:val="21"/>
           <w:szCs w:val="21"/>
+        </w:rPr>
+      </w:pPr>
+      <w:r>
+        <w:rPr>
           <w:color w:val="333333"/>
-        </w:rPr>
-      </w:pPr>
-      <w:r>
-        <w:rPr>
           <w:sz w:val="21"/>
           <w:szCs w:val="21"/>
-          <w:color w:val="333333"/>
-        </w:rPr>
-        <w:t xml:space="preserve">•  Damage to any service which has not been indicated, or incorrectly indicated on plans obtained through dial before you dig, or from any other source, and/or</w:t>
+        </w:rPr>
+        <w:t>•  Damage to any service which has not been indicated, or incorrectly indicated on plans obtained through dial before you dig, or from any other source, and/or</w:t>
       </w:r>
     </w:p>
     <w:p>
@@ -4106,18 +3168,18 @@
         <w:spacing w:after="60" w:line="252" w:lineRule="auto"/>
         <w:ind w:left="360" w:hanging="220"/>
         <w:rPr>
+          <w:color w:val="333333"/>
           <w:sz w:val="21"/>
           <w:szCs w:val="21"/>
+        </w:rPr>
+      </w:pPr>
+      <w:r>
+        <w:rPr>
           <w:color w:val="333333"/>
-        </w:rPr>
-      </w:pPr>
-      <w:r>
-        <w:rPr>
           <w:sz w:val="21"/>
           <w:szCs w:val="21"/>
-          <w:color w:val="333333"/>
-        </w:rPr>
-        <w:t xml:space="preserve">•  Where the spray marker is no longer visible/legible, and/or</w:t>
+        </w:rPr>
+        <w:t>•  Where the spray marker is no longer visible/legible, and/or</w:t>
       </w:r>
     </w:p>
     <w:p>
@@ -4125,18 +3187,18 @@
         <w:spacing w:after="60" w:line="252" w:lineRule="auto"/>
         <w:ind w:left="360" w:hanging="220"/>
         <w:rPr>
+          <w:color w:val="333333"/>
           <w:sz w:val="21"/>
           <w:szCs w:val="21"/>
+        </w:rPr>
+      </w:pPr>
+      <w:r>
+        <w:rPr>
           <w:color w:val="333333"/>
-        </w:rPr>
-      </w:pPr>
-      <w:r>
-        <w:rPr>
           <w:sz w:val="21"/>
           <w:szCs w:val="21"/>
-          <w:color w:val="333333"/>
-        </w:rPr>
-        <w:t xml:space="preserve">•  Failure by the client to physically expose (by non-destructive potholing methods) any marked services to confirm alignment and depth. Refer to affected asset owners ‘Duty of care’ for safe approach distance requirements, and/or</w:t>
+        </w:rPr>
+        <w:t>•  Failure by the client to physically expose (by non-destructive potholing methods) any marked services to confirm alignment and depth. Refer to affected asset owners ‘Duty of care’ for safe approach distance requirements, and/or</w:t>
       </w:r>
     </w:p>
     <w:p>
@@ -4144,18 +3206,18 @@
         <w:spacing w:after="60" w:line="252" w:lineRule="auto"/>
         <w:ind w:left="360" w:hanging="220"/>
         <w:rPr>
+          <w:color w:val="333333"/>
           <w:sz w:val="21"/>
           <w:szCs w:val="21"/>
+        </w:rPr>
+      </w:pPr>
+      <w:r>
+        <w:rPr>
           <w:color w:val="333333"/>
-        </w:rPr>
-      </w:pPr>
-      <w:r>
-        <w:rPr>
           <w:sz w:val="21"/>
           <w:szCs w:val="21"/>
-          <w:color w:val="333333"/>
-        </w:rPr>
-        <w:t xml:space="preserve">•  Non-conductive services are not detectable with equipment currently available. No responsibility is taken for any damage incurred to any non-conductive services (i.e. poly, pvc, concrete, and earthenware etc.), and/or</w:t>
+        </w:rPr>
+        <w:t>•  Non-conductive services are not detectable with equipment currently available. No responsibility is taken for any damage incurred to any non-conductive services (i.e. poly, pvc, concrete, and earthenware etc.), and/or</w:t>
       </w:r>
     </w:p>
     <w:p>
@@ -4163,18 +3225,18 @@
         <w:spacing w:after="60" w:line="252" w:lineRule="auto"/>
         <w:ind w:left="360" w:hanging="220"/>
         <w:rPr>
+          <w:color w:val="333333"/>
           <w:sz w:val="21"/>
           <w:szCs w:val="21"/>
+        </w:rPr>
+      </w:pPr>
+      <w:r>
+        <w:rPr>
           <w:color w:val="333333"/>
-        </w:rPr>
-      </w:pPr>
-      <w:r>
-        <w:rPr>
           <w:sz w:val="21"/>
           <w:szCs w:val="21"/>
-          <w:color w:val="333333"/>
-        </w:rPr>
-        <w:t xml:space="preserve">•  Where no visible signs or reasonable access to a conductive service is known, and/or</w:t>
+        </w:rPr>
+        <w:t>•  Where no visible signs or reasonable access to a conductive service is known, and/or</w:t>
       </w:r>
     </w:p>
     <w:p>
@@ -4182,18 +3244,18 @@
         <w:spacing w:after="60" w:line="252" w:lineRule="auto"/>
         <w:ind w:left="360" w:hanging="220"/>
         <w:rPr>
+          <w:color w:val="333333"/>
           <w:sz w:val="21"/>
           <w:szCs w:val="21"/>
+        </w:rPr>
+      </w:pPr>
+      <w:r>
+        <w:rPr>
           <w:color w:val="333333"/>
-        </w:rPr>
-      </w:pPr>
-      <w:r>
-        <w:rPr>
           <w:sz w:val="21"/>
           <w:szCs w:val="21"/>
-          <w:color w:val="333333"/>
-        </w:rPr>
-        <w:t xml:space="preserve">•  If conductive continuity is not maintained through the service being located.</w:t>
+        </w:rPr>
+        <w:t>•  If conductive continuity is not maintained through the service being located.</w:t>
       </w:r>
     </w:p>
     <w:p>
@@ -4201,18 +3263,18 @@
         <w:spacing w:after="60" w:line="252" w:lineRule="auto"/>
         <w:ind w:left="360" w:hanging="220"/>
         <w:rPr>
+          <w:color w:val="333333"/>
           <w:sz w:val="21"/>
           <w:szCs w:val="21"/>
+        </w:rPr>
+      </w:pPr>
+      <w:r>
+        <w:rPr>
           <w:color w:val="333333"/>
-        </w:rPr>
-      </w:pPr>
-      <w:r>
-        <w:rPr>
           <w:sz w:val="21"/>
           <w:szCs w:val="21"/>
-          <w:color w:val="333333"/>
-        </w:rPr>
-        <w:t xml:space="preserve">•  Engineering Surveys accepts no responsibility for damage to services that have not been verified by ‘potholing’. In the event of damage to services:</w:t>
+        </w:rPr>
+        <w:t>•  Engineering Surveys accepts no responsibility for damage to services that have not been verified by ‘potholing’. In the event of damage to services:</w:t>
       </w:r>
     </w:p>
     <w:p>
@@ -4220,18 +3282,19 @@
         <w:spacing w:after="60" w:line="252" w:lineRule="auto"/>
         <w:ind w:left="360" w:hanging="220"/>
         <w:rPr>
+          <w:color w:val="333333"/>
           <w:sz w:val="21"/>
           <w:szCs w:val="21"/>
+        </w:rPr>
+      </w:pPr>
+      <w:r>
+        <w:rPr>
           <w:color w:val="333333"/>
-        </w:rPr>
-      </w:pPr>
-      <w:r>
-        <w:rPr>
           <w:sz w:val="21"/>
           <w:szCs w:val="21"/>
-          <w:color w:val="333333"/>
-        </w:rPr>
-        <w:t xml:space="preserve">•  All damage must be reported to Engineering Surveys prior to any repairs occurring, and/or further earthworks being conducted.</w:t>
+        </w:rPr>
+        <w:lastRenderedPageBreak/>
+        <w:t>•  All damage must be reported to Engineering Surveys prior to any repairs occurring, and/or further earthworks being conducted.</w:t>
       </w:r>
     </w:p>
     <w:p>
@@ -4239,18 +3302,18 @@
         <w:spacing w:after="60" w:line="252" w:lineRule="auto"/>
         <w:ind w:left="360" w:hanging="220"/>
         <w:rPr>
+          <w:color w:val="333333"/>
           <w:sz w:val="21"/>
           <w:szCs w:val="21"/>
+        </w:rPr>
+      </w:pPr>
+      <w:r>
+        <w:rPr>
           <w:color w:val="333333"/>
-        </w:rPr>
-      </w:pPr>
-      <w:r>
-        <w:rPr>
           <w:sz w:val="21"/>
           <w:szCs w:val="21"/>
-          <w:color w:val="333333"/>
-        </w:rPr>
-        <w:t xml:space="preserve">•  An Engineering Surveys representative is to carry out site inspection within a reasonable time period that will not delay necessary repair work.</w:t>
+        </w:rPr>
+        <w:t>•  An Engineering Surveys representative is to carry out site inspection within a reasonable time period that will not delay necessary repair work.</w:t>
       </w:r>
     </w:p>
     <w:p>
@@ -4260,20 +3323,20 @@
         </w:pBdr>
         <w:spacing w:before="220" w:after="90"/>
         <w:rPr>
+          <w:b/>
+          <w:color w:val="130C0E"/>
           <w:sz w:val="26"/>
           <w:szCs w:val="26"/>
+        </w:rPr>
+      </w:pPr>
+      <w:r>
+        <w:rPr>
           <w:b/>
           <w:color w:val="130C0E"/>
-        </w:rPr>
-      </w:pPr>
-      <w:r>
-        <w:rPr>
           <w:sz w:val="26"/>
           <w:szCs w:val="26"/>
-          <w:b/>
-          <w:color w:val="130C0E"/>
-        </w:rPr>
-        <w:t xml:space="preserve">Sign-off</w:t>
+        </w:rPr>
+        <w:t>Sign-off</w:t>
       </w:r>
     </w:p>
     <w:p>
@@ -4285,63 +3348,52 @@
       </w:pPr>
       <w:r>
         <w:rPr>
+          <w:b/>
+          <w:color w:val="130C0E"/>
           <w:sz w:val="24"/>
-          <w:szCs w:val="24"/>
+        </w:rPr>
+        <w:t xml:space="preserve">UTILITY LOCATOR : </w:t>
+      </w:r>
+      <w:r>
+        <w:rPr>
+          <w:color w:val="130C0E"/>
+          <w:sz w:val="24"/>
+        </w:rPr>
+        <w:t>{signLocator}</w:t>
+      </w:r>
+      <w:r>
+        <w:tab/>
+      </w:r>
+      <w:r>
+        <w:rPr>
           <w:b/>
           <w:color w:val="130C0E"/>
-        </w:rPr>
-        <w:t xml:space="preserve">UTILITY LOCATOR : </w:t>
-      </w:r>
-      <w:r>
-        <w:rPr>
           <w:sz w:val="24"/>
-          <w:szCs w:val="24"/>
-          <w:color w:val="130C0E"/>
-        </w:rPr>
-        <w:t xml:space="preserve">{signLocator}</w:t>
-      </w:r>
-      <w:r>
-        <w:tab/>
-      </w:r>
-      <w:r>
-        <w:rPr>
+        </w:rPr>
+        <w:t xml:space="preserve">DATE : </w:t>
+      </w:r>
+      <w:r>
+        <w:rPr>
+          <w:color w:val="130C0E"/>
           <w:sz w:val="24"/>
-          <w:szCs w:val="24"/>
+        </w:rPr>
+        <w:t>{signDate}</w:t>
+      </w:r>
+    </w:p>
+    <w:p>
+      <w:pPr>
+        <w:spacing w:before="160" w:after="0"/>
+      </w:pPr>
+      <w:r>
+        <w:rPr>
           <w:b/>
           <w:color w:val="130C0E"/>
-        </w:rPr>
-        <w:t xml:space="preserve">DATE : </w:t>
-      </w:r>
-      <w:r>
-        <w:rPr>
           <w:sz w:val="24"/>
-          <w:szCs w:val="24"/>
-          <w:color w:val="130C0E"/>
-        </w:rPr>
-        <w:t xml:space="preserve">{signDate}</w:t>
-      </w:r>
-    </w:p>
-    <w:p>
-      <w:pPr>
-        <w:spacing w:before="160" w:after="0"/>
-      </w:pPr>
-      <w:r>
-        <w:rPr>
-          <w:sz w:val="24"/>
-          <w:szCs w:val="24"/>
-          <w:b/>
-          <w:color w:val="130C0E"/>
         </w:rPr>
         <w:t xml:space="preserve">SIGNATURE : </w:t>
       </w:r>
       <w:r>
-        <w:t>{#hasSign}</w:t>
-      </w:r>
-      <w:r>
-        <w:t xml:space="preserve">{%signImage}</w:t>
-      </w:r>
-      <w:r>
-        <w:t>{/hasSign}</w:t>
+        <w:t>{#hasSign}{%signImage}{/hasSign}</w:t>
       </w:r>
     </w:p>
     <w:sectPr>
@@ -4351,7 +3403,6 @@
       <w:pgSz w:w="11900" w:h="16820"/>
       <w:pgMar w:top="2240" w:right="907" w:bottom="799" w:left="907" w:header="709" w:footer="709" w:gutter="0"/>
       <w:cols w:space="708"/>
-      <w:titlePg/>
       <w:docGrid w:linePitch="360"/>
     </w:sectPr>
   </w:body>
@@ -4359,7 +3410,7 @@
 </file>
 
 <file path=word/endnotes.xml><?xml version="1.0" encoding="utf-8"?>
-<w:endnotes xmlns:wpc="http://schemas.microsoft.com/office/word/2010/wordprocessingCanvas" xmlns:cx="http://schemas.microsoft.com/office/drawing/2014/chartex" xmlns:cx1="http://schemas.microsoft.com/office/drawing/2015/9/8/chartex" xmlns:cx2="http://schemas.microsoft.com/office/drawing/2015/10/21/chartex" xmlns:cx3="http://schemas.microsoft.com/office/drawing/2016/5/9/chartex" xmlns:cx4="http://schemas.microsoft.com/office/drawing/2016/5/10/chartex" xmlns:cx5="http://schemas.microsoft.com/office/drawing/2016/5/11/chartex" xmlns:cx6="http://schemas.microsoft.com/office/drawing/2016/5/12/chartex" xmlns:cx7="http://schemas.microsoft.com/office/drawing/2016/5/13/chartex" xmlns:cx8="http://schemas.microsoft.com/office/drawing/2016/5/14/chartex" xmlns:mc="http://schemas.openxmlformats.org/markup-compatibility/2006" xmlns:aink="http://schemas.microsoft.com/office/drawing/2016/ink" xmlns:am3d="http://schemas.microsoft.com/office/drawing/2017/model3d" xmlns:o="urn:schemas-microsoft-com:office:office" xmlns:oel="http://schemas.microsoft.com/office/2019/extlst" xmlns:r="http://schemas.openxmlformats.org/officeDocument/2006/relationships" xmlns:m="http://schemas.openxmlformats.org/officeDocument/2006/math" xmlns:v="urn:schemas-microsoft-com:vml" xmlns:wp14="http://schemas.microsoft.com/office/word/2010/wordprocessingDrawing" xmlns:wp="http://schemas.openxmlformats.org/drawingml/2006/wordprocessingDrawing" xmlns:w10="urn:schemas-microsoft-com:office:word" xmlns:w="http://schemas.openxmlformats.org/wordprocessingml/2006/main" xmlns:w14="http://schemas.microsoft.com/office/word/2010/wordml" xmlns:w15="http://schemas.microsoft.com/office/word/2012/wordml" xmlns:w16cex="http://schemas.microsoft.com/office/word/2018/wordml/cex" xmlns:w16cid="http://schemas.microsoft.com/office/word/2016/wordml/cid" xmlns:w16="http://schemas.microsoft.com/office/word/2018/wordml" xmlns:w16sdtdh="http://schemas.microsoft.com/office/word/2020/wordml/sdtdatahash" xmlns:w16se="http://schemas.microsoft.com/office/word/2015/wordml/symex" xmlns:wpg="http://schemas.microsoft.com/office/word/2010/wordprocessingGroup" xmlns:wpi="http://schemas.microsoft.com/office/word/2010/wordprocessingInk" xmlns:wne="http://schemas.microsoft.com/office/word/2006/wordml" xmlns:wps="http://schemas.microsoft.com/office/word/2010/wordprocessingShape" mc:Ignorable="w14 w15 w16se w16cid w16 w16cex w16sdtdh wp14">
+<w:endnotes xmlns:wpc="http://schemas.microsoft.com/office/word/2010/wordprocessingCanvas" xmlns:cx="http://schemas.microsoft.com/office/drawing/2014/chartex" xmlns:cx1="http://schemas.microsoft.com/office/drawing/2015/9/8/chartex" xmlns:cx2="http://schemas.microsoft.com/office/drawing/2015/10/21/chartex" xmlns:cx3="http://schemas.microsoft.com/office/drawing/2016/5/9/chartex" xmlns:cx4="http://schemas.microsoft.com/office/drawing/2016/5/10/chartex" xmlns:cx5="http://schemas.microsoft.com/office/drawing/2016/5/11/chartex" xmlns:cx6="http://schemas.microsoft.com/office/drawing/2016/5/12/chartex" xmlns:cx7="http://schemas.microsoft.com/office/drawing/2016/5/13/chartex" xmlns:cx8="http://schemas.microsoft.com/office/drawing/2016/5/14/chartex" xmlns:mc="http://schemas.openxmlformats.org/markup-compatibility/2006" xmlns:aink="http://schemas.microsoft.com/office/drawing/2016/ink" xmlns:am3d="http://schemas.microsoft.com/office/drawing/2017/model3d" xmlns:o="urn:schemas-microsoft-com:office:office" xmlns:oel="http://schemas.microsoft.com/office/2019/extlst" xmlns:r="http://schemas.openxmlformats.org/officeDocument/2006/relationships" xmlns:m="http://schemas.openxmlformats.org/officeDocument/2006/math" xmlns:v="urn:schemas-microsoft-com:vml" xmlns:wp14="http://schemas.microsoft.com/office/word/2010/wordprocessingDrawing" xmlns:wp="http://schemas.openxmlformats.org/drawingml/2006/wordprocessingDrawing" xmlns:w10="urn:schemas-microsoft-com:office:word" xmlns:w="http://schemas.openxmlformats.org/wordprocessingml/2006/main" xmlns:w14="http://schemas.microsoft.com/office/word/2010/wordml" xmlns:w15="http://schemas.microsoft.com/office/word/2012/wordml" xmlns:w16cex="http://schemas.microsoft.com/office/word/2018/wordml/cex" xmlns:w16cid="http://schemas.microsoft.com/office/word/2016/wordml/cid" xmlns:w16="http://schemas.microsoft.com/office/word/2018/wordml" xmlns:w16du="http://schemas.microsoft.com/office/word/2023/wordml/word16du" xmlns:w16sdtdh="http://schemas.microsoft.com/office/word/2020/wordml/sdtdatahash" xmlns:w16sdtfl="http://schemas.microsoft.com/office/word/2024/wordml/sdtformatlock" xmlns:w16se="http://schemas.microsoft.com/office/word/2015/wordml/symex" xmlns:wpg="http://schemas.microsoft.com/office/word/2010/wordprocessingGroup" xmlns:wpi="http://schemas.microsoft.com/office/word/2010/wordprocessingInk" xmlns:wne="http://schemas.microsoft.com/office/word/2006/wordml" xmlns:wps="http://schemas.microsoft.com/office/word/2010/wordprocessingShape" mc:Ignorable="w14 w15 w16se w16cid w16 w16cex w16sdtdh w16sdtfl w16du wp14">
   <w:endnote w:type="separator" w:id="-1">
     <w:p>
       <w:r>
@@ -4378,7 +3429,7 @@
 </file>
 
 <file path=word/footer1.xml><?xml version="1.0" encoding="utf-8"?>
-<w:ftr xmlns:wpc="http://schemas.microsoft.com/office/word/2010/wordprocessingCanvas" xmlns:cx="http://schemas.microsoft.com/office/drawing/2014/chartex" xmlns:cx1="http://schemas.microsoft.com/office/drawing/2015/9/8/chartex" xmlns:cx2="http://schemas.microsoft.com/office/drawing/2015/10/21/chartex" xmlns:cx3="http://schemas.microsoft.com/office/drawing/2016/5/9/chartex" xmlns:cx4="http://schemas.microsoft.com/office/drawing/2016/5/10/chartex" xmlns:cx5="http://schemas.microsoft.com/office/drawing/2016/5/11/chartex" xmlns:cx6="http://schemas.microsoft.com/office/drawing/2016/5/12/chartex" xmlns:cx7="http://schemas.microsoft.com/office/drawing/2016/5/13/chartex" xmlns:cx8="http://schemas.microsoft.com/office/drawing/2016/5/14/chartex" xmlns:mc="http://schemas.openxmlformats.org/markup-compatibility/2006" xmlns:aink="http://schemas.microsoft.com/office/drawing/2016/ink" xmlns:am3d="http://schemas.microsoft.com/office/drawing/2017/model3d" xmlns:o="urn:schemas-microsoft-com:office:office" xmlns:oel="http://schemas.microsoft.com/office/2019/extlst" xmlns:r="http://schemas.openxmlformats.org/officeDocument/2006/relationships" xmlns:m="http://schemas.openxmlformats.org/officeDocument/2006/math" xmlns:v="urn:schemas-microsoft-com:vml" xmlns:wp14="http://schemas.microsoft.com/office/word/2010/wordprocessingDrawing" xmlns:wp="http://schemas.openxmlformats.org/drawingml/2006/wordprocessingDrawing" xmlns:w10="urn:schemas-microsoft-com:office:word" xmlns:w="http://schemas.openxmlformats.org/wordprocessingml/2006/main" xmlns:w14="http://schemas.microsoft.com/office/word/2010/wordml" xmlns:w15="http://schemas.microsoft.com/office/word/2012/wordml" xmlns:w16cex="http://schemas.microsoft.com/office/word/2018/wordml/cex" xmlns:w16cid="http://schemas.microsoft.com/office/word/2016/wordml/cid" xmlns:w16="http://schemas.microsoft.com/office/word/2018/wordml" xmlns:w16sdtdh="http://schemas.microsoft.com/office/word/2020/wordml/sdtdatahash" xmlns:w16se="http://schemas.microsoft.com/office/word/2015/wordml/symex" xmlns:wpg="http://schemas.microsoft.com/office/word/2010/wordprocessingGroup" xmlns:wpi="http://schemas.microsoft.com/office/word/2010/wordprocessingInk" xmlns:wne="http://schemas.microsoft.com/office/word/2006/wordml" xmlns:wps="http://schemas.microsoft.com/office/word/2010/wordprocessingShape" mc:Ignorable="w14 w15 w16se w16cid w16 w16cex w16sdtdh wp14">
+<w:ftr xmlns:wpc="http://schemas.microsoft.com/office/word/2010/wordprocessingCanvas" xmlns:cx="http://schemas.microsoft.com/office/drawing/2014/chartex" xmlns:cx1="http://schemas.microsoft.com/office/drawing/2015/9/8/chartex" xmlns:cx2="http://schemas.microsoft.com/office/drawing/2015/10/21/chartex" xmlns:cx3="http://schemas.microsoft.com/office/drawing/2016/5/9/chartex" xmlns:cx4="http://schemas.microsoft.com/office/drawing/2016/5/10/chartex" xmlns:cx5="http://schemas.microsoft.com/office/drawing/2016/5/11/chartex" xmlns:cx6="http://schemas.microsoft.com/office/drawing/2016/5/12/chartex" xmlns:cx7="http://schemas.microsoft.com/office/drawing/2016/5/13/chartex" xmlns:cx8="http://schemas.microsoft.com/office/drawing/2016/5/14/chartex" xmlns:mc="http://schemas.openxmlformats.org/markup-compatibility/2006" xmlns:aink="http://schemas.microsoft.com/office/drawing/2016/ink" xmlns:am3d="http://schemas.microsoft.com/office/drawing/2017/model3d" xmlns:o="urn:schemas-microsoft-com:office:office" xmlns:oel="http://schemas.microsoft.com/office/2019/extlst" xmlns:r="http://schemas.openxmlformats.org/officeDocument/2006/relationships" xmlns:m="http://schemas.openxmlformats.org/officeDocument/2006/math" xmlns:v="urn:schemas-microsoft-com:vml" xmlns:wp14="http://schemas.microsoft.com/office/word/2010/wordprocessingDrawing" xmlns:wp="http://schemas.openxmlformats.org/drawingml/2006/wordprocessingDrawing" xmlns:w10="urn:schemas-microsoft-com:office:word" xmlns:w="http://schemas.openxmlformats.org/wordprocessingml/2006/main" xmlns:w14="http://schemas.microsoft.com/office/word/2010/wordml" xmlns:w15="http://schemas.microsoft.com/office/word/2012/wordml" xmlns:w16cex="http://schemas.microsoft.com/office/word/2018/wordml/cex" xmlns:w16cid="http://schemas.microsoft.com/office/word/2016/wordml/cid" xmlns:w16="http://schemas.microsoft.com/office/word/2018/wordml" xmlns:w16du="http://schemas.microsoft.com/office/word/2023/wordml/word16du" xmlns:w16sdtdh="http://schemas.microsoft.com/office/word/2020/wordml/sdtdatahash" xmlns:w16sdtfl="http://schemas.microsoft.com/office/word/2024/wordml/sdtformatlock" xmlns:w16se="http://schemas.microsoft.com/office/word/2015/wordml/symex" xmlns:wpg="http://schemas.microsoft.com/office/word/2010/wordprocessingGroup" xmlns:wpi="http://schemas.microsoft.com/office/word/2010/wordprocessingInk" xmlns:wne="http://schemas.microsoft.com/office/word/2006/wordml" xmlns:wps="http://schemas.microsoft.com/office/word/2010/wordprocessingShape" mc:Ignorable="w14 w15 w16se w16cid w16 w16cex w16sdtdh w16sdtfl w16du wp14">
   <w:p>
     <w:pPr>
       <w:pStyle w:val="Footer"/>
@@ -4399,7 +3450,7 @@
           <wp:extent cx="7560000" cy="406800"/>
           <wp:effectExtent l="0" t="0" r="0" b="0"/>
           <wp:wrapNone/>
-          <wp:docPr id="8" name="Picture 8"/>
+          <wp:docPr id="1468198548" name="Picture 1468198548"/>
           <wp:cNvGraphicFramePr>
             <a:graphicFrameLocks xmlns:a="http://schemas.openxmlformats.org/drawingml/2006/main" noChangeAspect="1"/>
           </wp:cNvGraphicFramePr>
@@ -4448,7 +3499,7 @@
 </file>
 
 <file path=word/footnotes.xml><?xml version="1.0" encoding="utf-8"?>
-<w:footnotes xmlns:wpc="http://schemas.microsoft.com/office/word/2010/wordprocessingCanvas" xmlns:cx="http://schemas.microsoft.com/office/drawing/2014/chartex" xmlns:cx1="http://schemas.microsoft.com/office/drawing/2015/9/8/chartex" xmlns:cx2="http://schemas.microsoft.com/office/drawing/2015/10/21/chartex" xmlns:cx3="http://schemas.microsoft.com/office/drawing/2016/5/9/chartex" xmlns:cx4="http://schemas.microsoft.com/office/drawing/2016/5/10/chartex" xmlns:cx5="http://schemas.microsoft.com/office/drawing/2016/5/11/chartex" xmlns:cx6="http://schemas.microsoft.com/office/drawing/2016/5/12/chartex" xmlns:cx7="http://schemas.microsoft.com/office/drawing/2016/5/13/chartex" xmlns:cx8="http://schemas.microsoft.com/office/drawing/2016/5/14/chartex" xmlns:mc="http://schemas.openxmlformats.org/markup-compatibility/2006" xmlns:aink="http://schemas.microsoft.com/office/drawing/2016/ink" xmlns:am3d="http://schemas.microsoft.com/office/drawing/2017/model3d" xmlns:o="urn:schemas-microsoft-com:office:office" xmlns:oel="http://schemas.microsoft.com/office/2019/extlst" xmlns:r="http://schemas.openxmlformats.org/officeDocument/2006/relationships" xmlns:m="http://schemas.openxmlformats.org/officeDocument/2006/math" xmlns:v="urn:schemas-microsoft-com:vml" xmlns:wp14="http://schemas.microsoft.com/office/word/2010/wordprocessingDrawing" xmlns:wp="http://schemas.openxmlformats.org/drawingml/2006/wordprocessingDrawing" xmlns:w10="urn:schemas-microsoft-com:office:word" xmlns:w="http://schemas.openxmlformats.org/wordprocessingml/2006/main" xmlns:w14="http://schemas.microsoft.com/office/word/2010/wordml" xmlns:w15="http://schemas.microsoft.com/office/word/2012/wordml" xmlns:w16cex="http://schemas.microsoft.com/office/word/2018/wordml/cex" xmlns:w16cid="http://schemas.microsoft.com/office/word/2016/wordml/cid" xmlns:w16="http://schemas.microsoft.com/office/word/2018/wordml" xmlns:w16sdtdh="http://schemas.microsoft.com/office/word/2020/wordml/sdtdatahash" xmlns:w16se="http://schemas.microsoft.com/office/word/2015/wordml/symex" xmlns:wpg="http://schemas.microsoft.com/office/word/2010/wordprocessingGroup" xmlns:wpi="http://schemas.microsoft.com/office/word/2010/wordprocessingInk" xmlns:wne="http://schemas.microsoft.com/office/word/2006/wordml" xmlns:wps="http://schemas.microsoft.com/office/word/2010/wordprocessingShape" mc:Ignorable="w14 w15 w16se w16cid w16 w16cex w16sdtdh wp14">
+<w:footnotes xmlns:wpc="http://schemas.microsoft.com/office/word/2010/wordprocessingCanvas" xmlns:cx="http://schemas.microsoft.com/office/drawing/2014/chartex" xmlns:cx1="http://schemas.microsoft.com/office/drawing/2015/9/8/chartex" xmlns:cx2="http://schemas.microsoft.com/office/drawing/2015/10/21/chartex" xmlns:cx3="http://schemas.microsoft.com/office/drawing/2016/5/9/chartex" xmlns:cx4="http://schemas.microsoft.com/office/drawing/2016/5/10/chartex" xmlns:cx5="http://schemas.microsoft.com/office/drawing/2016/5/11/chartex" xmlns:cx6="http://schemas.microsoft.com/office/drawing/2016/5/12/chartex" xmlns:cx7="http://schemas.microsoft.com/office/drawing/2016/5/13/chartex" xmlns:cx8="http://schemas.microsoft.com/office/drawing/2016/5/14/chartex" xmlns:mc="http://schemas.openxmlformats.org/markup-compatibility/2006" xmlns:aink="http://schemas.microsoft.com/office/drawing/2016/ink" xmlns:am3d="http://schemas.microsoft.com/office/drawing/2017/model3d" xmlns:o="urn:schemas-microsoft-com:office:office" xmlns:oel="http://schemas.microsoft.com/office/2019/extlst" xmlns:r="http://schemas.openxmlformats.org/officeDocument/2006/relationships" xmlns:m="http://schemas.openxmlformats.org/officeDocument/2006/math" xmlns:v="urn:schemas-microsoft-com:vml" xmlns:wp14="http://schemas.microsoft.com/office/word/2010/wordprocessingDrawing" xmlns:wp="http://schemas.openxmlformats.org/drawingml/2006/wordprocessingDrawing" xmlns:w10="urn:schemas-microsoft-com:office:word" xmlns:w="http://schemas.openxmlformats.org/wordprocessingml/2006/main" xmlns:w14="http://schemas.microsoft.com/office/word/2010/wordml" xmlns:w15="http://schemas.microsoft.com/office/word/2012/wordml" xmlns:w16cex="http://schemas.microsoft.com/office/word/2018/wordml/cex" xmlns:w16cid="http://schemas.microsoft.com/office/word/2016/wordml/cid" xmlns:w16="http://schemas.microsoft.com/office/word/2018/wordml" xmlns:w16du="http://schemas.microsoft.com/office/word/2023/wordml/word16du" xmlns:w16sdtdh="http://schemas.microsoft.com/office/word/2020/wordml/sdtdatahash" xmlns:w16sdtfl="http://schemas.microsoft.com/office/word/2024/wordml/sdtformatlock" xmlns:w16se="http://schemas.microsoft.com/office/word/2015/wordml/symex" xmlns:wpg="http://schemas.microsoft.com/office/word/2010/wordprocessingGroup" xmlns:wpi="http://schemas.microsoft.com/office/word/2010/wordprocessingInk" xmlns:wne="http://schemas.microsoft.com/office/word/2006/wordml" xmlns:wps="http://schemas.microsoft.com/office/word/2010/wordprocessingShape" mc:Ignorable="w14 w15 w16se w16cid w16 w16cex w16sdtdh w16sdtfl w16du wp14">
   <w:footnote w:type="separator" w:id="-1">
     <w:p>
       <w:r>
@@ -4467,7 +3518,7 @@
 </file>
 
 <file path=word/header1.xml><?xml version="1.0" encoding="utf-8"?>
-<w:hdr xmlns:wpc="http://schemas.microsoft.com/office/word/2010/wordprocessingCanvas" xmlns:cx="http://schemas.microsoft.com/office/drawing/2014/chartex" xmlns:cx1="http://schemas.microsoft.com/office/drawing/2015/9/8/chartex" xmlns:cx2="http://schemas.microsoft.com/office/drawing/2015/10/21/chartex" xmlns:cx3="http://schemas.microsoft.com/office/drawing/2016/5/9/chartex" xmlns:cx4="http://schemas.microsoft.com/office/drawing/2016/5/10/chartex" xmlns:cx5="http://schemas.microsoft.com/office/drawing/2016/5/11/chartex" xmlns:cx6="http://schemas.microsoft.com/office/drawing/2016/5/12/chartex" xmlns:cx7="http://schemas.microsoft.com/office/drawing/2016/5/13/chartex" xmlns:cx8="http://schemas.microsoft.com/office/drawing/2016/5/14/chartex" xmlns:mc="http://schemas.openxmlformats.org/markup-compatibility/2006" xmlns:aink="http://schemas.microsoft.com/office/drawing/2016/ink" xmlns:am3d="http://schemas.microsoft.com/office/drawing/2017/model3d" xmlns:o="urn:schemas-microsoft-com:office:office" xmlns:oel="http://schemas.microsoft.com/office/2019/extlst" xmlns:r="http://schemas.openxmlformats.org/officeDocument/2006/relationships" xmlns:m="http://schemas.openxmlformats.org/officeDocument/2006/math" xmlns:v="urn:schemas-microsoft-com:vml" xmlns:wp14="http://schemas.microsoft.com/office/word/2010/wordprocessingDrawing" xmlns:wp="http://schemas.openxmlformats.org/drawingml/2006/wordprocessingDrawing" xmlns:w10="urn:schemas-microsoft-com:office:word" xmlns:w="http://schemas.openxmlformats.org/wordprocessingml/2006/main" xmlns:w14="http://schemas.microsoft.com/office/word/2010/wordml" xmlns:w15="http://schemas.microsoft.com/office/word/2012/wordml" xmlns:w16cex="http://schemas.microsoft.com/office/word/2018/wordml/cex" xmlns:w16cid="http://schemas.microsoft.com/office/word/2016/wordml/cid" xmlns:w16="http://schemas.microsoft.com/office/word/2018/wordml" xmlns:w16sdtdh="http://schemas.microsoft.com/office/word/2020/wordml/sdtdatahash" xmlns:w16se="http://schemas.microsoft.com/office/word/2015/wordml/symex" xmlns:wpg="http://schemas.microsoft.com/office/word/2010/wordprocessingGroup" xmlns:wpi="http://schemas.microsoft.com/office/word/2010/wordprocessingInk" xmlns:wne="http://schemas.microsoft.com/office/word/2006/wordml" xmlns:wps="http://schemas.microsoft.com/office/word/2010/wordprocessingShape" mc:Ignorable="w14 w15 w16se w16cid w16 w16cex w16sdtdh wp14">
+<w:hdr xmlns:wpc="http://schemas.microsoft.com/office/word/2010/wordprocessingCanvas" xmlns:cx="http://schemas.microsoft.com/office/drawing/2014/chartex" xmlns:cx1="http://schemas.microsoft.com/office/drawing/2015/9/8/chartex" xmlns:cx2="http://schemas.microsoft.com/office/drawing/2015/10/21/chartex" xmlns:cx3="http://schemas.microsoft.com/office/drawing/2016/5/9/chartex" xmlns:cx4="http://schemas.microsoft.com/office/drawing/2016/5/10/chartex" xmlns:cx5="http://schemas.microsoft.com/office/drawing/2016/5/11/chartex" xmlns:cx6="http://schemas.microsoft.com/office/drawing/2016/5/12/chartex" xmlns:cx7="http://schemas.microsoft.com/office/drawing/2016/5/13/chartex" xmlns:cx8="http://schemas.microsoft.com/office/drawing/2016/5/14/chartex" xmlns:mc="http://schemas.openxmlformats.org/markup-compatibility/2006" xmlns:aink="http://schemas.microsoft.com/office/drawing/2016/ink" xmlns:am3d="http://schemas.microsoft.com/office/drawing/2017/model3d" xmlns:o="urn:schemas-microsoft-com:office:office" xmlns:oel="http://schemas.microsoft.com/office/2019/extlst" xmlns:r="http://schemas.openxmlformats.org/officeDocument/2006/relationships" xmlns:m="http://schemas.openxmlformats.org/officeDocument/2006/math" xmlns:v="urn:schemas-microsoft-com:vml" xmlns:wp14="http://schemas.microsoft.com/office/word/2010/wordprocessingDrawing" xmlns:wp="http://schemas.openxmlformats.org/drawingml/2006/wordprocessingDrawing" xmlns:w10="urn:schemas-microsoft-com:office:word" xmlns:w="http://schemas.openxmlformats.org/wordprocessingml/2006/main" xmlns:w14="http://schemas.microsoft.com/office/word/2010/wordml" xmlns:w15="http://schemas.microsoft.com/office/word/2012/wordml" xmlns:w16cex="http://schemas.microsoft.com/office/word/2018/wordml/cex" xmlns:w16cid="http://schemas.microsoft.com/office/word/2016/wordml/cid" xmlns:w16="http://schemas.microsoft.com/office/word/2018/wordml" xmlns:w16du="http://schemas.microsoft.com/office/word/2023/wordml/word16du" xmlns:w16sdtdh="http://schemas.microsoft.com/office/word/2020/wordml/sdtdatahash" xmlns:w16sdtfl="http://schemas.microsoft.com/office/word/2024/wordml/sdtformatlock" xmlns:w16se="http://schemas.microsoft.com/office/word/2015/wordml/symex" xmlns:wpg="http://schemas.microsoft.com/office/word/2010/wordprocessingGroup" xmlns:wpi="http://schemas.microsoft.com/office/word/2010/wordprocessingInk" xmlns:wne="http://schemas.microsoft.com/office/word/2006/wordml" xmlns:wps="http://schemas.microsoft.com/office/word/2010/wordprocessingShape" mc:Ignorable="w14 w15 w16se w16cid w16 w16cex w16sdtdh w16sdtfl w16du wp14">
   <w:p>
     <w:pPr>
       <w:pStyle w:val="Header"/>
@@ -4477,18 +3528,18 @@
         <w:noProof/>
       </w:rPr>
       <w:drawing>
-        <wp:anchor distT="0" distB="0" distL="114300" distR="114300" simplePos="0" relativeHeight="251662336" behindDoc="0" locked="0" layoutInCell="1" allowOverlap="0" wp14:anchorId="7D842AD1" wp14:editId="213B24DA">
+        <wp:anchor distT="0" distB="0" distL="114300" distR="114300" simplePos="0" relativeHeight="251664384" behindDoc="0" locked="0" layoutInCell="1" allowOverlap="0" wp14:anchorId="187800BF" wp14:editId="45ABA4C6">
           <wp:simplePos x="0" y="0"/>
           <wp:positionH relativeFrom="page">
-            <wp:posOffset>0</wp:posOffset>
+            <wp:posOffset>8054</wp:posOffset>
           </wp:positionH>
           <wp:positionV relativeFrom="page">
-            <wp:posOffset>0</wp:posOffset>
+            <wp:posOffset>45253</wp:posOffset>
           </wp:positionV>
-          <wp:extent cx="7560000" cy="406800"/>
+          <wp:extent cx="7560000" cy="1270800"/>
           <wp:effectExtent l="0" t="0" r="0" b="0"/>
           <wp:wrapTopAndBottom/>
-          <wp:docPr id="6" name="Picture 6"/>
+          <wp:docPr id="1719258806" name="Picture 1719258806"/>
           <wp:cNvGraphicFramePr>
             <a:graphicFrameLocks xmlns:a="http://schemas.openxmlformats.org/drawingml/2006/main" noChangeAspect="1"/>
           </wp:cNvGraphicFramePr>
@@ -4496,7 +3547,7 @@
             <a:graphicData uri="http://schemas.openxmlformats.org/drawingml/2006/picture">
               <pic:pic xmlns:pic="http://schemas.openxmlformats.org/drawingml/2006/picture">
                 <pic:nvPicPr>
-                  <pic:cNvPr id="6" name="Picture 6"/>
+                  <pic:cNvPr id="7" name="Picture 7"/>
                   <pic:cNvPicPr/>
                 </pic:nvPicPr>
                 <pic:blipFill>
@@ -4514,7 +3565,7 @@
                 <pic:spPr>
                   <a:xfrm>
                     <a:off x="0" y="0"/>
-                    <a:ext cx="7560000" cy="406800"/>
+                    <a:ext cx="7560000" cy="1270800"/>
                   </a:xfrm>
                   <a:prstGeom prst="rect">
                     <a:avLst/>
@@ -4537,7 +3588,7 @@
 </file>
 
 <file path=word/header2.xml><?xml version="1.0" encoding="utf-8"?>
-<w:hdr xmlns:wpc="http://schemas.microsoft.com/office/word/2010/wordprocessingCanvas" xmlns:cx="http://schemas.microsoft.com/office/drawing/2014/chartex" xmlns:cx1="http://schemas.microsoft.com/office/drawing/2015/9/8/chartex" xmlns:cx2="http://schemas.microsoft.com/office/drawing/2015/10/21/chartex" xmlns:cx3="http://schemas.microsoft.com/office/drawing/2016/5/9/chartex" xmlns:cx4="http://schemas.microsoft.com/office/drawing/2016/5/10/chartex" xmlns:cx5="http://schemas.microsoft.com/office/drawing/2016/5/11/chartex" xmlns:cx6="http://schemas.microsoft.com/office/drawing/2016/5/12/chartex" xmlns:cx7="http://schemas.microsoft.com/office/drawing/2016/5/13/chartex" xmlns:cx8="http://schemas.microsoft.com/office/drawing/2016/5/14/chartex" xmlns:mc="http://schemas.openxmlformats.org/markup-compatibility/2006" xmlns:aink="http://schemas.microsoft.com/office/drawing/2016/ink" xmlns:am3d="http://schemas.microsoft.com/office/drawing/2017/model3d" xmlns:o="urn:schemas-microsoft-com:office:office" xmlns:oel="http://schemas.microsoft.com/office/2019/extlst" xmlns:r="http://schemas.openxmlformats.org/officeDocument/2006/relationships" xmlns:m="http://schemas.openxmlformats.org/officeDocument/2006/math" xmlns:v="urn:schemas-microsoft-com:vml" xmlns:wp14="http://schemas.microsoft.com/office/word/2010/wordprocessingDrawing" xmlns:wp="http://schemas.openxmlformats.org/drawingml/2006/wordprocessingDrawing" xmlns:w10="urn:schemas-microsoft-com:office:word" xmlns:w="http://schemas.openxmlformats.org/wordprocessingml/2006/main" xmlns:w14="http://schemas.microsoft.com/office/word/2010/wordml" xmlns:w15="http://schemas.microsoft.com/office/word/2012/wordml" xmlns:w16cex="http://schemas.microsoft.com/office/word/2018/wordml/cex" xmlns:w16cid="http://schemas.microsoft.com/office/word/2016/wordml/cid" xmlns:w16="http://schemas.microsoft.com/office/word/2018/wordml" xmlns:w16sdtdh="http://schemas.microsoft.com/office/word/2020/wordml/sdtdatahash" xmlns:w16se="http://schemas.microsoft.com/office/word/2015/wordml/symex" xmlns:wpg="http://schemas.microsoft.com/office/word/2010/wordprocessingGroup" xmlns:wpi="http://schemas.microsoft.com/office/word/2010/wordprocessingInk" xmlns:wne="http://schemas.microsoft.com/office/word/2006/wordml" xmlns:wps="http://schemas.microsoft.com/office/word/2010/wordprocessingShape" mc:Ignorable="w14 w15 w16se w16cid w16 w16cex w16sdtdh wp14">
+<w:hdr xmlns:wpc="http://schemas.microsoft.com/office/word/2010/wordprocessingCanvas" xmlns:cx="http://schemas.microsoft.com/office/drawing/2014/chartex" xmlns:cx1="http://schemas.microsoft.com/office/drawing/2015/9/8/chartex" xmlns:cx2="http://schemas.microsoft.com/office/drawing/2015/10/21/chartex" xmlns:cx3="http://schemas.microsoft.com/office/drawing/2016/5/9/chartex" xmlns:cx4="http://schemas.microsoft.com/office/drawing/2016/5/10/chartex" xmlns:cx5="http://schemas.microsoft.com/office/drawing/2016/5/11/chartex" xmlns:cx6="http://schemas.microsoft.com/office/drawing/2016/5/12/chartex" xmlns:cx7="http://schemas.microsoft.com/office/drawing/2016/5/13/chartex" xmlns:cx8="http://schemas.microsoft.com/office/drawing/2016/5/14/chartex" xmlns:mc="http://schemas.openxmlformats.org/markup-compatibility/2006" xmlns:aink="http://schemas.microsoft.com/office/drawing/2016/ink" xmlns:am3d="http://schemas.microsoft.com/office/drawing/2017/model3d" xmlns:o="urn:schemas-microsoft-com:office:office" xmlns:oel="http://schemas.microsoft.com/office/2019/extlst" xmlns:r="http://schemas.openxmlformats.org/officeDocument/2006/relationships" xmlns:m="http://schemas.openxmlformats.org/officeDocument/2006/math" xmlns:v="urn:schemas-microsoft-com:vml" xmlns:wp14="http://schemas.microsoft.com/office/word/2010/wordprocessingDrawing" xmlns:wp="http://schemas.openxmlformats.org/drawingml/2006/wordprocessingDrawing" xmlns:w10="urn:schemas-microsoft-com:office:word" xmlns:w="http://schemas.openxmlformats.org/wordprocessingml/2006/main" xmlns:w14="http://schemas.microsoft.com/office/word/2010/wordml" xmlns:w15="http://schemas.microsoft.com/office/word/2012/wordml" xmlns:w16cex="http://schemas.microsoft.com/office/word/2018/wordml/cex" xmlns:w16cid="http://schemas.microsoft.com/office/word/2016/wordml/cid" xmlns:w16="http://schemas.microsoft.com/office/word/2018/wordml" xmlns:w16du="http://schemas.microsoft.com/office/word/2023/wordml/word16du" xmlns:w16sdtdh="http://schemas.microsoft.com/office/word/2020/wordml/sdtdatahash" xmlns:w16sdtfl="http://schemas.microsoft.com/office/word/2024/wordml/sdtformatlock" xmlns:w16se="http://schemas.microsoft.com/office/word/2015/wordml/symex" xmlns:wpg="http://schemas.microsoft.com/office/word/2010/wordprocessingGroup" xmlns:wpi="http://schemas.microsoft.com/office/word/2010/wordprocessingInk" xmlns:wne="http://schemas.microsoft.com/office/word/2006/wordml" xmlns:wps="http://schemas.microsoft.com/office/word/2010/wordprocessingShape" mc:Ignorable="w14 w15 w16se w16cid w16 w16cex w16sdtdh w16sdtfl w16du wp14">
   <w:p>
     <w:pPr>
       <w:pStyle w:val="Header"/>
@@ -4558,7 +3609,7 @@
           <wp:extent cx="7560000" cy="1270800"/>
           <wp:effectExtent l="0" t="0" r="0" b="0"/>
           <wp:wrapTopAndBottom/>
-          <wp:docPr id="7" name="Picture 7"/>
+          <wp:docPr id="92322758" name="Picture 92322758"/>
           <wp:cNvGraphicFramePr>
             <a:graphicFrameLocks xmlns:a="http://schemas.openxmlformats.org/drawingml/2006/main" noChangeAspect="1"/>
           </wp:cNvGraphicFramePr>
@@ -4607,7 +3658,7 @@
 </file>
 
 <file path=word/styles.xml><?xml version="1.0" encoding="utf-8"?>
-<w:styles xmlns:mc="http://schemas.openxmlformats.org/markup-compatibility/2006" xmlns:r="http://schemas.openxmlformats.org/officeDocument/2006/relationships" xmlns:w="http://schemas.openxmlformats.org/wordprocessingml/2006/main" xmlns:w14="http://schemas.microsoft.com/office/word/2010/wordml" xmlns:w15="http://schemas.microsoft.com/office/word/2012/wordml" xmlns:w16cex="http://schemas.microsoft.com/office/word/2018/wordml/cex" xmlns:w16cid="http://schemas.microsoft.com/office/word/2016/wordml/cid" xmlns:w16="http://schemas.microsoft.com/office/word/2018/wordml" xmlns:w16sdtdh="http://schemas.microsoft.com/office/word/2020/wordml/sdtdatahash" xmlns:w16se="http://schemas.microsoft.com/office/word/2015/wordml/symex" mc:Ignorable="w14 w15 w16se w16cid w16 w16cex w16sdtdh">
+<w:styles xmlns:mc="http://schemas.openxmlformats.org/markup-compatibility/2006" xmlns:r="http://schemas.openxmlformats.org/officeDocument/2006/relationships" xmlns:w="http://schemas.openxmlformats.org/wordprocessingml/2006/main" xmlns:w14="http://schemas.microsoft.com/office/word/2010/wordml" xmlns:w15="http://schemas.microsoft.com/office/word/2012/wordml" xmlns:w16cex="http://schemas.microsoft.com/office/word/2018/wordml/cex" xmlns:w16cid="http://schemas.microsoft.com/office/word/2016/wordml/cid" xmlns:w16="http://schemas.microsoft.com/office/word/2018/wordml" xmlns:w16du="http://schemas.microsoft.com/office/word/2023/wordml/word16du" xmlns:w16sdtdh="http://schemas.microsoft.com/office/word/2020/wordml/sdtdatahash" xmlns:w16sdtfl="http://schemas.microsoft.com/office/word/2024/wordml/sdtformatlock" xmlns:w16se="http://schemas.microsoft.com/office/word/2015/wordml/symex" mc:Ignorable="w14 w15 w16se w16cid w16 w16cex w16sdtdh w16sdtfl w16du">
   <w:docDefaults>
     <w:rPrDefault>
       <w:rPr>

--- a/public/templates/photo-report.docx
+++ b/public/templates/photo-report.docx
@@ -3392,8 +3392,23 @@
         </w:rPr>
         <w:t xml:space="preserve">SIGNATURE : </w:t>
       </w:r>
-      <w:r>
-        <w:t>{#hasSign}{%signImage}{/hasSign}</w:t>
+    </w:p>
+    <w:p>
+      <w:r>
+        <w:t>{#hasSign}</w:t>
+      </w:r>
+    </w:p>
+    <w:p>
+      <w:pPr>
+        <w:spacing w:before="40"/>
+      </w:pPr>
+      <w:r>
+        <w:t xml:space="preserve">{%signImage}</w:t>
+      </w:r>
+    </w:p>
+    <w:p>
+      <w:r>
+        <w:t>{/hasSign}</w:t>
       </w:r>
     </w:p>
     <w:sectPr>

--- a/public/templates/photo-report.docx
+++ b/public/templates/photo-report.docx
@@ -1,6 +1,6 @@
 
 <file path=word/document.xml><?xml version="1.0" encoding="utf-8"?>
-<w:document xmlns:wpc="http://schemas.microsoft.com/office/word/2010/wordprocessingCanvas" xmlns:cx="http://schemas.microsoft.com/office/drawing/2014/chartex" xmlns:cx1="http://schemas.microsoft.com/office/drawing/2015/9/8/chartex" xmlns:cx2="http://schemas.microsoft.com/office/drawing/2015/10/21/chartex" xmlns:cx3="http://schemas.microsoft.com/office/drawing/2016/5/9/chartex" xmlns:cx4="http://schemas.microsoft.com/office/drawing/2016/5/10/chartex" xmlns:cx5="http://schemas.microsoft.com/office/drawing/2016/5/11/chartex" xmlns:cx6="http://schemas.microsoft.com/office/drawing/2016/5/12/chartex" xmlns:cx7="http://schemas.microsoft.com/office/drawing/2016/5/13/chartex" xmlns:cx8="http://schemas.microsoft.com/office/drawing/2016/5/14/chartex" xmlns:mc="http://schemas.openxmlformats.org/markup-compatibility/2006" xmlns:aink="http://schemas.microsoft.com/office/drawing/2016/ink" xmlns:am3d="http://schemas.microsoft.com/office/drawing/2017/model3d" xmlns:o="urn:schemas-microsoft-com:office:office" xmlns:oel="http://schemas.microsoft.com/office/2019/extlst" xmlns:r="http://schemas.openxmlformats.org/officeDocument/2006/relationships" xmlns:m="http://schemas.openxmlformats.org/officeDocument/2006/math" xmlns:v="urn:schemas-microsoft-com:vml" xmlns:wp14="http://schemas.microsoft.com/office/word/2010/wordprocessingDrawing" xmlns:wp="http://schemas.openxmlformats.org/drawingml/2006/wordprocessingDrawing" xmlns:w10="urn:schemas-microsoft-com:office:word" xmlns:w="http://schemas.openxmlformats.org/wordprocessingml/2006/main" xmlns:w14="http://schemas.microsoft.com/office/word/2010/wordml" xmlns:w15="http://schemas.microsoft.com/office/word/2012/wordml" xmlns:w16cex="http://schemas.microsoft.com/office/word/2018/wordml/cex" xmlns:w16cid="http://schemas.microsoft.com/office/word/2016/wordml/cid" xmlns:w16="http://schemas.microsoft.com/office/word/2018/wordml" xmlns:w16du="http://schemas.microsoft.com/office/word/2023/wordml/word16du" xmlns:w16sdtdh="http://schemas.microsoft.com/office/word/2020/wordml/sdtdatahash" xmlns:w16sdtfl="http://schemas.microsoft.com/office/word/2024/wordml/sdtformatlock" xmlns:w16se="http://schemas.microsoft.com/office/word/2015/wordml/symex" xmlns:wpg="http://schemas.microsoft.com/office/word/2010/wordprocessingGroup" xmlns:wpi="http://schemas.microsoft.com/office/word/2010/wordprocessingInk" xmlns:wne="http://schemas.microsoft.com/office/word/2006/wordml" xmlns:wps="http://schemas.microsoft.com/office/word/2010/wordprocessingShape" mc:Ignorable="w14 w15 w16se w16cid w16 w16cex w16sdtdh w16sdtfl w16du wp14">
+<w:document xmlns:wpc="http://schemas.microsoft.com/office/word/2010/wordprocessingCanvas" xmlns:cx="http://schemas.microsoft.com/office/drawing/2014/chartex" xmlns:cx1="http://schemas.microsoft.com/office/drawing/2015/9/8/chartex" xmlns:cx2="http://schemas.microsoft.com/office/drawing/2015/10/21/chartex" xmlns:cx3="http://schemas.microsoft.com/office/drawing/2016/5/9/chartex" xmlns:cx4="http://schemas.microsoft.com/office/drawing/2016/5/10/chartex" xmlns:cx5="http://schemas.microsoft.com/office/drawing/2016/5/11/chartex" xmlns:cx6="http://schemas.microsoft.com/office/drawing/2016/5/12/chartex" xmlns:cx7="http://schemas.microsoft.com/office/drawing/2016/5/13/chartex" xmlns:cx8="http://schemas.microsoft.com/office/drawing/2016/5/14/chartex" xmlns:mc="http://schemas.openxmlformats.org/markup-compatibility/2006" xmlns:aink="http://schemas.microsoft.com/office/drawing/2016/ink" xmlns:am3d="http://schemas.microsoft.com/office/drawing/2017/model3d" xmlns:o="urn:schemas-microsoft-com:office:office" xmlns:oel="http://schemas.microsoft.com/office/2019/extlst" xmlns:r="http://schemas.openxmlformats.org/officeDocument/2006/relationships" xmlns:m="http://schemas.openxmlformats.org/officeDocument/2006/math" xmlns:v="urn:schemas-microsoft-com:vml" xmlns:wp14="http://schemas.microsoft.com/office/word/2010/wordprocessingDrawing" xmlns:wp="http://schemas.openxmlformats.org/drawingml/2006/wordprocessingDrawing" xmlns:w10="urn:schemas-microsoft-com:office:word" xmlns:w="http://schemas.openxmlformats.org/wordprocessingml/2006/main" xmlns:w14="http://schemas.microsoft.com/office/word/2010/wordml" xmlns:w15="http://schemas.microsoft.com/office/word/2012/wordml" xmlns:w16cex="http://schemas.microsoft.com/office/word/2018/wordml/cex" xmlns:w16cid="http://schemas.microsoft.com/office/word/2016/wordml/cid" xmlns:w16="http://schemas.microsoft.com/office/word/2018/wordml" xmlns:w16sdtdh="http://schemas.microsoft.com/office/word/2020/wordml/sdtdatahash" xmlns:w16se="http://schemas.microsoft.com/office/word/2015/wordml/symex" xmlns:wpg="http://schemas.microsoft.com/office/word/2010/wordprocessingGroup" xmlns:wpi="http://schemas.microsoft.com/office/word/2010/wordprocessingInk" xmlns:wne="http://schemas.microsoft.com/office/word/2006/wordml" xmlns:wps="http://schemas.microsoft.com/office/word/2010/wordprocessingShape" mc:Ignorable="w14 w15 w16se w16cid w16 w16cex w16sdtdh wp14">
   <w:body>
     <w:p>
       <w:pPr>
@@ -11,20 +11,20 @@
         <w:spacing w:before="40" w:after="180"/>
         <w:ind w:left="140" w:right="140"/>
         <w:rPr>
+          <w:sz w:val="30"/>
+          <w:szCs w:val="30"/>
           <w:b/>
           <w:color w:val="FFFFFF"/>
+        </w:rPr>
+      </w:pPr>
+      <w:r>
+        <w:rPr>
           <w:sz w:val="30"/>
           <w:szCs w:val="30"/>
-        </w:rPr>
-      </w:pPr>
-      <w:r>
-        <w:rPr>
           <w:b/>
           <w:color w:val="FFFFFF"/>
-          <w:sz w:val="30"/>
-          <w:szCs w:val="30"/>
-        </w:rPr>
-        <w:t>POTHOLE REPORT</w:t>
+        </w:rPr>
+        <w:t xml:space="preserve">POTHOLE REPORT</w:t>
       </w:r>
     </w:p>
     <w:p>
@@ -34,25 +34,27 @@
         </w:pBdr>
         <w:spacing w:before="220" w:after="90"/>
         <w:rPr>
+          <w:sz w:val="26"/>
+          <w:szCs w:val="26"/>
           <w:b/>
           <w:color w:val="130C0E"/>
+        </w:rPr>
+      </w:pPr>
+      <w:r>
+        <w:rPr>
           <w:sz w:val="26"/>
           <w:szCs w:val="26"/>
-        </w:rPr>
-      </w:pPr>
-      <w:r>
-        <w:rPr>
           <w:b/>
           <w:color w:val="130C0E"/>
-          <w:sz w:val="26"/>
-          <w:szCs w:val="26"/>
-        </w:rPr>
-        <w:t>Project details</w:t>
+        </w:rPr>
+        <w:t xml:space="preserve">Project details</w:t>
       </w:r>
     </w:p>
     <w:tbl>
       <w:tblPr>
         <w:tblW w:w="10086" w:type="dxa"/>
+        <w:jc w:val="left"/>
+        <w:tblInd w:w="0" w:type="dxa"/>
         <w:tblBorders>
           <w:top w:val="single" w:sz="4" w:space="0" w:color="E6E3DD"/>
           <w:left w:val="single" w:sz="4" w:space="0" w:color="E6E3DD"/>
@@ -61,7 +63,6 @@
           <w:insideH w:val="single" w:sz="4" w:space="0" w:color="E6E3DD"/>
           <w:insideV w:val="single" w:sz="4" w:space="0" w:color="E6E3DD"/>
         </w:tblBorders>
-        <w:tblLook w:val="04A0" w:firstRow="1" w:lastRow="0" w:firstColumn="1" w:lastColumn="0" w:noHBand="0" w:noVBand="1"/>
       </w:tblPr>
       <w:tblGrid>
         <w:gridCol w:w="2100"/>
@@ -86,20 +87,20 @@
             <w:pPr>
               <w:spacing w:after="0" w:line="252" w:lineRule="auto"/>
               <w:rPr>
-                <w:b/>
-                <w:color w:val="130C0E"/>
-                <w:sz w:val="22"/>
-                <w:szCs w:val="22"/>
-              </w:rPr>
-            </w:pPr>
-            <w:r>
-              <w:rPr>
-                <w:b/>
-                <w:color w:val="130C0E"/>
-                <w:sz w:val="22"/>
-                <w:szCs w:val="22"/>
-              </w:rPr>
-              <w:t>Locator</w:t>
+                <w:sz w:val="22"/>
+                <w:szCs w:val="22"/>
+                <w:b/>
+                <w:color w:val="130C0E"/>
+              </w:rPr>
+            </w:pPr>
+            <w:r>
+              <w:rPr>
+                <w:sz w:val="22"/>
+                <w:szCs w:val="22"/>
+                <w:b/>
+                <w:color w:val="130C0E"/>
+              </w:rPr>
+              <w:t xml:space="preserve">Locator</w:t>
             </w:r>
           </w:p>
         </w:tc>
@@ -118,18 +119,18 @@
             <w:pPr>
               <w:spacing w:after="0" w:line="252" w:lineRule="auto"/>
               <w:rPr>
-                <w:color w:val="130C0E"/>
-                <w:sz w:val="22"/>
-                <w:szCs w:val="22"/>
-              </w:rPr>
-            </w:pPr>
-            <w:r>
-              <w:rPr>
-                <w:color w:val="130C0E"/>
-                <w:sz w:val="22"/>
-                <w:szCs w:val="22"/>
-              </w:rPr>
-              <w:t>{locatorName}</w:t>
+                <w:sz w:val="22"/>
+                <w:szCs w:val="22"/>
+                <w:color w:val="130C0E"/>
+              </w:rPr>
+            </w:pPr>
+            <w:r>
+              <w:rPr>
+                <w:sz w:val="22"/>
+                <w:szCs w:val="22"/>
+                <w:color w:val="130C0E"/>
+              </w:rPr>
+              <w:t xml:space="preserve">{locatorName}</w:t>
             </w:r>
           </w:p>
         </w:tc>
@@ -149,20 +150,20 @@
             <w:pPr>
               <w:spacing w:after="0" w:line="252" w:lineRule="auto"/>
               <w:rPr>
-                <w:b/>
-                <w:color w:val="130C0E"/>
-                <w:sz w:val="22"/>
-                <w:szCs w:val="22"/>
-              </w:rPr>
-            </w:pPr>
-            <w:r>
-              <w:rPr>
-                <w:b/>
-                <w:color w:val="130C0E"/>
-                <w:sz w:val="22"/>
-                <w:szCs w:val="22"/>
-              </w:rPr>
-              <w:t>Date</w:t>
+                <w:sz w:val="22"/>
+                <w:szCs w:val="22"/>
+                <w:b/>
+                <w:color w:val="130C0E"/>
+              </w:rPr>
+            </w:pPr>
+            <w:r>
+              <w:rPr>
+                <w:sz w:val="22"/>
+                <w:szCs w:val="22"/>
+                <w:b/>
+                <w:color w:val="130C0E"/>
+              </w:rPr>
+              <w:t xml:space="preserve">Date</w:t>
             </w:r>
           </w:p>
         </w:tc>
@@ -181,18 +182,18 @@
             <w:pPr>
               <w:spacing w:after="0" w:line="252" w:lineRule="auto"/>
               <w:rPr>
-                <w:color w:val="130C0E"/>
-                <w:sz w:val="22"/>
-                <w:szCs w:val="22"/>
-              </w:rPr>
-            </w:pPr>
-            <w:r>
-              <w:rPr>
-                <w:color w:val="130C0E"/>
-                <w:sz w:val="22"/>
-                <w:szCs w:val="22"/>
-              </w:rPr>
-              <w:t>{date}</w:t>
+                <w:sz w:val="22"/>
+                <w:szCs w:val="22"/>
+                <w:color w:val="130C0E"/>
+              </w:rPr>
+            </w:pPr>
+            <w:r>
+              <w:rPr>
+                <w:sz w:val="22"/>
+                <w:szCs w:val="22"/>
+                <w:color w:val="130C0E"/>
+              </w:rPr>
+              <w:t xml:space="preserve">{date}</w:t>
             </w:r>
           </w:p>
         </w:tc>
@@ -213,20 +214,20 @@
             <w:pPr>
               <w:spacing w:after="0" w:line="252" w:lineRule="auto"/>
               <w:rPr>
-                <w:b/>
-                <w:color w:val="130C0E"/>
-                <w:sz w:val="22"/>
-                <w:szCs w:val="22"/>
-              </w:rPr>
-            </w:pPr>
-            <w:r>
-              <w:rPr>
-                <w:b/>
-                <w:color w:val="130C0E"/>
-                <w:sz w:val="22"/>
-                <w:szCs w:val="22"/>
-              </w:rPr>
-              <w:t>DBYD No</w:t>
+                <w:sz w:val="22"/>
+                <w:szCs w:val="22"/>
+                <w:b/>
+                <w:color w:val="130C0E"/>
+              </w:rPr>
+            </w:pPr>
+            <w:r>
+              <w:rPr>
+                <w:sz w:val="22"/>
+                <w:szCs w:val="22"/>
+                <w:b/>
+                <w:color w:val="130C0E"/>
+              </w:rPr>
+              <w:t xml:space="preserve">DBYD No</w:t>
             </w:r>
           </w:p>
         </w:tc>
@@ -245,18 +246,18 @@
             <w:pPr>
               <w:spacing w:after="0" w:line="252" w:lineRule="auto"/>
               <w:rPr>
-                <w:color w:val="130C0E"/>
-                <w:sz w:val="22"/>
-                <w:szCs w:val="22"/>
-              </w:rPr>
-            </w:pPr>
-            <w:r>
-              <w:rPr>
-                <w:color w:val="130C0E"/>
-                <w:sz w:val="22"/>
-                <w:szCs w:val="22"/>
-              </w:rPr>
-              <w:t>{dbydNo}</w:t>
+                <w:sz w:val="22"/>
+                <w:szCs w:val="22"/>
+                <w:color w:val="130C0E"/>
+              </w:rPr>
+            </w:pPr>
+            <w:r>
+              <w:rPr>
+                <w:sz w:val="22"/>
+                <w:szCs w:val="22"/>
+                <w:color w:val="130C0E"/>
+              </w:rPr>
+              <w:t xml:space="preserve">{dbydNo}</w:t>
             </w:r>
           </w:p>
         </w:tc>
@@ -275,20 +276,20 @@
             <w:pPr>
               <w:spacing w:after="0" w:line="252" w:lineRule="auto"/>
               <w:rPr>
-                <w:b/>
-                <w:color w:val="130C0E"/>
-                <w:sz w:val="22"/>
-                <w:szCs w:val="22"/>
-              </w:rPr>
-            </w:pPr>
-            <w:r>
-              <w:rPr>
-                <w:b/>
-                <w:color w:val="130C0E"/>
-                <w:sz w:val="22"/>
-                <w:szCs w:val="22"/>
-              </w:rPr>
-              <w:t>Ref No</w:t>
+                <w:sz w:val="22"/>
+                <w:szCs w:val="22"/>
+                <w:b/>
+                <w:color w:val="130C0E"/>
+              </w:rPr>
+            </w:pPr>
+            <w:r>
+              <w:rPr>
+                <w:sz w:val="22"/>
+                <w:szCs w:val="22"/>
+                <w:b/>
+                <w:color w:val="130C0E"/>
+              </w:rPr>
+              <w:t xml:space="preserve">Ref No</w:t>
             </w:r>
           </w:p>
         </w:tc>
@@ -307,18 +308,18 @@
             <w:pPr>
               <w:spacing w:after="0" w:line="252" w:lineRule="auto"/>
               <w:rPr>
-                <w:color w:val="130C0E"/>
-                <w:sz w:val="22"/>
-                <w:szCs w:val="22"/>
-              </w:rPr>
-            </w:pPr>
-            <w:r>
-              <w:rPr>
-                <w:color w:val="130C0E"/>
-                <w:sz w:val="22"/>
-                <w:szCs w:val="22"/>
-              </w:rPr>
-              <w:t>{refNo}</w:t>
+                <w:sz w:val="22"/>
+                <w:szCs w:val="22"/>
+                <w:color w:val="130C0E"/>
+              </w:rPr>
+            </w:pPr>
+            <w:r>
+              <w:rPr>
+                <w:sz w:val="22"/>
+                <w:szCs w:val="22"/>
+                <w:color w:val="130C0E"/>
+              </w:rPr>
+              <w:t xml:space="preserve">{refNo}</w:t>
             </w:r>
           </w:p>
         </w:tc>
@@ -340,20 +341,20 @@
             <w:pPr>
               <w:spacing w:after="0" w:line="252" w:lineRule="auto"/>
               <w:rPr>
-                <w:b/>
-                <w:color w:val="130C0E"/>
-                <w:sz w:val="22"/>
-                <w:szCs w:val="22"/>
-              </w:rPr>
-            </w:pPr>
-            <w:r>
-              <w:rPr>
-                <w:b/>
-                <w:color w:val="130C0E"/>
-                <w:sz w:val="22"/>
-                <w:szCs w:val="22"/>
-              </w:rPr>
-              <w:t>Site Address</w:t>
+                <w:sz w:val="22"/>
+                <w:szCs w:val="22"/>
+                <w:b/>
+                <w:color w:val="130C0E"/>
+              </w:rPr>
+            </w:pPr>
+            <w:r>
+              <w:rPr>
+                <w:sz w:val="22"/>
+                <w:szCs w:val="22"/>
+                <w:b/>
+                <w:color w:val="130C0E"/>
+              </w:rPr>
+              <w:t xml:space="preserve">Site Address</w:t>
             </w:r>
           </w:p>
         </w:tc>
@@ -373,18 +374,18 @@
             <w:pPr>
               <w:spacing w:after="0" w:line="252" w:lineRule="auto"/>
               <w:rPr>
-                <w:color w:val="130C0E"/>
-                <w:sz w:val="22"/>
-                <w:szCs w:val="22"/>
-              </w:rPr>
-            </w:pPr>
-            <w:r>
-              <w:rPr>
-                <w:color w:val="130C0E"/>
-                <w:sz w:val="22"/>
-                <w:szCs w:val="22"/>
-              </w:rPr>
-              <w:t>{siteAddress}</w:t>
+                <w:sz w:val="22"/>
+                <w:szCs w:val="22"/>
+                <w:color w:val="130C0E"/>
+              </w:rPr>
+            </w:pPr>
+            <w:r>
+              <w:rPr>
+                <w:sz w:val="22"/>
+                <w:szCs w:val="22"/>
+                <w:color w:val="130C0E"/>
+              </w:rPr>
+              <w:t xml:space="preserve">{siteAddress}</w:t>
             </w:r>
           </w:p>
         </w:tc>
@@ -405,20 +406,20 @@
             <w:pPr>
               <w:spacing w:after="0" w:line="252" w:lineRule="auto"/>
               <w:rPr>
-                <w:b/>
-                <w:color w:val="130C0E"/>
-                <w:sz w:val="22"/>
-                <w:szCs w:val="22"/>
-              </w:rPr>
-            </w:pPr>
-            <w:r>
-              <w:rPr>
-                <w:b/>
-                <w:color w:val="130C0E"/>
-                <w:sz w:val="22"/>
-                <w:szCs w:val="22"/>
-              </w:rPr>
-              <w:t>Scope of Works</w:t>
+                <w:sz w:val="22"/>
+                <w:szCs w:val="22"/>
+                <w:b/>
+                <w:color w:val="130C0E"/>
+              </w:rPr>
+            </w:pPr>
+            <w:r>
+              <w:rPr>
+                <w:sz w:val="22"/>
+                <w:szCs w:val="22"/>
+                <w:b/>
+                <w:color w:val="130C0E"/>
+              </w:rPr>
+              <w:t xml:space="preserve">Scope of Works</w:t>
             </w:r>
           </w:p>
         </w:tc>
@@ -438,18 +439,18 @@
             <w:pPr>
               <w:spacing w:after="0" w:line="252" w:lineRule="auto"/>
               <w:rPr>
-                <w:color w:val="130C0E"/>
-                <w:sz w:val="22"/>
-                <w:szCs w:val="22"/>
-              </w:rPr>
-            </w:pPr>
-            <w:r>
-              <w:rPr>
-                <w:color w:val="130C0E"/>
-                <w:sz w:val="22"/>
-                <w:szCs w:val="22"/>
-              </w:rPr>
-              <w:t>{scopeOfWorks}</w:t>
+                <w:sz w:val="22"/>
+                <w:szCs w:val="22"/>
+                <w:color w:val="130C0E"/>
+              </w:rPr>
+            </w:pPr>
+            <w:r>
+              <w:rPr>
+                <w:sz w:val="22"/>
+                <w:szCs w:val="22"/>
+                <w:color w:val="130C0E"/>
+              </w:rPr>
+              <w:t xml:space="preserve">{scopeOfWorks}</w:t>
             </w:r>
           </w:p>
         </w:tc>
@@ -462,25 +463,27 @@
         </w:pBdr>
         <w:spacing w:before="220" w:after="90"/>
         <w:rPr>
+          <w:sz w:val="26"/>
+          <w:szCs w:val="26"/>
           <w:b/>
           <w:color w:val="130C0E"/>
+        </w:rPr>
+      </w:pPr>
+      <w:r>
+        <w:rPr>
           <w:sz w:val="26"/>
           <w:szCs w:val="26"/>
-        </w:rPr>
-      </w:pPr>
-      <w:r>
-        <w:rPr>
           <w:b/>
           <w:color w:val="130C0E"/>
-          <w:sz w:val="26"/>
-          <w:szCs w:val="26"/>
-        </w:rPr>
-        <w:t>Client details</w:t>
+        </w:rPr>
+        <w:t xml:space="preserve">Client details</w:t>
       </w:r>
     </w:p>
     <w:tbl>
       <w:tblPr>
         <w:tblW w:w="10086" w:type="dxa"/>
+        <w:jc w:val="left"/>
+        <w:tblInd w:w="0" w:type="dxa"/>
         <w:tblBorders>
           <w:top w:val="single" w:sz="4" w:space="0" w:color="E6E3DD"/>
           <w:left w:val="single" w:sz="4" w:space="0" w:color="E6E3DD"/>
@@ -489,7 +492,6 @@
           <w:insideH w:val="single" w:sz="4" w:space="0" w:color="E6E3DD"/>
           <w:insideV w:val="single" w:sz="4" w:space="0" w:color="E6E3DD"/>
         </w:tblBorders>
-        <w:tblLook w:val="04A0" w:firstRow="1" w:lastRow="0" w:firstColumn="1" w:lastColumn="0" w:noHBand="0" w:noVBand="1"/>
       </w:tblPr>
       <w:tblGrid>
         <w:gridCol w:w="2100"/>
@@ -514,20 +516,20 @@
             <w:pPr>
               <w:spacing w:after="0" w:line="252" w:lineRule="auto"/>
               <w:rPr>
-                <w:b/>
-                <w:color w:val="130C0E"/>
-                <w:sz w:val="22"/>
-                <w:szCs w:val="22"/>
-              </w:rPr>
-            </w:pPr>
-            <w:r>
-              <w:rPr>
-                <w:b/>
-                <w:color w:val="130C0E"/>
-                <w:sz w:val="22"/>
-                <w:szCs w:val="22"/>
-              </w:rPr>
-              <w:t>Client</w:t>
+                <w:sz w:val="22"/>
+                <w:szCs w:val="22"/>
+                <w:b/>
+                <w:color w:val="130C0E"/>
+              </w:rPr>
+            </w:pPr>
+            <w:r>
+              <w:rPr>
+                <w:sz w:val="22"/>
+                <w:szCs w:val="22"/>
+                <w:b/>
+                <w:color w:val="130C0E"/>
+              </w:rPr>
+              <w:t xml:space="preserve">Client</w:t>
             </w:r>
           </w:p>
         </w:tc>
@@ -546,18 +548,18 @@
             <w:pPr>
               <w:spacing w:after="0" w:line="252" w:lineRule="auto"/>
               <w:rPr>
-                <w:color w:val="130C0E"/>
-                <w:sz w:val="22"/>
-                <w:szCs w:val="22"/>
-              </w:rPr>
-            </w:pPr>
-            <w:r>
-              <w:rPr>
-                <w:color w:val="130C0E"/>
-                <w:sz w:val="22"/>
-                <w:szCs w:val="22"/>
-              </w:rPr>
-              <w:t>{clientName}</w:t>
+                <w:sz w:val="22"/>
+                <w:szCs w:val="22"/>
+                <w:color w:val="130C0E"/>
+              </w:rPr>
+            </w:pPr>
+            <w:r>
+              <w:rPr>
+                <w:sz w:val="22"/>
+                <w:szCs w:val="22"/>
+                <w:color w:val="130C0E"/>
+              </w:rPr>
+              <w:t xml:space="preserve">{clientName}</w:t>
             </w:r>
           </w:p>
         </w:tc>
@@ -577,20 +579,20 @@
             <w:pPr>
               <w:spacing w:after="0" w:line="252" w:lineRule="auto"/>
               <w:rPr>
-                <w:b/>
-                <w:color w:val="130C0E"/>
-                <w:sz w:val="22"/>
-                <w:szCs w:val="22"/>
-              </w:rPr>
-            </w:pPr>
-            <w:r>
-              <w:rPr>
-                <w:b/>
-                <w:color w:val="130C0E"/>
-                <w:sz w:val="22"/>
-                <w:szCs w:val="22"/>
-              </w:rPr>
-              <w:t>Contact</w:t>
+                <w:sz w:val="22"/>
+                <w:szCs w:val="22"/>
+                <w:b/>
+                <w:color w:val="130C0E"/>
+              </w:rPr>
+            </w:pPr>
+            <w:r>
+              <w:rPr>
+                <w:sz w:val="22"/>
+                <w:szCs w:val="22"/>
+                <w:b/>
+                <w:color w:val="130C0E"/>
+              </w:rPr>
+              <w:t xml:space="preserve">Contact</w:t>
             </w:r>
           </w:p>
         </w:tc>
@@ -609,18 +611,18 @@
             <w:pPr>
               <w:spacing w:after="0" w:line="252" w:lineRule="auto"/>
               <w:rPr>
-                <w:color w:val="130C0E"/>
-                <w:sz w:val="22"/>
-                <w:szCs w:val="22"/>
-              </w:rPr>
-            </w:pPr>
-            <w:r>
-              <w:rPr>
-                <w:color w:val="130C0E"/>
-                <w:sz w:val="22"/>
-                <w:szCs w:val="22"/>
-              </w:rPr>
-              <w:t>{clientContact}</w:t>
+                <w:sz w:val="22"/>
+                <w:szCs w:val="22"/>
+                <w:color w:val="130C0E"/>
+              </w:rPr>
+            </w:pPr>
+            <w:r>
+              <w:rPr>
+                <w:sz w:val="22"/>
+                <w:szCs w:val="22"/>
+                <w:color w:val="130C0E"/>
+              </w:rPr>
+              <w:t xml:space="preserve">{clientContact}</w:t>
             </w:r>
           </w:p>
         </w:tc>
@@ -641,20 +643,20 @@
             <w:pPr>
               <w:spacing w:after="0" w:line="252" w:lineRule="auto"/>
               <w:rPr>
-                <w:b/>
-                <w:color w:val="130C0E"/>
-                <w:sz w:val="22"/>
-                <w:szCs w:val="22"/>
-              </w:rPr>
-            </w:pPr>
-            <w:r>
-              <w:rPr>
-                <w:b/>
-                <w:color w:val="130C0E"/>
-                <w:sz w:val="22"/>
-                <w:szCs w:val="22"/>
-              </w:rPr>
-              <w:t>Mobile</w:t>
+                <w:sz w:val="22"/>
+                <w:szCs w:val="22"/>
+                <w:b/>
+                <w:color w:val="130C0E"/>
+              </w:rPr>
+            </w:pPr>
+            <w:r>
+              <w:rPr>
+                <w:sz w:val="22"/>
+                <w:szCs w:val="22"/>
+                <w:b/>
+                <w:color w:val="130C0E"/>
+              </w:rPr>
+              <w:t xml:space="preserve">Mobile</w:t>
             </w:r>
           </w:p>
         </w:tc>
@@ -673,18 +675,18 @@
             <w:pPr>
               <w:spacing w:after="0" w:line="252" w:lineRule="auto"/>
               <w:rPr>
-                <w:color w:val="130C0E"/>
-                <w:sz w:val="22"/>
-                <w:szCs w:val="22"/>
-              </w:rPr>
-            </w:pPr>
-            <w:r>
-              <w:rPr>
-                <w:color w:val="130C0E"/>
-                <w:sz w:val="22"/>
-                <w:szCs w:val="22"/>
-              </w:rPr>
-              <w:t>{clientMobile}</w:t>
+                <w:sz w:val="22"/>
+                <w:szCs w:val="22"/>
+                <w:color w:val="130C0E"/>
+              </w:rPr>
+            </w:pPr>
+            <w:r>
+              <w:rPr>
+                <w:sz w:val="22"/>
+                <w:szCs w:val="22"/>
+                <w:color w:val="130C0E"/>
+              </w:rPr>
+              <w:t xml:space="preserve">{clientMobile}</w:t>
             </w:r>
           </w:p>
         </w:tc>
@@ -703,20 +705,20 @@
             <w:pPr>
               <w:spacing w:after="0" w:line="252" w:lineRule="auto"/>
               <w:rPr>
-                <w:b/>
-                <w:color w:val="130C0E"/>
-                <w:sz w:val="22"/>
-                <w:szCs w:val="22"/>
-              </w:rPr>
-            </w:pPr>
-            <w:r>
-              <w:rPr>
-                <w:b/>
-                <w:color w:val="130C0E"/>
-                <w:sz w:val="22"/>
-                <w:szCs w:val="22"/>
-              </w:rPr>
-              <w:t>DBYD Email</w:t>
+                <w:sz w:val="22"/>
+                <w:szCs w:val="22"/>
+                <w:b/>
+                <w:color w:val="130C0E"/>
+              </w:rPr>
+            </w:pPr>
+            <w:r>
+              <w:rPr>
+                <w:sz w:val="22"/>
+                <w:szCs w:val="22"/>
+                <w:b/>
+                <w:color w:val="130C0E"/>
+              </w:rPr>
+              <w:t xml:space="preserve">DBYD Email</w:t>
             </w:r>
           </w:p>
         </w:tc>
@@ -735,18 +737,18 @@
             <w:pPr>
               <w:spacing w:after="0" w:line="252" w:lineRule="auto"/>
               <w:rPr>
-                <w:color w:val="130C0E"/>
-                <w:sz w:val="22"/>
-                <w:szCs w:val="22"/>
-              </w:rPr>
-            </w:pPr>
-            <w:r>
-              <w:rPr>
-                <w:color w:val="130C0E"/>
-                <w:sz w:val="22"/>
-                <w:szCs w:val="22"/>
-              </w:rPr>
-              <w:t>{dbydEmail}</w:t>
+                <w:sz w:val="22"/>
+                <w:szCs w:val="22"/>
+                <w:color w:val="130C0E"/>
+              </w:rPr>
+            </w:pPr>
+            <w:r>
+              <w:rPr>
+                <w:sz w:val="22"/>
+                <w:szCs w:val="22"/>
+                <w:color w:val="130C0E"/>
+              </w:rPr>
+              <w:t xml:space="preserve">{dbydEmail}</w:t>
             </w:r>
           </w:p>
         </w:tc>
@@ -759,25 +761,27 @@
         </w:pBdr>
         <w:spacing w:before="220" w:after="90"/>
         <w:rPr>
+          <w:sz w:val="26"/>
+          <w:szCs w:val="26"/>
           <w:b/>
           <w:color w:val="130C0E"/>
+        </w:rPr>
+      </w:pPr>
+      <w:r>
+        <w:rPr>
           <w:sz w:val="26"/>
           <w:szCs w:val="26"/>
-        </w:rPr>
-      </w:pPr>
-      <w:r>
-        <w:rPr>
           <w:b/>
           <w:color w:val="130C0E"/>
-          <w:sz w:val="26"/>
-          <w:szCs w:val="26"/>
-        </w:rPr>
-        <w:t>Utilities located</w:t>
+        </w:rPr>
+        <w:t xml:space="preserve">Utilities located</w:t>
       </w:r>
     </w:p>
     <w:tbl>
       <w:tblPr>
         <w:tblW w:w="10086" w:type="dxa"/>
+        <w:jc w:val="left"/>
+        <w:tblInd w:w="0" w:type="dxa"/>
         <w:tblBorders>
           <w:top w:val="single" w:sz="4" w:space="0" w:color="E6E3DD"/>
           <w:left w:val="single" w:sz="4" w:space="0" w:color="E6E3DD"/>
@@ -786,12 +790,11 @@
           <w:insideH w:val="single" w:sz="4" w:space="0" w:color="E6E3DD"/>
           <w:insideV w:val="single" w:sz="4" w:space="0" w:color="E6E3DD"/>
         </w:tblBorders>
-        <w:tblLook w:val="04A0" w:firstRow="1" w:lastRow="0" w:firstColumn="1" w:lastColumn="0" w:noHBand="0" w:noVBand="1"/>
       </w:tblPr>
       <w:tblGrid>
-        <w:gridCol w:w="3245"/>
-        <w:gridCol w:w="2096"/>
-        <w:gridCol w:w="4745"/>
+        <w:gridCol w:w="3400"/>
+        <w:gridCol w:w="1700"/>
+        <w:gridCol w:w="4986"/>
       </w:tblGrid>
       <w:tr>
         <w:tc>
@@ -810,20 +813,20 @@
             <w:pPr>
               <w:spacing w:after="0" w:line="252" w:lineRule="auto"/>
               <w:rPr>
+                <w:sz w:val="22"/>
+                <w:szCs w:val="22"/>
                 <w:b/>
                 <w:color w:val="FFFFFF"/>
-                <w:sz w:val="22"/>
-                <w:szCs w:val="22"/>
-              </w:rPr>
-            </w:pPr>
-            <w:r>
-              <w:rPr>
+              </w:rPr>
+            </w:pPr>
+            <w:r>
+              <w:rPr>
+                <w:sz w:val="22"/>
+                <w:szCs w:val="22"/>
                 <w:b/>
                 <w:color w:val="FFFFFF"/>
-                <w:sz w:val="22"/>
-                <w:szCs w:val="22"/>
-              </w:rPr>
-              <w:t>Service</w:t>
+              </w:rPr>
+              <w:t xml:space="preserve">Service</w:t>
             </w:r>
           </w:p>
         </w:tc>
@@ -843,20 +846,20 @@
             <w:pPr>
               <w:spacing w:after="0" w:line="252" w:lineRule="auto"/>
               <w:rPr>
+                <w:sz w:val="22"/>
+                <w:szCs w:val="22"/>
                 <w:b/>
                 <w:color w:val="FFFFFF"/>
-                <w:sz w:val="22"/>
-                <w:szCs w:val="22"/>
-              </w:rPr>
-            </w:pPr>
-            <w:r>
-              <w:rPr>
+              </w:rPr>
+            </w:pPr>
+            <w:r>
+              <w:rPr>
+                <w:sz w:val="22"/>
+                <w:szCs w:val="22"/>
                 <w:b/>
                 <w:color w:val="FFFFFF"/>
-                <w:sz w:val="22"/>
-                <w:szCs w:val="22"/>
-              </w:rPr>
-              <w:t>Quality</w:t>
+              </w:rPr>
+              <w:t xml:space="preserve">Quality</w:t>
             </w:r>
           </w:p>
         </w:tc>
@@ -876,20 +879,20 @@
             <w:pPr>
               <w:spacing w:after="0" w:line="252" w:lineRule="auto"/>
               <w:rPr>
+                <w:sz w:val="22"/>
+                <w:szCs w:val="22"/>
                 <w:b/>
                 <w:color w:val="FFFFFF"/>
-                <w:sz w:val="22"/>
-                <w:szCs w:val="22"/>
-              </w:rPr>
-            </w:pPr>
-            <w:r>
-              <w:rPr>
+              </w:rPr>
+            </w:pPr>
+            <w:r>
+              <w:rPr>
+                <w:sz w:val="22"/>
+                <w:szCs w:val="22"/>
                 <w:b/>
                 <w:color w:val="FFFFFF"/>
-                <w:sz w:val="22"/>
-                <w:szCs w:val="22"/>
-              </w:rPr>
-              <w:t>Comment</w:t>
+              </w:rPr>
+              <w:t xml:space="preserve">Comment</w:t>
             </w:r>
           </w:p>
         </w:tc>
@@ -911,20 +914,20 @@
             <w:pPr>
               <w:spacing w:after="0" w:line="252" w:lineRule="auto"/>
               <w:rPr>
+                <w:sz w:val="22"/>
+                <w:szCs w:val="22"/>
                 <w:b/>
                 <w:color w:val="000000"/>
-                <w:sz w:val="22"/>
-                <w:szCs w:val="22"/>
-              </w:rPr>
-            </w:pPr>
-            <w:r>
-              <w:rPr>
+              </w:rPr>
+            </w:pPr>
+            <w:r>
+              <w:rPr>
+                <w:sz w:val="22"/>
+                <w:szCs w:val="22"/>
                 <w:b/>
                 <w:color w:val="000000"/>
-                <w:sz w:val="22"/>
-                <w:szCs w:val="22"/>
-              </w:rPr>
-              <w:t>Cadastral Boundaries</w:t>
+              </w:rPr>
+              <w:t xml:space="preserve">Cadastral Boundaries</w:t>
             </w:r>
           </w:p>
         </w:tc>
@@ -944,18 +947,18 @@
               <w:spacing w:after="0" w:line="252" w:lineRule="auto"/>
               <w:jc w:val="center"/>
               <w:rPr>
-                <w:color w:val="130C0E"/>
-                <w:sz w:val="22"/>
-                <w:szCs w:val="22"/>
-              </w:rPr>
-            </w:pPr>
-            <w:r>
-              <w:rPr>
-                <w:color w:val="130C0E"/>
-                <w:sz w:val="22"/>
-                <w:szCs w:val="22"/>
-              </w:rPr>
-              <w:t>{cadastral_quality}</w:t>
+                <w:sz w:val="22"/>
+                <w:szCs w:val="22"/>
+                <w:color w:val="130C0E"/>
+              </w:rPr>
+            </w:pPr>
+            <w:r>
+              <w:rPr>
+                <w:sz w:val="22"/>
+                <w:szCs w:val="22"/>
+                <w:color w:val="130C0E"/>
+              </w:rPr>
+              <w:t xml:space="preserve">{cadastral_quality}</w:t>
             </w:r>
           </w:p>
         </w:tc>
@@ -974,18 +977,18 @@
             <w:pPr>
               <w:spacing w:after="0" w:line="252" w:lineRule="auto"/>
               <w:rPr>
-                <w:color w:val="130C0E"/>
-                <w:sz w:val="22"/>
-                <w:szCs w:val="22"/>
-              </w:rPr>
-            </w:pPr>
-            <w:r>
-              <w:rPr>
-                <w:color w:val="130C0E"/>
-                <w:sz w:val="22"/>
-                <w:szCs w:val="22"/>
-              </w:rPr>
-              <w:t>{cadastral_comment}</w:t>
+                <w:sz w:val="22"/>
+                <w:szCs w:val="22"/>
+                <w:color w:val="130C0E"/>
+              </w:rPr>
+            </w:pPr>
+            <w:r>
+              <w:rPr>
+                <w:sz w:val="22"/>
+                <w:szCs w:val="22"/>
+                <w:color w:val="130C0E"/>
+              </w:rPr>
+              <w:t xml:space="preserve">{cadastral_comment}</w:t>
             </w:r>
           </w:p>
         </w:tc>
@@ -1007,20 +1010,20 @@
             <w:pPr>
               <w:spacing w:after="0" w:line="252" w:lineRule="auto"/>
               <w:rPr>
+                <w:sz w:val="22"/>
+                <w:szCs w:val="22"/>
                 <w:b/>
                 <w:color w:val="FFFFFF"/>
-                <w:sz w:val="22"/>
-                <w:szCs w:val="22"/>
-              </w:rPr>
-            </w:pPr>
-            <w:r>
-              <w:rPr>
+              </w:rPr>
+            </w:pPr>
+            <w:r>
+              <w:rPr>
+                <w:sz w:val="22"/>
+                <w:szCs w:val="22"/>
                 <w:b/>
                 <w:color w:val="FFFFFF"/>
-                <w:sz w:val="22"/>
-                <w:szCs w:val="22"/>
-              </w:rPr>
-              <w:t>Potable Water Supply</w:t>
+              </w:rPr>
+              <w:t xml:space="preserve">Potable Water Supply</w:t>
             </w:r>
           </w:p>
         </w:tc>
@@ -1040,18 +1043,18 @@
               <w:spacing w:after="0" w:line="252" w:lineRule="auto"/>
               <w:jc w:val="center"/>
               <w:rPr>
-                <w:color w:val="130C0E"/>
-                <w:sz w:val="22"/>
-                <w:szCs w:val="22"/>
-              </w:rPr>
-            </w:pPr>
-            <w:r>
-              <w:rPr>
-                <w:color w:val="130C0E"/>
-                <w:sz w:val="22"/>
-                <w:szCs w:val="22"/>
-              </w:rPr>
-              <w:t>{water_quality}</w:t>
+                <w:sz w:val="22"/>
+                <w:szCs w:val="22"/>
+                <w:color w:val="130C0E"/>
+              </w:rPr>
+            </w:pPr>
+            <w:r>
+              <w:rPr>
+                <w:sz w:val="22"/>
+                <w:szCs w:val="22"/>
+                <w:color w:val="130C0E"/>
+              </w:rPr>
+              <w:t xml:space="preserve">{water_quality}</w:t>
             </w:r>
           </w:p>
         </w:tc>
@@ -1070,18 +1073,18 @@
             <w:pPr>
               <w:spacing w:after="0" w:line="252" w:lineRule="auto"/>
               <w:rPr>
-                <w:color w:val="130C0E"/>
-                <w:sz w:val="22"/>
-                <w:szCs w:val="22"/>
-              </w:rPr>
-            </w:pPr>
-            <w:r>
-              <w:rPr>
-                <w:color w:val="130C0E"/>
-                <w:sz w:val="22"/>
-                <w:szCs w:val="22"/>
-              </w:rPr>
-              <w:t>{water_comment}</w:t>
+                <w:sz w:val="22"/>
+                <w:szCs w:val="22"/>
+                <w:color w:val="130C0E"/>
+              </w:rPr>
+            </w:pPr>
+            <w:r>
+              <w:rPr>
+                <w:sz w:val="22"/>
+                <w:szCs w:val="22"/>
+                <w:color w:val="130C0E"/>
+              </w:rPr>
+              <w:t xml:space="preserve">{water_comment}</w:t>
             </w:r>
           </w:p>
         </w:tc>
@@ -1103,20 +1106,20 @@
             <w:pPr>
               <w:spacing w:after="0" w:line="252" w:lineRule="auto"/>
               <w:rPr>
+                <w:sz w:val="22"/>
+                <w:szCs w:val="22"/>
                 <w:b/>
                 <w:color w:val="FFFFFF"/>
-                <w:sz w:val="22"/>
-                <w:szCs w:val="22"/>
-              </w:rPr>
-            </w:pPr>
-            <w:r>
-              <w:rPr>
+              </w:rPr>
+            </w:pPr>
+            <w:r>
+              <w:rPr>
+                <w:sz w:val="22"/>
+                <w:szCs w:val="22"/>
                 <w:b/>
                 <w:color w:val="FFFFFF"/>
-                <w:sz w:val="22"/>
-                <w:szCs w:val="22"/>
-              </w:rPr>
-              <w:t>Storm Water</w:t>
+              </w:rPr>
+              <w:t xml:space="preserve">Storm Water</w:t>
             </w:r>
           </w:p>
         </w:tc>
@@ -1136,18 +1139,18 @@
               <w:spacing w:after="0" w:line="252" w:lineRule="auto"/>
               <w:jc w:val="center"/>
               <w:rPr>
-                <w:color w:val="130C0E"/>
-                <w:sz w:val="22"/>
-                <w:szCs w:val="22"/>
-              </w:rPr>
-            </w:pPr>
-            <w:r>
-              <w:rPr>
-                <w:color w:val="130C0E"/>
-                <w:sz w:val="22"/>
-                <w:szCs w:val="22"/>
-              </w:rPr>
-              <w:t>{stormwater_quality}</w:t>
+                <w:sz w:val="22"/>
+                <w:szCs w:val="22"/>
+                <w:color w:val="130C0E"/>
+              </w:rPr>
+            </w:pPr>
+            <w:r>
+              <w:rPr>
+                <w:sz w:val="22"/>
+                <w:szCs w:val="22"/>
+                <w:color w:val="130C0E"/>
+              </w:rPr>
+              <w:t xml:space="preserve">{stormwater_quality}</w:t>
             </w:r>
           </w:p>
         </w:tc>
@@ -1166,18 +1169,18 @@
             <w:pPr>
               <w:spacing w:after="0" w:line="252" w:lineRule="auto"/>
               <w:rPr>
-                <w:color w:val="130C0E"/>
-                <w:sz w:val="22"/>
-                <w:szCs w:val="22"/>
-              </w:rPr>
-            </w:pPr>
-            <w:r>
-              <w:rPr>
-                <w:color w:val="130C0E"/>
-                <w:sz w:val="22"/>
-                <w:szCs w:val="22"/>
-              </w:rPr>
-              <w:t>{stormwater_comment}</w:t>
+                <w:sz w:val="22"/>
+                <w:szCs w:val="22"/>
+                <w:color w:val="130C0E"/>
+              </w:rPr>
+            </w:pPr>
+            <w:r>
+              <w:rPr>
+                <w:sz w:val="22"/>
+                <w:szCs w:val="22"/>
+                <w:color w:val="130C0E"/>
+              </w:rPr>
+              <w:t xml:space="preserve">{stormwater_comment}</w:t>
             </w:r>
           </w:p>
         </w:tc>
@@ -1199,20 +1202,20 @@
             <w:pPr>
               <w:spacing w:after="0" w:line="252" w:lineRule="auto"/>
               <w:rPr>
+                <w:sz w:val="22"/>
+                <w:szCs w:val="22"/>
                 <w:b/>
                 <w:color w:val="000000"/>
-                <w:sz w:val="22"/>
-                <w:szCs w:val="22"/>
-              </w:rPr>
-            </w:pPr>
-            <w:r>
-              <w:rPr>
+              </w:rPr>
+            </w:pPr>
+            <w:r>
+              <w:rPr>
+                <w:sz w:val="22"/>
+                <w:szCs w:val="22"/>
                 <w:b/>
                 <w:color w:val="000000"/>
-                <w:sz w:val="22"/>
-                <w:szCs w:val="22"/>
-              </w:rPr>
-              <w:t>Sewerage</w:t>
+              </w:rPr>
+              <w:t xml:space="preserve">Sewerage</w:t>
             </w:r>
           </w:p>
         </w:tc>
@@ -1232,18 +1235,18 @@
               <w:spacing w:after="0" w:line="252" w:lineRule="auto"/>
               <w:jc w:val="center"/>
               <w:rPr>
-                <w:color w:val="130C0E"/>
-                <w:sz w:val="22"/>
-                <w:szCs w:val="22"/>
-              </w:rPr>
-            </w:pPr>
-            <w:r>
-              <w:rPr>
-                <w:color w:val="130C0E"/>
-                <w:sz w:val="22"/>
-                <w:szCs w:val="22"/>
-              </w:rPr>
-              <w:t>{sewer_quality}</w:t>
+                <w:sz w:val="22"/>
+                <w:szCs w:val="22"/>
+                <w:color w:val="130C0E"/>
+              </w:rPr>
+            </w:pPr>
+            <w:r>
+              <w:rPr>
+                <w:sz w:val="22"/>
+                <w:szCs w:val="22"/>
+                <w:color w:val="130C0E"/>
+              </w:rPr>
+              <w:t xml:space="preserve">{sewer_quality}</w:t>
             </w:r>
           </w:p>
         </w:tc>
@@ -1262,18 +1265,18 @@
             <w:pPr>
               <w:spacing w:after="0" w:line="252" w:lineRule="auto"/>
               <w:rPr>
-                <w:color w:val="130C0E"/>
-                <w:sz w:val="22"/>
-                <w:szCs w:val="22"/>
-              </w:rPr>
-            </w:pPr>
-            <w:r>
-              <w:rPr>
-                <w:color w:val="130C0E"/>
-                <w:sz w:val="22"/>
-                <w:szCs w:val="22"/>
-              </w:rPr>
-              <w:t>{sewer_comment}</w:t>
+                <w:sz w:val="22"/>
+                <w:szCs w:val="22"/>
+                <w:color w:val="130C0E"/>
+              </w:rPr>
+            </w:pPr>
+            <w:r>
+              <w:rPr>
+                <w:sz w:val="22"/>
+                <w:szCs w:val="22"/>
+                <w:color w:val="130C0E"/>
+              </w:rPr>
+              <w:t xml:space="preserve">{sewer_comment}</w:t>
             </w:r>
           </w:p>
         </w:tc>
@@ -1295,20 +1298,20 @@
             <w:pPr>
               <w:spacing w:after="0" w:line="252" w:lineRule="auto"/>
               <w:rPr>
+                <w:sz w:val="22"/>
+                <w:szCs w:val="22"/>
                 <w:b/>
                 <w:color w:val="FFFFFF"/>
-                <w:sz w:val="22"/>
-                <w:szCs w:val="22"/>
-              </w:rPr>
-            </w:pPr>
-            <w:r>
-              <w:rPr>
+              </w:rPr>
+            </w:pPr>
+            <w:r>
+              <w:rPr>
+                <w:sz w:val="22"/>
+                <w:szCs w:val="22"/>
                 <w:b/>
                 <w:color w:val="FFFFFF"/>
-                <w:sz w:val="22"/>
-                <w:szCs w:val="22"/>
-              </w:rPr>
-              <w:t>Reclaimed Water</w:t>
+              </w:rPr>
+              <w:t xml:space="preserve">Reclaimed Water</w:t>
             </w:r>
           </w:p>
         </w:tc>
@@ -1328,18 +1331,18 @@
               <w:spacing w:after="0" w:line="252" w:lineRule="auto"/>
               <w:jc w:val="center"/>
               <w:rPr>
-                <w:color w:val="130C0E"/>
-                <w:sz w:val="22"/>
-                <w:szCs w:val="22"/>
-              </w:rPr>
-            </w:pPr>
-            <w:r>
-              <w:rPr>
-                <w:color w:val="130C0E"/>
-                <w:sz w:val="22"/>
-                <w:szCs w:val="22"/>
-              </w:rPr>
-              <w:t>{reclaimed_quality}</w:t>
+                <w:sz w:val="22"/>
+                <w:szCs w:val="22"/>
+                <w:color w:val="130C0E"/>
+              </w:rPr>
+            </w:pPr>
+            <w:r>
+              <w:rPr>
+                <w:sz w:val="22"/>
+                <w:szCs w:val="22"/>
+                <w:color w:val="130C0E"/>
+              </w:rPr>
+              <w:t xml:space="preserve">{reclaimed_quality}</w:t>
             </w:r>
           </w:p>
         </w:tc>
@@ -1358,18 +1361,18 @@
             <w:pPr>
               <w:spacing w:after="0" w:line="252" w:lineRule="auto"/>
               <w:rPr>
-                <w:color w:val="130C0E"/>
-                <w:sz w:val="22"/>
-                <w:szCs w:val="22"/>
-              </w:rPr>
-            </w:pPr>
-            <w:r>
-              <w:rPr>
-                <w:color w:val="130C0E"/>
-                <w:sz w:val="22"/>
-                <w:szCs w:val="22"/>
-              </w:rPr>
-              <w:t>{reclaimed_comment}</w:t>
+                <w:sz w:val="22"/>
+                <w:szCs w:val="22"/>
+                <w:color w:val="130C0E"/>
+              </w:rPr>
+            </w:pPr>
+            <w:r>
+              <w:rPr>
+                <w:sz w:val="22"/>
+                <w:szCs w:val="22"/>
+                <w:color w:val="130C0E"/>
+              </w:rPr>
+              <w:t xml:space="preserve">{reclaimed_comment}</w:t>
             </w:r>
           </w:p>
         </w:tc>
@@ -1390,20 +1393,20 @@
             <w:pPr>
               <w:spacing w:after="0" w:line="252" w:lineRule="auto"/>
               <w:rPr>
+                <w:sz w:val="22"/>
+                <w:szCs w:val="22"/>
                 <w:b/>
                 <w:color w:val="000000"/>
-                <w:sz w:val="22"/>
-                <w:szCs w:val="22"/>
-              </w:rPr>
-            </w:pPr>
-            <w:r>
-              <w:rPr>
+              </w:rPr>
+            </w:pPr>
+            <w:r>
+              <w:rPr>
+                <w:sz w:val="22"/>
+                <w:szCs w:val="22"/>
                 <w:b/>
                 <w:color w:val="000000"/>
-                <w:sz w:val="22"/>
-                <w:szCs w:val="22"/>
-              </w:rPr>
-              <w:t>Communications</w:t>
+              </w:rPr>
+              <w:t xml:space="preserve">Communications</w:t>
             </w:r>
           </w:p>
         </w:tc>
@@ -1423,18 +1426,18 @@
               <w:spacing w:after="0" w:line="252" w:lineRule="auto"/>
               <w:jc w:val="center"/>
               <w:rPr>
-                <w:color w:val="130C0E"/>
-                <w:sz w:val="22"/>
-                <w:szCs w:val="22"/>
-              </w:rPr>
-            </w:pPr>
-            <w:r>
-              <w:rPr>
-                <w:color w:val="130C0E"/>
-                <w:sz w:val="22"/>
-                <w:szCs w:val="22"/>
-              </w:rPr>
-              <w:t>{comms_quality}</w:t>
+                <w:sz w:val="22"/>
+                <w:szCs w:val="22"/>
+                <w:color w:val="130C0E"/>
+              </w:rPr>
+            </w:pPr>
+            <w:r>
+              <w:rPr>
+                <w:sz w:val="22"/>
+                <w:szCs w:val="22"/>
+                <w:color w:val="130C0E"/>
+              </w:rPr>
+              <w:t xml:space="preserve">{comms_quality}</w:t>
             </w:r>
           </w:p>
         </w:tc>
@@ -1453,18 +1456,18 @@
             <w:pPr>
               <w:spacing w:after="0" w:line="252" w:lineRule="auto"/>
               <w:rPr>
-                <w:color w:val="130C0E"/>
-                <w:sz w:val="22"/>
-                <w:szCs w:val="22"/>
-              </w:rPr>
-            </w:pPr>
-            <w:r>
-              <w:rPr>
-                <w:color w:val="130C0E"/>
-                <w:sz w:val="22"/>
-                <w:szCs w:val="22"/>
-              </w:rPr>
-              <w:t>{comms_comment}</w:t>
+                <w:sz w:val="22"/>
+                <w:szCs w:val="22"/>
+                <w:color w:val="130C0E"/>
+              </w:rPr>
+            </w:pPr>
+            <w:r>
+              <w:rPr>
+                <w:sz w:val="22"/>
+                <w:szCs w:val="22"/>
+                <w:color w:val="130C0E"/>
+              </w:rPr>
+              <w:t xml:space="preserve">{comms_comment}</w:t>
             </w:r>
           </w:p>
         </w:tc>
@@ -1486,20 +1489,20 @@
             <w:pPr>
               <w:spacing w:after="0" w:line="252" w:lineRule="auto"/>
               <w:rPr>
+                <w:sz w:val="22"/>
+                <w:szCs w:val="22"/>
                 <w:b/>
                 <w:color w:val="FFFFFF"/>
-                <w:sz w:val="22"/>
-                <w:szCs w:val="22"/>
-              </w:rPr>
-            </w:pPr>
-            <w:r>
-              <w:rPr>
+              </w:rPr>
+            </w:pPr>
+            <w:r>
+              <w:rPr>
+                <w:sz w:val="22"/>
+                <w:szCs w:val="22"/>
                 <w:b/>
                 <w:color w:val="FFFFFF"/>
-                <w:sz w:val="22"/>
-                <w:szCs w:val="22"/>
-              </w:rPr>
-              <w:t>Fire Service</w:t>
+              </w:rPr>
+              <w:t xml:space="preserve">Fire Service</w:t>
             </w:r>
           </w:p>
         </w:tc>
@@ -1519,18 +1522,18 @@
               <w:spacing w:after="0" w:line="252" w:lineRule="auto"/>
               <w:jc w:val="center"/>
               <w:rPr>
-                <w:color w:val="130C0E"/>
-                <w:sz w:val="22"/>
-                <w:szCs w:val="22"/>
-              </w:rPr>
-            </w:pPr>
-            <w:r>
-              <w:rPr>
-                <w:color w:val="130C0E"/>
-                <w:sz w:val="22"/>
-                <w:szCs w:val="22"/>
-              </w:rPr>
-              <w:t>{fire_quality}</w:t>
+                <w:sz w:val="22"/>
+                <w:szCs w:val="22"/>
+                <w:color w:val="130C0E"/>
+              </w:rPr>
+            </w:pPr>
+            <w:r>
+              <w:rPr>
+                <w:sz w:val="22"/>
+                <w:szCs w:val="22"/>
+                <w:color w:val="130C0E"/>
+              </w:rPr>
+              <w:t xml:space="preserve">{fire_quality}</w:t>
             </w:r>
           </w:p>
         </w:tc>
@@ -1549,18 +1552,18 @@
             <w:pPr>
               <w:spacing w:after="0" w:line="252" w:lineRule="auto"/>
               <w:rPr>
-                <w:color w:val="130C0E"/>
-                <w:sz w:val="22"/>
-                <w:szCs w:val="22"/>
-              </w:rPr>
-            </w:pPr>
-            <w:r>
-              <w:rPr>
-                <w:color w:val="130C0E"/>
-                <w:sz w:val="22"/>
-                <w:szCs w:val="22"/>
-              </w:rPr>
-              <w:t>{fire_comment}</w:t>
+                <w:sz w:val="22"/>
+                <w:szCs w:val="22"/>
+                <w:color w:val="130C0E"/>
+              </w:rPr>
+            </w:pPr>
+            <w:r>
+              <w:rPr>
+                <w:sz w:val="22"/>
+                <w:szCs w:val="22"/>
+                <w:color w:val="130C0E"/>
+              </w:rPr>
+              <w:t xml:space="preserve">{fire_comment}</w:t>
             </w:r>
           </w:p>
         </w:tc>
@@ -1582,20 +1585,20 @@
             <w:pPr>
               <w:spacing w:after="0" w:line="252" w:lineRule="auto"/>
               <w:rPr>
+                <w:sz w:val="22"/>
+                <w:szCs w:val="22"/>
                 <w:b/>
                 <w:color w:val="000000"/>
-                <w:sz w:val="22"/>
-                <w:szCs w:val="22"/>
-              </w:rPr>
-            </w:pPr>
-            <w:r>
-              <w:rPr>
+              </w:rPr>
+            </w:pPr>
+            <w:r>
+              <w:rPr>
+                <w:sz w:val="22"/>
+                <w:szCs w:val="22"/>
                 <w:b/>
                 <w:color w:val="000000"/>
-                <w:sz w:val="22"/>
-                <w:szCs w:val="22"/>
-              </w:rPr>
-              <w:t>Electrical</w:t>
+              </w:rPr>
+              <w:t xml:space="preserve">Electrical</w:t>
             </w:r>
           </w:p>
         </w:tc>
@@ -1615,18 +1618,18 @@
               <w:spacing w:after="0" w:line="252" w:lineRule="auto"/>
               <w:jc w:val="center"/>
               <w:rPr>
-                <w:color w:val="130C0E"/>
-                <w:sz w:val="22"/>
-                <w:szCs w:val="22"/>
-              </w:rPr>
-            </w:pPr>
-            <w:r>
-              <w:rPr>
-                <w:color w:val="130C0E"/>
-                <w:sz w:val="22"/>
-                <w:szCs w:val="22"/>
-              </w:rPr>
-              <w:t>{electrical_quality}</w:t>
+                <w:sz w:val="22"/>
+                <w:szCs w:val="22"/>
+                <w:color w:val="130C0E"/>
+              </w:rPr>
+            </w:pPr>
+            <w:r>
+              <w:rPr>
+                <w:sz w:val="22"/>
+                <w:szCs w:val="22"/>
+                <w:color w:val="130C0E"/>
+              </w:rPr>
+              <w:t xml:space="preserve">{electrical_quality}</w:t>
             </w:r>
           </w:p>
         </w:tc>
@@ -1645,18 +1648,18 @@
             <w:pPr>
               <w:spacing w:after="0" w:line="252" w:lineRule="auto"/>
               <w:rPr>
-                <w:color w:val="130C0E"/>
-                <w:sz w:val="22"/>
-                <w:szCs w:val="22"/>
-              </w:rPr>
-            </w:pPr>
-            <w:r>
-              <w:rPr>
-                <w:color w:val="130C0E"/>
-                <w:sz w:val="22"/>
-                <w:szCs w:val="22"/>
-              </w:rPr>
-              <w:t>{electrical_comment}</w:t>
+                <w:sz w:val="22"/>
+                <w:szCs w:val="22"/>
+                <w:color w:val="130C0E"/>
+              </w:rPr>
+            </w:pPr>
+            <w:r>
+              <w:rPr>
+                <w:sz w:val="22"/>
+                <w:szCs w:val="22"/>
+                <w:color w:val="130C0E"/>
+              </w:rPr>
+              <w:t xml:space="preserve">{electrical_comment}</w:t>
             </w:r>
           </w:p>
         </w:tc>
@@ -1678,20 +1681,20 @@
             <w:pPr>
               <w:spacing w:after="0" w:line="252" w:lineRule="auto"/>
               <w:rPr>
+                <w:sz w:val="22"/>
+                <w:szCs w:val="22"/>
                 <w:b/>
                 <w:color w:val="000000"/>
-                <w:sz w:val="22"/>
-                <w:szCs w:val="22"/>
-              </w:rPr>
-            </w:pPr>
-            <w:r>
-              <w:rPr>
+              </w:rPr>
+            </w:pPr>
+            <w:r>
+              <w:rPr>
+                <w:sz w:val="22"/>
+                <w:szCs w:val="22"/>
                 <w:b/>
                 <w:color w:val="000000"/>
-                <w:sz w:val="22"/>
-                <w:szCs w:val="22"/>
-              </w:rPr>
-              <w:t>Gas</w:t>
+              </w:rPr>
+              <w:t xml:space="preserve">Gas</w:t>
             </w:r>
           </w:p>
         </w:tc>
@@ -1711,18 +1714,18 @@
               <w:spacing w:after="0" w:line="252" w:lineRule="auto"/>
               <w:jc w:val="center"/>
               <w:rPr>
-                <w:color w:val="130C0E"/>
-                <w:sz w:val="22"/>
-                <w:szCs w:val="22"/>
-              </w:rPr>
-            </w:pPr>
-            <w:r>
-              <w:rPr>
-                <w:color w:val="130C0E"/>
-                <w:sz w:val="22"/>
-                <w:szCs w:val="22"/>
-              </w:rPr>
-              <w:t>{gas_quality}</w:t>
+                <w:sz w:val="22"/>
+                <w:szCs w:val="22"/>
+                <w:color w:val="130C0E"/>
+              </w:rPr>
+            </w:pPr>
+            <w:r>
+              <w:rPr>
+                <w:sz w:val="22"/>
+                <w:szCs w:val="22"/>
+                <w:color w:val="130C0E"/>
+              </w:rPr>
+              <w:t xml:space="preserve">{gas_quality}</w:t>
             </w:r>
           </w:p>
         </w:tc>
@@ -1741,18 +1744,18 @@
             <w:pPr>
               <w:spacing w:after="0" w:line="252" w:lineRule="auto"/>
               <w:rPr>
-                <w:color w:val="130C0E"/>
-                <w:sz w:val="22"/>
-                <w:szCs w:val="22"/>
-              </w:rPr>
-            </w:pPr>
-            <w:r>
-              <w:rPr>
-                <w:color w:val="130C0E"/>
-                <w:sz w:val="22"/>
-                <w:szCs w:val="22"/>
-              </w:rPr>
-              <w:t>{gas_comment}</w:t>
+                <w:sz w:val="22"/>
+                <w:szCs w:val="22"/>
+                <w:color w:val="130C0E"/>
+              </w:rPr>
+            </w:pPr>
+            <w:r>
+              <w:rPr>
+                <w:sz w:val="22"/>
+                <w:szCs w:val="22"/>
+                <w:color w:val="130C0E"/>
+              </w:rPr>
+              <w:t xml:space="preserve">{gas_comment}</w:t>
             </w:r>
           </w:p>
         </w:tc>
@@ -1774,20 +1777,20 @@
             <w:pPr>
               <w:spacing w:after="0" w:line="252" w:lineRule="auto"/>
               <w:rPr>
+                <w:sz w:val="22"/>
+                <w:szCs w:val="22"/>
                 <w:b/>
                 <w:color w:val="FFFFFF"/>
-                <w:sz w:val="22"/>
-                <w:szCs w:val="22"/>
-              </w:rPr>
-            </w:pPr>
-            <w:r>
-              <w:rPr>
+              </w:rPr>
+            </w:pPr>
+            <w:r>
+              <w:rPr>
+                <w:sz w:val="22"/>
+                <w:szCs w:val="22"/>
                 <w:b/>
                 <w:color w:val="FFFFFF"/>
-                <w:sz w:val="22"/>
-                <w:szCs w:val="22"/>
-              </w:rPr>
-              <w:t>Petroleum</w:t>
+              </w:rPr>
+              <w:t xml:space="preserve">Petroleum</w:t>
             </w:r>
           </w:p>
         </w:tc>
@@ -1807,18 +1810,18 @@
               <w:spacing w:after="0" w:line="252" w:lineRule="auto"/>
               <w:jc w:val="center"/>
               <w:rPr>
-                <w:color w:val="130C0E"/>
-                <w:sz w:val="22"/>
-                <w:szCs w:val="22"/>
-              </w:rPr>
-            </w:pPr>
-            <w:r>
-              <w:rPr>
-                <w:color w:val="130C0E"/>
-                <w:sz w:val="22"/>
-                <w:szCs w:val="22"/>
-              </w:rPr>
-              <w:t>{petroleum_quality}</w:t>
+                <w:sz w:val="22"/>
+                <w:szCs w:val="22"/>
+                <w:color w:val="130C0E"/>
+              </w:rPr>
+            </w:pPr>
+            <w:r>
+              <w:rPr>
+                <w:sz w:val="22"/>
+                <w:szCs w:val="22"/>
+                <w:color w:val="130C0E"/>
+              </w:rPr>
+              <w:t xml:space="preserve">{petroleum_quality}</w:t>
             </w:r>
           </w:p>
         </w:tc>
@@ -1837,18 +1840,18 @@
             <w:pPr>
               <w:spacing w:after="0" w:line="252" w:lineRule="auto"/>
               <w:rPr>
-                <w:color w:val="130C0E"/>
-                <w:sz w:val="22"/>
-                <w:szCs w:val="22"/>
-              </w:rPr>
-            </w:pPr>
-            <w:r>
-              <w:rPr>
-                <w:color w:val="130C0E"/>
-                <w:sz w:val="22"/>
-                <w:szCs w:val="22"/>
-              </w:rPr>
-              <w:t>{petroleum_comment}</w:t>
+                <w:sz w:val="22"/>
+                <w:szCs w:val="22"/>
+                <w:color w:val="130C0E"/>
+              </w:rPr>
+            </w:pPr>
+            <w:r>
+              <w:rPr>
+                <w:sz w:val="22"/>
+                <w:szCs w:val="22"/>
+                <w:color w:val="130C0E"/>
+              </w:rPr>
+              <w:t xml:space="preserve">{petroleum_comment}</w:t>
             </w:r>
           </w:p>
         </w:tc>
@@ -1870,20 +1873,20 @@
             <w:pPr>
               <w:spacing w:after="0" w:line="252" w:lineRule="auto"/>
               <w:rPr>
+                <w:sz w:val="22"/>
+                <w:szCs w:val="22"/>
                 <w:b/>
                 <w:color w:val="FFFFFF"/>
-                <w:sz w:val="22"/>
-                <w:szCs w:val="22"/>
-              </w:rPr>
-            </w:pPr>
-            <w:r>
-              <w:rPr>
+              </w:rPr>
+            </w:pPr>
+            <w:r>
+              <w:rPr>
+                <w:sz w:val="22"/>
+                <w:szCs w:val="22"/>
                 <w:b/>
                 <w:color w:val="FFFFFF"/>
-                <w:sz w:val="22"/>
-                <w:szCs w:val="22"/>
-              </w:rPr>
-              <w:t>Reticulation</w:t>
+              </w:rPr>
+              <w:t xml:space="preserve">Reticulation</w:t>
             </w:r>
           </w:p>
         </w:tc>
@@ -1903,18 +1906,18 @@
               <w:spacing w:after="0" w:line="252" w:lineRule="auto"/>
               <w:jc w:val="center"/>
               <w:rPr>
-                <w:color w:val="130C0E"/>
-                <w:sz w:val="22"/>
-                <w:szCs w:val="22"/>
-              </w:rPr>
-            </w:pPr>
-            <w:r>
-              <w:rPr>
-                <w:color w:val="130C0E"/>
-                <w:sz w:val="22"/>
-                <w:szCs w:val="22"/>
-              </w:rPr>
-              <w:t>{reticulation_quality}</w:t>
+                <w:sz w:val="22"/>
+                <w:szCs w:val="22"/>
+                <w:color w:val="130C0E"/>
+              </w:rPr>
+            </w:pPr>
+            <w:r>
+              <w:rPr>
+                <w:sz w:val="22"/>
+                <w:szCs w:val="22"/>
+                <w:color w:val="130C0E"/>
+              </w:rPr>
+              <w:t xml:space="preserve">{reticulation_quality}</w:t>
             </w:r>
           </w:p>
         </w:tc>
@@ -1933,18 +1936,18 @@
             <w:pPr>
               <w:spacing w:after="0" w:line="252" w:lineRule="auto"/>
               <w:rPr>
-                <w:color w:val="130C0E"/>
-                <w:sz w:val="22"/>
-                <w:szCs w:val="22"/>
-              </w:rPr>
-            </w:pPr>
-            <w:r>
-              <w:rPr>
-                <w:color w:val="130C0E"/>
-                <w:sz w:val="22"/>
-                <w:szCs w:val="22"/>
-              </w:rPr>
-              <w:t>{reticulation_comment}</w:t>
+                <w:sz w:val="22"/>
+                <w:szCs w:val="22"/>
+                <w:color w:val="130C0E"/>
+              </w:rPr>
+            </w:pPr>
+            <w:r>
+              <w:rPr>
+                <w:sz w:val="22"/>
+                <w:szCs w:val="22"/>
+                <w:color w:val="130C0E"/>
+              </w:rPr>
+              <w:t xml:space="preserve">{reticulation_comment}</w:t>
             </w:r>
           </w:p>
         </w:tc>
@@ -1966,20 +1969,20 @@
             <w:pPr>
               <w:spacing w:after="0" w:line="252" w:lineRule="auto"/>
               <w:rPr>
+                <w:sz w:val="22"/>
+                <w:szCs w:val="22"/>
                 <w:b/>
                 <w:color w:val="000000"/>
-                <w:sz w:val="22"/>
-                <w:szCs w:val="22"/>
-              </w:rPr>
-            </w:pPr>
-            <w:r>
-              <w:rPr>
+              </w:rPr>
+            </w:pPr>
+            <w:r>
+              <w:rPr>
+                <w:sz w:val="22"/>
+                <w:szCs w:val="22"/>
                 <w:b/>
                 <w:color w:val="000000"/>
-                <w:sz w:val="22"/>
-                <w:szCs w:val="22"/>
-              </w:rPr>
-              <w:t>Unknown Services</w:t>
+              </w:rPr>
+              <w:t xml:space="preserve">Unknown Services</w:t>
             </w:r>
           </w:p>
         </w:tc>
@@ -1999,18 +2002,18 @@
               <w:spacing w:after="0" w:line="252" w:lineRule="auto"/>
               <w:jc w:val="center"/>
               <w:rPr>
-                <w:color w:val="130C0E"/>
-                <w:sz w:val="22"/>
-                <w:szCs w:val="22"/>
-              </w:rPr>
-            </w:pPr>
-            <w:r>
-              <w:rPr>
-                <w:color w:val="130C0E"/>
-                <w:sz w:val="22"/>
-                <w:szCs w:val="22"/>
-              </w:rPr>
-              <w:t>{unknown_quality}</w:t>
+                <w:sz w:val="22"/>
+                <w:szCs w:val="22"/>
+                <w:color w:val="130C0E"/>
+              </w:rPr>
+            </w:pPr>
+            <w:r>
+              <w:rPr>
+                <w:sz w:val="22"/>
+                <w:szCs w:val="22"/>
+                <w:color w:val="130C0E"/>
+              </w:rPr>
+              <w:t xml:space="preserve">{unknown_quality}</w:t>
             </w:r>
           </w:p>
         </w:tc>
@@ -2029,18 +2032,18 @@
             <w:pPr>
               <w:spacing w:after="0" w:line="252" w:lineRule="auto"/>
               <w:rPr>
-                <w:color w:val="130C0E"/>
-                <w:sz w:val="22"/>
-                <w:szCs w:val="22"/>
-              </w:rPr>
-            </w:pPr>
-            <w:r>
-              <w:rPr>
-                <w:color w:val="130C0E"/>
-                <w:sz w:val="22"/>
-                <w:szCs w:val="22"/>
-              </w:rPr>
-              <w:t>{unknown_comment}</w:t>
+                <w:sz w:val="22"/>
+                <w:szCs w:val="22"/>
+                <w:color w:val="130C0E"/>
+              </w:rPr>
+            </w:pPr>
+            <w:r>
+              <w:rPr>
+                <w:sz w:val="22"/>
+                <w:szCs w:val="22"/>
+                <w:color w:val="130C0E"/>
+              </w:rPr>
+              <w:t xml:space="preserve">{unknown_comment}</w:t>
             </w:r>
           </w:p>
         </w:tc>
@@ -2053,455 +2056,69 @@
         </w:pBdr>
         <w:spacing w:before="220" w:after="90"/>
         <w:rPr>
+          <w:sz w:val="26"/>
+          <w:szCs w:val="26"/>
           <w:b/>
           <w:color w:val="130C0E"/>
+        </w:rPr>
+      </w:pPr>
+      <w:r>
+        <w:rPr>
           <w:sz w:val="26"/>
           <w:szCs w:val="26"/>
-        </w:rPr>
-      </w:pPr>
-      <w:r>
-        <w:rPr>
           <w:b/>
           <w:color w:val="130C0E"/>
-          <w:sz w:val="26"/>
-          <w:szCs w:val="26"/>
-        </w:rPr>
-        <w:t>Comments</w:t>
+        </w:rPr>
+        <w:t xml:space="preserve">Comments</w:t>
       </w:r>
     </w:p>
     <w:p>
       <w:pPr>
         <w:spacing w:after="0" w:line="252" w:lineRule="auto"/>
         <w:rPr>
-          <w:color w:val="130C0E"/>
           <w:sz w:val="22"/>
           <w:szCs w:val="22"/>
-        </w:rPr>
-      </w:pPr>
-      <w:r>
-        <w:rPr>
           <w:color w:val="130C0E"/>
+        </w:rPr>
+      </w:pPr>
+      <w:r>
+        <w:rPr>
           <w:sz w:val="22"/>
           <w:szCs w:val="22"/>
-        </w:rPr>
-        <w:t>{comments}</w:t>
-      </w:r>
-    </w:p>
-    <w:p>
-      <w:pPr>
-        <w:spacing w:after="0" w:line="252" w:lineRule="auto"/>
-        <w:rPr>
           <w:color w:val="130C0E"/>
-          <w:sz w:val="22"/>
-          <w:szCs w:val="22"/>
-        </w:rPr>
-      </w:pPr>
-    </w:p>
-    <w:p>
-      <w:pPr>
-        <w:spacing w:after="0" w:line="252" w:lineRule="auto"/>
-        <w:rPr>
-          <w:color w:val="130C0E"/>
-          <w:sz w:val="22"/>
-          <w:szCs w:val="22"/>
-        </w:rPr>
-      </w:pPr>
-    </w:p>
-    <w:p>
-      <w:pPr>
-        <w:spacing w:after="0" w:line="252" w:lineRule="auto"/>
-        <w:rPr>
-          <w:color w:val="130C0E"/>
-          <w:sz w:val="22"/>
-          <w:szCs w:val="22"/>
-        </w:rPr>
-      </w:pPr>
-    </w:p>
-    <w:p>
-      <w:pPr>
-        <w:spacing w:after="0" w:line="252" w:lineRule="auto"/>
-        <w:rPr>
-          <w:color w:val="130C0E"/>
-          <w:sz w:val="22"/>
-          <w:szCs w:val="22"/>
-        </w:rPr>
-      </w:pPr>
-    </w:p>
-    <w:p>
-      <w:pPr>
-        <w:spacing w:after="0" w:line="252" w:lineRule="auto"/>
-        <w:rPr>
-          <w:color w:val="130C0E"/>
-          <w:sz w:val="22"/>
-          <w:szCs w:val="22"/>
-        </w:rPr>
-      </w:pPr>
-    </w:p>
-    <w:p>
-      <w:pPr>
-        <w:spacing w:after="0" w:line="252" w:lineRule="auto"/>
-        <w:rPr>
-          <w:color w:val="130C0E"/>
-          <w:sz w:val="22"/>
-          <w:szCs w:val="22"/>
-        </w:rPr>
-      </w:pPr>
-    </w:p>
-    <w:p>
-      <w:pPr>
-        <w:spacing w:after="0" w:line="252" w:lineRule="auto"/>
-        <w:rPr>
-          <w:color w:val="130C0E"/>
-          <w:sz w:val="22"/>
-          <w:szCs w:val="22"/>
-        </w:rPr>
-      </w:pPr>
-    </w:p>
-    <w:p>
-      <w:pPr>
-        <w:spacing w:after="0" w:line="252" w:lineRule="auto"/>
-        <w:rPr>
-          <w:color w:val="130C0E"/>
-          <w:sz w:val="22"/>
-          <w:szCs w:val="22"/>
-        </w:rPr>
-      </w:pPr>
-    </w:p>
-    <w:p>
-      <w:pPr>
-        <w:spacing w:after="0" w:line="252" w:lineRule="auto"/>
-        <w:rPr>
-          <w:color w:val="130C0E"/>
-          <w:sz w:val="22"/>
-          <w:szCs w:val="22"/>
-        </w:rPr>
-      </w:pPr>
-    </w:p>
-    <w:p>
-      <w:pPr>
-        <w:spacing w:after="0" w:line="252" w:lineRule="auto"/>
-        <w:rPr>
-          <w:color w:val="130C0E"/>
-          <w:sz w:val="22"/>
-          <w:szCs w:val="22"/>
-        </w:rPr>
-      </w:pPr>
-    </w:p>
-    <w:p>
-      <w:pPr>
-        <w:spacing w:after="0"/>
-      </w:pPr>
-      <w:r>
-        <w:lastRenderedPageBreak/>
-        <w:t>{#photos}</w:t>
-      </w:r>
-      <w:r>
-        <w:br/>
-      </w:r>
-    </w:p>
-    <w:p>
-      <w:pPr>
-        <w:spacing w:after="0"/>
-        <w:rPr>
-          <w:b/>
-          <w:color w:val="130C0E"/>
-          <w:sz w:val="28"/>
-          <w:szCs w:val="28"/>
-        </w:rPr>
-      </w:pPr>
-      <w:r>
-        <w:t>Photo{num}</w:t>
-      </w:r>
-    </w:p>
-    <w:p>
-      <w:pPr>
-        <w:spacing w:after="120"/>
-        <w:jc w:val="center"/>
-      </w:pPr>
-      <w:r>
-        <w:t>{%photo}</w:t>
-      </w:r>
-    </w:p>
-    <w:p>
-      <w:pPr>
-        <w:spacing w:after="0"/>
-      </w:pPr>
-      <w:r>
-        <w:t>{#hasPotholes}</w:t>
-      </w:r>
-    </w:p>
-    <w:p>
-      <w:pPr>
-        <w:spacing w:after="0" w:line="252" w:lineRule="auto"/>
-        <w:rPr>
-          <w:b/>
-          <w:color w:val="130C0E"/>
-          <w:sz w:val="22"/>
-          <w:szCs w:val="22"/>
-        </w:rPr>
-      </w:pPr>
-      <w:r>
-        <w:rPr>
-          <w:b/>
-          <w:color w:val="130C0E"/>
-          <w:sz w:val="22"/>
-          <w:szCs w:val="22"/>
-        </w:rPr>
-        <w:t>Potholes</w:t>
-      </w:r>
-    </w:p>
-    <w:tbl>
-      <w:tblPr>
-        <w:tblW w:w="10086" w:type="dxa"/>
-        <w:tblLook w:val="04A0" w:firstRow="1" w:lastRow="0" w:firstColumn="1" w:lastColumn="0" w:noHBand="0" w:noVBand="1"/>
-      </w:tblPr>
-      <w:tblGrid>
-        <w:gridCol w:w="2236"/>
-        <w:gridCol w:w="1897"/>
-        <w:gridCol w:w="1898"/>
-        <w:gridCol w:w="1898"/>
-        <w:gridCol w:w="2157"/>
-      </w:tblGrid>
-      <w:tr>
-        <w:tc>
-          <w:tcPr>
-            <w:tcW w:w="2017" w:type="dxa"/>
-            <w:tcMar>
-              <w:top w:w="40" w:type="dxa"/>
-              <w:left w:w="110" w:type="dxa"/>
-              <w:bottom w:w="40" w:type="dxa"/>
-              <w:right w:w="110" w:type="dxa"/>
-            </w:tcMar>
-            <w:vAlign w:val="center"/>
-          </w:tcPr>
-          <w:p>
-            <w:pPr>
-              <w:spacing w:before="40" w:after="20"/>
-              <w:jc w:val="center"/>
-            </w:pPr>
-            <w:r>
-              <w:t>{#potholeRows}{%c0img}</w:t>
-            </w:r>
-          </w:p>
-          <w:p>
-            <w:pPr>
-              <w:spacing w:after="60"/>
-              <w:jc w:val="center"/>
-              <w:rPr>
-                <w:b/>
-                <w:color w:val="130C0E"/>
-                <w:szCs w:val="20"/>
-              </w:rPr>
-            </w:pPr>
-            <w:r>
-              <w:rPr>
-                <w:b/>
-                <w:color w:val="130C0E"/>
-                <w:szCs w:val="20"/>
-              </w:rPr>
-              <w:t>{c0label}</w:t>
-            </w:r>
-          </w:p>
-        </w:tc>
-        <w:tc>
-          <w:tcPr>
-            <w:tcW w:w="2017" w:type="dxa"/>
-            <w:tcMar>
-              <w:top w:w="40" w:type="dxa"/>
-              <w:left w:w="110" w:type="dxa"/>
-              <w:bottom w:w="40" w:type="dxa"/>
-              <w:right w:w="110" w:type="dxa"/>
-            </w:tcMar>
-            <w:vAlign w:val="center"/>
-          </w:tcPr>
-          <w:p>
-            <w:pPr>
-              <w:spacing w:before="40" w:after="20"/>
-              <w:jc w:val="center"/>
-            </w:pPr>
-            <w:r>
-              <w:t>{%c1img}</w:t>
-            </w:r>
-          </w:p>
-          <w:p>
-            <w:pPr>
-              <w:spacing w:after="60"/>
-              <w:jc w:val="center"/>
-              <w:rPr>
-                <w:b/>
-                <w:color w:val="130C0E"/>
-                <w:szCs w:val="20"/>
-              </w:rPr>
-            </w:pPr>
-            <w:r>
-              <w:rPr>
-                <w:b/>
-                <w:color w:val="130C0E"/>
-                <w:szCs w:val="20"/>
-              </w:rPr>
-              <w:t>{c1label}</w:t>
-            </w:r>
-          </w:p>
-        </w:tc>
-        <w:tc>
-          <w:tcPr>
-            <w:tcW w:w="2017" w:type="dxa"/>
-            <w:tcMar>
-              <w:top w:w="40" w:type="dxa"/>
-              <w:left w:w="110" w:type="dxa"/>
-              <w:bottom w:w="40" w:type="dxa"/>
-              <w:right w:w="110" w:type="dxa"/>
-            </w:tcMar>
-            <w:vAlign w:val="center"/>
-          </w:tcPr>
-          <w:p>
-            <w:pPr>
-              <w:spacing w:before="40" w:after="20"/>
-              <w:jc w:val="center"/>
-            </w:pPr>
-            <w:r>
-              <w:t>{%c2img}</w:t>
-            </w:r>
-          </w:p>
-          <w:p>
-            <w:pPr>
-              <w:spacing w:after="60"/>
-              <w:jc w:val="center"/>
-              <w:rPr>
-                <w:b/>
-                <w:color w:val="130C0E"/>
-                <w:szCs w:val="20"/>
-              </w:rPr>
-            </w:pPr>
-            <w:r>
-              <w:rPr>
-                <w:b/>
-                <w:color w:val="130C0E"/>
-                <w:szCs w:val="20"/>
-              </w:rPr>
-              <w:t>{c2label}</w:t>
-            </w:r>
-          </w:p>
-        </w:tc>
-        <w:tc>
-          <w:tcPr>
-            <w:tcW w:w="2017" w:type="dxa"/>
-            <w:tcMar>
-              <w:top w:w="40" w:type="dxa"/>
-              <w:left w:w="110" w:type="dxa"/>
-              <w:bottom w:w="40" w:type="dxa"/>
-              <w:right w:w="110" w:type="dxa"/>
-            </w:tcMar>
-            <w:vAlign w:val="center"/>
-          </w:tcPr>
-          <w:p>
-            <w:pPr>
-              <w:spacing w:before="40" w:after="20"/>
-              <w:jc w:val="center"/>
-            </w:pPr>
-            <w:r>
-              <w:t>{%c3img}</w:t>
-            </w:r>
-          </w:p>
-          <w:p>
-            <w:pPr>
-              <w:spacing w:after="60"/>
-              <w:jc w:val="center"/>
-              <w:rPr>
-                <w:b/>
-                <w:color w:val="130C0E"/>
-                <w:szCs w:val="20"/>
-              </w:rPr>
-            </w:pPr>
-            <w:r>
-              <w:rPr>
-                <w:b/>
-                <w:color w:val="130C0E"/>
-                <w:szCs w:val="20"/>
-              </w:rPr>
-              <w:t>{c3label}</w:t>
-            </w:r>
-          </w:p>
-        </w:tc>
-        <w:tc>
-          <w:tcPr>
-            <w:tcW w:w="2018" w:type="dxa"/>
-            <w:tcMar>
-              <w:top w:w="40" w:type="dxa"/>
-              <w:left w:w="110" w:type="dxa"/>
-              <w:bottom w:w="40" w:type="dxa"/>
-              <w:right w:w="110" w:type="dxa"/>
-            </w:tcMar>
-            <w:vAlign w:val="center"/>
-          </w:tcPr>
-          <w:p>
-            <w:pPr>
-              <w:spacing w:before="40" w:after="20"/>
-              <w:jc w:val="center"/>
-            </w:pPr>
-            <w:r>
-              <w:t>{%c4img}</w:t>
-            </w:r>
-          </w:p>
-          <w:p>
-            <w:pPr>
-              <w:spacing w:after="60"/>
-              <w:jc w:val="center"/>
-              <w:rPr>
-                <w:b/>
-                <w:color w:val="130C0E"/>
-                <w:szCs w:val="20"/>
-              </w:rPr>
-            </w:pPr>
-            <w:r>
-              <w:rPr>
-                <w:b/>
-                <w:color w:val="130C0E"/>
-                <w:szCs w:val="20"/>
-              </w:rPr>
-              <w:t>{c4label}</w:t>
-            </w:r>
-            <w:r>
-              <w:t>{/potholeRows}</w:t>
-            </w:r>
-          </w:p>
-        </w:tc>
-      </w:tr>
-    </w:tbl>
-    <w:p>
-      <w:pPr>
-        <w:spacing w:after="0"/>
-      </w:pPr>
-      <w:r>
-        <w:t>{/hasPotholes}</w:t>
-      </w:r>
-    </w:p>
-    <w:p>
-      <w:pPr>
+        </w:rPr>
+        <w:t xml:space="preserve">{comments}</w:t>
+      </w:r>
+    </w:p>
+    <w:p>
+      <w:pPr>
+        <w:pageBreakBefore/>
         <w:pBdr>
           <w:left w:val="single" w:sz="36" w:space="8" w:color="FFC20E"/>
         </w:pBdr>
         <w:spacing w:before="220" w:after="90"/>
         <w:rPr>
+          <w:sz w:val="26"/>
+          <w:szCs w:val="26"/>
           <w:b/>
           <w:color w:val="130C0E"/>
+        </w:rPr>
+      </w:pPr>
+      <w:r>
+        <w:rPr>
           <w:sz w:val="26"/>
           <w:szCs w:val="26"/>
-        </w:rPr>
-      </w:pPr>
-      <w:r>
-        <w:rPr>
           <w:b/>
           <w:color w:val="130C0E"/>
-          <w:sz w:val="26"/>
-          <w:szCs w:val="26"/>
-        </w:rPr>
-        <w:t>Abbreviations</w:t>
+        </w:rPr>
+        <w:t xml:space="preserve">Utility legend — DIT specification</w:t>
       </w:r>
     </w:p>
     <w:tbl>
       <w:tblPr>
         <w:tblW w:w="10086" w:type="dxa"/>
+        <w:jc w:val="left"/>
+        <w:tblInd w:w="0" w:type="dxa"/>
         <w:tblBorders>
           <w:top w:val="single" w:sz="4" w:space="0" w:color="E6E3DD"/>
           <w:left w:val="single" w:sz="4" w:space="0" w:color="E6E3DD"/>
@@ -2510,7 +2127,1144 @@
           <w:insideH w:val="single" w:sz="4" w:space="0" w:color="E6E3DD"/>
           <w:insideV w:val="single" w:sz="4" w:space="0" w:color="E6E3DD"/>
         </w:tblBorders>
-        <w:tblLook w:val="04A0" w:firstRow="1" w:lastRow="0" w:firstColumn="1" w:lastColumn="0" w:noHBand="0" w:noVBand="1"/>
+      </w:tblPr>
+      <w:tblGrid>
+        <w:gridCol w:w="1900"/>
+        <w:gridCol w:w="8186"/>
+      </w:tblGrid>
+      <w:tr>
+        <w:tc>
+          <w:tcPr>
+            <w:tcW w:w="1900" w:type="dxa"/>
+            <w:shd w:val="clear" w:color="auto" w:fill="A6A6A6"/>
+            <w:tcMar>
+              <w:top w:w="40" w:type="dxa"/>
+              <w:left w:w="110" w:type="dxa"/>
+              <w:bottom w:w="40" w:type="dxa"/>
+              <w:right w:w="110" w:type="dxa"/>
+            </w:tcMar>
+            <w:vAlign w:val="center"/>
+          </w:tcPr>
+          <w:p>
+            <w:pPr>
+              <w:spacing w:after="0" w:line="252" w:lineRule="auto"/>
+              <w:jc w:val="center"/>
+              <w:rPr>
+                <w:sz w:val="22"/>
+                <w:szCs w:val="22"/>
+                <w:b/>
+                <w:color w:val="000000"/>
+              </w:rPr>
+            </w:pPr>
+            <w:r>
+              <w:rPr>
+                <w:sz w:val="22"/>
+                <w:szCs w:val="22"/>
+                <w:b/>
+                <w:color w:val="000000"/>
+              </w:rPr>
+              <w:t xml:space="preserve">CAD</w:t>
+            </w:r>
+          </w:p>
+        </w:tc>
+        <w:tc>
+          <w:tcPr>
+            <w:tcW w:w="8186" w:type="dxa"/>
+            <w:tcMar>
+              <w:top w:w="40" w:type="dxa"/>
+              <w:left w:w="110" w:type="dxa"/>
+              <w:bottom w:w="40" w:type="dxa"/>
+              <w:right w:w="110" w:type="dxa"/>
+            </w:tcMar>
+            <w:vAlign w:val="center"/>
+          </w:tcPr>
+          <w:p>
+            <w:pPr>
+              <w:spacing w:after="0" w:line="252" w:lineRule="auto"/>
+              <w:rPr>
+                <w:sz w:val="22"/>
+                <w:szCs w:val="22"/>
+                <w:color w:val="130C0E"/>
+              </w:rPr>
+            </w:pPr>
+            <w:r>
+              <w:rPr>
+                <w:sz w:val="22"/>
+                <w:szCs w:val="22"/>
+                <w:color w:val="130C0E"/>
+              </w:rPr>
+              <w:t xml:space="preserve">Cadastral Boundaries</w:t>
+            </w:r>
+          </w:p>
+        </w:tc>
+      </w:tr>
+      <w:tr>
+        <w:tc>
+          <w:tcPr>
+            <w:tcW w:w="1900" w:type="dxa"/>
+            <w:shd w:val="clear" w:color="auto" w:fill="2E75B6"/>
+            <w:tcMar>
+              <w:top w:w="40" w:type="dxa"/>
+              <w:left w:w="110" w:type="dxa"/>
+              <w:bottom w:w="40" w:type="dxa"/>
+              <w:right w:w="110" w:type="dxa"/>
+            </w:tcMar>
+            <w:vAlign w:val="center"/>
+          </w:tcPr>
+          <w:p>
+            <w:pPr>
+              <w:spacing w:after="0" w:line="252" w:lineRule="auto"/>
+              <w:jc w:val="center"/>
+              <w:rPr>
+                <w:sz w:val="22"/>
+                <w:szCs w:val="22"/>
+                <w:b/>
+                <w:color w:val="FFFFFF"/>
+              </w:rPr>
+            </w:pPr>
+            <w:r>
+              <w:rPr>
+                <w:sz w:val="22"/>
+                <w:szCs w:val="22"/>
+                <w:b/>
+                <w:color w:val="FFFFFF"/>
+              </w:rPr>
+              <w:t xml:space="preserve">WS, WM, W</w:t>
+            </w:r>
+          </w:p>
+        </w:tc>
+        <w:tc>
+          <w:tcPr>
+            <w:tcW w:w="8186" w:type="dxa"/>
+            <w:tcMar>
+              <w:top w:w="40" w:type="dxa"/>
+              <w:left w:w="110" w:type="dxa"/>
+              <w:bottom w:w="40" w:type="dxa"/>
+              <w:right w:w="110" w:type="dxa"/>
+            </w:tcMar>
+            <w:vAlign w:val="center"/>
+          </w:tcPr>
+          <w:p>
+            <w:pPr>
+              <w:spacing w:after="0" w:line="252" w:lineRule="auto"/>
+              <w:rPr>
+                <w:sz w:val="22"/>
+                <w:szCs w:val="22"/>
+                <w:color w:val="130C0E"/>
+              </w:rPr>
+            </w:pPr>
+            <w:r>
+              <w:rPr>
+                <w:sz w:val="22"/>
+                <w:szCs w:val="22"/>
+                <w:color w:val="130C0E"/>
+              </w:rPr>
+              <w:t xml:space="preserve">Potable Water Supply</w:t>
+            </w:r>
+          </w:p>
+        </w:tc>
+      </w:tr>
+      <w:tr>
+        <w:tc>
+          <w:tcPr>
+            <w:tcW w:w="1900" w:type="dxa"/>
+            <w:shd w:val="clear" w:color="auto" w:fill="00B050"/>
+            <w:tcMar>
+              <w:top w:w="40" w:type="dxa"/>
+              <w:left w:w="110" w:type="dxa"/>
+              <w:bottom w:w="40" w:type="dxa"/>
+              <w:right w:w="110" w:type="dxa"/>
+            </w:tcMar>
+            <w:vAlign w:val="center"/>
+          </w:tcPr>
+          <w:p>
+            <w:pPr>
+              <w:spacing w:after="0" w:line="252" w:lineRule="auto"/>
+              <w:jc w:val="center"/>
+              <w:rPr>
+                <w:sz w:val="22"/>
+                <w:szCs w:val="22"/>
+                <w:b/>
+                <w:color w:val="FFFFFF"/>
+              </w:rPr>
+            </w:pPr>
+            <w:r>
+              <w:rPr>
+                <w:sz w:val="22"/>
+                <w:szCs w:val="22"/>
+                <w:b/>
+                <w:color w:val="FFFFFF"/>
+              </w:rPr>
+              <w:t xml:space="preserve">STW</w:t>
+            </w:r>
+          </w:p>
+        </w:tc>
+        <w:tc>
+          <w:tcPr>
+            <w:tcW w:w="8186" w:type="dxa"/>
+            <w:tcMar>
+              <w:top w:w="40" w:type="dxa"/>
+              <w:left w:w="110" w:type="dxa"/>
+              <w:bottom w:w="40" w:type="dxa"/>
+              <w:right w:w="110" w:type="dxa"/>
+            </w:tcMar>
+            <w:vAlign w:val="center"/>
+          </w:tcPr>
+          <w:p>
+            <w:pPr>
+              <w:spacing w:after="0" w:line="252" w:lineRule="auto"/>
+              <w:rPr>
+                <w:sz w:val="22"/>
+                <w:szCs w:val="22"/>
+                <w:color w:val="130C0E"/>
+              </w:rPr>
+            </w:pPr>
+            <w:r>
+              <w:rPr>
+                <w:sz w:val="22"/>
+                <w:szCs w:val="22"/>
+                <w:color w:val="130C0E"/>
+              </w:rPr>
+              <w:t xml:space="preserve">Storm Water</w:t>
+            </w:r>
+          </w:p>
+        </w:tc>
+      </w:tr>
+      <w:tr>
+        <w:tc>
+          <w:tcPr>
+            <w:tcW w:w="1900" w:type="dxa"/>
+            <w:shd w:val="clear" w:color="auto" w:fill="F2E2C4"/>
+            <w:tcMar>
+              <w:top w:w="40" w:type="dxa"/>
+              <w:left w:w="110" w:type="dxa"/>
+              <w:bottom w:w="40" w:type="dxa"/>
+              <w:right w:w="110" w:type="dxa"/>
+            </w:tcMar>
+            <w:vAlign w:val="center"/>
+          </w:tcPr>
+          <w:p>
+            <w:pPr>
+              <w:spacing w:after="0" w:line="252" w:lineRule="auto"/>
+              <w:jc w:val="center"/>
+              <w:rPr>
+                <w:sz w:val="22"/>
+                <w:szCs w:val="22"/>
+                <w:b/>
+                <w:color w:val="000000"/>
+              </w:rPr>
+            </w:pPr>
+            <w:r>
+              <w:rPr>
+                <w:sz w:val="22"/>
+                <w:szCs w:val="22"/>
+                <w:b/>
+                <w:color w:val="000000"/>
+              </w:rPr>
+              <w:t xml:space="preserve">SWR</w:t>
+            </w:r>
+          </w:p>
+        </w:tc>
+        <w:tc>
+          <w:tcPr>
+            <w:tcW w:w="8186" w:type="dxa"/>
+            <w:tcMar>
+              <w:top w:w="40" w:type="dxa"/>
+              <w:left w:w="110" w:type="dxa"/>
+              <w:bottom w:w="40" w:type="dxa"/>
+              <w:right w:w="110" w:type="dxa"/>
+            </w:tcMar>
+            <w:vAlign w:val="center"/>
+          </w:tcPr>
+          <w:p>
+            <w:pPr>
+              <w:spacing w:after="0" w:line="252" w:lineRule="auto"/>
+              <w:rPr>
+                <w:sz w:val="22"/>
+                <w:szCs w:val="22"/>
+                <w:color w:val="130C0E"/>
+              </w:rPr>
+            </w:pPr>
+            <w:r>
+              <w:rPr>
+                <w:sz w:val="22"/>
+                <w:szCs w:val="22"/>
+                <w:color w:val="130C0E"/>
+              </w:rPr>
+              <w:t xml:space="preserve">Sewerage</w:t>
+            </w:r>
+          </w:p>
+        </w:tc>
+      </w:tr>
+      <w:tr>
+        <w:tc>
+          <w:tcPr>
+            <w:tcW w:w="1900" w:type="dxa"/>
+            <w:shd w:val="clear" w:color="auto" w:fill="7030A0"/>
+            <w:tcMar>
+              <w:top w:w="40" w:type="dxa"/>
+              <w:left w:w="110" w:type="dxa"/>
+              <w:bottom w:w="40" w:type="dxa"/>
+              <w:right w:w="110" w:type="dxa"/>
+            </w:tcMar>
+            <w:vAlign w:val="center"/>
+          </w:tcPr>
+          <w:p>
+            <w:pPr>
+              <w:spacing w:after="0" w:line="252" w:lineRule="auto"/>
+              <w:jc w:val="center"/>
+              <w:rPr>
+                <w:sz w:val="22"/>
+                <w:szCs w:val="22"/>
+                <w:b/>
+                <w:color w:val="FFFFFF"/>
+              </w:rPr>
+            </w:pPr>
+            <w:r>
+              <w:rPr>
+                <w:sz w:val="22"/>
+                <w:szCs w:val="22"/>
+                <w:b/>
+                <w:color w:val="FFFFFF"/>
+              </w:rPr>
+              <w:t xml:space="preserve">RW</w:t>
+            </w:r>
+          </w:p>
+        </w:tc>
+        <w:tc>
+          <w:tcPr>
+            <w:tcW w:w="8186" w:type="dxa"/>
+            <w:tcMar>
+              <w:top w:w="40" w:type="dxa"/>
+              <w:left w:w="110" w:type="dxa"/>
+              <w:bottom w:w="40" w:type="dxa"/>
+              <w:right w:w="110" w:type="dxa"/>
+            </w:tcMar>
+            <w:vAlign w:val="center"/>
+          </w:tcPr>
+          <w:p>
+            <w:pPr>
+              <w:spacing w:after="0" w:line="252" w:lineRule="auto"/>
+              <w:rPr>
+                <w:sz w:val="22"/>
+                <w:szCs w:val="22"/>
+                <w:color w:val="130C0E"/>
+              </w:rPr>
+            </w:pPr>
+            <w:r>
+              <w:rPr>
+                <w:sz w:val="22"/>
+                <w:szCs w:val="22"/>
+                <w:color w:val="130C0E"/>
+              </w:rPr>
+              <w:t xml:space="preserve">Reclaimed Water</w:t>
+            </w:r>
+          </w:p>
+        </w:tc>
+      </w:tr>
+      <w:tr>
+        <w:tc>
+          <w:tcPr>
+            <w:tcW w:w="1900" w:type="dxa"/>
+            <w:shd w:val="clear" w:color="auto" w:fill="FFFFFF"/>
+            <w:tcMar>
+              <w:top w:w="40" w:type="dxa"/>
+              <w:left w:w="110" w:type="dxa"/>
+              <w:bottom w:w="40" w:type="dxa"/>
+              <w:right w:w="110" w:type="dxa"/>
+            </w:tcMar>
+            <w:vAlign w:val="center"/>
+          </w:tcPr>
+          <w:p>
+            <w:pPr>
+              <w:spacing w:after="0" w:line="252" w:lineRule="auto"/>
+              <w:jc w:val="center"/>
+              <w:rPr>
+                <w:sz w:val="22"/>
+                <w:szCs w:val="22"/>
+                <w:b/>
+                <w:color w:val="000000"/>
+              </w:rPr>
+            </w:pPr>
+            <w:r>
+              <w:rPr>
+                <w:sz w:val="22"/>
+                <w:szCs w:val="22"/>
+                <w:b/>
+                <w:color w:val="000000"/>
+              </w:rPr>
+              <w:t xml:space="preserve">COMMS</w:t>
+            </w:r>
+          </w:p>
+        </w:tc>
+        <w:tc>
+          <w:tcPr>
+            <w:tcW w:w="8186" w:type="dxa"/>
+            <w:tcMar>
+              <w:top w:w="40" w:type="dxa"/>
+              <w:left w:w="110" w:type="dxa"/>
+              <w:bottom w:w="40" w:type="dxa"/>
+              <w:right w:w="110" w:type="dxa"/>
+            </w:tcMar>
+            <w:vAlign w:val="center"/>
+          </w:tcPr>
+          <w:p>
+            <w:pPr>
+              <w:spacing w:after="0" w:line="252" w:lineRule="auto"/>
+              <w:rPr>
+                <w:sz w:val="22"/>
+                <w:szCs w:val="22"/>
+                <w:color w:val="130C0E"/>
+              </w:rPr>
+            </w:pPr>
+            <w:r>
+              <w:rPr>
+                <w:sz w:val="22"/>
+                <w:szCs w:val="22"/>
+                <w:color w:val="130C0E"/>
+              </w:rPr>
+              <w:t xml:space="preserve">Communications</w:t>
+            </w:r>
+          </w:p>
+        </w:tc>
+      </w:tr>
+      <w:tr>
+        <w:tc>
+          <w:tcPr>
+            <w:tcW w:w="1900" w:type="dxa"/>
+            <w:shd w:val="clear" w:color="auto" w:fill="FF0000"/>
+            <w:tcMar>
+              <w:top w:w="40" w:type="dxa"/>
+              <w:left w:w="110" w:type="dxa"/>
+              <w:bottom w:w="40" w:type="dxa"/>
+              <w:right w:w="110" w:type="dxa"/>
+            </w:tcMar>
+            <w:vAlign w:val="center"/>
+          </w:tcPr>
+          <w:p>
+            <w:pPr>
+              <w:spacing w:after="0" w:line="252" w:lineRule="auto"/>
+              <w:jc w:val="center"/>
+              <w:rPr>
+                <w:sz w:val="22"/>
+                <w:szCs w:val="22"/>
+                <w:b/>
+                <w:color w:val="FFFFFF"/>
+              </w:rPr>
+            </w:pPr>
+            <w:r>
+              <w:rPr>
+                <w:sz w:val="22"/>
+                <w:szCs w:val="22"/>
+                <w:b/>
+                <w:color w:val="FFFFFF"/>
+              </w:rPr>
+              <w:t xml:space="preserve">FS</w:t>
+            </w:r>
+          </w:p>
+        </w:tc>
+        <w:tc>
+          <w:tcPr>
+            <w:tcW w:w="8186" w:type="dxa"/>
+            <w:tcMar>
+              <w:top w:w="40" w:type="dxa"/>
+              <w:left w:w="110" w:type="dxa"/>
+              <w:bottom w:w="40" w:type="dxa"/>
+              <w:right w:w="110" w:type="dxa"/>
+            </w:tcMar>
+            <w:vAlign w:val="center"/>
+          </w:tcPr>
+          <w:p>
+            <w:pPr>
+              <w:spacing w:after="0" w:line="252" w:lineRule="auto"/>
+              <w:rPr>
+                <w:sz w:val="22"/>
+                <w:szCs w:val="22"/>
+                <w:color w:val="130C0E"/>
+              </w:rPr>
+            </w:pPr>
+            <w:r>
+              <w:rPr>
+                <w:sz w:val="22"/>
+                <w:szCs w:val="22"/>
+                <w:color w:val="130C0E"/>
+              </w:rPr>
+              <w:t xml:space="preserve">Fire Service</w:t>
+            </w:r>
+          </w:p>
+        </w:tc>
+      </w:tr>
+      <w:tr>
+        <w:tc>
+          <w:tcPr>
+            <w:tcW w:w="1900" w:type="dxa"/>
+            <w:shd w:val="clear" w:color="auto" w:fill="ED7D31"/>
+            <w:tcMar>
+              <w:top w:w="40" w:type="dxa"/>
+              <w:left w:w="110" w:type="dxa"/>
+              <w:bottom w:w="40" w:type="dxa"/>
+              <w:right w:w="110" w:type="dxa"/>
+            </w:tcMar>
+            <w:vAlign w:val="center"/>
+          </w:tcPr>
+          <w:p>
+            <w:pPr>
+              <w:spacing w:after="0" w:line="252" w:lineRule="auto"/>
+              <w:jc w:val="center"/>
+              <w:rPr>
+                <w:sz w:val="22"/>
+                <w:szCs w:val="22"/>
+                <w:b/>
+                <w:color w:val="000000"/>
+              </w:rPr>
+            </w:pPr>
+            <w:r>
+              <w:rPr>
+                <w:sz w:val="22"/>
+                <w:szCs w:val="22"/>
+                <w:b/>
+                <w:color w:val="000000"/>
+              </w:rPr>
+              <w:t xml:space="preserve">HV, LV, E</w:t>
+            </w:r>
+          </w:p>
+        </w:tc>
+        <w:tc>
+          <w:tcPr>
+            <w:tcW w:w="8186" w:type="dxa"/>
+            <w:tcMar>
+              <w:top w:w="40" w:type="dxa"/>
+              <w:left w:w="110" w:type="dxa"/>
+              <w:bottom w:w="40" w:type="dxa"/>
+              <w:right w:w="110" w:type="dxa"/>
+            </w:tcMar>
+            <w:vAlign w:val="center"/>
+          </w:tcPr>
+          <w:p>
+            <w:pPr>
+              <w:spacing w:after="0" w:line="252" w:lineRule="auto"/>
+              <w:rPr>
+                <w:sz w:val="22"/>
+                <w:szCs w:val="22"/>
+                <w:color w:val="130C0E"/>
+              </w:rPr>
+            </w:pPr>
+            <w:r>
+              <w:rPr>
+                <w:sz w:val="22"/>
+                <w:szCs w:val="22"/>
+                <w:color w:val="130C0E"/>
+              </w:rPr>
+              <w:t xml:space="preserve">Electrical</w:t>
+            </w:r>
+          </w:p>
+        </w:tc>
+      </w:tr>
+      <w:tr>
+        <w:tc>
+          <w:tcPr>
+            <w:tcW w:w="1900" w:type="dxa"/>
+            <w:shd w:val="clear" w:color="auto" w:fill="FFD500"/>
+            <w:tcMar>
+              <w:top w:w="40" w:type="dxa"/>
+              <w:left w:w="110" w:type="dxa"/>
+              <w:bottom w:w="40" w:type="dxa"/>
+              <w:right w:w="110" w:type="dxa"/>
+            </w:tcMar>
+            <w:vAlign w:val="center"/>
+          </w:tcPr>
+          <w:p>
+            <w:pPr>
+              <w:spacing w:after="0" w:line="252" w:lineRule="auto"/>
+              <w:jc w:val="center"/>
+              <w:rPr>
+                <w:sz w:val="22"/>
+                <w:szCs w:val="22"/>
+                <w:b/>
+                <w:color w:val="000000"/>
+              </w:rPr>
+            </w:pPr>
+            <w:r>
+              <w:rPr>
+                <w:sz w:val="22"/>
+                <w:szCs w:val="22"/>
+                <w:b/>
+                <w:color w:val="000000"/>
+              </w:rPr>
+              <w:t xml:space="preserve">G, GM, GS</w:t>
+            </w:r>
+          </w:p>
+        </w:tc>
+        <w:tc>
+          <w:tcPr>
+            <w:tcW w:w="8186" w:type="dxa"/>
+            <w:tcMar>
+              <w:top w:w="40" w:type="dxa"/>
+              <w:left w:w="110" w:type="dxa"/>
+              <w:bottom w:w="40" w:type="dxa"/>
+              <w:right w:w="110" w:type="dxa"/>
+            </w:tcMar>
+            <w:vAlign w:val="center"/>
+          </w:tcPr>
+          <w:p>
+            <w:pPr>
+              <w:spacing w:after="0" w:line="252" w:lineRule="auto"/>
+              <w:rPr>
+                <w:sz w:val="22"/>
+                <w:szCs w:val="22"/>
+                <w:color w:val="130C0E"/>
+              </w:rPr>
+            </w:pPr>
+            <w:r>
+              <w:rPr>
+                <w:sz w:val="22"/>
+                <w:szCs w:val="22"/>
+                <w:color w:val="130C0E"/>
+              </w:rPr>
+              <w:t xml:space="preserve">Gas</w:t>
+            </w:r>
+          </w:p>
+        </w:tc>
+      </w:tr>
+      <w:tr>
+        <w:tc>
+          <w:tcPr>
+            <w:tcW w:w="1900" w:type="dxa"/>
+            <w:shd w:val="clear" w:color="auto" w:fill="974706"/>
+            <w:tcMar>
+              <w:top w:w="40" w:type="dxa"/>
+              <w:left w:w="110" w:type="dxa"/>
+              <w:bottom w:w="40" w:type="dxa"/>
+              <w:right w:w="110" w:type="dxa"/>
+            </w:tcMar>
+            <w:vAlign w:val="center"/>
+          </w:tcPr>
+          <w:p>
+            <w:pPr>
+              <w:spacing w:after="0" w:line="252" w:lineRule="auto"/>
+              <w:jc w:val="center"/>
+              <w:rPr>
+                <w:sz w:val="22"/>
+                <w:szCs w:val="22"/>
+                <w:b/>
+                <w:color w:val="FFFFFF"/>
+              </w:rPr>
+            </w:pPr>
+            <w:r>
+              <w:rPr>
+                <w:sz w:val="22"/>
+                <w:szCs w:val="22"/>
+                <w:b/>
+                <w:color w:val="FFFFFF"/>
+              </w:rPr>
+              <w:t xml:space="preserve">P</w:t>
+            </w:r>
+          </w:p>
+        </w:tc>
+        <w:tc>
+          <w:tcPr>
+            <w:tcW w:w="8186" w:type="dxa"/>
+            <w:tcMar>
+              <w:top w:w="40" w:type="dxa"/>
+              <w:left w:w="110" w:type="dxa"/>
+              <w:bottom w:w="40" w:type="dxa"/>
+              <w:right w:w="110" w:type="dxa"/>
+            </w:tcMar>
+            <w:vAlign w:val="center"/>
+          </w:tcPr>
+          <w:p>
+            <w:pPr>
+              <w:spacing w:after="0" w:line="252" w:lineRule="auto"/>
+              <w:rPr>
+                <w:sz w:val="22"/>
+                <w:szCs w:val="22"/>
+                <w:color w:val="130C0E"/>
+              </w:rPr>
+            </w:pPr>
+            <w:r>
+              <w:rPr>
+                <w:sz w:val="22"/>
+                <w:szCs w:val="22"/>
+                <w:color w:val="130C0E"/>
+              </w:rPr>
+              <w:t xml:space="preserve">Petroleum</w:t>
+            </w:r>
+          </w:p>
+        </w:tc>
+      </w:tr>
+      <w:tr>
+        <w:tc>
+          <w:tcPr>
+            <w:tcW w:w="1900" w:type="dxa"/>
+            <w:shd w:val="clear" w:color="auto" w:fill="375623"/>
+            <w:tcMar>
+              <w:top w:w="40" w:type="dxa"/>
+              <w:left w:w="110" w:type="dxa"/>
+              <w:bottom w:w="40" w:type="dxa"/>
+              <w:right w:w="110" w:type="dxa"/>
+            </w:tcMar>
+            <w:vAlign w:val="center"/>
+          </w:tcPr>
+          <w:p>
+            <w:pPr>
+              <w:spacing w:after="0" w:line="252" w:lineRule="auto"/>
+              <w:jc w:val="center"/>
+              <w:rPr>
+                <w:sz w:val="22"/>
+                <w:szCs w:val="22"/>
+                <w:b/>
+                <w:color w:val="FFFFFF"/>
+              </w:rPr>
+            </w:pPr>
+            <w:r>
+              <w:rPr>
+                <w:sz w:val="22"/>
+                <w:szCs w:val="22"/>
+                <w:b/>
+                <w:color w:val="FFFFFF"/>
+              </w:rPr>
+              <w:t xml:space="preserve">RET</w:t>
+            </w:r>
+          </w:p>
+        </w:tc>
+        <w:tc>
+          <w:tcPr>
+            <w:tcW w:w="8186" w:type="dxa"/>
+            <w:tcMar>
+              <w:top w:w="40" w:type="dxa"/>
+              <w:left w:w="110" w:type="dxa"/>
+              <w:bottom w:w="40" w:type="dxa"/>
+              <w:right w:w="110" w:type="dxa"/>
+            </w:tcMar>
+            <w:vAlign w:val="center"/>
+          </w:tcPr>
+          <w:p>
+            <w:pPr>
+              <w:spacing w:after="0" w:line="252" w:lineRule="auto"/>
+              <w:rPr>
+                <w:sz w:val="22"/>
+                <w:szCs w:val="22"/>
+                <w:color w:val="130C0E"/>
+              </w:rPr>
+            </w:pPr>
+            <w:r>
+              <w:rPr>
+                <w:sz w:val="22"/>
+                <w:szCs w:val="22"/>
+                <w:color w:val="130C0E"/>
+              </w:rPr>
+              <w:t xml:space="preserve">Reticulation</w:t>
+            </w:r>
+          </w:p>
+        </w:tc>
+      </w:tr>
+      <w:tr>
+        <w:tc>
+          <w:tcPr>
+            <w:tcW w:w="1900" w:type="dxa"/>
+            <w:shd w:val="clear" w:color="auto" w:fill="FF66CC"/>
+            <w:tcMar>
+              <w:top w:w="40" w:type="dxa"/>
+              <w:left w:w="110" w:type="dxa"/>
+              <w:bottom w:w="40" w:type="dxa"/>
+              <w:right w:w="110" w:type="dxa"/>
+            </w:tcMar>
+            <w:vAlign w:val="center"/>
+          </w:tcPr>
+          <w:p>
+            <w:pPr>
+              <w:spacing w:after="0" w:line="252" w:lineRule="auto"/>
+              <w:jc w:val="center"/>
+              <w:rPr>
+                <w:sz w:val="22"/>
+                <w:szCs w:val="22"/>
+                <w:b/>
+                <w:color w:val="000000"/>
+              </w:rPr>
+            </w:pPr>
+            <w:r>
+              <w:rPr>
+                <w:sz w:val="22"/>
+                <w:szCs w:val="22"/>
+                <w:b/>
+                <w:color w:val="000000"/>
+              </w:rPr>
+              <w:t xml:space="preserve">UK</w:t>
+            </w:r>
+          </w:p>
+        </w:tc>
+        <w:tc>
+          <w:tcPr>
+            <w:tcW w:w="8186" w:type="dxa"/>
+            <w:tcMar>
+              <w:top w:w="40" w:type="dxa"/>
+              <w:left w:w="110" w:type="dxa"/>
+              <w:bottom w:w="40" w:type="dxa"/>
+              <w:right w:w="110" w:type="dxa"/>
+            </w:tcMar>
+            <w:vAlign w:val="center"/>
+          </w:tcPr>
+          <w:p>
+            <w:pPr>
+              <w:spacing w:after="0" w:line="252" w:lineRule="auto"/>
+              <w:rPr>
+                <w:sz w:val="22"/>
+                <w:szCs w:val="22"/>
+                <w:color w:val="130C0E"/>
+              </w:rPr>
+            </w:pPr>
+            <w:r>
+              <w:rPr>
+                <w:sz w:val="22"/>
+                <w:szCs w:val="22"/>
+                <w:color w:val="130C0E"/>
+              </w:rPr>
+              <w:t xml:space="preserve">Unknown Services</w:t>
+            </w:r>
+          </w:p>
+        </w:tc>
+      </w:tr>
+    </w:tbl>
+    <w:p>
+      <w:pPr>
+        <w:pBdr>
+          <w:left w:val="single" w:sz="36" w:space="8" w:color="FFC20E"/>
+        </w:pBdr>
+        <w:spacing w:before="220" w:after="90"/>
+        <w:rPr>
+          <w:sz w:val="26"/>
+          <w:szCs w:val="26"/>
+          <w:b/>
+          <w:color w:val="130C0E"/>
+        </w:rPr>
+      </w:pPr>
+      <w:r>
+        <w:rPr>
+          <w:sz w:val="26"/>
+          <w:szCs w:val="26"/>
+          <w:b/>
+          <w:color w:val="130C0E"/>
+        </w:rPr>
+        <w:t xml:space="preserve">Quality levels explained (AS 5488.1:2022)</w:t>
+      </w:r>
+    </w:p>
+    <w:p>
+      <w:pPr>
+        <w:spacing w:after="0" w:line="252" w:lineRule="auto"/>
+        <w:rPr>
+          <w:sz w:val="23"/>
+          <w:szCs w:val="23"/>
+          <w:b/>
+          <w:color w:val="130C0E"/>
+        </w:rPr>
+      </w:pPr>
+      <w:r>
+        <w:rPr>
+          <w:sz w:val="23"/>
+          <w:szCs w:val="23"/>
+          <w:b/>
+          <w:color w:val="130C0E"/>
+        </w:rPr>
+        <w:t xml:space="preserve">Quality Level A (QL-A)</w:t>
+      </w:r>
+    </w:p>
+    <w:p>
+      <w:pPr>
+        <w:spacing w:after="0" w:line="252" w:lineRule="auto"/>
+        <w:rPr>
+          <w:sz w:val="21"/>
+          <w:szCs w:val="21"/>
+          <w:color w:val="333333"/>
+        </w:rPr>
+      </w:pPr>
+      <w:r>
+        <w:rPr>
+          <w:sz w:val="21"/>
+          <w:szCs w:val="21"/>
+          <w:color w:val="333333"/>
+        </w:rPr>
+        <w:t xml:space="preserve">Is the highest Quality level accuracy and consists of positive identification of the attribute and location of a subsurface position in three dimensions. It is the only Quality level that defines a subsurface utility has been validated with additional attribute information (e.g. size, material, depth).</w:t>
+      </w:r>
+    </w:p>
+    <w:p>
+      <w:pPr>
+        <w:spacing w:after="0" w:line="252" w:lineRule="auto"/>
+        <w:rPr>
+          <w:sz w:val="23"/>
+          <w:szCs w:val="23"/>
+          <w:b/>
+          <w:color w:val="130C0E"/>
+        </w:rPr>
+      </w:pPr>
+      <w:r>
+        <w:rPr>
+          <w:sz w:val="23"/>
+          <w:szCs w:val="23"/>
+          <w:b/>
+          <w:color w:val="130C0E"/>
+        </w:rPr>
+        <w:t xml:space="preserve">Quality Level B (QL-B)</w:t>
+      </w:r>
+    </w:p>
+    <w:p>
+      <w:pPr>
+        <w:spacing w:after="0" w:line="252" w:lineRule="auto"/>
+        <w:rPr>
+          <w:sz w:val="21"/>
+          <w:szCs w:val="21"/>
+          <w:color w:val="333333"/>
+        </w:rPr>
+      </w:pPr>
+      <w:r>
+        <w:rPr>
+          <w:sz w:val="21"/>
+          <w:szCs w:val="21"/>
+          <w:color w:val="333333"/>
+        </w:rPr>
+        <w:t xml:space="preserve">A Quality level that provides relative spatial position of the subsurface utility that has been located in three dimensions (horizontal +/- 300mm and vertical +/- 500mm) by tracing with EMI. Tracing has been achieved by applying an electromagnetic signal along or within the utility and traced to a known or visible end point.</w:t>
+      </w:r>
+    </w:p>
+    <w:p>
+      <w:pPr>
+        <w:spacing w:after="0" w:line="252" w:lineRule="auto"/>
+        <w:rPr>
+          <w:sz w:val="23"/>
+          <w:szCs w:val="23"/>
+          <w:b/>
+          <w:color w:val="130C0E"/>
+        </w:rPr>
+      </w:pPr>
+      <w:r>
+        <w:rPr>
+          <w:sz w:val="23"/>
+          <w:szCs w:val="23"/>
+          <w:b/>
+          <w:color w:val="130C0E"/>
+        </w:rPr>
+        <w:t xml:space="preserve">Quality Level C (QL-C)</w:t>
+      </w:r>
+    </w:p>
+    <w:p>
+      <w:pPr>
+        <w:spacing w:after="0" w:line="252" w:lineRule="auto"/>
+        <w:rPr>
+          <w:sz w:val="21"/>
+          <w:szCs w:val="21"/>
+          <w:color w:val="333333"/>
+        </w:rPr>
+      </w:pPr>
+      <w:r>
+        <w:rPr>
+          <w:sz w:val="21"/>
+          <w:szCs w:val="21"/>
+          <w:color w:val="333333"/>
+        </w:rPr>
+        <w:t xml:space="preserve">Surface feature correlation or an interpretation of the approximate location and attributes of a subsurface utility asset using a combination of existing records and a site survey of visible surface features such as marker plates or utility lids. GPR can be used to improve and refine the relative spatial position of a QL-C alignment.</w:t>
+      </w:r>
+    </w:p>
+    <w:p>
+      <w:pPr>
+        <w:spacing w:after="0" w:line="252" w:lineRule="auto"/>
+        <w:rPr>
+          <w:sz w:val="23"/>
+          <w:szCs w:val="23"/>
+          <w:b/>
+          <w:color w:val="130C0E"/>
+        </w:rPr>
+      </w:pPr>
+      <w:r>
+        <w:rPr>
+          <w:sz w:val="23"/>
+          <w:szCs w:val="23"/>
+          <w:b/>
+          <w:color w:val="130C0E"/>
+        </w:rPr>
+        <w:t xml:space="preserve">Quality Level D (QL-D)</w:t>
+      </w:r>
+    </w:p>
+    <w:p>
+      <w:pPr>
+        <w:spacing w:after="0" w:line="252" w:lineRule="auto"/>
+        <w:rPr>
+          <w:sz w:val="21"/>
+          <w:szCs w:val="21"/>
+          <w:color w:val="333333"/>
+        </w:rPr>
+      </w:pPr>
+      <w:r>
+        <w:rPr>
+          <w:sz w:val="21"/>
+          <w:szCs w:val="21"/>
+          <w:color w:val="333333"/>
+        </w:rPr>
+        <w:t xml:space="preserve">Lowest of the four levels. This information can be gathered from existing Before-You-Dig plans, other available existing records and site plans, however it has not been possible to accurately locate these subsurface utilities using electromagnetic or GPR techniques within the tolerances set out in AS 5488.1:2022.</w:t>
+      </w:r>
+    </w:p>
+    <w:p>
+      <w:pPr>
+        <w:spacing w:after="0"/>
+      </w:pPr>
+      <w:r>
+        <w:t>{#photos}</w:t>
+      </w:r>
+    </w:p>
+    <w:p>
+      <w:pPr>
+        <w:pageBreakBefore/>
+        <w:pBdr>
+          <w:left w:val="single" w:sz="36" w:space="8" w:color="FFC20E"/>
+        </w:pBdr>
+        <w:spacing w:before="40" w:after="120"/>
+        <w:rPr>
+          <w:sz w:val="28"/>
+          <w:szCs w:val="28"/>
+          <w:b/>
+          <w:color w:val="130C0E"/>
+        </w:rPr>
+      </w:pPr>
+      <w:r>
+        <w:t>Photo </w:t>
+      </w:r>
+      <w:r>
+        <w:t>{num}</w:t>
+      </w:r>
+    </w:p>
+    <w:p>
+      <w:pPr>
+        <w:spacing w:after="120"/>
+        <w:jc w:val="center"/>
+      </w:pPr>
+      <w:r>
+        <w:t xml:space="preserve">{%photo}</w:t>
+      </w:r>
+    </w:p>
+    <w:p>
+      <w:pPr>
+        <w:spacing w:after="0"/>
+      </w:pPr>
+      <w:r>
+        <w:t>{#hasPotholes}</w:t>
+      </w:r>
+    </w:p>
+    <w:p>
+      <w:pPr>
+        <w:spacing w:after="0" w:line="252" w:lineRule="auto"/>
+        <w:rPr>
+          <w:sz w:val="22"/>
+          <w:szCs w:val="22"/>
+          <w:b/>
+          <w:color w:val="130C0E"/>
+        </w:rPr>
+      </w:pPr>
+      <w:r>
+        <w:rPr>
+          <w:sz w:val="22"/>
+          <w:szCs w:val="22"/>
+          <w:b/>
+          <w:color w:val="130C0E"/>
+        </w:rPr>
+        <w:t xml:space="preserve">Potholes</w:t>
+      </w:r>
+    </w:p>
+    <w:p>
+      <w:pPr>
+        <w:spacing w:after="0"/>
+      </w:pPr>
+      <w:r>
+        <w:t>{#g1}</w:t>
+      </w:r>
+    </w:p>
+    <w:tbl>
+      <w:tblPr>
+        <w:tblW w:w="10086" w:type="dxa"/>
+        <w:jc w:val="left"/>
+        <w:tblInd w:w="0" w:type="dxa"/>
+      </w:tblPr>
+      <w:tblGrid>
+        <w:gridCol w:w="10086"/>
+      </w:tblGrid>
+      <w:tr>
+        <w:tc>
+          <w:tcPr>
+            <w:tcW w:w="10086" w:type="dxa"/>
+            <w:tcMar>
+              <w:top w:w="40" w:type="dxa"/>
+              <w:left w:w="110" w:type="dxa"/>
+              <w:bottom w:w="40" w:type="dxa"/>
+              <w:right w:w="110" w:type="dxa"/>
+            </w:tcMar>
+            <w:vAlign w:val="center"/>
+          </w:tcPr>
+          <w:p>
+            <w:pPr>
+              <w:spacing w:after="0"/>
+            </w:pPr>
+            <w:r>
+              <w:t>{#g1rows}</w:t>
+            </w:r>
+          </w:p>
+          <w:p>
+            <w:pPr>
+              <w:spacing w:before="60" w:after="20"/>
+              <w:jc w:val="center"/>
+            </w:pPr>
+            <w:r>
+              <w:t xml:space="preserve">{%g1c0img}</w:t>
+            </w:r>
+          </w:p>
+          <w:p>
+            <w:pPr>
+              <w:spacing w:after="80"/>
+              <w:jc w:val="center"/>
+              <w:rPr>
+                <w:sz w:val="22"/>
+                <w:szCs w:val="22"/>
+                <w:b/>
+                <w:color w:val="130C0E"/>
+              </w:rPr>
+            </w:pPr>
+            <w:r>
+              <w:rPr>
+                <w:sz w:val="22"/>
+                <w:szCs w:val="22"/>
+                <w:b/>
+                <w:color w:val="130C0E"/>
+              </w:rPr>
+              <w:t xml:space="preserve">{g1c0label}</w:t>
+            </w:r>
+          </w:p>
+          <w:p>
+            <w:pPr>
+              <w:spacing w:after="0"/>
+            </w:pPr>
+            <w:r>
+              <w:t>{/g1rows}</w:t>
+            </w:r>
+          </w:p>
+        </w:tc>
+      </w:tr>
+    </w:tbl>
+    <w:p>
+      <w:pPr>
+        <w:spacing w:after="0"/>
+      </w:pPr>
+      <w:r>
+        <w:t>{/g1}</w:t>
+      </w:r>
+    </w:p>
+    <w:p>
+      <w:pPr>
+        <w:spacing w:after="0"/>
+      </w:pPr>
+      <w:r>
+        <w:t>{#g2}</w:t>
+      </w:r>
+    </w:p>
+    <w:tbl>
+      <w:tblPr>
+        <w:tblW w:w="10086" w:type="dxa"/>
+        <w:jc w:val="left"/>
+        <w:tblInd w:w="0" w:type="dxa"/>
       </w:tblPr>
       <w:tblGrid>
         <w:gridCol w:w="5043"/>
@@ -2530,20 +3284,567 @@
           </w:tcPr>
           <w:p>
             <w:pPr>
-              <w:spacing w:after="0" w:line="252" w:lineRule="auto"/>
-              <w:rPr>
-                <w:color w:val="130C0E"/>
-                <w:sz w:val="22"/>
-                <w:szCs w:val="22"/>
-              </w:rPr>
-            </w:pPr>
-            <w:r>
-              <w:rPr>
-                <w:color w:val="130C0E"/>
-                <w:sz w:val="22"/>
-                <w:szCs w:val="22"/>
-              </w:rPr>
-              <w:t>0.6d = 0.6 metres deep</w:t>
+              <w:spacing w:after="0"/>
+            </w:pPr>
+            <w:r>
+              <w:t>{#g2rows}</w:t>
+            </w:r>
+          </w:p>
+          <w:p>
+            <w:pPr>
+              <w:spacing w:before="60" w:after="20"/>
+              <w:jc w:val="center"/>
+            </w:pPr>
+            <w:r>
+              <w:t xml:space="preserve">{%g2c0img}</w:t>
+            </w:r>
+          </w:p>
+          <w:p>
+            <w:pPr>
+              <w:spacing w:after="80"/>
+              <w:jc w:val="center"/>
+              <w:rPr>
+                <w:sz w:val="22"/>
+                <w:szCs w:val="22"/>
+                <w:b/>
+                <w:color w:val="130C0E"/>
+              </w:rPr>
+            </w:pPr>
+            <w:r>
+              <w:rPr>
+                <w:sz w:val="22"/>
+                <w:szCs w:val="22"/>
+                <w:b/>
+                <w:color w:val="130C0E"/>
+              </w:rPr>
+              <w:t xml:space="preserve">{g2c0label}</w:t>
+            </w:r>
+          </w:p>
+        </w:tc>
+        <w:tc>
+          <w:tcPr>
+            <w:tcW w:w="5043" w:type="dxa"/>
+            <w:tcMar>
+              <w:top w:w="40" w:type="dxa"/>
+              <w:left w:w="110" w:type="dxa"/>
+              <w:bottom w:w="40" w:type="dxa"/>
+              <w:right w:w="110" w:type="dxa"/>
+            </w:tcMar>
+            <w:vAlign w:val="center"/>
+          </w:tcPr>
+          <w:p>
+            <w:pPr>
+              <w:spacing w:before="60" w:after="20"/>
+              <w:jc w:val="center"/>
+            </w:pPr>
+            <w:r>
+              <w:t xml:space="preserve">{%g2c1img}</w:t>
+            </w:r>
+          </w:p>
+          <w:p>
+            <w:pPr>
+              <w:spacing w:after="80"/>
+              <w:jc w:val="center"/>
+              <w:rPr>
+                <w:sz w:val="22"/>
+                <w:szCs w:val="22"/>
+                <w:b/>
+                <w:color w:val="130C0E"/>
+              </w:rPr>
+            </w:pPr>
+            <w:r>
+              <w:rPr>
+                <w:sz w:val="22"/>
+                <w:szCs w:val="22"/>
+                <w:b/>
+                <w:color w:val="130C0E"/>
+              </w:rPr>
+              <w:t xml:space="preserve">{g2c1label}</w:t>
+            </w:r>
+          </w:p>
+          <w:p>
+            <w:pPr>
+              <w:spacing w:after="0"/>
+            </w:pPr>
+            <w:r>
+              <w:t>{/g2rows}</w:t>
+            </w:r>
+          </w:p>
+        </w:tc>
+      </w:tr>
+    </w:tbl>
+    <w:p>
+      <w:pPr>
+        <w:spacing w:after="0"/>
+      </w:pPr>
+      <w:r>
+        <w:t>{/g2}</w:t>
+      </w:r>
+    </w:p>
+    <w:p>
+      <w:pPr>
+        <w:spacing w:after="0"/>
+      </w:pPr>
+      <w:r>
+        <w:t>{#g3}</w:t>
+      </w:r>
+    </w:p>
+    <w:tbl>
+      <w:tblPr>
+        <w:tblW w:w="10086" w:type="dxa"/>
+        <w:jc w:val="left"/>
+        <w:tblInd w:w="0" w:type="dxa"/>
+      </w:tblPr>
+      <w:tblGrid>
+        <w:gridCol w:w="3362"/>
+        <w:gridCol w:w="3362"/>
+        <w:gridCol w:w="3362"/>
+      </w:tblGrid>
+      <w:tr>
+        <w:tc>
+          <w:tcPr>
+            <w:tcW w:w="3362" w:type="dxa"/>
+            <w:tcMar>
+              <w:top w:w="40" w:type="dxa"/>
+              <w:left w:w="110" w:type="dxa"/>
+              <w:bottom w:w="40" w:type="dxa"/>
+              <w:right w:w="110" w:type="dxa"/>
+            </w:tcMar>
+            <w:vAlign w:val="center"/>
+          </w:tcPr>
+          <w:p>
+            <w:pPr>
+              <w:spacing w:after="0"/>
+            </w:pPr>
+            <w:r>
+              <w:t>{#g3rows}</w:t>
+            </w:r>
+          </w:p>
+          <w:p>
+            <w:pPr>
+              <w:spacing w:before="60" w:after="20"/>
+              <w:jc w:val="center"/>
+            </w:pPr>
+            <w:r>
+              <w:t xml:space="preserve">{%g3c0img}</w:t>
+            </w:r>
+          </w:p>
+          <w:p>
+            <w:pPr>
+              <w:spacing w:after="80"/>
+              <w:jc w:val="center"/>
+              <w:rPr>
+                <w:sz w:val="22"/>
+                <w:szCs w:val="22"/>
+                <w:b/>
+                <w:color w:val="130C0E"/>
+              </w:rPr>
+            </w:pPr>
+            <w:r>
+              <w:rPr>
+                <w:sz w:val="22"/>
+                <w:szCs w:val="22"/>
+                <w:b/>
+                <w:color w:val="130C0E"/>
+              </w:rPr>
+              <w:t xml:space="preserve">{g3c0label}</w:t>
+            </w:r>
+          </w:p>
+        </w:tc>
+        <w:tc>
+          <w:tcPr>
+            <w:tcW w:w="3362" w:type="dxa"/>
+            <w:tcMar>
+              <w:top w:w="40" w:type="dxa"/>
+              <w:left w:w="110" w:type="dxa"/>
+              <w:bottom w:w="40" w:type="dxa"/>
+              <w:right w:w="110" w:type="dxa"/>
+            </w:tcMar>
+            <w:vAlign w:val="center"/>
+          </w:tcPr>
+          <w:p>
+            <w:pPr>
+              <w:spacing w:before="60" w:after="20"/>
+              <w:jc w:val="center"/>
+            </w:pPr>
+            <w:r>
+              <w:t xml:space="preserve">{%g3c1img}</w:t>
+            </w:r>
+          </w:p>
+          <w:p>
+            <w:pPr>
+              <w:spacing w:after="80"/>
+              <w:jc w:val="center"/>
+              <w:rPr>
+                <w:sz w:val="22"/>
+                <w:szCs w:val="22"/>
+                <w:b/>
+                <w:color w:val="130C0E"/>
+              </w:rPr>
+            </w:pPr>
+            <w:r>
+              <w:rPr>
+                <w:sz w:val="22"/>
+                <w:szCs w:val="22"/>
+                <w:b/>
+                <w:color w:val="130C0E"/>
+              </w:rPr>
+              <w:t xml:space="preserve">{g3c1label}</w:t>
+            </w:r>
+          </w:p>
+        </w:tc>
+        <w:tc>
+          <w:tcPr>
+            <w:tcW w:w="3362" w:type="dxa"/>
+            <w:tcMar>
+              <w:top w:w="40" w:type="dxa"/>
+              <w:left w:w="110" w:type="dxa"/>
+              <w:bottom w:w="40" w:type="dxa"/>
+              <w:right w:w="110" w:type="dxa"/>
+            </w:tcMar>
+            <w:vAlign w:val="center"/>
+          </w:tcPr>
+          <w:p>
+            <w:pPr>
+              <w:spacing w:before="60" w:after="20"/>
+              <w:jc w:val="center"/>
+            </w:pPr>
+            <w:r>
+              <w:t xml:space="preserve">{%g3c2img}</w:t>
+            </w:r>
+          </w:p>
+          <w:p>
+            <w:pPr>
+              <w:spacing w:after="80"/>
+              <w:jc w:val="center"/>
+              <w:rPr>
+                <w:sz w:val="22"/>
+                <w:szCs w:val="22"/>
+                <w:b/>
+                <w:color w:val="130C0E"/>
+              </w:rPr>
+            </w:pPr>
+            <w:r>
+              <w:rPr>
+                <w:sz w:val="22"/>
+                <w:szCs w:val="22"/>
+                <w:b/>
+                <w:color w:val="130C0E"/>
+              </w:rPr>
+              <w:t xml:space="preserve">{g3c2label}</w:t>
+            </w:r>
+          </w:p>
+          <w:p>
+            <w:pPr>
+              <w:spacing w:after="0"/>
+            </w:pPr>
+            <w:r>
+              <w:t>{/g3rows}</w:t>
+            </w:r>
+          </w:p>
+        </w:tc>
+      </w:tr>
+    </w:tbl>
+    <w:p>
+      <w:pPr>
+        <w:spacing w:after="0"/>
+      </w:pPr>
+      <w:r>
+        <w:t>{/g3}</w:t>
+      </w:r>
+    </w:p>
+    <w:p>
+      <w:pPr>
+        <w:spacing w:after="0"/>
+      </w:pPr>
+      <w:r>
+        <w:t>{#g4}</w:t>
+      </w:r>
+    </w:p>
+    <w:tbl>
+      <w:tblPr>
+        <w:tblW w:w="10086" w:type="dxa"/>
+        <w:jc w:val="left"/>
+        <w:tblInd w:w="0" w:type="dxa"/>
+      </w:tblPr>
+      <w:tblGrid>
+        <w:gridCol w:w="2521"/>
+        <w:gridCol w:w="2521"/>
+        <w:gridCol w:w="2521"/>
+        <w:gridCol w:w="2523"/>
+      </w:tblGrid>
+      <w:tr>
+        <w:tc>
+          <w:tcPr>
+            <w:tcW w:w="2521" w:type="dxa"/>
+            <w:tcMar>
+              <w:top w:w="40" w:type="dxa"/>
+              <w:left w:w="110" w:type="dxa"/>
+              <w:bottom w:w="40" w:type="dxa"/>
+              <w:right w:w="110" w:type="dxa"/>
+            </w:tcMar>
+            <w:vAlign w:val="center"/>
+          </w:tcPr>
+          <w:p>
+            <w:pPr>
+              <w:spacing w:after="0"/>
+            </w:pPr>
+            <w:r>
+              <w:t>{#g4rows}</w:t>
+            </w:r>
+          </w:p>
+          <w:p>
+            <w:pPr>
+              <w:spacing w:before="60" w:after="20"/>
+              <w:jc w:val="center"/>
+            </w:pPr>
+            <w:r>
+              <w:t xml:space="preserve">{%g4c0img}</w:t>
+            </w:r>
+          </w:p>
+          <w:p>
+            <w:pPr>
+              <w:spacing w:after="80"/>
+              <w:jc w:val="center"/>
+              <w:rPr>
+                <w:sz w:val="22"/>
+                <w:szCs w:val="22"/>
+                <w:b/>
+                <w:color w:val="130C0E"/>
+              </w:rPr>
+            </w:pPr>
+            <w:r>
+              <w:rPr>
+                <w:sz w:val="22"/>
+                <w:szCs w:val="22"/>
+                <w:b/>
+                <w:color w:val="130C0E"/>
+              </w:rPr>
+              <w:t xml:space="preserve">{g4c0label}</w:t>
+            </w:r>
+          </w:p>
+        </w:tc>
+        <w:tc>
+          <w:tcPr>
+            <w:tcW w:w="2521" w:type="dxa"/>
+            <w:tcMar>
+              <w:top w:w="40" w:type="dxa"/>
+              <w:left w:w="110" w:type="dxa"/>
+              <w:bottom w:w="40" w:type="dxa"/>
+              <w:right w:w="110" w:type="dxa"/>
+            </w:tcMar>
+            <w:vAlign w:val="center"/>
+          </w:tcPr>
+          <w:p>
+            <w:pPr>
+              <w:spacing w:before="60" w:after="20"/>
+              <w:jc w:val="center"/>
+            </w:pPr>
+            <w:r>
+              <w:t xml:space="preserve">{%g4c1img}</w:t>
+            </w:r>
+          </w:p>
+          <w:p>
+            <w:pPr>
+              <w:spacing w:after="80"/>
+              <w:jc w:val="center"/>
+              <w:rPr>
+                <w:sz w:val="22"/>
+                <w:szCs w:val="22"/>
+                <w:b/>
+                <w:color w:val="130C0E"/>
+              </w:rPr>
+            </w:pPr>
+            <w:r>
+              <w:rPr>
+                <w:sz w:val="22"/>
+                <w:szCs w:val="22"/>
+                <w:b/>
+                <w:color w:val="130C0E"/>
+              </w:rPr>
+              <w:t xml:space="preserve">{g4c1label}</w:t>
+            </w:r>
+          </w:p>
+        </w:tc>
+        <w:tc>
+          <w:tcPr>
+            <w:tcW w:w="2521" w:type="dxa"/>
+            <w:tcMar>
+              <w:top w:w="40" w:type="dxa"/>
+              <w:left w:w="110" w:type="dxa"/>
+              <w:bottom w:w="40" w:type="dxa"/>
+              <w:right w:w="110" w:type="dxa"/>
+            </w:tcMar>
+            <w:vAlign w:val="center"/>
+          </w:tcPr>
+          <w:p>
+            <w:pPr>
+              <w:spacing w:before="60" w:after="20"/>
+              <w:jc w:val="center"/>
+            </w:pPr>
+            <w:r>
+              <w:t xml:space="preserve">{%g4c2img}</w:t>
+            </w:r>
+          </w:p>
+          <w:p>
+            <w:pPr>
+              <w:spacing w:after="80"/>
+              <w:jc w:val="center"/>
+              <w:rPr>
+                <w:sz w:val="22"/>
+                <w:szCs w:val="22"/>
+                <w:b/>
+                <w:color w:val="130C0E"/>
+              </w:rPr>
+            </w:pPr>
+            <w:r>
+              <w:rPr>
+                <w:sz w:val="22"/>
+                <w:szCs w:val="22"/>
+                <w:b/>
+                <w:color w:val="130C0E"/>
+              </w:rPr>
+              <w:t xml:space="preserve">{g4c2label}</w:t>
+            </w:r>
+          </w:p>
+        </w:tc>
+        <w:tc>
+          <w:tcPr>
+            <w:tcW w:w="2523" w:type="dxa"/>
+            <w:tcMar>
+              <w:top w:w="40" w:type="dxa"/>
+              <w:left w:w="110" w:type="dxa"/>
+              <w:bottom w:w="40" w:type="dxa"/>
+              <w:right w:w="110" w:type="dxa"/>
+            </w:tcMar>
+            <w:vAlign w:val="center"/>
+          </w:tcPr>
+          <w:p>
+            <w:pPr>
+              <w:spacing w:before="60" w:after="20"/>
+              <w:jc w:val="center"/>
+            </w:pPr>
+            <w:r>
+              <w:t xml:space="preserve">{%g4c3img}</w:t>
+            </w:r>
+          </w:p>
+          <w:p>
+            <w:pPr>
+              <w:spacing w:after="80"/>
+              <w:jc w:val="center"/>
+              <w:rPr>
+                <w:sz w:val="22"/>
+                <w:szCs w:val="22"/>
+                <w:b/>
+                <w:color w:val="130C0E"/>
+              </w:rPr>
+            </w:pPr>
+            <w:r>
+              <w:rPr>
+                <w:sz w:val="22"/>
+                <w:szCs w:val="22"/>
+                <w:b/>
+                <w:color w:val="130C0E"/>
+              </w:rPr>
+              <w:t xml:space="preserve">{g4c3label}</w:t>
+            </w:r>
+          </w:p>
+          <w:p>
+            <w:pPr>
+              <w:spacing w:after="0"/>
+            </w:pPr>
+            <w:r>
+              <w:t>{/g4rows}</w:t>
+            </w:r>
+          </w:p>
+        </w:tc>
+      </w:tr>
+    </w:tbl>
+    <w:p>
+      <w:pPr>
+        <w:spacing w:after="0"/>
+      </w:pPr>
+      <w:r>
+        <w:t>{/g4}</w:t>
+      </w:r>
+    </w:p>
+    <w:p>
+      <w:pPr>
+        <w:spacing w:after="0"/>
+      </w:pPr>
+      <w:r>
+        <w:t>{/hasPotholes}</w:t>
+      </w:r>
+    </w:p>
+    <w:p>
+      <w:pPr>
+        <w:pBdr>
+          <w:left w:val="single" w:sz="36" w:space="8" w:color="FFC20E"/>
+        </w:pBdr>
+        <w:spacing w:before="220" w:after="90"/>
+        <w:rPr>
+          <w:sz w:val="26"/>
+          <w:szCs w:val="26"/>
+          <w:b/>
+          <w:color w:val="130C0E"/>
+        </w:rPr>
+      </w:pPr>
+      <w:r>
+        <w:rPr>
+          <w:sz w:val="26"/>
+          <w:szCs w:val="26"/>
+          <w:b/>
+          <w:color w:val="130C0E"/>
+        </w:rPr>
+        <w:t xml:space="preserve">Abbreviations</w:t>
+      </w:r>
+    </w:p>
+    <w:tbl>
+      <w:tblPr>
+        <w:tblW w:w="10086" w:type="dxa"/>
+        <w:jc w:val="left"/>
+        <w:tblInd w:w="0" w:type="dxa"/>
+        <w:tblBorders>
+          <w:top w:val="single" w:sz="4" w:space="0" w:color="E6E3DD"/>
+          <w:left w:val="single" w:sz="4" w:space="0" w:color="E6E3DD"/>
+          <w:bottom w:val="single" w:sz="4" w:space="0" w:color="E6E3DD"/>
+          <w:right w:val="single" w:sz="4" w:space="0" w:color="E6E3DD"/>
+          <w:insideH w:val="single" w:sz="4" w:space="0" w:color="E6E3DD"/>
+          <w:insideV w:val="single" w:sz="4" w:space="0" w:color="E6E3DD"/>
+        </w:tblBorders>
+      </w:tblPr>
+      <w:tblGrid>
+        <w:gridCol w:w="5043"/>
+        <w:gridCol w:w="5043"/>
+      </w:tblGrid>
+      <w:tr>
+        <w:tc>
+          <w:tcPr>
+            <w:tcW w:w="5043" w:type="dxa"/>
+            <w:tcMar>
+              <w:top w:w="40" w:type="dxa"/>
+              <w:left w:w="110" w:type="dxa"/>
+              <w:bottom w:w="40" w:type="dxa"/>
+              <w:right w:w="110" w:type="dxa"/>
+            </w:tcMar>
+            <w:vAlign w:val="center"/>
+          </w:tcPr>
+          <w:p>
+            <w:pPr>
+              <w:spacing w:after="0" w:line="252" w:lineRule="auto"/>
+              <w:rPr>
+                <w:sz w:val="22"/>
+                <w:szCs w:val="22"/>
+                <w:color w:val="130C0E"/>
+              </w:rPr>
+            </w:pPr>
+            <w:r>
+              <w:rPr>
+                <w:sz w:val="22"/>
+                <w:szCs w:val="22"/>
+                <w:color w:val="130C0E"/>
+              </w:rPr>
+              <w:t xml:space="preserve">0.6d = 0.6 metres deep</w:t>
             </w:r>
           </w:p>
         </w:tc>
@@ -2563,18 +3864,18 @@
             <w:pPr>
               <w:spacing w:after="0" w:line="252" w:lineRule="auto"/>
               <w:rPr>
-                <w:color w:val="130C0E"/>
-                <w:sz w:val="22"/>
-                <w:szCs w:val="22"/>
-              </w:rPr>
-            </w:pPr>
-            <w:r>
-              <w:rPr>
-                <w:color w:val="130C0E"/>
-                <w:sz w:val="22"/>
-                <w:szCs w:val="22"/>
-              </w:rPr>
-              <w:t>0.6 Inv = 0.6 metres to invert of pipe</w:t>
+                <w:sz w:val="22"/>
+                <w:szCs w:val="22"/>
+                <w:color w:val="130C0E"/>
+              </w:rPr>
+            </w:pPr>
+            <w:r>
+              <w:rPr>
+                <w:sz w:val="22"/>
+                <w:szCs w:val="22"/>
+                <w:color w:val="130C0E"/>
+              </w:rPr>
+              <w:t xml:space="preserve">0.6 Inv = 0.6 metres to invert of pipe</w:t>
             </w:r>
           </w:p>
         </w:tc>
@@ -2595,18 +3896,18 @@
             <w:pPr>
               <w:spacing w:after="0" w:line="252" w:lineRule="auto"/>
               <w:rPr>
-                <w:color w:val="130C0E"/>
-                <w:sz w:val="22"/>
-                <w:szCs w:val="22"/>
-              </w:rPr>
-            </w:pPr>
-            <w:r>
-              <w:rPr>
-                <w:color w:val="130C0E"/>
-                <w:sz w:val="22"/>
-                <w:szCs w:val="22"/>
-              </w:rPr>
-              <w:t>0.6 TOP = 0.6 metres to top of pipe</w:t>
+                <w:sz w:val="22"/>
+                <w:szCs w:val="22"/>
+                <w:color w:val="130C0E"/>
+              </w:rPr>
+            </w:pPr>
+            <w:r>
+              <w:rPr>
+                <w:sz w:val="22"/>
+                <w:szCs w:val="22"/>
+                <w:color w:val="130C0E"/>
+              </w:rPr>
+              <w:t xml:space="preserve">0.6 TOP = 0.6 metres to top of pipe</w:t>
             </w:r>
           </w:p>
         </w:tc>
@@ -2626,18 +3927,18 @@
             <w:pPr>
               <w:spacing w:after="0" w:line="252" w:lineRule="auto"/>
               <w:rPr>
-                <w:color w:val="130C0E"/>
-                <w:sz w:val="22"/>
-                <w:szCs w:val="22"/>
-              </w:rPr>
-            </w:pPr>
-            <w:r>
-              <w:rPr>
-                <w:color w:val="130C0E"/>
-                <w:sz w:val="22"/>
-                <w:szCs w:val="22"/>
-              </w:rPr>
-              <w:t>UTT = Unable to Trace</w:t>
+                <w:sz w:val="22"/>
+                <w:szCs w:val="22"/>
+                <w:color w:val="130C0E"/>
+              </w:rPr>
+            </w:pPr>
+            <w:r>
+              <w:rPr>
+                <w:sz w:val="22"/>
+                <w:szCs w:val="22"/>
+                <w:color w:val="130C0E"/>
+              </w:rPr>
+              <w:t xml:space="preserve">UTT = Unable to Trace</w:t>
             </w:r>
           </w:p>
         </w:tc>
@@ -2658,18 +3959,18 @@
             <w:pPr>
               <w:spacing w:after="0" w:line="252" w:lineRule="auto"/>
               <w:rPr>
-                <w:color w:val="130C0E"/>
-                <w:sz w:val="22"/>
-                <w:szCs w:val="22"/>
-              </w:rPr>
-            </w:pPr>
-            <w:r>
-              <w:rPr>
-                <w:color w:val="130C0E"/>
-                <w:sz w:val="22"/>
-                <w:szCs w:val="22"/>
-              </w:rPr>
-              <w:t>UTO = Unable to Open</w:t>
+                <w:sz w:val="22"/>
+                <w:szCs w:val="22"/>
+                <w:color w:val="130C0E"/>
+              </w:rPr>
+            </w:pPr>
+            <w:r>
+              <w:rPr>
+                <w:sz w:val="22"/>
+                <w:szCs w:val="22"/>
+                <w:color w:val="130C0E"/>
+              </w:rPr>
+              <w:t xml:space="preserve">UTO = Unable to Open</w:t>
             </w:r>
           </w:p>
         </w:tc>
@@ -2689,18 +3990,18 @@
             <w:pPr>
               <w:spacing w:after="0" w:line="252" w:lineRule="auto"/>
               <w:rPr>
-                <w:color w:val="130C0E"/>
-                <w:sz w:val="22"/>
-                <w:szCs w:val="22"/>
-              </w:rPr>
-            </w:pPr>
-            <w:r>
-              <w:rPr>
-                <w:color w:val="130C0E"/>
-                <w:sz w:val="22"/>
-                <w:szCs w:val="22"/>
-              </w:rPr>
-              <w:t>EOT = End of Trace</w:t>
+                <w:sz w:val="22"/>
+                <w:szCs w:val="22"/>
+                <w:color w:val="130C0E"/>
+              </w:rPr>
+            </w:pPr>
+            <w:r>
+              <w:rPr>
+                <w:sz w:val="22"/>
+                <w:szCs w:val="22"/>
+                <w:color w:val="130C0E"/>
+              </w:rPr>
+              <w:t xml:space="preserve">EOT = End of Trace</w:t>
             </w:r>
           </w:p>
         </w:tc>
@@ -2721,18 +4022,18 @@
             <w:pPr>
               <w:spacing w:after="0" w:line="252" w:lineRule="auto"/>
               <w:rPr>
-                <w:color w:val="130C0E"/>
-                <w:sz w:val="22"/>
-                <w:szCs w:val="22"/>
-              </w:rPr>
-            </w:pPr>
-            <w:r>
-              <w:rPr>
-                <w:color w:val="130C0E"/>
-                <w:sz w:val="22"/>
-                <w:szCs w:val="22"/>
-              </w:rPr>
-              <w:t>NDD = Non Destructive Digging</w:t>
+                <w:sz w:val="22"/>
+                <w:szCs w:val="22"/>
+                <w:color w:val="130C0E"/>
+              </w:rPr>
+            </w:pPr>
+            <w:r>
+              <w:rPr>
+                <w:sz w:val="22"/>
+                <w:szCs w:val="22"/>
+                <w:color w:val="130C0E"/>
+              </w:rPr>
+              <w:t xml:space="preserve">NDD = Non Destructive Digging</w:t>
             </w:r>
           </w:p>
         </w:tc>
@@ -2751,11 +4052,19 @@
             <w:pPr>
               <w:spacing w:after="0" w:line="252" w:lineRule="auto"/>
               <w:rPr>
-                <w:color w:val="130C0E"/>
-                <w:sz w:val="22"/>
-                <w:szCs w:val="22"/>
-              </w:rPr>
-            </w:pPr>
+                <w:sz w:val="22"/>
+                <w:szCs w:val="22"/>
+                <w:color w:val="130C0E"/>
+              </w:rPr>
+            </w:pPr>
+            <w:r>
+              <w:rPr>
+                <w:sz w:val="22"/>
+                <w:szCs w:val="22"/>
+                <w:color w:val="130C0E"/>
+              </w:rPr>
+              <w:t xml:space="preserve"/>
+            </w:r>
           </w:p>
         </w:tc>
       </w:tr>
@@ -2764,20 +4073,20 @@
       <w:pPr>
         <w:spacing w:after="0" w:line="252" w:lineRule="auto"/>
         <w:rPr>
+          <w:sz w:val="19"/>
+          <w:szCs w:val="19"/>
           <w:i/>
           <w:color w:val="666666"/>
+        </w:rPr>
+      </w:pPr>
+      <w:r>
+        <w:rPr>
           <w:sz w:val="19"/>
           <w:szCs w:val="19"/>
-        </w:rPr>
-      </w:pPr>
-      <w:r>
-        <w:rPr>
           <w:i/>
           <w:color w:val="666666"/>
-          <w:sz w:val="19"/>
-          <w:szCs w:val="19"/>
-        </w:rPr>
-        <w:t>All subsurface utilities shown in this photo report should be treated as indicative only; it is strongly recommended that all utilities are potholed prior to any works commencing.</w:t>
+        </w:rPr>
+        <w:t xml:space="preserve">All subsurface utilities shown in this photo report should be treated as indicative only; it is strongly recommended that all utilities are potholed prior to any works commencing.</w:t>
       </w:r>
     </w:p>
     <w:p>
@@ -2796,41 +4105,59 @@
         </w:pBdr>
         <w:spacing w:before="220" w:after="90"/>
         <w:rPr>
+          <w:sz w:val="26"/>
+          <w:szCs w:val="26"/>
           <w:b/>
           <w:color w:val="130C0E"/>
+        </w:rPr>
+      </w:pPr>
+      <w:r>
+        <w:rPr>
           <w:sz w:val="26"/>
           <w:szCs w:val="26"/>
-        </w:rPr>
-      </w:pPr>
-      <w:r>
-        <w:rPr>
           <w:b/>
           <w:color w:val="130C0E"/>
-          <w:sz w:val="26"/>
-          <w:szCs w:val="26"/>
-        </w:rPr>
-        <w:lastRenderedPageBreak/>
-        <w:t>Service location quality</w:t>
+        </w:rPr>
+        <w:t xml:space="preserve">Service location quality</w:t>
       </w:r>
     </w:p>
     <w:p>
       <w:pPr>
         <w:spacing w:after="0" w:line="252" w:lineRule="auto"/>
         <w:rPr>
+          <w:sz w:val="21"/>
+          <w:szCs w:val="21"/>
           <w:b/>
           <w:color w:val="130C0E"/>
+        </w:rPr>
+      </w:pPr>
+      <w:r>
+        <w:rPr>
           <w:sz w:val="21"/>
           <w:szCs w:val="21"/>
-        </w:rPr>
-      </w:pPr>
-      <w:r>
-        <w:rPr>
           <w:b/>
           <w:color w:val="130C0E"/>
+        </w:rPr>
+        <w:t xml:space="preserve">(Category A) Direct Services Location</w:t>
+      </w:r>
+    </w:p>
+    <w:p>
+      <w:pPr>
+        <w:spacing w:after="60" w:line="252" w:lineRule="auto"/>
+        <w:ind w:left="360" w:hanging="220"/>
+        <w:rPr>
           <w:sz w:val="21"/>
           <w:szCs w:val="21"/>
-        </w:rPr>
-        <w:t>(Category A) Direct Services Location</w:t>
+          <w:color w:val="333333"/>
+        </w:rPr>
+      </w:pPr>
+      <w:r>
+        <w:rPr>
+          <w:sz w:val="21"/>
+          <w:szCs w:val="21"/>
+          <w:color w:val="333333"/>
+        </w:rPr>
+        <w:t xml:space="preserve">•  Direct Service location is the highest accuracy order of service location. It refers to services which are openly visible and can be surveyed by direct measurement to the object.</w:t>
       </w:r>
     </w:p>
     <w:p>
@@ -2838,18 +4165,38 @@
         <w:spacing w:after="60" w:line="252" w:lineRule="auto"/>
         <w:ind w:left="360" w:hanging="220"/>
         <w:rPr>
-          <w:color w:val="333333"/>
           <w:sz w:val="21"/>
           <w:szCs w:val="21"/>
-        </w:rPr>
-      </w:pPr>
-      <w:r>
-        <w:rPr>
           <w:color w:val="333333"/>
+        </w:rPr>
+      </w:pPr>
+      <w:r>
+        <w:rPr>
           <w:sz w:val="21"/>
           <w:szCs w:val="21"/>
-        </w:rPr>
-        <w:t>•  Direct Service location is the highest accuracy order of service location. It refers to services which are openly visible and can be surveyed by direct measurement to the object.</w:t>
+          <w:color w:val="333333"/>
+        </w:rPr>
+        <w:t xml:space="preserve">•  Examples include: exposed pipes, open cable trenches and exposed drainage where invert/obvert measurement is possible.</w:t>
+      </w:r>
+    </w:p>
+    <w:p>
+      <w:pPr>
+        <w:spacing w:after="0" w:line="252" w:lineRule="auto"/>
+        <w:rPr>
+          <w:sz w:val="21"/>
+          <w:szCs w:val="21"/>
+          <w:b/>
+          <w:color w:val="130C0E"/>
+        </w:rPr>
+      </w:pPr>
+      <w:r>
+        <w:rPr>
+          <w:sz w:val="21"/>
+          <w:szCs w:val="21"/>
+          <w:b/>
+          <w:color w:val="130C0E"/>
+        </w:rPr>
+        <w:t xml:space="preserve">(Category B) Active Services Location</w:t>
       </w:r>
     </w:p>
     <w:p>
@@ -2857,38 +4204,95 @@
         <w:spacing w:after="60" w:line="252" w:lineRule="auto"/>
         <w:ind w:left="360" w:hanging="220"/>
         <w:rPr>
-          <w:color w:val="333333"/>
           <w:sz w:val="21"/>
           <w:szCs w:val="21"/>
-        </w:rPr>
-      </w:pPr>
-      <w:r>
-        <w:rPr>
           <w:color w:val="333333"/>
+        </w:rPr>
+      </w:pPr>
+      <w:r>
+        <w:rPr>
           <w:sz w:val="21"/>
           <w:szCs w:val="21"/>
-        </w:rPr>
-        <w:t>•  Examples include: exposed pipes, open cable trenches and exposed drainage where invert/obvert measurement is possible.</w:t>
+          <w:color w:val="333333"/>
+        </w:rPr>
+        <w:t xml:space="preserve">•  Active Services are to be located using Location methods whereby services are traced using an electromagnetic signal emitted from the transmitter and received by the service detection device.</w:t>
+      </w:r>
+    </w:p>
+    <w:p>
+      <w:pPr>
+        <w:spacing w:after="60" w:line="252" w:lineRule="auto"/>
+        <w:ind w:left="360" w:hanging="220"/>
+        <w:rPr>
+          <w:sz w:val="21"/>
+          <w:szCs w:val="21"/>
+          <w:color w:val="333333"/>
+        </w:rPr>
+      </w:pPr>
+      <w:r>
+        <w:rPr>
+          <w:sz w:val="21"/>
+          <w:szCs w:val="21"/>
+          <w:color w:val="333333"/>
+        </w:rPr>
+        <w:t xml:space="preserve">•  Examples of Active Location methods include using a Direct Connection or Induction Clamp. Readings are required to be marked on the ground surface.</w:t>
+      </w:r>
+    </w:p>
+    <w:p>
+      <w:pPr>
+        <w:spacing w:after="60" w:line="252" w:lineRule="auto"/>
+        <w:ind w:left="360" w:hanging="220"/>
+        <w:rPr>
+          <w:sz w:val="21"/>
+          <w:szCs w:val="21"/>
+          <w:color w:val="333333"/>
+        </w:rPr>
+      </w:pPr>
+      <w:r>
+        <w:rPr>
+          <w:sz w:val="21"/>
+          <w:szCs w:val="21"/>
+          <w:color w:val="333333"/>
+        </w:rPr>
+        <w:t xml:space="preserve">•  Active Location methods are suitable for metal conduits, cables that are welded, soldered, or braided together or where a tracing wire/cathodic protection is present. This method is mandatory for rail services.</w:t>
       </w:r>
     </w:p>
     <w:p>
       <w:pPr>
         <w:spacing w:after="0" w:line="252" w:lineRule="auto"/>
         <w:rPr>
+          <w:sz w:val="21"/>
+          <w:szCs w:val="21"/>
           <w:b/>
           <w:color w:val="130C0E"/>
+        </w:rPr>
+      </w:pPr>
+      <w:r>
+        <w:rPr>
           <w:sz w:val="21"/>
           <w:szCs w:val="21"/>
-        </w:rPr>
-      </w:pPr>
-      <w:r>
-        <w:rPr>
           <w:b/>
           <w:color w:val="130C0E"/>
+        </w:rPr>
+        <w:t xml:space="preserve">(Category C) Passive Services Location</w:t>
+      </w:r>
+    </w:p>
+    <w:p>
+      <w:pPr>
+        <w:spacing w:after="60" w:line="252" w:lineRule="auto"/>
+        <w:ind w:left="360" w:hanging="220"/>
+        <w:rPr>
           <w:sz w:val="21"/>
           <w:szCs w:val="21"/>
-        </w:rPr>
-        <w:t>(Category B) Active Services Location</w:t>
+          <w:color w:val="333333"/>
+        </w:rPr>
+      </w:pPr>
+      <w:r>
+        <w:rPr>
+          <w:sz w:val="21"/>
+          <w:szCs w:val="21"/>
+          <w:color w:val="333333"/>
+        </w:rPr>
+        <w:t xml:space="preserve">•  Passive Services Location uses passive methods which do not involve the use of an electromagnetic signal, transponders, or sondes. In this class the service detection device is used as a standalone.</w:t>
       </w:r>
     </w:p>
     <w:p>
@@ -2896,18 +4300,38 @@
         <w:spacing w:after="60" w:line="252" w:lineRule="auto"/>
         <w:ind w:left="360" w:hanging="220"/>
         <w:rPr>
-          <w:color w:val="333333"/>
           <w:sz w:val="21"/>
           <w:szCs w:val="21"/>
-        </w:rPr>
-      </w:pPr>
-      <w:r>
-        <w:rPr>
           <w:color w:val="333333"/>
+        </w:rPr>
+      </w:pPr>
+      <w:r>
+        <w:rPr>
           <w:sz w:val="21"/>
           <w:szCs w:val="21"/>
-        </w:rPr>
-        <w:t>•  Active Services are to be located using Location methods whereby services are traced using an electromagnetic signal emitted from the transmitter and received by the service detection device.</w:t>
+          <w:color w:val="333333"/>
+        </w:rPr>
+        <w:t xml:space="preserve">•  Examples of Passive Service Location capture include radiolocation or GPR. These methods are commonly used for materials such as cast iron or steel pipes where active induction is not possible. Readings are required to be marked on the ground surface.</w:t>
+      </w:r>
+    </w:p>
+    <w:p>
+      <w:pPr>
+        <w:spacing w:after="0" w:line="252" w:lineRule="auto"/>
+        <w:rPr>
+          <w:sz w:val="21"/>
+          <w:szCs w:val="21"/>
+          <w:b/>
+          <w:color w:val="130C0E"/>
+        </w:rPr>
+      </w:pPr>
+      <w:r>
+        <w:rPr>
+          <w:sz w:val="21"/>
+          <w:szCs w:val="21"/>
+          <w:b/>
+          <w:color w:val="130C0E"/>
+        </w:rPr>
+        <w:t xml:space="preserve">(Category D) Unverified Services Location</w:t>
       </w:r>
     </w:p>
     <w:p>
@@ -2915,18 +4339,18 @@
         <w:spacing w:after="60" w:line="252" w:lineRule="auto"/>
         <w:ind w:left="360" w:hanging="220"/>
         <w:rPr>
-          <w:color w:val="333333"/>
           <w:sz w:val="21"/>
           <w:szCs w:val="21"/>
-        </w:rPr>
-      </w:pPr>
-      <w:r>
-        <w:rPr>
           <w:color w:val="333333"/>
+        </w:rPr>
+      </w:pPr>
+      <w:r>
+        <w:rPr>
           <w:sz w:val="21"/>
           <w:szCs w:val="21"/>
-        </w:rPr>
-        <w:t>•  Examples of Active Location methods include using a Direct Connection or Induction Clamp. Readings are required to be marked on the ground surface.</w:t>
+          <w:color w:val="333333"/>
+        </w:rPr>
+        <w:t xml:space="preserve">•  Unverified Services are services that have been located without confirmation by any of the above-mentioned methods. Unverified Services can include service locations approximated from DBYD plans or by joining top stones. The resulting services will be determined as unverified services.</w:t>
       </w:r>
     </w:p>
     <w:p>
@@ -2934,134 +4358,18 @@
         <w:spacing w:after="60" w:line="252" w:lineRule="auto"/>
         <w:ind w:left="360" w:hanging="220"/>
         <w:rPr>
-          <w:color w:val="333333"/>
           <w:sz w:val="21"/>
           <w:szCs w:val="21"/>
-        </w:rPr>
-      </w:pPr>
-      <w:r>
-        <w:rPr>
           <w:color w:val="333333"/>
+        </w:rPr>
+      </w:pPr>
+      <w:r>
+        <w:rPr>
           <w:sz w:val="21"/>
           <w:szCs w:val="21"/>
-        </w:rPr>
-        <w:t>•  Active Location methods are suitable for metal conduits, cables that are welded, soldered, or braided together or where a tracing wire/cathodic protection is present. This method is mandatory for rail services.</w:t>
-      </w:r>
-    </w:p>
-    <w:p>
-      <w:pPr>
-        <w:spacing w:after="0" w:line="252" w:lineRule="auto"/>
-        <w:rPr>
-          <w:b/>
-          <w:color w:val="130C0E"/>
-          <w:sz w:val="21"/>
-          <w:szCs w:val="21"/>
-        </w:rPr>
-      </w:pPr>
-      <w:r>
-        <w:rPr>
-          <w:b/>
-          <w:color w:val="130C0E"/>
-          <w:sz w:val="21"/>
-          <w:szCs w:val="21"/>
-        </w:rPr>
-        <w:t>(Category C) Passive Services Location</w:t>
-      </w:r>
-    </w:p>
-    <w:p>
-      <w:pPr>
-        <w:spacing w:after="60" w:line="252" w:lineRule="auto"/>
-        <w:ind w:left="360" w:hanging="220"/>
-        <w:rPr>
           <w:color w:val="333333"/>
-          <w:sz w:val="21"/>
-          <w:szCs w:val="21"/>
-        </w:rPr>
-      </w:pPr>
-      <w:r>
-        <w:rPr>
-          <w:color w:val="333333"/>
-          <w:sz w:val="21"/>
-          <w:szCs w:val="21"/>
-        </w:rPr>
-        <w:t>•  Passive Services Location uses passive methods which do not involve the use of an electromagnetic signal, transponders, or sondes. In this class the service detection device is used as a standalone.</w:t>
-      </w:r>
-    </w:p>
-    <w:p>
-      <w:pPr>
-        <w:spacing w:after="60" w:line="252" w:lineRule="auto"/>
-        <w:ind w:left="360" w:hanging="220"/>
-        <w:rPr>
-          <w:color w:val="333333"/>
-          <w:sz w:val="21"/>
-          <w:szCs w:val="21"/>
-        </w:rPr>
-      </w:pPr>
-      <w:r>
-        <w:rPr>
-          <w:color w:val="333333"/>
-          <w:sz w:val="21"/>
-          <w:szCs w:val="21"/>
-        </w:rPr>
-        <w:t>•  Examples of Passive Service Location capture include radiolocation or GPR. These methods are commonly used for materials such as cast iron or steel pipes where active induction is not possible. Readings are required to be marked on the ground surface.</w:t>
-      </w:r>
-    </w:p>
-    <w:p>
-      <w:pPr>
-        <w:spacing w:after="0" w:line="252" w:lineRule="auto"/>
-        <w:rPr>
-          <w:b/>
-          <w:color w:val="130C0E"/>
-          <w:sz w:val="21"/>
-          <w:szCs w:val="21"/>
-        </w:rPr>
-      </w:pPr>
-      <w:r>
-        <w:rPr>
-          <w:b/>
-          <w:color w:val="130C0E"/>
-          <w:sz w:val="21"/>
-          <w:szCs w:val="21"/>
-        </w:rPr>
-        <w:t>(Category D) Unverified Services Location</w:t>
-      </w:r>
-    </w:p>
-    <w:p>
-      <w:pPr>
-        <w:spacing w:after="60" w:line="252" w:lineRule="auto"/>
-        <w:ind w:left="360" w:hanging="220"/>
-        <w:rPr>
-          <w:color w:val="333333"/>
-          <w:sz w:val="21"/>
-          <w:szCs w:val="21"/>
-        </w:rPr>
-      </w:pPr>
-      <w:r>
-        <w:rPr>
-          <w:color w:val="333333"/>
-          <w:sz w:val="21"/>
-          <w:szCs w:val="21"/>
-        </w:rPr>
-        <w:t>•  Unverified Services are services that have been located without confirmation by any of the above-mentioned methods. Unverified Services can include service locations approximated from DBYD plans or by joining top stones. The resulting services will be determined as unverified services.</w:t>
-      </w:r>
-    </w:p>
-    <w:p>
-      <w:pPr>
-        <w:spacing w:after="60" w:line="252" w:lineRule="auto"/>
-        <w:ind w:left="360" w:hanging="220"/>
-        <w:rPr>
-          <w:color w:val="333333"/>
-          <w:sz w:val="21"/>
-          <w:szCs w:val="21"/>
-        </w:rPr>
-      </w:pPr>
-      <w:r>
-        <w:rPr>
-          <w:color w:val="333333"/>
-          <w:sz w:val="21"/>
-          <w:szCs w:val="21"/>
-        </w:rPr>
-        <w:t>•  Unverified location methods are commonly used for materials such as plastic poly tubing, clay, concrete, or uninsulated/rubber jointed cast iron pipes where other methods are not possible.</w:t>
+        </w:rPr>
+        <w:t xml:space="preserve">•  Unverified location methods are commonly used for materials such as plastic poly tubing, clay, concrete, or uninsulated/rubber jointed cast iron pipes where other methods are not possible.</w:t>
       </w:r>
     </w:p>
     <w:p>
@@ -3071,58 +4379,58 @@
         </w:pBdr>
         <w:spacing w:before="220" w:after="90"/>
         <w:rPr>
+          <w:sz w:val="26"/>
+          <w:szCs w:val="26"/>
           <w:b/>
           <w:color w:val="130C0E"/>
+        </w:rPr>
+      </w:pPr>
+      <w:r>
+        <w:rPr>
           <w:sz w:val="26"/>
           <w:szCs w:val="26"/>
-        </w:rPr>
-      </w:pPr>
-      <w:r>
-        <w:rPr>
           <w:b/>
           <w:color w:val="130C0E"/>
-          <w:sz w:val="26"/>
-          <w:szCs w:val="26"/>
-        </w:rPr>
-        <w:t>Terms and conditions</w:t>
+        </w:rPr>
+        <w:t xml:space="preserve">Terms and conditions</w:t>
       </w:r>
     </w:p>
     <w:p>
       <w:pPr>
         <w:spacing w:after="0" w:line="252" w:lineRule="auto"/>
         <w:rPr>
-          <w:color w:val="130C0E"/>
           <w:sz w:val="22"/>
           <w:szCs w:val="22"/>
-        </w:rPr>
-      </w:pPr>
-      <w:r>
-        <w:rPr>
           <w:color w:val="130C0E"/>
+        </w:rPr>
+      </w:pPr>
+      <w:r>
+        <w:rPr>
           <w:sz w:val="22"/>
           <w:szCs w:val="22"/>
-        </w:rPr>
-        <w:t>Engineering Surveys accepts no responsibility for damage occurring to Underground services, other than as a direct result of its negligence. All Engineering Surveys employees undertake regular Training and compliance with industry standards.</w:t>
+          <w:color w:val="130C0E"/>
+        </w:rPr>
+        <w:t xml:space="preserve">Engineering Surveys accepts no responsibility for damage occurring to Underground services, other than as a direct result of its negligence. All Engineering Surveys employees undertake regular Training and compliance with industry standards.</w:t>
       </w:r>
     </w:p>
     <w:p>
       <w:pPr>
         <w:spacing w:after="0" w:line="252" w:lineRule="auto"/>
         <w:rPr>
+          <w:sz w:val="22"/>
+          <w:szCs w:val="22"/>
           <w:b/>
           <w:color w:val="130C0E"/>
+        </w:rPr>
+      </w:pPr>
+      <w:r>
+        <w:rPr>
           <w:sz w:val="22"/>
           <w:szCs w:val="22"/>
-        </w:rPr>
-      </w:pPr>
-      <w:r>
-        <w:rPr>
           <w:b/>
           <w:color w:val="130C0E"/>
-          <w:sz w:val="22"/>
-          <w:szCs w:val="22"/>
-        </w:rPr>
-        <w:t>Engineering Surveys will not accept responsibility for damage under the following:</w:t>
+        </w:rPr>
+        <w:t xml:space="preserve">Engineering Surveys will not accept responsibility for damage under the following:</w:t>
       </w:r>
     </w:p>
     <w:p>
@@ -3130,18 +4438,18 @@
         <w:spacing w:after="60" w:line="252" w:lineRule="auto"/>
         <w:ind w:left="360" w:hanging="220"/>
         <w:rPr>
-          <w:color w:val="333333"/>
           <w:sz w:val="21"/>
           <w:szCs w:val="21"/>
-        </w:rPr>
-      </w:pPr>
-      <w:r>
-        <w:rPr>
           <w:color w:val="333333"/>
+        </w:rPr>
+      </w:pPr>
+      <w:r>
+        <w:rPr>
           <w:sz w:val="21"/>
           <w:szCs w:val="21"/>
-        </w:rPr>
-        <w:t>•  Damage to any services outside the area designated by the client, as is the entire area in which work will be carried out, and/or</w:t>
+          <w:color w:val="333333"/>
+        </w:rPr>
+        <w:t xml:space="preserve">•  Damage to any services outside the area designated by the client, as is the entire area in which work will be carried out, and/or</w:t>
       </w:r>
     </w:p>
     <w:p>
@@ -3149,18 +4457,18 @@
         <w:spacing w:after="60" w:line="252" w:lineRule="auto"/>
         <w:ind w:left="360" w:hanging="220"/>
         <w:rPr>
-          <w:color w:val="333333"/>
           <w:sz w:val="21"/>
           <w:szCs w:val="21"/>
-        </w:rPr>
-      </w:pPr>
-      <w:r>
-        <w:rPr>
           <w:color w:val="333333"/>
+        </w:rPr>
+      </w:pPr>
+      <w:r>
+        <w:rPr>
           <w:sz w:val="21"/>
           <w:szCs w:val="21"/>
-        </w:rPr>
-        <w:t>•  Damage to any service which has not been indicated, or incorrectly indicated on plans obtained through dial before you dig, or from any other source, and/or</w:t>
+          <w:color w:val="333333"/>
+        </w:rPr>
+        <w:t xml:space="preserve">•  Damage to any service which has not been indicated, or incorrectly indicated on plans obtained through dial before you dig, or from any other source, and/or</w:t>
       </w:r>
     </w:p>
     <w:p>
@@ -3168,18 +4476,18 @@
         <w:spacing w:after="60" w:line="252" w:lineRule="auto"/>
         <w:ind w:left="360" w:hanging="220"/>
         <w:rPr>
-          <w:color w:val="333333"/>
           <w:sz w:val="21"/>
           <w:szCs w:val="21"/>
-        </w:rPr>
-      </w:pPr>
-      <w:r>
-        <w:rPr>
           <w:color w:val="333333"/>
+        </w:rPr>
+      </w:pPr>
+      <w:r>
+        <w:rPr>
           <w:sz w:val="21"/>
           <w:szCs w:val="21"/>
-        </w:rPr>
-        <w:t>•  Where the spray marker is no longer visible/legible, and/or</w:t>
+          <w:color w:val="333333"/>
+        </w:rPr>
+        <w:t xml:space="preserve">•  Where the spray marker is no longer visible/legible, and/or</w:t>
       </w:r>
     </w:p>
     <w:p>
@@ -3187,18 +4495,18 @@
         <w:spacing w:after="60" w:line="252" w:lineRule="auto"/>
         <w:ind w:left="360" w:hanging="220"/>
         <w:rPr>
-          <w:color w:val="333333"/>
           <w:sz w:val="21"/>
           <w:szCs w:val="21"/>
-        </w:rPr>
-      </w:pPr>
-      <w:r>
-        <w:rPr>
           <w:color w:val="333333"/>
+        </w:rPr>
+      </w:pPr>
+      <w:r>
+        <w:rPr>
           <w:sz w:val="21"/>
           <w:szCs w:val="21"/>
-        </w:rPr>
-        <w:t>•  Failure by the client to physically expose (by non-destructive potholing methods) any marked services to confirm alignment and depth. Refer to affected asset owners ‘Duty of care’ for safe approach distance requirements, and/or</w:t>
+          <w:color w:val="333333"/>
+        </w:rPr>
+        <w:t xml:space="preserve">•  Failure by the client to physically expose (by non-destructive potholing methods) any marked services to confirm alignment and depth. Refer to affected asset owners ‘Duty of care’ for safe approach distance requirements, and/or</w:t>
       </w:r>
     </w:p>
     <w:p>
@@ -3206,18 +4514,18 @@
         <w:spacing w:after="60" w:line="252" w:lineRule="auto"/>
         <w:ind w:left="360" w:hanging="220"/>
         <w:rPr>
-          <w:color w:val="333333"/>
           <w:sz w:val="21"/>
           <w:szCs w:val="21"/>
-        </w:rPr>
-      </w:pPr>
-      <w:r>
-        <w:rPr>
           <w:color w:val="333333"/>
+        </w:rPr>
+      </w:pPr>
+      <w:r>
+        <w:rPr>
           <w:sz w:val="21"/>
           <w:szCs w:val="21"/>
-        </w:rPr>
-        <w:t>•  Non-conductive services are not detectable with equipment currently available. No responsibility is taken for any damage incurred to any non-conductive services (i.e. poly, pvc, concrete, and earthenware etc.), and/or</w:t>
+          <w:color w:val="333333"/>
+        </w:rPr>
+        <w:t xml:space="preserve">•  Non-conductive services are not detectable with equipment currently available. No responsibility is taken for any damage incurred to any non-conductive services (i.e. poly, pvc, concrete, and earthenware etc.), and/or</w:t>
       </w:r>
     </w:p>
     <w:p>
@@ -3225,18 +4533,18 @@
         <w:spacing w:after="60" w:line="252" w:lineRule="auto"/>
         <w:ind w:left="360" w:hanging="220"/>
         <w:rPr>
-          <w:color w:val="333333"/>
           <w:sz w:val="21"/>
           <w:szCs w:val="21"/>
-        </w:rPr>
-      </w:pPr>
-      <w:r>
-        <w:rPr>
           <w:color w:val="333333"/>
+        </w:rPr>
+      </w:pPr>
+      <w:r>
+        <w:rPr>
           <w:sz w:val="21"/>
           <w:szCs w:val="21"/>
-        </w:rPr>
-        <w:t>•  Where no visible signs or reasonable access to a conductive service is known, and/or</w:t>
+          <w:color w:val="333333"/>
+        </w:rPr>
+        <w:t xml:space="preserve">•  Where no visible signs or reasonable access to a conductive service is known, and/or</w:t>
       </w:r>
     </w:p>
     <w:p>
@@ -3244,18 +4552,18 @@
         <w:spacing w:after="60" w:line="252" w:lineRule="auto"/>
         <w:ind w:left="360" w:hanging="220"/>
         <w:rPr>
-          <w:color w:val="333333"/>
           <w:sz w:val="21"/>
           <w:szCs w:val="21"/>
-        </w:rPr>
-      </w:pPr>
-      <w:r>
-        <w:rPr>
           <w:color w:val="333333"/>
+        </w:rPr>
+      </w:pPr>
+      <w:r>
+        <w:rPr>
           <w:sz w:val="21"/>
           <w:szCs w:val="21"/>
-        </w:rPr>
-        <w:t>•  If conductive continuity is not maintained through the service being located.</w:t>
+          <w:color w:val="333333"/>
+        </w:rPr>
+        <w:t xml:space="preserve">•  If conductive continuity is not maintained through the service being located.</w:t>
       </w:r>
     </w:p>
     <w:p>
@@ -3263,18 +4571,18 @@
         <w:spacing w:after="60" w:line="252" w:lineRule="auto"/>
         <w:ind w:left="360" w:hanging="220"/>
         <w:rPr>
-          <w:color w:val="333333"/>
           <w:sz w:val="21"/>
           <w:szCs w:val="21"/>
-        </w:rPr>
-      </w:pPr>
-      <w:r>
-        <w:rPr>
           <w:color w:val="333333"/>
+        </w:rPr>
+      </w:pPr>
+      <w:r>
+        <w:rPr>
           <w:sz w:val="21"/>
           <w:szCs w:val="21"/>
-        </w:rPr>
-        <w:t>•  Engineering Surveys accepts no responsibility for damage to services that have not been verified by ‘potholing’. In the event of damage to services:</w:t>
+          <w:color w:val="333333"/>
+        </w:rPr>
+        <w:t xml:space="preserve">•  Engineering Surveys accepts no responsibility for damage to services that have not been verified by ‘potholing’. In the event of damage to services:</w:t>
       </w:r>
     </w:p>
     <w:p>
@@ -3282,19 +4590,18 @@
         <w:spacing w:after="60" w:line="252" w:lineRule="auto"/>
         <w:ind w:left="360" w:hanging="220"/>
         <w:rPr>
-          <w:color w:val="333333"/>
           <w:sz w:val="21"/>
           <w:szCs w:val="21"/>
-        </w:rPr>
-      </w:pPr>
-      <w:r>
-        <w:rPr>
           <w:color w:val="333333"/>
+        </w:rPr>
+      </w:pPr>
+      <w:r>
+        <w:rPr>
           <w:sz w:val="21"/>
           <w:szCs w:val="21"/>
-        </w:rPr>
-        <w:lastRenderedPageBreak/>
-        <w:t>•  All damage must be reported to Engineering Surveys prior to any repairs occurring, and/or further earthworks being conducted.</w:t>
+          <w:color w:val="333333"/>
+        </w:rPr>
+        <w:t xml:space="preserve">•  All damage must be reported to Engineering Surveys prior to any repairs occurring, and/or further earthworks being conducted.</w:t>
       </w:r>
     </w:p>
     <w:p>
@@ -3302,18 +4609,18 @@
         <w:spacing w:after="60" w:line="252" w:lineRule="auto"/>
         <w:ind w:left="360" w:hanging="220"/>
         <w:rPr>
-          <w:color w:val="333333"/>
           <w:sz w:val="21"/>
           <w:szCs w:val="21"/>
-        </w:rPr>
-      </w:pPr>
-      <w:r>
-        <w:rPr>
           <w:color w:val="333333"/>
+        </w:rPr>
+      </w:pPr>
+      <w:r>
+        <w:rPr>
           <w:sz w:val="21"/>
           <w:szCs w:val="21"/>
-        </w:rPr>
-        <w:t>•  An Engineering Surveys representative is to carry out site inspection within a reasonable time period that will not delay necessary repair work.</w:t>
+          <w:color w:val="333333"/>
+        </w:rPr>
+        <w:t xml:space="preserve">•  An Engineering Surveys representative is to carry out site inspection within a reasonable time period that will not delay necessary repair work.</w:t>
       </w:r>
     </w:p>
     <w:p>
@@ -3323,20 +4630,20 @@
         </w:pBdr>
         <w:spacing w:before="220" w:after="90"/>
         <w:rPr>
+          <w:sz w:val="26"/>
+          <w:szCs w:val="26"/>
           <w:b/>
           <w:color w:val="130C0E"/>
+        </w:rPr>
+      </w:pPr>
+      <w:r>
+        <w:rPr>
           <w:sz w:val="26"/>
           <w:szCs w:val="26"/>
-        </w:rPr>
-      </w:pPr>
-      <w:r>
-        <w:rPr>
           <w:b/>
           <w:color w:val="130C0E"/>
-          <w:sz w:val="26"/>
-          <w:szCs w:val="26"/>
-        </w:rPr>
-        <w:t>Sign-off</w:t>
+        </w:rPr>
+        <w:t xml:space="preserve">Sign-off</w:t>
       </w:r>
     </w:p>
     <w:p>
@@ -3348,47 +4655,52 @@
       </w:pPr>
       <w:r>
         <w:rPr>
+          <w:sz w:val="24"/>
+          <w:szCs w:val="24"/>
           <w:b/>
           <w:color w:val="130C0E"/>
+        </w:rPr>
+        <w:t xml:space="preserve">UTILITY LOCATOR : </w:t>
+      </w:r>
+      <w:r>
+        <w:rPr>
           <w:sz w:val="24"/>
-        </w:rPr>
-        <w:t xml:space="preserve">UTILITY LOCATOR : </w:t>
-      </w:r>
-      <w:r>
-        <w:rPr>
+          <w:szCs w:val="24"/>
           <w:color w:val="130C0E"/>
+        </w:rPr>
+        <w:t xml:space="preserve">{signLocator}</w:t>
+      </w:r>
+      <w:r>
+        <w:tab/>
+      </w:r>
+      <w:r>
+        <w:rPr>
           <w:sz w:val="24"/>
-        </w:rPr>
-        <w:t>{signLocator}</w:t>
-      </w:r>
-      <w:r>
-        <w:tab/>
-      </w:r>
-      <w:r>
-        <w:rPr>
+          <w:szCs w:val="24"/>
           <w:b/>
           <w:color w:val="130C0E"/>
+        </w:rPr>
+        <w:t xml:space="preserve">DATE : </w:t>
+      </w:r>
+      <w:r>
+        <w:rPr>
           <w:sz w:val="24"/>
-        </w:rPr>
-        <w:t xml:space="preserve">DATE : </w:t>
-      </w:r>
-      <w:r>
-        <w:rPr>
+          <w:szCs w:val="24"/>
           <w:color w:val="130C0E"/>
+        </w:rPr>
+        <w:t xml:space="preserve">{signDate}</w:t>
+      </w:r>
+    </w:p>
+    <w:p>
+      <w:pPr>
+        <w:spacing w:before="160" w:after="0"/>
+      </w:pPr>
+      <w:r>
+        <w:rPr>
           <w:sz w:val="24"/>
-        </w:rPr>
-        <w:t>{signDate}</w:t>
-      </w:r>
-    </w:p>
-    <w:p>
-      <w:pPr>
-        <w:spacing w:before="160" w:after="0"/>
-      </w:pPr>
-      <w:r>
-        <w:rPr>
+          <w:szCs w:val="24"/>
           <w:b/>
           <w:color w:val="130C0E"/>
-          <w:sz w:val="24"/>
         </w:rPr>
         <w:t xml:space="preserve">SIGNATURE : </w:t>
       </w:r>
@@ -3418,6 +4730,7 @@
       <w:pgSz w:w="11900" w:h="16820"/>
       <w:pgMar w:top="2240" w:right="907" w:bottom="799" w:left="907" w:header="709" w:footer="709" w:gutter="0"/>
       <w:cols w:space="708"/>
+      <w:titlePg/>
       <w:docGrid w:linePitch="360"/>
     </w:sectPr>
   </w:body>
@@ -3425,7 +4738,7 @@
 </file>
 
 <file path=word/endnotes.xml><?xml version="1.0" encoding="utf-8"?>
-<w:endnotes xmlns:wpc="http://schemas.microsoft.com/office/word/2010/wordprocessingCanvas" xmlns:cx="http://schemas.microsoft.com/office/drawing/2014/chartex" xmlns:cx1="http://schemas.microsoft.com/office/drawing/2015/9/8/chartex" xmlns:cx2="http://schemas.microsoft.com/office/drawing/2015/10/21/chartex" xmlns:cx3="http://schemas.microsoft.com/office/drawing/2016/5/9/chartex" xmlns:cx4="http://schemas.microsoft.com/office/drawing/2016/5/10/chartex" xmlns:cx5="http://schemas.microsoft.com/office/drawing/2016/5/11/chartex" xmlns:cx6="http://schemas.microsoft.com/office/drawing/2016/5/12/chartex" xmlns:cx7="http://schemas.microsoft.com/office/drawing/2016/5/13/chartex" xmlns:cx8="http://schemas.microsoft.com/office/drawing/2016/5/14/chartex" xmlns:mc="http://schemas.openxmlformats.org/markup-compatibility/2006" xmlns:aink="http://schemas.microsoft.com/office/drawing/2016/ink" xmlns:am3d="http://schemas.microsoft.com/office/drawing/2017/model3d" xmlns:o="urn:schemas-microsoft-com:office:office" xmlns:oel="http://schemas.microsoft.com/office/2019/extlst" xmlns:r="http://schemas.openxmlformats.org/officeDocument/2006/relationships" xmlns:m="http://schemas.openxmlformats.org/officeDocument/2006/math" xmlns:v="urn:schemas-microsoft-com:vml" xmlns:wp14="http://schemas.microsoft.com/office/word/2010/wordprocessingDrawing" xmlns:wp="http://schemas.openxmlformats.org/drawingml/2006/wordprocessingDrawing" xmlns:w10="urn:schemas-microsoft-com:office:word" xmlns:w="http://schemas.openxmlformats.org/wordprocessingml/2006/main" xmlns:w14="http://schemas.microsoft.com/office/word/2010/wordml" xmlns:w15="http://schemas.microsoft.com/office/word/2012/wordml" xmlns:w16cex="http://schemas.microsoft.com/office/word/2018/wordml/cex" xmlns:w16cid="http://schemas.microsoft.com/office/word/2016/wordml/cid" xmlns:w16="http://schemas.microsoft.com/office/word/2018/wordml" xmlns:w16du="http://schemas.microsoft.com/office/word/2023/wordml/word16du" xmlns:w16sdtdh="http://schemas.microsoft.com/office/word/2020/wordml/sdtdatahash" xmlns:w16sdtfl="http://schemas.microsoft.com/office/word/2024/wordml/sdtformatlock" xmlns:w16se="http://schemas.microsoft.com/office/word/2015/wordml/symex" xmlns:wpg="http://schemas.microsoft.com/office/word/2010/wordprocessingGroup" xmlns:wpi="http://schemas.microsoft.com/office/word/2010/wordprocessingInk" xmlns:wne="http://schemas.microsoft.com/office/word/2006/wordml" xmlns:wps="http://schemas.microsoft.com/office/word/2010/wordprocessingShape" mc:Ignorable="w14 w15 w16se w16cid w16 w16cex w16sdtdh w16sdtfl w16du wp14">
+<w:endnotes xmlns:wpc="http://schemas.microsoft.com/office/word/2010/wordprocessingCanvas" xmlns:cx="http://schemas.microsoft.com/office/drawing/2014/chartex" xmlns:cx1="http://schemas.microsoft.com/office/drawing/2015/9/8/chartex" xmlns:cx2="http://schemas.microsoft.com/office/drawing/2015/10/21/chartex" xmlns:cx3="http://schemas.microsoft.com/office/drawing/2016/5/9/chartex" xmlns:cx4="http://schemas.microsoft.com/office/drawing/2016/5/10/chartex" xmlns:cx5="http://schemas.microsoft.com/office/drawing/2016/5/11/chartex" xmlns:cx6="http://schemas.microsoft.com/office/drawing/2016/5/12/chartex" xmlns:cx7="http://schemas.microsoft.com/office/drawing/2016/5/13/chartex" xmlns:cx8="http://schemas.microsoft.com/office/drawing/2016/5/14/chartex" xmlns:mc="http://schemas.openxmlformats.org/markup-compatibility/2006" xmlns:aink="http://schemas.microsoft.com/office/drawing/2016/ink" xmlns:am3d="http://schemas.microsoft.com/office/drawing/2017/model3d" xmlns:o="urn:schemas-microsoft-com:office:office" xmlns:oel="http://schemas.microsoft.com/office/2019/extlst" xmlns:r="http://schemas.openxmlformats.org/officeDocument/2006/relationships" xmlns:m="http://schemas.openxmlformats.org/officeDocument/2006/math" xmlns:v="urn:schemas-microsoft-com:vml" xmlns:wp14="http://schemas.microsoft.com/office/word/2010/wordprocessingDrawing" xmlns:wp="http://schemas.openxmlformats.org/drawingml/2006/wordprocessingDrawing" xmlns:w10="urn:schemas-microsoft-com:office:word" xmlns:w="http://schemas.openxmlformats.org/wordprocessingml/2006/main" xmlns:w14="http://schemas.microsoft.com/office/word/2010/wordml" xmlns:w15="http://schemas.microsoft.com/office/word/2012/wordml" xmlns:w16cex="http://schemas.microsoft.com/office/word/2018/wordml/cex" xmlns:w16cid="http://schemas.microsoft.com/office/word/2016/wordml/cid" xmlns:w16="http://schemas.microsoft.com/office/word/2018/wordml" xmlns:w16sdtdh="http://schemas.microsoft.com/office/word/2020/wordml/sdtdatahash" xmlns:w16se="http://schemas.microsoft.com/office/word/2015/wordml/symex" xmlns:wpg="http://schemas.microsoft.com/office/word/2010/wordprocessingGroup" xmlns:wpi="http://schemas.microsoft.com/office/word/2010/wordprocessingInk" xmlns:wne="http://schemas.microsoft.com/office/word/2006/wordml" xmlns:wps="http://schemas.microsoft.com/office/word/2010/wordprocessingShape" mc:Ignorable="w14 w15 w16se w16cid w16 w16cex w16sdtdh wp14">
   <w:endnote w:type="separator" w:id="-1">
     <w:p>
       <w:r>
@@ -3444,7 +4757,7 @@
 </file>
 
 <file path=word/footer1.xml><?xml version="1.0" encoding="utf-8"?>
-<w:ftr xmlns:wpc="http://schemas.microsoft.com/office/word/2010/wordprocessingCanvas" xmlns:cx="http://schemas.microsoft.com/office/drawing/2014/chartex" xmlns:cx1="http://schemas.microsoft.com/office/drawing/2015/9/8/chartex" xmlns:cx2="http://schemas.microsoft.com/office/drawing/2015/10/21/chartex" xmlns:cx3="http://schemas.microsoft.com/office/drawing/2016/5/9/chartex" xmlns:cx4="http://schemas.microsoft.com/office/drawing/2016/5/10/chartex" xmlns:cx5="http://schemas.microsoft.com/office/drawing/2016/5/11/chartex" xmlns:cx6="http://schemas.microsoft.com/office/drawing/2016/5/12/chartex" xmlns:cx7="http://schemas.microsoft.com/office/drawing/2016/5/13/chartex" xmlns:cx8="http://schemas.microsoft.com/office/drawing/2016/5/14/chartex" xmlns:mc="http://schemas.openxmlformats.org/markup-compatibility/2006" xmlns:aink="http://schemas.microsoft.com/office/drawing/2016/ink" xmlns:am3d="http://schemas.microsoft.com/office/drawing/2017/model3d" xmlns:o="urn:schemas-microsoft-com:office:office" xmlns:oel="http://schemas.microsoft.com/office/2019/extlst" xmlns:r="http://schemas.openxmlformats.org/officeDocument/2006/relationships" xmlns:m="http://schemas.openxmlformats.org/officeDocument/2006/math" xmlns:v="urn:schemas-microsoft-com:vml" xmlns:wp14="http://schemas.microsoft.com/office/word/2010/wordprocessingDrawing" xmlns:wp="http://schemas.openxmlformats.org/drawingml/2006/wordprocessingDrawing" xmlns:w10="urn:schemas-microsoft-com:office:word" xmlns:w="http://schemas.openxmlformats.org/wordprocessingml/2006/main" xmlns:w14="http://schemas.microsoft.com/office/word/2010/wordml" xmlns:w15="http://schemas.microsoft.com/office/word/2012/wordml" xmlns:w16cex="http://schemas.microsoft.com/office/word/2018/wordml/cex" xmlns:w16cid="http://schemas.microsoft.com/office/word/2016/wordml/cid" xmlns:w16="http://schemas.microsoft.com/office/word/2018/wordml" xmlns:w16du="http://schemas.microsoft.com/office/word/2023/wordml/word16du" xmlns:w16sdtdh="http://schemas.microsoft.com/office/word/2020/wordml/sdtdatahash" xmlns:w16sdtfl="http://schemas.microsoft.com/office/word/2024/wordml/sdtformatlock" xmlns:w16se="http://schemas.microsoft.com/office/word/2015/wordml/symex" xmlns:wpg="http://schemas.microsoft.com/office/word/2010/wordprocessingGroup" xmlns:wpi="http://schemas.microsoft.com/office/word/2010/wordprocessingInk" xmlns:wne="http://schemas.microsoft.com/office/word/2006/wordml" xmlns:wps="http://schemas.microsoft.com/office/word/2010/wordprocessingShape" mc:Ignorable="w14 w15 w16se w16cid w16 w16cex w16sdtdh w16sdtfl w16du wp14">
+<w:ftr xmlns:wpc="http://schemas.microsoft.com/office/word/2010/wordprocessingCanvas" xmlns:cx="http://schemas.microsoft.com/office/drawing/2014/chartex" xmlns:cx1="http://schemas.microsoft.com/office/drawing/2015/9/8/chartex" xmlns:cx2="http://schemas.microsoft.com/office/drawing/2015/10/21/chartex" xmlns:cx3="http://schemas.microsoft.com/office/drawing/2016/5/9/chartex" xmlns:cx4="http://schemas.microsoft.com/office/drawing/2016/5/10/chartex" xmlns:cx5="http://schemas.microsoft.com/office/drawing/2016/5/11/chartex" xmlns:cx6="http://schemas.microsoft.com/office/drawing/2016/5/12/chartex" xmlns:cx7="http://schemas.microsoft.com/office/drawing/2016/5/13/chartex" xmlns:cx8="http://schemas.microsoft.com/office/drawing/2016/5/14/chartex" xmlns:mc="http://schemas.openxmlformats.org/markup-compatibility/2006" xmlns:aink="http://schemas.microsoft.com/office/drawing/2016/ink" xmlns:am3d="http://schemas.microsoft.com/office/drawing/2017/model3d" xmlns:o="urn:schemas-microsoft-com:office:office" xmlns:oel="http://schemas.microsoft.com/office/2019/extlst" xmlns:r="http://schemas.openxmlformats.org/officeDocument/2006/relationships" xmlns:m="http://schemas.openxmlformats.org/officeDocument/2006/math" xmlns:v="urn:schemas-microsoft-com:vml" xmlns:wp14="http://schemas.microsoft.com/office/word/2010/wordprocessingDrawing" xmlns:wp="http://schemas.openxmlformats.org/drawingml/2006/wordprocessingDrawing" xmlns:w10="urn:schemas-microsoft-com:office:word" xmlns:w="http://schemas.openxmlformats.org/wordprocessingml/2006/main" xmlns:w14="http://schemas.microsoft.com/office/word/2010/wordml" xmlns:w15="http://schemas.microsoft.com/office/word/2012/wordml" xmlns:w16cex="http://schemas.microsoft.com/office/word/2018/wordml/cex" xmlns:w16cid="http://schemas.microsoft.com/office/word/2016/wordml/cid" xmlns:w16="http://schemas.microsoft.com/office/word/2018/wordml" xmlns:w16sdtdh="http://schemas.microsoft.com/office/word/2020/wordml/sdtdatahash" xmlns:w16se="http://schemas.microsoft.com/office/word/2015/wordml/symex" xmlns:wpg="http://schemas.microsoft.com/office/word/2010/wordprocessingGroup" xmlns:wpi="http://schemas.microsoft.com/office/word/2010/wordprocessingInk" xmlns:wne="http://schemas.microsoft.com/office/word/2006/wordml" xmlns:wps="http://schemas.microsoft.com/office/word/2010/wordprocessingShape" mc:Ignorable="w14 w15 w16se w16cid w16 w16cex w16sdtdh wp14">
   <w:p>
     <w:pPr>
       <w:pStyle w:val="Footer"/>
@@ -3465,7 +4778,7 @@
           <wp:extent cx="7560000" cy="406800"/>
           <wp:effectExtent l="0" t="0" r="0" b="0"/>
           <wp:wrapNone/>
-          <wp:docPr id="1468198548" name="Picture 1468198548"/>
+          <wp:docPr id="8" name="Picture 8"/>
           <wp:cNvGraphicFramePr>
             <a:graphicFrameLocks xmlns:a="http://schemas.openxmlformats.org/drawingml/2006/main" noChangeAspect="1"/>
           </wp:cNvGraphicFramePr>
@@ -3514,7 +4827,7 @@
 </file>
 
 <file path=word/footnotes.xml><?xml version="1.0" encoding="utf-8"?>
-<w:footnotes xmlns:wpc="http://schemas.microsoft.com/office/word/2010/wordprocessingCanvas" xmlns:cx="http://schemas.microsoft.com/office/drawing/2014/chartex" xmlns:cx1="http://schemas.microsoft.com/office/drawing/2015/9/8/chartex" xmlns:cx2="http://schemas.microsoft.com/office/drawing/2015/10/21/chartex" xmlns:cx3="http://schemas.microsoft.com/office/drawing/2016/5/9/chartex" xmlns:cx4="http://schemas.microsoft.com/office/drawing/2016/5/10/chartex" xmlns:cx5="http://schemas.microsoft.com/office/drawing/2016/5/11/chartex" xmlns:cx6="http://schemas.microsoft.com/office/drawing/2016/5/12/chartex" xmlns:cx7="http://schemas.microsoft.com/office/drawing/2016/5/13/chartex" xmlns:cx8="http://schemas.microsoft.com/office/drawing/2016/5/14/chartex" xmlns:mc="http://schemas.openxmlformats.org/markup-compatibility/2006" xmlns:aink="http://schemas.microsoft.com/office/drawing/2016/ink" xmlns:am3d="http://schemas.microsoft.com/office/drawing/2017/model3d" xmlns:o="urn:schemas-microsoft-com:office:office" xmlns:oel="http://schemas.microsoft.com/office/2019/extlst" xmlns:r="http://schemas.openxmlformats.org/officeDocument/2006/relationships" xmlns:m="http://schemas.openxmlformats.org/officeDocument/2006/math" xmlns:v="urn:schemas-microsoft-com:vml" xmlns:wp14="http://schemas.microsoft.com/office/word/2010/wordprocessingDrawing" xmlns:wp="http://schemas.openxmlformats.org/drawingml/2006/wordprocessingDrawing" xmlns:w10="urn:schemas-microsoft-com:office:word" xmlns:w="http://schemas.openxmlformats.org/wordprocessingml/2006/main" xmlns:w14="http://schemas.microsoft.com/office/word/2010/wordml" xmlns:w15="http://schemas.microsoft.com/office/word/2012/wordml" xmlns:w16cex="http://schemas.microsoft.com/office/word/2018/wordml/cex" xmlns:w16cid="http://schemas.microsoft.com/office/word/2016/wordml/cid" xmlns:w16="http://schemas.microsoft.com/office/word/2018/wordml" xmlns:w16du="http://schemas.microsoft.com/office/word/2023/wordml/word16du" xmlns:w16sdtdh="http://schemas.microsoft.com/office/word/2020/wordml/sdtdatahash" xmlns:w16sdtfl="http://schemas.microsoft.com/office/word/2024/wordml/sdtformatlock" xmlns:w16se="http://schemas.microsoft.com/office/word/2015/wordml/symex" xmlns:wpg="http://schemas.microsoft.com/office/word/2010/wordprocessingGroup" xmlns:wpi="http://schemas.microsoft.com/office/word/2010/wordprocessingInk" xmlns:wne="http://schemas.microsoft.com/office/word/2006/wordml" xmlns:wps="http://schemas.microsoft.com/office/word/2010/wordprocessingShape" mc:Ignorable="w14 w15 w16se w16cid w16 w16cex w16sdtdh w16sdtfl w16du wp14">
+<w:footnotes xmlns:wpc="http://schemas.microsoft.com/office/word/2010/wordprocessingCanvas" xmlns:cx="http://schemas.microsoft.com/office/drawing/2014/chartex" xmlns:cx1="http://schemas.microsoft.com/office/drawing/2015/9/8/chartex" xmlns:cx2="http://schemas.microsoft.com/office/drawing/2015/10/21/chartex" xmlns:cx3="http://schemas.microsoft.com/office/drawing/2016/5/9/chartex" xmlns:cx4="http://schemas.microsoft.com/office/drawing/2016/5/10/chartex" xmlns:cx5="http://schemas.microsoft.com/office/drawing/2016/5/11/chartex" xmlns:cx6="http://schemas.microsoft.com/office/drawing/2016/5/12/chartex" xmlns:cx7="http://schemas.microsoft.com/office/drawing/2016/5/13/chartex" xmlns:cx8="http://schemas.microsoft.com/office/drawing/2016/5/14/chartex" xmlns:mc="http://schemas.openxmlformats.org/markup-compatibility/2006" xmlns:aink="http://schemas.microsoft.com/office/drawing/2016/ink" xmlns:am3d="http://schemas.microsoft.com/office/drawing/2017/model3d" xmlns:o="urn:schemas-microsoft-com:office:office" xmlns:oel="http://schemas.microsoft.com/office/2019/extlst" xmlns:r="http://schemas.openxmlformats.org/officeDocument/2006/relationships" xmlns:m="http://schemas.openxmlformats.org/officeDocument/2006/math" xmlns:v="urn:schemas-microsoft-com:vml" xmlns:wp14="http://schemas.microsoft.com/office/word/2010/wordprocessingDrawing" xmlns:wp="http://schemas.openxmlformats.org/drawingml/2006/wordprocessingDrawing" xmlns:w10="urn:schemas-microsoft-com:office:word" xmlns:w="http://schemas.openxmlformats.org/wordprocessingml/2006/main" xmlns:w14="http://schemas.microsoft.com/office/word/2010/wordml" xmlns:w15="http://schemas.microsoft.com/office/word/2012/wordml" xmlns:w16cex="http://schemas.microsoft.com/office/word/2018/wordml/cex" xmlns:w16cid="http://schemas.microsoft.com/office/word/2016/wordml/cid" xmlns:w16="http://schemas.microsoft.com/office/word/2018/wordml" xmlns:w16sdtdh="http://schemas.microsoft.com/office/word/2020/wordml/sdtdatahash" xmlns:w16se="http://schemas.microsoft.com/office/word/2015/wordml/symex" xmlns:wpg="http://schemas.microsoft.com/office/word/2010/wordprocessingGroup" xmlns:wpi="http://schemas.microsoft.com/office/word/2010/wordprocessingInk" xmlns:wne="http://schemas.microsoft.com/office/word/2006/wordml" xmlns:wps="http://schemas.microsoft.com/office/word/2010/wordprocessingShape" mc:Ignorable="w14 w15 w16se w16cid w16 w16cex w16sdtdh wp14">
   <w:footnote w:type="separator" w:id="-1">
     <w:p>
       <w:r>
@@ -3533,7 +4846,7 @@
 </file>
 
 <file path=word/header1.xml><?xml version="1.0" encoding="utf-8"?>
-<w:hdr xmlns:wpc="http://schemas.microsoft.com/office/word/2010/wordprocessingCanvas" xmlns:cx="http://schemas.microsoft.com/office/drawing/2014/chartex" xmlns:cx1="http://schemas.microsoft.com/office/drawing/2015/9/8/chartex" xmlns:cx2="http://schemas.microsoft.com/office/drawing/2015/10/21/chartex" xmlns:cx3="http://schemas.microsoft.com/office/drawing/2016/5/9/chartex" xmlns:cx4="http://schemas.microsoft.com/office/drawing/2016/5/10/chartex" xmlns:cx5="http://schemas.microsoft.com/office/drawing/2016/5/11/chartex" xmlns:cx6="http://schemas.microsoft.com/office/drawing/2016/5/12/chartex" xmlns:cx7="http://schemas.microsoft.com/office/drawing/2016/5/13/chartex" xmlns:cx8="http://schemas.microsoft.com/office/drawing/2016/5/14/chartex" xmlns:mc="http://schemas.openxmlformats.org/markup-compatibility/2006" xmlns:aink="http://schemas.microsoft.com/office/drawing/2016/ink" xmlns:am3d="http://schemas.microsoft.com/office/drawing/2017/model3d" xmlns:o="urn:schemas-microsoft-com:office:office" xmlns:oel="http://schemas.microsoft.com/office/2019/extlst" xmlns:r="http://schemas.openxmlformats.org/officeDocument/2006/relationships" xmlns:m="http://schemas.openxmlformats.org/officeDocument/2006/math" xmlns:v="urn:schemas-microsoft-com:vml" xmlns:wp14="http://schemas.microsoft.com/office/word/2010/wordprocessingDrawing" xmlns:wp="http://schemas.openxmlformats.org/drawingml/2006/wordprocessingDrawing" xmlns:w10="urn:schemas-microsoft-com:office:word" xmlns:w="http://schemas.openxmlformats.org/wordprocessingml/2006/main" xmlns:w14="http://schemas.microsoft.com/office/word/2010/wordml" xmlns:w15="http://schemas.microsoft.com/office/word/2012/wordml" xmlns:w16cex="http://schemas.microsoft.com/office/word/2018/wordml/cex" xmlns:w16cid="http://schemas.microsoft.com/office/word/2016/wordml/cid" xmlns:w16="http://schemas.microsoft.com/office/word/2018/wordml" xmlns:w16du="http://schemas.microsoft.com/office/word/2023/wordml/word16du" xmlns:w16sdtdh="http://schemas.microsoft.com/office/word/2020/wordml/sdtdatahash" xmlns:w16sdtfl="http://schemas.microsoft.com/office/word/2024/wordml/sdtformatlock" xmlns:w16se="http://schemas.microsoft.com/office/word/2015/wordml/symex" xmlns:wpg="http://schemas.microsoft.com/office/word/2010/wordprocessingGroup" xmlns:wpi="http://schemas.microsoft.com/office/word/2010/wordprocessingInk" xmlns:wne="http://schemas.microsoft.com/office/word/2006/wordml" xmlns:wps="http://schemas.microsoft.com/office/word/2010/wordprocessingShape" mc:Ignorable="w14 w15 w16se w16cid w16 w16cex w16sdtdh w16sdtfl w16du wp14">
+<w:hdr xmlns:wpc="http://schemas.microsoft.com/office/word/2010/wordprocessingCanvas" xmlns:cx="http://schemas.microsoft.com/office/drawing/2014/chartex" xmlns:cx1="http://schemas.microsoft.com/office/drawing/2015/9/8/chartex" xmlns:cx2="http://schemas.microsoft.com/office/drawing/2015/10/21/chartex" xmlns:cx3="http://schemas.microsoft.com/office/drawing/2016/5/9/chartex" xmlns:cx4="http://schemas.microsoft.com/office/drawing/2016/5/10/chartex" xmlns:cx5="http://schemas.microsoft.com/office/drawing/2016/5/11/chartex" xmlns:cx6="http://schemas.microsoft.com/office/drawing/2016/5/12/chartex" xmlns:cx7="http://schemas.microsoft.com/office/drawing/2016/5/13/chartex" xmlns:cx8="http://schemas.microsoft.com/office/drawing/2016/5/14/chartex" xmlns:mc="http://schemas.openxmlformats.org/markup-compatibility/2006" xmlns:aink="http://schemas.microsoft.com/office/drawing/2016/ink" xmlns:am3d="http://schemas.microsoft.com/office/drawing/2017/model3d" xmlns:o="urn:schemas-microsoft-com:office:office" xmlns:oel="http://schemas.microsoft.com/office/2019/extlst" xmlns:r="http://schemas.openxmlformats.org/officeDocument/2006/relationships" xmlns:m="http://schemas.openxmlformats.org/officeDocument/2006/math" xmlns:v="urn:schemas-microsoft-com:vml" xmlns:wp14="http://schemas.microsoft.com/office/word/2010/wordprocessingDrawing" xmlns:wp="http://schemas.openxmlformats.org/drawingml/2006/wordprocessingDrawing" xmlns:w10="urn:schemas-microsoft-com:office:word" xmlns:w="http://schemas.openxmlformats.org/wordprocessingml/2006/main" xmlns:w14="http://schemas.microsoft.com/office/word/2010/wordml" xmlns:w15="http://schemas.microsoft.com/office/word/2012/wordml" xmlns:w16cex="http://schemas.microsoft.com/office/word/2018/wordml/cex" xmlns:w16cid="http://schemas.microsoft.com/office/word/2016/wordml/cid" xmlns:w16="http://schemas.microsoft.com/office/word/2018/wordml" xmlns:w16sdtdh="http://schemas.microsoft.com/office/word/2020/wordml/sdtdatahash" xmlns:w16se="http://schemas.microsoft.com/office/word/2015/wordml/symex" xmlns:wpg="http://schemas.microsoft.com/office/word/2010/wordprocessingGroup" xmlns:wpi="http://schemas.microsoft.com/office/word/2010/wordprocessingInk" xmlns:wne="http://schemas.microsoft.com/office/word/2006/wordml" xmlns:wps="http://schemas.microsoft.com/office/word/2010/wordprocessingShape" mc:Ignorable="w14 w15 w16se w16cid w16 w16cex w16sdtdh wp14">
   <w:p>
     <w:pPr>
       <w:pStyle w:val="Header"/>
@@ -3543,18 +4856,18 @@
         <w:noProof/>
       </w:rPr>
       <w:drawing>
-        <wp:anchor distT="0" distB="0" distL="114300" distR="114300" simplePos="0" relativeHeight="251664384" behindDoc="0" locked="0" layoutInCell="1" allowOverlap="0" wp14:anchorId="187800BF" wp14:editId="45ABA4C6">
+        <wp:anchor distT="0" distB="0" distL="114300" distR="114300" simplePos="0" relativeHeight="251662336" behindDoc="0" locked="0" layoutInCell="1" allowOverlap="0" wp14:anchorId="7D842AD1" wp14:editId="213B24DA">
           <wp:simplePos x="0" y="0"/>
           <wp:positionH relativeFrom="page">
-            <wp:posOffset>8054</wp:posOffset>
+            <wp:posOffset>0</wp:posOffset>
           </wp:positionH>
           <wp:positionV relativeFrom="page">
-            <wp:posOffset>45253</wp:posOffset>
+            <wp:posOffset>0</wp:posOffset>
           </wp:positionV>
-          <wp:extent cx="7560000" cy="1270800"/>
+          <wp:extent cx="7560000" cy="406800"/>
           <wp:effectExtent l="0" t="0" r="0" b="0"/>
           <wp:wrapTopAndBottom/>
-          <wp:docPr id="1719258806" name="Picture 1719258806"/>
+          <wp:docPr id="6" name="Picture 6"/>
           <wp:cNvGraphicFramePr>
             <a:graphicFrameLocks xmlns:a="http://schemas.openxmlformats.org/drawingml/2006/main" noChangeAspect="1"/>
           </wp:cNvGraphicFramePr>
@@ -3562,7 +4875,7 @@
             <a:graphicData uri="http://schemas.openxmlformats.org/drawingml/2006/picture">
               <pic:pic xmlns:pic="http://schemas.openxmlformats.org/drawingml/2006/picture">
                 <pic:nvPicPr>
-                  <pic:cNvPr id="7" name="Picture 7"/>
+                  <pic:cNvPr id="6" name="Picture 6"/>
                   <pic:cNvPicPr/>
                 </pic:nvPicPr>
                 <pic:blipFill>
@@ -3580,7 +4893,7 @@
                 <pic:spPr>
                   <a:xfrm>
                     <a:off x="0" y="0"/>
-                    <a:ext cx="7560000" cy="1270800"/>
+                    <a:ext cx="7560000" cy="406800"/>
                   </a:xfrm>
                   <a:prstGeom prst="rect">
                     <a:avLst/>
@@ -3603,7 +4916,7 @@
 </file>
 
 <file path=word/header2.xml><?xml version="1.0" encoding="utf-8"?>
-<w:hdr xmlns:wpc="http://schemas.microsoft.com/office/word/2010/wordprocessingCanvas" xmlns:cx="http://schemas.microsoft.com/office/drawing/2014/chartex" xmlns:cx1="http://schemas.microsoft.com/office/drawing/2015/9/8/chartex" xmlns:cx2="http://schemas.microsoft.com/office/drawing/2015/10/21/chartex" xmlns:cx3="http://schemas.microsoft.com/office/drawing/2016/5/9/chartex" xmlns:cx4="http://schemas.microsoft.com/office/drawing/2016/5/10/chartex" xmlns:cx5="http://schemas.microsoft.com/office/drawing/2016/5/11/chartex" xmlns:cx6="http://schemas.microsoft.com/office/drawing/2016/5/12/chartex" xmlns:cx7="http://schemas.microsoft.com/office/drawing/2016/5/13/chartex" xmlns:cx8="http://schemas.microsoft.com/office/drawing/2016/5/14/chartex" xmlns:mc="http://schemas.openxmlformats.org/markup-compatibility/2006" xmlns:aink="http://schemas.microsoft.com/office/drawing/2016/ink" xmlns:am3d="http://schemas.microsoft.com/office/drawing/2017/model3d" xmlns:o="urn:schemas-microsoft-com:office:office" xmlns:oel="http://schemas.microsoft.com/office/2019/extlst" xmlns:r="http://schemas.openxmlformats.org/officeDocument/2006/relationships" xmlns:m="http://schemas.openxmlformats.org/officeDocument/2006/math" xmlns:v="urn:schemas-microsoft-com:vml" xmlns:wp14="http://schemas.microsoft.com/office/word/2010/wordprocessingDrawing" xmlns:wp="http://schemas.openxmlformats.org/drawingml/2006/wordprocessingDrawing" xmlns:w10="urn:schemas-microsoft-com:office:word" xmlns:w="http://schemas.openxmlformats.org/wordprocessingml/2006/main" xmlns:w14="http://schemas.microsoft.com/office/word/2010/wordml" xmlns:w15="http://schemas.microsoft.com/office/word/2012/wordml" xmlns:w16cex="http://schemas.microsoft.com/office/word/2018/wordml/cex" xmlns:w16cid="http://schemas.microsoft.com/office/word/2016/wordml/cid" xmlns:w16="http://schemas.microsoft.com/office/word/2018/wordml" xmlns:w16du="http://schemas.microsoft.com/office/word/2023/wordml/word16du" xmlns:w16sdtdh="http://schemas.microsoft.com/office/word/2020/wordml/sdtdatahash" xmlns:w16sdtfl="http://schemas.microsoft.com/office/word/2024/wordml/sdtformatlock" xmlns:w16se="http://schemas.microsoft.com/office/word/2015/wordml/symex" xmlns:wpg="http://schemas.microsoft.com/office/word/2010/wordprocessingGroup" xmlns:wpi="http://schemas.microsoft.com/office/word/2010/wordprocessingInk" xmlns:wne="http://schemas.microsoft.com/office/word/2006/wordml" xmlns:wps="http://schemas.microsoft.com/office/word/2010/wordprocessingShape" mc:Ignorable="w14 w15 w16se w16cid w16 w16cex w16sdtdh w16sdtfl w16du wp14">
+<w:hdr xmlns:wpc="http://schemas.microsoft.com/office/word/2010/wordprocessingCanvas" xmlns:cx="http://schemas.microsoft.com/office/drawing/2014/chartex" xmlns:cx1="http://schemas.microsoft.com/office/drawing/2015/9/8/chartex" xmlns:cx2="http://schemas.microsoft.com/office/drawing/2015/10/21/chartex" xmlns:cx3="http://schemas.microsoft.com/office/drawing/2016/5/9/chartex" xmlns:cx4="http://schemas.microsoft.com/office/drawing/2016/5/10/chartex" xmlns:cx5="http://schemas.microsoft.com/office/drawing/2016/5/11/chartex" xmlns:cx6="http://schemas.microsoft.com/office/drawing/2016/5/12/chartex" xmlns:cx7="http://schemas.microsoft.com/office/drawing/2016/5/13/chartex" xmlns:cx8="http://schemas.microsoft.com/office/drawing/2016/5/14/chartex" xmlns:mc="http://schemas.openxmlformats.org/markup-compatibility/2006" xmlns:aink="http://schemas.microsoft.com/office/drawing/2016/ink" xmlns:am3d="http://schemas.microsoft.com/office/drawing/2017/model3d" xmlns:o="urn:schemas-microsoft-com:office:office" xmlns:oel="http://schemas.microsoft.com/office/2019/extlst" xmlns:r="http://schemas.openxmlformats.org/officeDocument/2006/relationships" xmlns:m="http://schemas.openxmlformats.org/officeDocument/2006/math" xmlns:v="urn:schemas-microsoft-com:vml" xmlns:wp14="http://schemas.microsoft.com/office/word/2010/wordprocessingDrawing" xmlns:wp="http://schemas.openxmlformats.org/drawingml/2006/wordprocessingDrawing" xmlns:w10="urn:schemas-microsoft-com:office:word" xmlns:w="http://schemas.openxmlformats.org/wordprocessingml/2006/main" xmlns:w14="http://schemas.microsoft.com/office/word/2010/wordml" xmlns:w15="http://schemas.microsoft.com/office/word/2012/wordml" xmlns:w16cex="http://schemas.microsoft.com/office/word/2018/wordml/cex" xmlns:w16cid="http://schemas.microsoft.com/office/word/2016/wordml/cid" xmlns:w16="http://schemas.microsoft.com/office/word/2018/wordml" xmlns:w16sdtdh="http://schemas.microsoft.com/office/word/2020/wordml/sdtdatahash" xmlns:w16se="http://schemas.microsoft.com/office/word/2015/wordml/symex" xmlns:wpg="http://schemas.microsoft.com/office/word/2010/wordprocessingGroup" xmlns:wpi="http://schemas.microsoft.com/office/word/2010/wordprocessingInk" xmlns:wne="http://schemas.microsoft.com/office/word/2006/wordml" xmlns:wps="http://schemas.microsoft.com/office/word/2010/wordprocessingShape" mc:Ignorable="w14 w15 w16se w16cid w16 w16cex w16sdtdh wp14">
   <w:p>
     <w:pPr>
       <w:pStyle w:val="Header"/>
@@ -3624,7 +4937,7 @@
           <wp:extent cx="7560000" cy="1270800"/>
           <wp:effectExtent l="0" t="0" r="0" b="0"/>
           <wp:wrapTopAndBottom/>
-          <wp:docPr id="92322758" name="Picture 92322758"/>
+          <wp:docPr id="7" name="Picture 7"/>
           <wp:cNvGraphicFramePr>
             <a:graphicFrameLocks xmlns:a="http://schemas.openxmlformats.org/drawingml/2006/main" noChangeAspect="1"/>
           </wp:cNvGraphicFramePr>
@@ -3673,7 +4986,7 @@
 </file>
 
 <file path=word/styles.xml><?xml version="1.0" encoding="utf-8"?>
-<w:styles xmlns:mc="http://schemas.openxmlformats.org/markup-compatibility/2006" xmlns:r="http://schemas.openxmlformats.org/officeDocument/2006/relationships" xmlns:w="http://schemas.openxmlformats.org/wordprocessingml/2006/main" xmlns:w14="http://schemas.microsoft.com/office/word/2010/wordml" xmlns:w15="http://schemas.microsoft.com/office/word/2012/wordml" xmlns:w16cex="http://schemas.microsoft.com/office/word/2018/wordml/cex" xmlns:w16cid="http://schemas.microsoft.com/office/word/2016/wordml/cid" xmlns:w16="http://schemas.microsoft.com/office/word/2018/wordml" xmlns:w16du="http://schemas.microsoft.com/office/word/2023/wordml/word16du" xmlns:w16sdtdh="http://schemas.microsoft.com/office/word/2020/wordml/sdtdatahash" xmlns:w16sdtfl="http://schemas.microsoft.com/office/word/2024/wordml/sdtformatlock" xmlns:w16se="http://schemas.microsoft.com/office/word/2015/wordml/symex" mc:Ignorable="w14 w15 w16se w16cid w16 w16cex w16sdtdh w16sdtfl w16du">
+<w:styles xmlns:mc="http://schemas.openxmlformats.org/markup-compatibility/2006" xmlns:r="http://schemas.openxmlformats.org/officeDocument/2006/relationships" xmlns:w="http://schemas.openxmlformats.org/wordprocessingml/2006/main" xmlns:w14="http://schemas.microsoft.com/office/word/2010/wordml" xmlns:w15="http://schemas.microsoft.com/office/word/2012/wordml" xmlns:w16cex="http://schemas.microsoft.com/office/word/2018/wordml/cex" xmlns:w16cid="http://schemas.microsoft.com/office/word/2016/wordml/cid" xmlns:w16="http://schemas.microsoft.com/office/word/2018/wordml" xmlns:w16sdtdh="http://schemas.microsoft.com/office/word/2020/wordml/sdtdatahash" xmlns:w16se="http://schemas.microsoft.com/office/word/2015/wordml/symex" mc:Ignorable="w14 w15 w16se w16cid w16 w16cex w16sdtdh">
   <w:docDefaults>
     <w:rPrDefault>
       <w:rPr>

--- a/public/templates/photo-report.docx
+++ b/public/templates/photo-report.docx
@@ -2088,1016 +2088,6 @@
           <w:color w:val="130C0E"/>
         </w:rPr>
         <w:t xml:space="preserve">{comments}</w:t>
-      </w:r>
-    </w:p>
-    <w:p>
-      <w:pPr>
-        <w:pageBreakBefore/>
-        <w:pBdr>
-          <w:left w:val="single" w:sz="36" w:space="8" w:color="FFC20E"/>
-        </w:pBdr>
-        <w:spacing w:before="220" w:after="90"/>
-        <w:rPr>
-          <w:sz w:val="26"/>
-          <w:szCs w:val="26"/>
-          <w:b/>
-          <w:color w:val="130C0E"/>
-        </w:rPr>
-      </w:pPr>
-      <w:r>
-        <w:rPr>
-          <w:sz w:val="26"/>
-          <w:szCs w:val="26"/>
-          <w:b/>
-          <w:color w:val="130C0E"/>
-        </w:rPr>
-        <w:t xml:space="preserve">Utility legend — DIT specification</w:t>
-      </w:r>
-    </w:p>
-    <w:tbl>
-      <w:tblPr>
-        <w:tblW w:w="10086" w:type="dxa"/>
-        <w:jc w:val="left"/>
-        <w:tblInd w:w="0" w:type="dxa"/>
-        <w:tblBorders>
-          <w:top w:val="single" w:sz="4" w:space="0" w:color="E6E3DD"/>
-          <w:left w:val="single" w:sz="4" w:space="0" w:color="E6E3DD"/>
-          <w:bottom w:val="single" w:sz="4" w:space="0" w:color="E6E3DD"/>
-          <w:right w:val="single" w:sz="4" w:space="0" w:color="E6E3DD"/>
-          <w:insideH w:val="single" w:sz="4" w:space="0" w:color="E6E3DD"/>
-          <w:insideV w:val="single" w:sz="4" w:space="0" w:color="E6E3DD"/>
-        </w:tblBorders>
-      </w:tblPr>
-      <w:tblGrid>
-        <w:gridCol w:w="1900"/>
-        <w:gridCol w:w="8186"/>
-      </w:tblGrid>
-      <w:tr>
-        <w:tc>
-          <w:tcPr>
-            <w:tcW w:w="1900" w:type="dxa"/>
-            <w:shd w:val="clear" w:color="auto" w:fill="A6A6A6"/>
-            <w:tcMar>
-              <w:top w:w="40" w:type="dxa"/>
-              <w:left w:w="110" w:type="dxa"/>
-              <w:bottom w:w="40" w:type="dxa"/>
-              <w:right w:w="110" w:type="dxa"/>
-            </w:tcMar>
-            <w:vAlign w:val="center"/>
-          </w:tcPr>
-          <w:p>
-            <w:pPr>
-              <w:spacing w:after="0" w:line="252" w:lineRule="auto"/>
-              <w:jc w:val="center"/>
-              <w:rPr>
-                <w:sz w:val="22"/>
-                <w:szCs w:val="22"/>
-                <w:b/>
-                <w:color w:val="000000"/>
-              </w:rPr>
-            </w:pPr>
-            <w:r>
-              <w:rPr>
-                <w:sz w:val="22"/>
-                <w:szCs w:val="22"/>
-                <w:b/>
-                <w:color w:val="000000"/>
-              </w:rPr>
-              <w:t xml:space="preserve">CAD</w:t>
-            </w:r>
-          </w:p>
-        </w:tc>
-        <w:tc>
-          <w:tcPr>
-            <w:tcW w:w="8186" w:type="dxa"/>
-            <w:tcMar>
-              <w:top w:w="40" w:type="dxa"/>
-              <w:left w:w="110" w:type="dxa"/>
-              <w:bottom w:w="40" w:type="dxa"/>
-              <w:right w:w="110" w:type="dxa"/>
-            </w:tcMar>
-            <w:vAlign w:val="center"/>
-          </w:tcPr>
-          <w:p>
-            <w:pPr>
-              <w:spacing w:after="0" w:line="252" w:lineRule="auto"/>
-              <w:rPr>
-                <w:sz w:val="22"/>
-                <w:szCs w:val="22"/>
-                <w:color w:val="130C0E"/>
-              </w:rPr>
-            </w:pPr>
-            <w:r>
-              <w:rPr>
-                <w:sz w:val="22"/>
-                <w:szCs w:val="22"/>
-                <w:color w:val="130C0E"/>
-              </w:rPr>
-              <w:t xml:space="preserve">Cadastral Boundaries</w:t>
-            </w:r>
-          </w:p>
-        </w:tc>
-      </w:tr>
-      <w:tr>
-        <w:tc>
-          <w:tcPr>
-            <w:tcW w:w="1900" w:type="dxa"/>
-            <w:shd w:val="clear" w:color="auto" w:fill="2E75B6"/>
-            <w:tcMar>
-              <w:top w:w="40" w:type="dxa"/>
-              <w:left w:w="110" w:type="dxa"/>
-              <w:bottom w:w="40" w:type="dxa"/>
-              <w:right w:w="110" w:type="dxa"/>
-            </w:tcMar>
-            <w:vAlign w:val="center"/>
-          </w:tcPr>
-          <w:p>
-            <w:pPr>
-              <w:spacing w:after="0" w:line="252" w:lineRule="auto"/>
-              <w:jc w:val="center"/>
-              <w:rPr>
-                <w:sz w:val="22"/>
-                <w:szCs w:val="22"/>
-                <w:b/>
-                <w:color w:val="FFFFFF"/>
-              </w:rPr>
-            </w:pPr>
-            <w:r>
-              <w:rPr>
-                <w:sz w:val="22"/>
-                <w:szCs w:val="22"/>
-                <w:b/>
-                <w:color w:val="FFFFFF"/>
-              </w:rPr>
-              <w:t xml:space="preserve">WS, WM, W</w:t>
-            </w:r>
-          </w:p>
-        </w:tc>
-        <w:tc>
-          <w:tcPr>
-            <w:tcW w:w="8186" w:type="dxa"/>
-            <w:tcMar>
-              <w:top w:w="40" w:type="dxa"/>
-              <w:left w:w="110" w:type="dxa"/>
-              <w:bottom w:w="40" w:type="dxa"/>
-              <w:right w:w="110" w:type="dxa"/>
-            </w:tcMar>
-            <w:vAlign w:val="center"/>
-          </w:tcPr>
-          <w:p>
-            <w:pPr>
-              <w:spacing w:after="0" w:line="252" w:lineRule="auto"/>
-              <w:rPr>
-                <w:sz w:val="22"/>
-                <w:szCs w:val="22"/>
-                <w:color w:val="130C0E"/>
-              </w:rPr>
-            </w:pPr>
-            <w:r>
-              <w:rPr>
-                <w:sz w:val="22"/>
-                <w:szCs w:val="22"/>
-                <w:color w:val="130C0E"/>
-              </w:rPr>
-              <w:t xml:space="preserve">Potable Water Supply</w:t>
-            </w:r>
-          </w:p>
-        </w:tc>
-      </w:tr>
-      <w:tr>
-        <w:tc>
-          <w:tcPr>
-            <w:tcW w:w="1900" w:type="dxa"/>
-            <w:shd w:val="clear" w:color="auto" w:fill="00B050"/>
-            <w:tcMar>
-              <w:top w:w="40" w:type="dxa"/>
-              <w:left w:w="110" w:type="dxa"/>
-              <w:bottom w:w="40" w:type="dxa"/>
-              <w:right w:w="110" w:type="dxa"/>
-            </w:tcMar>
-            <w:vAlign w:val="center"/>
-          </w:tcPr>
-          <w:p>
-            <w:pPr>
-              <w:spacing w:after="0" w:line="252" w:lineRule="auto"/>
-              <w:jc w:val="center"/>
-              <w:rPr>
-                <w:sz w:val="22"/>
-                <w:szCs w:val="22"/>
-                <w:b/>
-                <w:color w:val="FFFFFF"/>
-              </w:rPr>
-            </w:pPr>
-            <w:r>
-              <w:rPr>
-                <w:sz w:val="22"/>
-                <w:szCs w:val="22"/>
-                <w:b/>
-                <w:color w:val="FFFFFF"/>
-              </w:rPr>
-              <w:t xml:space="preserve">STW</w:t>
-            </w:r>
-          </w:p>
-        </w:tc>
-        <w:tc>
-          <w:tcPr>
-            <w:tcW w:w="8186" w:type="dxa"/>
-            <w:tcMar>
-              <w:top w:w="40" w:type="dxa"/>
-              <w:left w:w="110" w:type="dxa"/>
-              <w:bottom w:w="40" w:type="dxa"/>
-              <w:right w:w="110" w:type="dxa"/>
-            </w:tcMar>
-            <w:vAlign w:val="center"/>
-          </w:tcPr>
-          <w:p>
-            <w:pPr>
-              <w:spacing w:after="0" w:line="252" w:lineRule="auto"/>
-              <w:rPr>
-                <w:sz w:val="22"/>
-                <w:szCs w:val="22"/>
-                <w:color w:val="130C0E"/>
-              </w:rPr>
-            </w:pPr>
-            <w:r>
-              <w:rPr>
-                <w:sz w:val="22"/>
-                <w:szCs w:val="22"/>
-                <w:color w:val="130C0E"/>
-              </w:rPr>
-              <w:t xml:space="preserve">Storm Water</w:t>
-            </w:r>
-          </w:p>
-        </w:tc>
-      </w:tr>
-      <w:tr>
-        <w:tc>
-          <w:tcPr>
-            <w:tcW w:w="1900" w:type="dxa"/>
-            <w:shd w:val="clear" w:color="auto" w:fill="F2E2C4"/>
-            <w:tcMar>
-              <w:top w:w="40" w:type="dxa"/>
-              <w:left w:w="110" w:type="dxa"/>
-              <w:bottom w:w="40" w:type="dxa"/>
-              <w:right w:w="110" w:type="dxa"/>
-            </w:tcMar>
-            <w:vAlign w:val="center"/>
-          </w:tcPr>
-          <w:p>
-            <w:pPr>
-              <w:spacing w:after="0" w:line="252" w:lineRule="auto"/>
-              <w:jc w:val="center"/>
-              <w:rPr>
-                <w:sz w:val="22"/>
-                <w:szCs w:val="22"/>
-                <w:b/>
-                <w:color w:val="000000"/>
-              </w:rPr>
-            </w:pPr>
-            <w:r>
-              <w:rPr>
-                <w:sz w:val="22"/>
-                <w:szCs w:val="22"/>
-                <w:b/>
-                <w:color w:val="000000"/>
-              </w:rPr>
-              <w:t xml:space="preserve">SWR</w:t>
-            </w:r>
-          </w:p>
-        </w:tc>
-        <w:tc>
-          <w:tcPr>
-            <w:tcW w:w="8186" w:type="dxa"/>
-            <w:tcMar>
-              <w:top w:w="40" w:type="dxa"/>
-              <w:left w:w="110" w:type="dxa"/>
-              <w:bottom w:w="40" w:type="dxa"/>
-              <w:right w:w="110" w:type="dxa"/>
-            </w:tcMar>
-            <w:vAlign w:val="center"/>
-          </w:tcPr>
-          <w:p>
-            <w:pPr>
-              <w:spacing w:after="0" w:line="252" w:lineRule="auto"/>
-              <w:rPr>
-                <w:sz w:val="22"/>
-                <w:szCs w:val="22"/>
-                <w:color w:val="130C0E"/>
-              </w:rPr>
-            </w:pPr>
-            <w:r>
-              <w:rPr>
-                <w:sz w:val="22"/>
-                <w:szCs w:val="22"/>
-                <w:color w:val="130C0E"/>
-              </w:rPr>
-              <w:t xml:space="preserve">Sewerage</w:t>
-            </w:r>
-          </w:p>
-        </w:tc>
-      </w:tr>
-      <w:tr>
-        <w:tc>
-          <w:tcPr>
-            <w:tcW w:w="1900" w:type="dxa"/>
-            <w:shd w:val="clear" w:color="auto" w:fill="7030A0"/>
-            <w:tcMar>
-              <w:top w:w="40" w:type="dxa"/>
-              <w:left w:w="110" w:type="dxa"/>
-              <w:bottom w:w="40" w:type="dxa"/>
-              <w:right w:w="110" w:type="dxa"/>
-            </w:tcMar>
-            <w:vAlign w:val="center"/>
-          </w:tcPr>
-          <w:p>
-            <w:pPr>
-              <w:spacing w:after="0" w:line="252" w:lineRule="auto"/>
-              <w:jc w:val="center"/>
-              <w:rPr>
-                <w:sz w:val="22"/>
-                <w:szCs w:val="22"/>
-                <w:b/>
-                <w:color w:val="FFFFFF"/>
-              </w:rPr>
-            </w:pPr>
-            <w:r>
-              <w:rPr>
-                <w:sz w:val="22"/>
-                <w:szCs w:val="22"/>
-                <w:b/>
-                <w:color w:val="FFFFFF"/>
-              </w:rPr>
-              <w:t xml:space="preserve">RW</w:t>
-            </w:r>
-          </w:p>
-        </w:tc>
-        <w:tc>
-          <w:tcPr>
-            <w:tcW w:w="8186" w:type="dxa"/>
-            <w:tcMar>
-              <w:top w:w="40" w:type="dxa"/>
-              <w:left w:w="110" w:type="dxa"/>
-              <w:bottom w:w="40" w:type="dxa"/>
-              <w:right w:w="110" w:type="dxa"/>
-            </w:tcMar>
-            <w:vAlign w:val="center"/>
-          </w:tcPr>
-          <w:p>
-            <w:pPr>
-              <w:spacing w:after="0" w:line="252" w:lineRule="auto"/>
-              <w:rPr>
-                <w:sz w:val="22"/>
-                <w:szCs w:val="22"/>
-                <w:color w:val="130C0E"/>
-              </w:rPr>
-            </w:pPr>
-            <w:r>
-              <w:rPr>
-                <w:sz w:val="22"/>
-                <w:szCs w:val="22"/>
-                <w:color w:val="130C0E"/>
-              </w:rPr>
-              <w:t xml:space="preserve">Reclaimed Water</w:t>
-            </w:r>
-          </w:p>
-        </w:tc>
-      </w:tr>
-      <w:tr>
-        <w:tc>
-          <w:tcPr>
-            <w:tcW w:w="1900" w:type="dxa"/>
-            <w:shd w:val="clear" w:color="auto" w:fill="FFFFFF"/>
-            <w:tcMar>
-              <w:top w:w="40" w:type="dxa"/>
-              <w:left w:w="110" w:type="dxa"/>
-              <w:bottom w:w="40" w:type="dxa"/>
-              <w:right w:w="110" w:type="dxa"/>
-            </w:tcMar>
-            <w:vAlign w:val="center"/>
-          </w:tcPr>
-          <w:p>
-            <w:pPr>
-              <w:spacing w:after="0" w:line="252" w:lineRule="auto"/>
-              <w:jc w:val="center"/>
-              <w:rPr>
-                <w:sz w:val="22"/>
-                <w:szCs w:val="22"/>
-                <w:b/>
-                <w:color w:val="000000"/>
-              </w:rPr>
-            </w:pPr>
-            <w:r>
-              <w:rPr>
-                <w:sz w:val="22"/>
-                <w:szCs w:val="22"/>
-                <w:b/>
-                <w:color w:val="000000"/>
-              </w:rPr>
-              <w:t xml:space="preserve">COMMS</w:t>
-            </w:r>
-          </w:p>
-        </w:tc>
-        <w:tc>
-          <w:tcPr>
-            <w:tcW w:w="8186" w:type="dxa"/>
-            <w:tcMar>
-              <w:top w:w="40" w:type="dxa"/>
-              <w:left w:w="110" w:type="dxa"/>
-              <w:bottom w:w="40" w:type="dxa"/>
-              <w:right w:w="110" w:type="dxa"/>
-            </w:tcMar>
-            <w:vAlign w:val="center"/>
-          </w:tcPr>
-          <w:p>
-            <w:pPr>
-              <w:spacing w:after="0" w:line="252" w:lineRule="auto"/>
-              <w:rPr>
-                <w:sz w:val="22"/>
-                <w:szCs w:val="22"/>
-                <w:color w:val="130C0E"/>
-              </w:rPr>
-            </w:pPr>
-            <w:r>
-              <w:rPr>
-                <w:sz w:val="22"/>
-                <w:szCs w:val="22"/>
-                <w:color w:val="130C0E"/>
-              </w:rPr>
-              <w:t xml:space="preserve">Communications</w:t>
-            </w:r>
-          </w:p>
-        </w:tc>
-      </w:tr>
-      <w:tr>
-        <w:tc>
-          <w:tcPr>
-            <w:tcW w:w="1900" w:type="dxa"/>
-            <w:shd w:val="clear" w:color="auto" w:fill="FF0000"/>
-            <w:tcMar>
-              <w:top w:w="40" w:type="dxa"/>
-              <w:left w:w="110" w:type="dxa"/>
-              <w:bottom w:w="40" w:type="dxa"/>
-              <w:right w:w="110" w:type="dxa"/>
-            </w:tcMar>
-            <w:vAlign w:val="center"/>
-          </w:tcPr>
-          <w:p>
-            <w:pPr>
-              <w:spacing w:after="0" w:line="252" w:lineRule="auto"/>
-              <w:jc w:val="center"/>
-              <w:rPr>
-                <w:sz w:val="22"/>
-                <w:szCs w:val="22"/>
-                <w:b/>
-                <w:color w:val="FFFFFF"/>
-              </w:rPr>
-            </w:pPr>
-            <w:r>
-              <w:rPr>
-                <w:sz w:val="22"/>
-                <w:szCs w:val="22"/>
-                <w:b/>
-                <w:color w:val="FFFFFF"/>
-              </w:rPr>
-              <w:t xml:space="preserve">FS</w:t>
-            </w:r>
-          </w:p>
-        </w:tc>
-        <w:tc>
-          <w:tcPr>
-            <w:tcW w:w="8186" w:type="dxa"/>
-            <w:tcMar>
-              <w:top w:w="40" w:type="dxa"/>
-              <w:left w:w="110" w:type="dxa"/>
-              <w:bottom w:w="40" w:type="dxa"/>
-              <w:right w:w="110" w:type="dxa"/>
-            </w:tcMar>
-            <w:vAlign w:val="center"/>
-          </w:tcPr>
-          <w:p>
-            <w:pPr>
-              <w:spacing w:after="0" w:line="252" w:lineRule="auto"/>
-              <w:rPr>
-                <w:sz w:val="22"/>
-                <w:szCs w:val="22"/>
-                <w:color w:val="130C0E"/>
-              </w:rPr>
-            </w:pPr>
-            <w:r>
-              <w:rPr>
-                <w:sz w:val="22"/>
-                <w:szCs w:val="22"/>
-                <w:color w:val="130C0E"/>
-              </w:rPr>
-              <w:t xml:space="preserve">Fire Service</w:t>
-            </w:r>
-          </w:p>
-        </w:tc>
-      </w:tr>
-      <w:tr>
-        <w:tc>
-          <w:tcPr>
-            <w:tcW w:w="1900" w:type="dxa"/>
-            <w:shd w:val="clear" w:color="auto" w:fill="ED7D31"/>
-            <w:tcMar>
-              <w:top w:w="40" w:type="dxa"/>
-              <w:left w:w="110" w:type="dxa"/>
-              <w:bottom w:w="40" w:type="dxa"/>
-              <w:right w:w="110" w:type="dxa"/>
-            </w:tcMar>
-            <w:vAlign w:val="center"/>
-          </w:tcPr>
-          <w:p>
-            <w:pPr>
-              <w:spacing w:after="0" w:line="252" w:lineRule="auto"/>
-              <w:jc w:val="center"/>
-              <w:rPr>
-                <w:sz w:val="22"/>
-                <w:szCs w:val="22"/>
-                <w:b/>
-                <w:color w:val="000000"/>
-              </w:rPr>
-            </w:pPr>
-            <w:r>
-              <w:rPr>
-                <w:sz w:val="22"/>
-                <w:szCs w:val="22"/>
-                <w:b/>
-                <w:color w:val="000000"/>
-              </w:rPr>
-              <w:t xml:space="preserve">HV, LV, E</w:t>
-            </w:r>
-          </w:p>
-        </w:tc>
-        <w:tc>
-          <w:tcPr>
-            <w:tcW w:w="8186" w:type="dxa"/>
-            <w:tcMar>
-              <w:top w:w="40" w:type="dxa"/>
-              <w:left w:w="110" w:type="dxa"/>
-              <w:bottom w:w="40" w:type="dxa"/>
-              <w:right w:w="110" w:type="dxa"/>
-            </w:tcMar>
-            <w:vAlign w:val="center"/>
-          </w:tcPr>
-          <w:p>
-            <w:pPr>
-              <w:spacing w:after="0" w:line="252" w:lineRule="auto"/>
-              <w:rPr>
-                <w:sz w:val="22"/>
-                <w:szCs w:val="22"/>
-                <w:color w:val="130C0E"/>
-              </w:rPr>
-            </w:pPr>
-            <w:r>
-              <w:rPr>
-                <w:sz w:val="22"/>
-                <w:szCs w:val="22"/>
-                <w:color w:val="130C0E"/>
-              </w:rPr>
-              <w:t xml:space="preserve">Electrical</w:t>
-            </w:r>
-          </w:p>
-        </w:tc>
-      </w:tr>
-      <w:tr>
-        <w:tc>
-          <w:tcPr>
-            <w:tcW w:w="1900" w:type="dxa"/>
-            <w:shd w:val="clear" w:color="auto" w:fill="FFD500"/>
-            <w:tcMar>
-              <w:top w:w="40" w:type="dxa"/>
-              <w:left w:w="110" w:type="dxa"/>
-              <w:bottom w:w="40" w:type="dxa"/>
-              <w:right w:w="110" w:type="dxa"/>
-            </w:tcMar>
-            <w:vAlign w:val="center"/>
-          </w:tcPr>
-          <w:p>
-            <w:pPr>
-              <w:spacing w:after="0" w:line="252" w:lineRule="auto"/>
-              <w:jc w:val="center"/>
-              <w:rPr>
-                <w:sz w:val="22"/>
-                <w:szCs w:val="22"/>
-                <w:b/>
-                <w:color w:val="000000"/>
-              </w:rPr>
-            </w:pPr>
-            <w:r>
-              <w:rPr>
-                <w:sz w:val="22"/>
-                <w:szCs w:val="22"/>
-                <w:b/>
-                <w:color w:val="000000"/>
-              </w:rPr>
-              <w:t xml:space="preserve">G, GM, GS</w:t>
-            </w:r>
-          </w:p>
-        </w:tc>
-        <w:tc>
-          <w:tcPr>
-            <w:tcW w:w="8186" w:type="dxa"/>
-            <w:tcMar>
-              <w:top w:w="40" w:type="dxa"/>
-              <w:left w:w="110" w:type="dxa"/>
-              <w:bottom w:w="40" w:type="dxa"/>
-              <w:right w:w="110" w:type="dxa"/>
-            </w:tcMar>
-            <w:vAlign w:val="center"/>
-          </w:tcPr>
-          <w:p>
-            <w:pPr>
-              <w:spacing w:after="0" w:line="252" w:lineRule="auto"/>
-              <w:rPr>
-                <w:sz w:val="22"/>
-                <w:szCs w:val="22"/>
-                <w:color w:val="130C0E"/>
-              </w:rPr>
-            </w:pPr>
-            <w:r>
-              <w:rPr>
-                <w:sz w:val="22"/>
-                <w:szCs w:val="22"/>
-                <w:color w:val="130C0E"/>
-              </w:rPr>
-              <w:t xml:space="preserve">Gas</w:t>
-            </w:r>
-          </w:p>
-        </w:tc>
-      </w:tr>
-      <w:tr>
-        <w:tc>
-          <w:tcPr>
-            <w:tcW w:w="1900" w:type="dxa"/>
-            <w:shd w:val="clear" w:color="auto" w:fill="974706"/>
-            <w:tcMar>
-              <w:top w:w="40" w:type="dxa"/>
-              <w:left w:w="110" w:type="dxa"/>
-              <w:bottom w:w="40" w:type="dxa"/>
-              <w:right w:w="110" w:type="dxa"/>
-            </w:tcMar>
-            <w:vAlign w:val="center"/>
-          </w:tcPr>
-          <w:p>
-            <w:pPr>
-              <w:spacing w:after="0" w:line="252" w:lineRule="auto"/>
-              <w:jc w:val="center"/>
-              <w:rPr>
-                <w:sz w:val="22"/>
-                <w:szCs w:val="22"/>
-                <w:b/>
-                <w:color w:val="FFFFFF"/>
-              </w:rPr>
-            </w:pPr>
-            <w:r>
-              <w:rPr>
-                <w:sz w:val="22"/>
-                <w:szCs w:val="22"/>
-                <w:b/>
-                <w:color w:val="FFFFFF"/>
-              </w:rPr>
-              <w:t xml:space="preserve">P</w:t>
-            </w:r>
-          </w:p>
-        </w:tc>
-        <w:tc>
-          <w:tcPr>
-            <w:tcW w:w="8186" w:type="dxa"/>
-            <w:tcMar>
-              <w:top w:w="40" w:type="dxa"/>
-              <w:left w:w="110" w:type="dxa"/>
-              <w:bottom w:w="40" w:type="dxa"/>
-              <w:right w:w="110" w:type="dxa"/>
-            </w:tcMar>
-            <w:vAlign w:val="center"/>
-          </w:tcPr>
-          <w:p>
-            <w:pPr>
-              <w:spacing w:after="0" w:line="252" w:lineRule="auto"/>
-              <w:rPr>
-                <w:sz w:val="22"/>
-                <w:szCs w:val="22"/>
-                <w:color w:val="130C0E"/>
-              </w:rPr>
-            </w:pPr>
-            <w:r>
-              <w:rPr>
-                <w:sz w:val="22"/>
-                <w:szCs w:val="22"/>
-                <w:color w:val="130C0E"/>
-              </w:rPr>
-              <w:t xml:space="preserve">Petroleum</w:t>
-            </w:r>
-          </w:p>
-        </w:tc>
-      </w:tr>
-      <w:tr>
-        <w:tc>
-          <w:tcPr>
-            <w:tcW w:w="1900" w:type="dxa"/>
-            <w:shd w:val="clear" w:color="auto" w:fill="375623"/>
-            <w:tcMar>
-              <w:top w:w="40" w:type="dxa"/>
-              <w:left w:w="110" w:type="dxa"/>
-              <w:bottom w:w="40" w:type="dxa"/>
-              <w:right w:w="110" w:type="dxa"/>
-            </w:tcMar>
-            <w:vAlign w:val="center"/>
-          </w:tcPr>
-          <w:p>
-            <w:pPr>
-              <w:spacing w:after="0" w:line="252" w:lineRule="auto"/>
-              <w:jc w:val="center"/>
-              <w:rPr>
-                <w:sz w:val="22"/>
-                <w:szCs w:val="22"/>
-                <w:b/>
-                <w:color w:val="FFFFFF"/>
-              </w:rPr>
-            </w:pPr>
-            <w:r>
-              <w:rPr>
-                <w:sz w:val="22"/>
-                <w:szCs w:val="22"/>
-                <w:b/>
-                <w:color w:val="FFFFFF"/>
-              </w:rPr>
-              <w:t xml:space="preserve">RET</w:t>
-            </w:r>
-          </w:p>
-        </w:tc>
-        <w:tc>
-          <w:tcPr>
-            <w:tcW w:w="8186" w:type="dxa"/>
-            <w:tcMar>
-              <w:top w:w="40" w:type="dxa"/>
-              <w:left w:w="110" w:type="dxa"/>
-              <w:bottom w:w="40" w:type="dxa"/>
-              <w:right w:w="110" w:type="dxa"/>
-            </w:tcMar>
-            <w:vAlign w:val="center"/>
-          </w:tcPr>
-          <w:p>
-            <w:pPr>
-              <w:spacing w:after="0" w:line="252" w:lineRule="auto"/>
-              <w:rPr>
-                <w:sz w:val="22"/>
-                <w:szCs w:val="22"/>
-                <w:color w:val="130C0E"/>
-              </w:rPr>
-            </w:pPr>
-            <w:r>
-              <w:rPr>
-                <w:sz w:val="22"/>
-                <w:szCs w:val="22"/>
-                <w:color w:val="130C0E"/>
-              </w:rPr>
-              <w:t xml:space="preserve">Reticulation</w:t>
-            </w:r>
-          </w:p>
-        </w:tc>
-      </w:tr>
-      <w:tr>
-        <w:tc>
-          <w:tcPr>
-            <w:tcW w:w="1900" w:type="dxa"/>
-            <w:shd w:val="clear" w:color="auto" w:fill="FF66CC"/>
-            <w:tcMar>
-              <w:top w:w="40" w:type="dxa"/>
-              <w:left w:w="110" w:type="dxa"/>
-              <w:bottom w:w="40" w:type="dxa"/>
-              <w:right w:w="110" w:type="dxa"/>
-            </w:tcMar>
-            <w:vAlign w:val="center"/>
-          </w:tcPr>
-          <w:p>
-            <w:pPr>
-              <w:spacing w:after="0" w:line="252" w:lineRule="auto"/>
-              <w:jc w:val="center"/>
-              <w:rPr>
-                <w:sz w:val="22"/>
-                <w:szCs w:val="22"/>
-                <w:b/>
-                <w:color w:val="000000"/>
-              </w:rPr>
-            </w:pPr>
-            <w:r>
-              <w:rPr>
-                <w:sz w:val="22"/>
-                <w:szCs w:val="22"/>
-                <w:b/>
-                <w:color w:val="000000"/>
-              </w:rPr>
-              <w:t xml:space="preserve">UK</w:t>
-            </w:r>
-          </w:p>
-        </w:tc>
-        <w:tc>
-          <w:tcPr>
-            <w:tcW w:w="8186" w:type="dxa"/>
-            <w:tcMar>
-              <w:top w:w="40" w:type="dxa"/>
-              <w:left w:w="110" w:type="dxa"/>
-              <w:bottom w:w="40" w:type="dxa"/>
-              <w:right w:w="110" w:type="dxa"/>
-            </w:tcMar>
-            <w:vAlign w:val="center"/>
-          </w:tcPr>
-          <w:p>
-            <w:pPr>
-              <w:spacing w:after="0" w:line="252" w:lineRule="auto"/>
-              <w:rPr>
-                <w:sz w:val="22"/>
-                <w:szCs w:val="22"/>
-                <w:color w:val="130C0E"/>
-              </w:rPr>
-            </w:pPr>
-            <w:r>
-              <w:rPr>
-                <w:sz w:val="22"/>
-                <w:szCs w:val="22"/>
-                <w:color w:val="130C0E"/>
-              </w:rPr>
-              <w:t xml:space="preserve">Unknown Services</w:t>
-            </w:r>
-          </w:p>
-        </w:tc>
-      </w:tr>
-    </w:tbl>
-    <w:p>
-      <w:pPr>
-        <w:pBdr>
-          <w:left w:val="single" w:sz="36" w:space="8" w:color="FFC20E"/>
-        </w:pBdr>
-        <w:spacing w:before="220" w:after="90"/>
-        <w:rPr>
-          <w:sz w:val="26"/>
-          <w:szCs w:val="26"/>
-          <w:b/>
-          <w:color w:val="130C0E"/>
-        </w:rPr>
-      </w:pPr>
-      <w:r>
-        <w:rPr>
-          <w:sz w:val="26"/>
-          <w:szCs w:val="26"/>
-          <w:b/>
-          <w:color w:val="130C0E"/>
-        </w:rPr>
-        <w:t xml:space="preserve">Quality levels explained (AS 5488.1:2022)</w:t>
-      </w:r>
-    </w:p>
-    <w:p>
-      <w:pPr>
-        <w:spacing w:after="0" w:line="252" w:lineRule="auto"/>
-        <w:rPr>
-          <w:sz w:val="23"/>
-          <w:szCs w:val="23"/>
-          <w:b/>
-          <w:color w:val="130C0E"/>
-        </w:rPr>
-      </w:pPr>
-      <w:r>
-        <w:rPr>
-          <w:sz w:val="23"/>
-          <w:szCs w:val="23"/>
-          <w:b/>
-          <w:color w:val="130C0E"/>
-        </w:rPr>
-        <w:t xml:space="preserve">Quality Level A (QL-A)</w:t>
-      </w:r>
-    </w:p>
-    <w:p>
-      <w:pPr>
-        <w:spacing w:after="0" w:line="252" w:lineRule="auto"/>
-        <w:rPr>
-          <w:sz w:val="21"/>
-          <w:szCs w:val="21"/>
-          <w:color w:val="333333"/>
-        </w:rPr>
-      </w:pPr>
-      <w:r>
-        <w:rPr>
-          <w:sz w:val="21"/>
-          <w:szCs w:val="21"/>
-          <w:color w:val="333333"/>
-        </w:rPr>
-        <w:t xml:space="preserve">Is the highest Quality level accuracy and consists of positive identification of the attribute and location of a subsurface position in three dimensions. It is the only Quality level that defines a subsurface utility has been validated with additional attribute information (e.g. size, material, depth).</w:t>
-      </w:r>
-    </w:p>
-    <w:p>
-      <w:pPr>
-        <w:spacing w:after="0" w:line="252" w:lineRule="auto"/>
-        <w:rPr>
-          <w:sz w:val="23"/>
-          <w:szCs w:val="23"/>
-          <w:b/>
-          <w:color w:val="130C0E"/>
-        </w:rPr>
-      </w:pPr>
-      <w:r>
-        <w:rPr>
-          <w:sz w:val="23"/>
-          <w:szCs w:val="23"/>
-          <w:b/>
-          <w:color w:val="130C0E"/>
-        </w:rPr>
-        <w:t xml:space="preserve">Quality Level B (QL-B)</w:t>
-      </w:r>
-    </w:p>
-    <w:p>
-      <w:pPr>
-        <w:spacing w:after="0" w:line="252" w:lineRule="auto"/>
-        <w:rPr>
-          <w:sz w:val="21"/>
-          <w:szCs w:val="21"/>
-          <w:color w:val="333333"/>
-        </w:rPr>
-      </w:pPr>
-      <w:r>
-        <w:rPr>
-          <w:sz w:val="21"/>
-          <w:szCs w:val="21"/>
-          <w:color w:val="333333"/>
-        </w:rPr>
-        <w:t xml:space="preserve">A Quality level that provides relative spatial position of the subsurface utility that has been located in three dimensions (horizontal +/- 300mm and vertical +/- 500mm) by tracing with EMI. Tracing has been achieved by applying an electromagnetic signal along or within the utility and traced to a known or visible end point.</w:t>
-      </w:r>
-    </w:p>
-    <w:p>
-      <w:pPr>
-        <w:spacing w:after="0" w:line="252" w:lineRule="auto"/>
-        <w:rPr>
-          <w:sz w:val="23"/>
-          <w:szCs w:val="23"/>
-          <w:b/>
-          <w:color w:val="130C0E"/>
-        </w:rPr>
-      </w:pPr>
-      <w:r>
-        <w:rPr>
-          <w:sz w:val="23"/>
-          <w:szCs w:val="23"/>
-          <w:b/>
-          <w:color w:val="130C0E"/>
-        </w:rPr>
-        <w:t xml:space="preserve">Quality Level C (QL-C)</w:t>
-      </w:r>
-    </w:p>
-    <w:p>
-      <w:pPr>
-        <w:spacing w:after="0" w:line="252" w:lineRule="auto"/>
-        <w:rPr>
-          <w:sz w:val="21"/>
-          <w:szCs w:val="21"/>
-          <w:color w:val="333333"/>
-        </w:rPr>
-      </w:pPr>
-      <w:r>
-        <w:rPr>
-          <w:sz w:val="21"/>
-          <w:szCs w:val="21"/>
-          <w:color w:val="333333"/>
-        </w:rPr>
-        <w:t xml:space="preserve">Surface feature correlation or an interpretation of the approximate location and attributes of a subsurface utility asset using a combination of existing records and a site survey of visible surface features such as marker plates or utility lids. GPR can be used to improve and refine the relative spatial position of a QL-C alignment.</w:t>
-      </w:r>
-    </w:p>
-    <w:p>
-      <w:pPr>
-        <w:spacing w:after="0" w:line="252" w:lineRule="auto"/>
-        <w:rPr>
-          <w:sz w:val="23"/>
-          <w:szCs w:val="23"/>
-          <w:b/>
-          <w:color w:val="130C0E"/>
-        </w:rPr>
-      </w:pPr>
-      <w:r>
-        <w:rPr>
-          <w:sz w:val="23"/>
-          <w:szCs w:val="23"/>
-          <w:b/>
-          <w:color w:val="130C0E"/>
-        </w:rPr>
-        <w:t xml:space="preserve">Quality Level D (QL-D)</w:t>
-      </w:r>
-    </w:p>
-    <w:p>
-      <w:pPr>
-        <w:spacing w:after="0" w:line="252" w:lineRule="auto"/>
-        <w:rPr>
-          <w:sz w:val="21"/>
-          <w:szCs w:val="21"/>
-          <w:color w:val="333333"/>
-        </w:rPr>
-      </w:pPr>
-      <w:r>
-        <w:rPr>
-          <w:sz w:val="21"/>
-          <w:szCs w:val="21"/>
-          <w:color w:val="333333"/>
-        </w:rPr>
-        <w:t xml:space="preserve">Lowest of the four levels. This information can be gathered from existing Before-You-Dig plans, other available existing records and site plans, however it has not been possible to accurately locate these subsurface utilities using electromagnetic or GPR techniques within the tolerances set out in AS 5488.1:2022.</w:t>
       </w:r>
     </w:p>
     <w:p>
